--- a/Zaheer FYP - Final.docx
+++ b/Zaheer FYP - Final.docx
@@ -406,7 +406,7 @@
           <w:sz w:val="20"/>
         </w:rPr>
         <w:drawing>
-          <wp:anchor distT="0" distB="0" distL="0" distR="0" simplePos="0" relativeHeight="487587840" behindDoc="1" locked="0" layoutInCell="1" allowOverlap="1" wp14:anchorId="5A38A78D" wp14:editId="4A80B858">
+          <wp:anchor distT="0" distB="0" distL="0" distR="0" simplePos="0" relativeHeight="251660288" behindDoc="1" locked="0" layoutInCell="1" allowOverlap="1" wp14:anchorId="5A38A78D" wp14:editId="007DB5B1">
             <wp:simplePos x="0" y="0"/>
             <wp:positionH relativeFrom="page">
               <wp:posOffset>1703704</wp:posOffset>
@@ -2085,7 +2085,7 @@
           </mc:Choice>
           <mc:Fallback>
             <w:pict>
-              <v:group w14:anchorId="60B0C283" id="Group 3" o:spid="_x0000_s1026" style="width:198pt;height:.5pt;mso-position-horizontal-relative:char;mso-position-vertical-relative:line" coordsize="25146,63" o:gfxdata="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">
+              <v:group w14:anchorId="39D8F21D" id="Group 3" o:spid="_x0000_s1026" style="width:198pt;height:.5pt;mso-position-horizontal-relative:char;mso-position-vertical-relative:line" coordsize="25146,63" o:gfxdata="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">
                 <v:shape id="Graphic 4" o:spid="_x0000_s1027" style="position:absolute;top:30;width:25146;height:13;visibility:visible;mso-wrap-style:square;v-text-anchor:top" coordsize="2514600,1270" o:gfxdata="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" path="m,l2514600,e" filled="f" strokeweight=".17183mm">
                   <v:path arrowok="t"/>
                 </v:shape>
@@ -2301,7 +2301,7 @@
           </mc:Choice>
           <mc:Fallback>
             <w:pict>
-              <v:group w14:anchorId="1B06D594" id="Group 5" o:spid="_x0000_s1026" style="width:198pt;height:.5pt;mso-position-horizontal-relative:char;mso-position-vertical-relative:line" coordsize="25146,63" o:gfxdata="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">
+              <v:group w14:anchorId="0526D507" id="Group 5" o:spid="_x0000_s1026" style="width:198pt;height:.5pt;mso-position-horizontal-relative:char;mso-position-vertical-relative:line" coordsize="25146,63" o:gfxdata="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">
                 <v:shape id="Graphic 6" o:spid="_x0000_s1027" style="position:absolute;top:30;width:25146;height:13;visibility:visible;mso-wrap-style:square;v-text-anchor:top" coordsize="2514600,1270" o:gfxdata="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" path="m,l2514600,e" filled="f" strokeweight=".17183mm">
                   <v:path arrowok="t"/>
                 </v:shape>
@@ -2524,7 +2524,7 @@
           </mc:Choice>
           <mc:Fallback>
             <w:pict>
-              <v:group w14:anchorId="20FDDB64" id="Group 7" o:spid="_x0000_s1026" style="width:198pt;height:.5pt;mso-position-horizontal-relative:char;mso-position-vertical-relative:line" coordsize="25146,63" o:gfxdata="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">
+              <v:group w14:anchorId="5648F246" id="Group 7" o:spid="_x0000_s1026" style="width:198pt;height:.5pt;mso-position-horizontal-relative:char;mso-position-vertical-relative:line" coordsize="25146,63" o:gfxdata="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">
                 <v:shape id="Graphic 8" o:spid="_x0000_s1027" style="position:absolute;top:30;width:25146;height:13;visibility:visible;mso-wrap-style:square;v-text-anchor:top" coordsize="2514600,1270" o:gfxdata="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" path="m,l2514600,e" filled="f" strokeweight=".17183mm">
                   <v:path arrowok="t"/>
                 </v:shape>
@@ -2796,7 +2796,7 @@
         <mc:AlternateContent>
           <mc:Choice Requires="wps">
             <w:drawing>
-              <wp:anchor distT="0" distB="0" distL="0" distR="0" simplePos="0" relativeHeight="251653120" behindDoc="1" locked="0" layoutInCell="1" allowOverlap="1" wp14:anchorId="4CAD8DF5" wp14:editId="392BBB28">
+              <wp:anchor distT="0" distB="0" distL="0" distR="0" simplePos="0" relativeHeight="251655168" behindDoc="1" locked="0" layoutInCell="1" allowOverlap="1" wp14:anchorId="4CAD8DF5" wp14:editId="25669A5D">
                 <wp:simplePos x="0" y="0"/>
                 <wp:positionH relativeFrom="page">
                   <wp:posOffset>1003096</wp:posOffset>
@@ -2860,7 +2860,7 @@
           </mc:Choice>
           <mc:Fallback>
             <w:pict>
-              <v:shape w14:anchorId="71B05F2E" id="Graphic 9" o:spid="_x0000_s1026" style="position:absolute;margin-left:79pt;margin-top:15.05pt;width:198pt;height:.1pt;z-index:-251663360;visibility:visible;mso-wrap-style:square;mso-wrap-distance-left:0;mso-wrap-distance-top:0;mso-wrap-distance-right:0;mso-wrap-distance-bottom:0;mso-position-horizontal:absolute;mso-position-horizontal-relative:page;mso-position-vertical:absolute;mso-position-vertical-relative:text;v-text-anchor:top" coordsize="2514600,1270" o:gfxdata="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" path="m,l2514600,e" filled="f" strokeweight=".17183mm">
+              <v:shape w14:anchorId="5BC05386" id="Graphic 9" o:spid="_x0000_s1026" style="position:absolute;margin-left:79pt;margin-top:15.05pt;width:198pt;height:.1pt;z-index:-251661312;visibility:visible;mso-wrap-style:square;mso-wrap-distance-left:0;mso-wrap-distance-top:0;mso-wrap-distance-right:0;mso-wrap-distance-bottom:0;mso-position-horizontal:absolute;mso-position-horizontal-relative:page;mso-position-vertical:absolute;mso-position-vertical-relative:text;v-text-anchor:top" coordsize="2514600,1270" o:gfxdata="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" path="m,l2514600,e" filled="f" strokeweight=".17183mm">
                 <v:path arrowok="t"/>
                 <w10:wrap type="topAndBottom" anchorx="page"/>
               </v:shape>
@@ -3037,7 +3037,7 @@
         <mc:AlternateContent>
           <mc:Choice Requires="wps">
             <w:drawing>
-              <wp:anchor distT="0" distB="0" distL="0" distR="0" simplePos="0" relativeHeight="251657216" behindDoc="1" locked="0" layoutInCell="1" allowOverlap="1" wp14:anchorId="5DB7CE7D" wp14:editId="6F796CE5">
+              <wp:anchor distT="0" distB="0" distL="0" distR="0" simplePos="0" relativeHeight="251656192" behindDoc="1" locked="0" layoutInCell="1" allowOverlap="1" wp14:anchorId="5DB7CE7D" wp14:editId="6C3CA9F0">
                 <wp:simplePos x="0" y="0"/>
                 <wp:positionH relativeFrom="page">
                   <wp:posOffset>1003096</wp:posOffset>
@@ -3101,7 +3101,7 @@
           </mc:Choice>
           <mc:Fallback>
             <w:pict>
-              <v:shape w14:anchorId="12368A03" id="Graphic 10" o:spid="_x0000_s1026" style="position:absolute;margin-left:79pt;margin-top:16.05pt;width:198pt;height:.1pt;z-index:-251659264;visibility:visible;mso-wrap-style:square;mso-wrap-distance-left:0;mso-wrap-distance-top:0;mso-wrap-distance-right:0;mso-wrap-distance-bottom:0;mso-position-horizontal:absolute;mso-position-horizontal-relative:page;mso-position-vertical:absolute;mso-position-vertical-relative:text;v-text-anchor:top" coordsize="2514600,1270" o:gfxdata="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" path="m,l2514600,e" filled="f" strokeweight=".17183mm">
+              <v:shape w14:anchorId="749ABCA8" id="Graphic 10" o:spid="_x0000_s1026" style="position:absolute;margin-left:79pt;margin-top:16.05pt;width:198pt;height:.1pt;z-index:-251660288;visibility:visible;mso-wrap-style:square;mso-wrap-distance-left:0;mso-wrap-distance-top:0;mso-wrap-distance-right:0;mso-wrap-distance-bottom:0;mso-position-horizontal:absolute;mso-position-horizontal-relative:page;mso-position-vertical:absolute;mso-position-vertical-relative:text;v-text-anchor:top" coordsize="2514600,1270" o:gfxdata="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" path="m,l2514600,e" filled="f" strokeweight=".17183mm">
                 <v:path arrowok="t"/>
                 <w10:wrap type="topAndBottom" anchorx="page"/>
               </v:shape>
@@ -3323,7 +3323,7 @@
           <w:sz w:val="20"/>
         </w:rPr>
         <w:drawing>
-          <wp:anchor distT="0" distB="0" distL="0" distR="0" simplePos="0" relativeHeight="251661312" behindDoc="1" locked="0" layoutInCell="1" allowOverlap="1" wp14:anchorId="20538514" wp14:editId="3F251BB8">
+          <wp:anchor distT="0" distB="0" distL="0" distR="0" simplePos="0" relativeHeight="251657216" behindDoc="1" locked="0" layoutInCell="1" allowOverlap="1" wp14:anchorId="20538514" wp14:editId="10B44B51">
             <wp:simplePos x="0" y="0"/>
             <wp:positionH relativeFrom="page">
               <wp:posOffset>2654300</wp:posOffset>
@@ -4055,7 +4055,7 @@
         <mc:AlternateContent>
           <mc:Choice Requires="wps">
             <w:drawing>
-              <wp:anchor distT="0" distB="0" distL="0" distR="0" simplePos="0" relativeHeight="251665408" behindDoc="1" locked="0" layoutInCell="1" allowOverlap="1" wp14:anchorId="0DA53850" wp14:editId="166E2012">
+              <wp:anchor distT="0" distB="0" distL="0" distR="0" simplePos="0" relativeHeight="251659264" behindDoc="1" locked="0" layoutInCell="1" allowOverlap="1" wp14:anchorId="0DA53850" wp14:editId="1B7F5F74">
                 <wp:simplePos x="0" y="0"/>
                 <wp:positionH relativeFrom="page">
                   <wp:posOffset>3255898</wp:posOffset>
@@ -4119,7 +4119,7 @@
           </mc:Choice>
           <mc:Fallback>
             <w:pict>
-              <v:shape w14:anchorId="47C78C9A" id="Graphic 12" o:spid="_x0000_s1026" style="position:absolute;margin-left:256.35pt;margin-top:19.45pt;width:174pt;height:.1pt;z-index:-251651072;visibility:visible;mso-wrap-style:square;mso-wrap-distance-left:0;mso-wrap-distance-top:0;mso-wrap-distance-right:0;mso-wrap-distance-bottom:0;mso-position-horizontal:absolute;mso-position-horizontal-relative:page;mso-position-vertical:absolute;mso-position-vertical-relative:text;v-text-anchor:top" coordsize="2209800,1270" o:gfxdata="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" path="m,l2209800,e" filled="f" strokeweight=".26669mm">
+              <v:shape w14:anchorId="3D6BA6D8" id="Graphic 12" o:spid="_x0000_s1026" style="position:absolute;margin-left:256.35pt;margin-top:19.45pt;width:174pt;height:.1pt;z-index:-251657216;visibility:visible;mso-wrap-style:square;mso-wrap-distance-left:0;mso-wrap-distance-top:0;mso-wrap-distance-right:0;mso-wrap-distance-bottom:0;mso-position-horizontal:absolute;mso-position-horizontal-relative:page;mso-position-vertical:absolute;mso-position-vertical-relative:text;v-text-anchor:top" coordsize="2209800,1270" o:gfxdata="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" path="m,l2209800,e" filled="f" strokeweight=".26669mm">
                 <v:path arrowok="t"/>
                 <w10:wrap type="topAndBottom" anchorx="page"/>
               </v:shape>
@@ -5663,7 +5663,7 @@
           <w:rFonts w:eastAsia="Calibri"/>
           <w:sz w:val="24"/>
         </w:rPr>
-        <w:t>5</w:t>
+        <w:t>6</w:t>
       </w:r>
     </w:p>
     <w:p>
@@ -5698,12 +5698,16 @@
           <w:rFonts w:eastAsia="Calibri"/>
           <w:sz w:val="24"/>
         </w:rPr>
-        <w:t>7</w:t>
+        <w:t>8</w:t>
       </w:r>
     </w:p>
     <w:p>
       <w:pPr>
         <w:ind w:left="1440" w:firstLine="720"/>
+        <w:rPr>
+          <w:sz w:val="24"/>
+          <w:szCs w:val="24"/>
+        </w:rPr>
       </w:pPr>
       <w:r>
         <w:rPr>
@@ -5762,12 +5766,21 @@
           <w:sz w:val="24"/>
           <w:szCs w:val="24"/>
         </w:rPr>
-        <w:t>7</w:t>
+        <w:t>8</w:t>
       </w:r>
     </w:p>
     <w:p>
       <w:pPr>
         <w:ind w:left="1440" w:firstLine="720"/>
+      </w:pPr>
+    </w:p>
+    <w:p>
+      <w:pPr>
+        <w:ind w:left="1440" w:firstLine="720"/>
+        <w:rPr>
+          <w:sz w:val="24"/>
+          <w:szCs w:val="24"/>
+        </w:rPr>
       </w:pPr>
       <w:r>
         <w:rPr>
@@ -5810,12 +5823,21 @@
           <w:sz w:val="24"/>
           <w:szCs w:val="24"/>
         </w:rPr>
-        <w:t>7</w:t>
+        <w:t>8</w:t>
       </w:r>
     </w:p>
     <w:p>
       <w:pPr>
         <w:ind w:left="1440" w:firstLine="720"/>
+      </w:pPr>
+    </w:p>
+    <w:p>
+      <w:pPr>
+        <w:ind w:left="1440" w:firstLine="720"/>
+        <w:rPr>
+          <w:sz w:val="24"/>
+          <w:szCs w:val="24"/>
+        </w:rPr>
       </w:pPr>
       <w:r>
         <w:rPr>
@@ -5858,12 +5880,21 @@
           <w:sz w:val="24"/>
           <w:szCs w:val="24"/>
         </w:rPr>
-        <w:t>7</w:t>
-      </w:r>
+        <w:t>8</w:t>
+      </w:r>
+    </w:p>
+    <w:p>
+      <w:pPr>
+        <w:ind w:left="1440" w:firstLine="720"/>
+      </w:pPr>
     </w:p>
     <w:p>
       <w:pPr>
         <w:ind w:left="2160"/>
+        <w:rPr>
+          <w:sz w:val="24"/>
+          <w:szCs w:val="24"/>
+        </w:rPr>
       </w:pPr>
       <w:r>
         <w:rPr>
@@ -5899,12 +5930,21 @@
           <w:sz w:val="24"/>
           <w:szCs w:val="24"/>
         </w:rPr>
-        <w:t>7</w:t>
-      </w:r>
+        <w:t>9</w:t>
+      </w:r>
+    </w:p>
+    <w:p>
+      <w:pPr>
+        <w:ind w:left="2160"/>
+      </w:pPr>
     </w:p>
     <w:p>
       <w:pPr>
         <w:ind w:left="1440" w:firstLine="720"/>
+        <w:rPr>
+          <w:sz w:val="24"/>
+          <w:szCs w:val="24"/>
+        </w:rPr>
       </w:pPr>
       <w:r>
         <w:rPr>
@@ -5947,12 +5987,21 @@
           <w:sz w:val="24"/>
           <w:szCs w:val="24"/>
         </w:rPr>
-        <w:t>7</w:t>
+        <w:t>9</w:t>
       </w:r>
     </w:p>
     <w:p>
       <w:pPr>
         <w:ind w:left="1440" w:firstLine="720"/>
+      </w:pPr>
+    </w:p>
+    <w:p>
+      <w:pPr>
+        <w:ind w:left="1440" w:firstLine="720"/>
+        <w:rPr>
+          <w:sz w:val="24"/>
+          <w:szCs w:val="24"/>
+        </w:rPr>
       </w:pPr>
       <w:r>
         <w:rPr>
@@ -5995,12 +6044,21 @@
           <w:sz w:val="24"/>
           <w:szCs w:val="24"/>
         </w:rPr>
-        <w:t>7</w:t>
+        <w:t>9</w:t>
       </w:r>
     </w:p>
     <w:p>
       <w:pPr>
         <w:ind w:left="1440" w:firstLine="720"/>
+      </w:pPr>
+    </w:p>
+    <w:p>
+      <w:pPr>
+        <w:ind w:left="1440" w:firstLine="720"/>
+        <w:rPr>
+          <w:sz w:val="24"/>
+          <w:szCs w:val="24"/>
+        </w:rPr>
       </w:pPr>
       <w:r>
         <w:rPr>
@@ -6029,19 +6087,21 @@
           <w:sz w:val="24"/>
           <w:szCs w:val="24"/>
         </w:rPr>
-        <w:t>2</w:t>
-      </w:r>
-      <w:r>
-        <w:rPr>
-          <w:sz w:val="24"/>
-          <w:szCs w:val="24"/>
-        </w:rPr>
-        <w:t>8</w:t>
+        <w:t>29</w:t>
       </w:r>
     </w:p>
     <w:p>
       <w:pPr>
         <w:ind w:left="1440" w:firstLine="720"/>
+      </w:pPr>
+    </w:p>
+    <w:p>
+      <w:pPr>
+        <w:ind w:left="1440" w:firstLine="720"/>
+        <w:rPr>
+          <w:sz w:val="24"/>
+          <w:szCs w:val="24"/>
+        </w:rPr>
       </w:pPr>
       <w:r>
         <w:rPr>
@@ -6086,15 +6146,13 @@
           <w:sz w:val="24"/>
           <w:szCs w:val="24"/>
         </w:rPr>
-        <w:t>2</w:t>
-      </w:r>
-      <w:r>
-        <w:rPr>
-          <w:sz w:val="24"/>
-          <w:szCs w:val="24"/>
-        </w:rPr>
-        <w:t>9</w:t>
-      </w:r>
+        <w:t>30</w:t>
+      </w:r>
+    </w:p>
+    <w:p>
+      <w:pPr>
+        <w:ind w:left="1440" w:firstLine="720"/>
+      </w:pPr>
     </w:p>
     <w:p>
       <w:pPr>
@@ -6121,14 +6179,21 @@
           <w:sz w:val="24"/>
         </w:rPr>
         <w:tab/>
-        <w:t>PROJECT SCREENSHOTS………………………………………………………2</w:t>
-      </w:r>
-      <w:r>
-        <w:rPr>
-          <w:rFonts w:eastAsia="Calibri"/>
-          <w:sz w:val="24"/>
-        </w:rPr>
-        <w:t>9</w:t>
+        <w:t>PROJECT SCREENSHOTS………………………………………………………</w:t>
+      </w:r>
+      <w:r>
+        <w:rPr>
+          <w:rFonts w:eastAsia="Calibri"/>
+          <w:sz w:val="24"/>
+        </w:rPr>
+        <w:t>3</w:t>
+      </w:r>
+      <w:r>
+        <w:rPr>
+          <w:rFonts w:eastAsia="Calibri"/>
+          <w:sz w:val="24"/>
+        </w:rPr>
+        <w:t>1</w:t>
       </w:r>
     </w:p>
     <w:p>
@@ -6178,19 +6243,16 @@
           <w:rFonts w:eastAsia="Calibri"/>
           <w:sz w:val="24"/>
         </w:rPr>
-        <w:t>3</w:t>
-      </w:r>
-      <w:r>
-        <w:rPr>
-          <w:rFonts w:eastAsia="Calibri"/>
-          <w:sz w:val="24"/>
-        </w:rPr>
-        <w:t>2</w:t>
+        <w:t>40</w:t>
       </w:r>
     </w:p>
     <w:p>
       <w:pPr>
         <w:ind w:left="720" w:firstLine="720"/>
+        <w:rPr>
+          <w:sz w:val="24"/>
+          <w:szCs w:val="24"/>
+        </w:rPr>
       </w:pPr>
       <w:r>
         <w:rPr>
@@ -6219,19 +6281,28 @@
           <w:sz w:val="24"/>
           <w:szCs w:val="24"/>
         </w:rPr>
-        <w:t>3</w:t>
-      </w:r>
-      <w:r>
-        <w:rPr>
-          <w:sz w:val="24"/>
-          <w:szCs w:val="24"/>
-        </w:rPr>
-        <w:t>6</w:t>
-      </w:r>
+        <w:t>4</w:t>
+      </w:r>
+      <w:r>
+        <w:rPr>
+          <w:sz w:val="24"/>
+          <w:szCs w:val="24"/>
+        </w:rPr>
+        <w:t>1</w:t>
+      </w:r>
+    </w:p>
+    <w:p>
+      <w:pPr>
+        <w:ind w:left="720" w:firstLine="720"/>
+      </w:pPr>
     </w:p>
     <w:p>
       <w:pPr>
         <w:ind w:left="1440" w:firstLine="720"/>
+        <w:rPr>
+          <w:sz w:val="24"/>
+          <w:szCs w:val="24"/>
+        </w:rPr>
       </w:pPr>
       <w:r>
         <w:rPr>
@@ -6283,19 +6354,28 @@
           <w:sz w:val="24"/>
           <w:szCs w:val="24"/>
         </w:rPr>
-        <w:t>3</w:t>
-      </w:r>
-      <w:r>
-        <w:rPr>
-          <w:sz w:val="24"/>
-          <w:szCs w:val="24"/>
-        </w:rPr>
-        <w:t>6</w:t>
+        <w:t>4</w:t>
+      </w:r>
+      <w:r>
+        <w:rPr>
+          <w:sz w:val="24"/>
+          <w:szCs w:val="24"/>
+        </w:rPr>
+        <w:t>1</w:t>
       </w:r>
     </w:p>
     <w:p>
       <w:pPr>
         <w:ind w:left="1440" w:firstLine="720"/>
+      </w:pPr>
+    </w:p>
+    <w:p>
+      <w:pPr>
+        <w:ind w:left="1440" w:firstLine="720"/>
+        <w:rPr>
+          <w:sz w:val="24"/>
+          <w:szCs w:val="24"/>
+        </w:rPr>
       </w:pPr>
       <w:r>
         <w:rPr>
@@ -6338,14 +6418,38 @@
           <w:sz w:val="24"/>
           <w:szCs w:val="24"/>
         </w:rPr>
-        <w:t>3</w:t>
-      </w:r>
-      <w:r>
-        <w:rPr>
-          <w:sz w:val="24"/>
-          <w:szCs w:val="24"/>
-        </w:rPr>
-        <w:t>6</w:t>
+        <w:t>4</w:t>
+      </w:r>
+      <w:r>
+        <w:rPr>
+          <w:sz w:val="24"/>
+          <w:szCs w:val="24"/>
+        </w:rPr>
+        <w:t>1</w:t>
+      </w:r>
+    </w:p>
+    <w:p>
+      <w:pPr>
+        <w:ind w:left="1440" w:firstLine="720"/>
+        <w:rPr>
+          <w:sz w:val="24"/>
+          <w:szCs w:val="24"/>
+        </w:rPr>
+      </w:pPr>
+    </w:p>
+    <w:p>
+      <w:pPr>
+        <w:rPr>
+          <w:sz w:val="24"/>
+          <w:szCs w:val="24"/>
+        </w:rPr>
+      </w:pPr>
+      <w:r>
+        <w:rPr>
+          <w:sz w:val="24"/>
+          <w:szCs w:val="24"/>
+        </w:rPr>
+        <w:t xml:space="preserve">                       </w:t>
       </w:r>
       <w:r>
         <w:rPr>
@@ -6389,19 +6493,24 @@
           <w:sz w:val="24"/>
           <w:szCs w:val="24"/>
         </w:rPr>
-        <w:t>3</w:t>
-      </w:r>
-      <w:r>
-        <w:rPr>
-          <w:sz w:val="24"/>
-          <w:szCs w:val="24"/>
-        </w:rPr>
-        <w:t>7</w:t>
-      </w:r>
-    </w:p>
+        <w:t>4</w:t>
+      </w:r>
+      <w:r>
+        <w:rPr>
+          <w:sz w:val="24"/>
+          <w:szCs w:val="24"/>
+        </w:rPr>
+        <w:t>2</w:t>
+      </w:r>
+    </w:p>
+    <w:p/>
     <w:p>
       <w:pPr>
         <w:ind w:left="1440" w:firstLine="720"/>
+        <w:rPr>
+          <w:sz w:val="24"/>
+          <w:szCs w:val="24"/>
+        </w:rPr>
       </w:pPr>
       <w:r>
         <w:rPr>
@@ -6446,19 +6555,28 @@
           <w:sz w:val="24"/>
           <w:szCs w:val="24"/>
         </w:rPr>
-        <w:t>3</w:t>
-      </w:r>
-      <w:r>
-        <w:rPr>
-          <w:sz w:val="24"/>
-          <w:szCs w:val="24"/>
-        </w:rPr>
-        <w:t>7</w:t>
+        <w:t>4</w:t>
+      </w:r>
+      <w:r>
+        <w:rPr>
+          <w:sz w:val="24"/>
+          <w:szCs w:val="24"/>
+        </w:rPr>
+        <w:t>2</w:t>
       </w:r>
     </w:p>
     <w:p>
       <w:pPr>
         <w:ind w:left="1440" w:firstLine="720"/>
+      </w:pPr>
+    </w:p>
+    <w:p>
+      <w:pPr>
+        <w:ind w:left="1440" w:firstLine="720"/>
+        <w:rPr>
+          <w:sz w:val="24"/>
+          <w:szCs w:val="24"/>
+        </w:rPr>
       </w:pPr>
       <w:r>
         <w:rPr>
@@ -6494,12 +6612,28 @@
           <w:sz w:val="24"/>
           <w:szCs w:val="24"/>
         </w:rPr>
-        <w:t>38</w:t>
+        <w:t>4</w:t>
+      </w:r>
+      <w:r>
+        <w:rPr>
+          <w:sz w:val="24"/>
+          <w:szCs w:val="24"/>
+        </w:rPr>
+        <w:t>2</w:t>
       </w:r>
     </w:p>
     <w:p>
       <w:pPr>
         <w:ind w:left="1440" w:firstLine="720"/>
+      </w:pPr>
+    </w:p>
+    <w:p>
+      <w:pPr>
+        <w:ind w:left="1440" w:firstLine="720"/>
+        <w:rPr>
+          <w:sz w:val="24"/>
+          <w:szCs w:val="24"/>
+        </w:rPr>
       </w:pPr>
       <w:r>
         <w:rPr>
@@ -6535,19 +6669,28 @@
           <w:sz w:val="24"/>
           <w:szCs w:val="24"/>
         </w:rPr>
+        <w:t>4</w:t>
+      </w:r>
+      <w:r>
+        <w:rPr>
+          <w:sz w:val="24"/>
+          <w:szCs w:val="24"/>
+        </w:rPr>
         <w:t>3</w:t>
       </w:r>
-      <w:r>
-        <w:rPr>
-          <w:sz w:val="24"/>
-          <w:szCs w:val="24"/>
-        </w:rPr>
-        <w:t>8</w:t>
-      </w:r>
     </w:p>
     <w:p>
       <w:pPr>
         <w:ind w:left="1440" w:firstLine="720"/>
+      </w:pPr>
+    </w:p>
+    <w:p>
+      <w:pPr>
+        <w:ind w:left="1440" w:firstLine="720"/>
+        <w:rPr>
+          <w:sz w:val="24"/>
+          <w:szCs w:val="24"/>
+        </w:rPr>
       </w:pPr>
       <w:r>
         <w:rPr>
@@ -6583,19 +6726,28 @@
           <w:sz w:val="24"/>
           <w:szCs w:val="24"/>
         </w:rPr>
+        <w:t>4</w:t>
+      </w:r>
+      <w:r>
+        <w:rPr>
+          <w:sz w:val="24"/>
+          <w:szCs w:val="24"/>
+        </w:rPr>
         <w:t>3</w:t>
       </w:r>
-      <w:r>
-        <w:rPr>
-          <w:sz w:val="24"/>
-          <w:szCs w:val="24"/>
-        </w:rPr>
-        <w:t>8</w:t>
-      </w:r>
+    </w:p>
+    <w:p>
+      <w:pPr>
+        <w:ind w:left="1440" w:firstLine="720"/>
+      </w:pPr>
     </w:p>
     <w:p>
       <w:pPr>
         <w:ind w:left="720" w:firstLine="720"/>
+        <w:rPr>
+          <w:sz w:val="24"/>
+          <w:szCs w:val="24"/>
+        </w:rPr>
       </w:pPr>
       <w:r>
         <w:rPr>
@@ -6631,19 +6783,28 @@
           <w:sz w:val="24"/>
           <w:szCs w:val="24"/>
         </w:rPr>
-        <w:t>3</w:t>
-      </w:r>
-      <w:r>
-        <w:rPr>
-          <w:sz w:val="24"/>
-          <w:szCs w:val="24"/>
-        </w:rPr>
-        <w:t>9</w:t>
-      </w:r>
+        <w:t>4</w:t>
+      </w:r>
+      <w:r>
+        <w:rPr>
+          <w:sz w:val="24"/>
+          <w:szCs w:val="24"/>
+        </w:rPr>
+        <w:t>4</w:t>
+      </w:r>
+    </w:p>
+    <w:p>
+      <w:pPr>
+        <w:ind w:left="720" w:firstLine="720"/>
+      </w:pPr>
     </w:p>
     <w:p>
       <w:pPr>
         <w:ind w:left="1440" w:firstLine="720"/>
+        <w:rPr>
+          <w:sz w:val="24"/>
+          <w:szCs w:val="24"/>
+        </w:rPr>
       </w:pPr>
       <w:r>
         <w:rPr>
@@ -6679,25 +6840,35 @@
           <w:sz w:val="24"/>
           <w:szCs w:val="24"/>
         </w:rPr>
-        <w:t>3</w:t>
-      </w:r>
-      <w:r>
-        <w:rPr>
-          <w:sz w:val="24"/>
-          <w:szCs w:val="24"/>
-        </w:rPr>
-        <w:t>9</w:t>
+        <w:t>4</w:t>
+      </w:r>
+      <w:r>
+        <w:rPr>
+          <w:sz w:val="24"/>
+          <w:szCs w:val="24"/>
+        </w:rPr>
+        <w:t>4</w:t>
       </w:r>
     </w:p>
     <w:p>
       <w:pPr>
         <w:ind w:left="1440" w:firstLine="720"/>
       </w:pPr>
-      <w:r>
-        <w:rPr>
-          <w:sz w:val="24"/>
-          <w:szCs w:val="24"/>
-        </w:rPr>
+    </w:p>
+    <w:p>
+      <w:pPr>
+        <w:ind w:left="1440" w:firstLine="720"/>
+        <w:rPr>
+          <w:sz w:val="24"/>
+          <w:szCs w:val="24"/>
+        </w:rPr>
+      </w:pPr>
+      <w:r>
+        <w:rPr>
+          <w:sz w:val="24"/>
+          <w:szCs w:val="24"/>
+        </w:rPr>
+        <w:lastRenderedPageBreak/>
         <w:t>3.10.2</w:t>
       </w:r>
       <w:r>
@@ -6727,15 +6898,20 @@
           <w:sz w:val="24"/>
           <w:szCs w:val="24"/>
         </w:rPr>
-        <w:t>3</w:t>
-      </w:r>
-      <w:r>
-        <w:rPr>
-          <w:sz w:val="24"/>
-          <w:szCs w:val="24"/>
-        </w:rPr>
-        <w:t>9</w:t>
-      </w:r>
+        <w:t>4</w:t>
+      </w:r>
+      <w:r>
+        <w:rPr>
+          <w:sz w:val="24"/>
+          <w:szCs w:val="24"/>
+        </w:rPr>
+        <w:t>4</w:t>
+      </w:r>
+    </w:p>
+    <w:p>
+      <w:pPr>
+        <w:ind w:left="1440" w:firstLine="720"/>
+      </w:pPr>
     </w:p>
     <w:p>
       <w:pPr>
@@ -6775,7 +6951,14 @@
           <w:sz w:val="24"/>
           <w:szCs w:val="24"/>
         </w:rPr>
-        <w:t>40</w:t>
+        <w:t>4</w:t>
+      </w:r>
+      <w:r>
+        <w:rPr>
+          <w:sz w:val="24"/>
+          <w:szCs w:val="24"/>
+        </w:rPr>
+        <w:t>5</w:t>
       </w:r>
     </w:p>
     <w:p>
@@ -6838,7 +7021,14 @@
           <w:rFonts w:eastAsia="Calibri"/>
           <w:sz w:val="24"/>
         </w:rPr>
-        <w:t>41</w:t>
+        <w:t>4</w:t>
+      </w:r>
+      <w:r>
+        <w:rPr>
+          <w:rFonts w:eastAsia="Calibri"/>
+          <w:sz w:val="24"/>
+        </w:rPr>
+        <w:t>6</w:t>
       </w:r>
     </w:p>
     <w:p>
@@ -6889,7 +7079,14 @@
           <w:rFonts w:eastAsia="Calibri"/>
           <w:sz w:val="24"/>
         </w:rPr>
-        <w:t>41</w:t>
+        <w:t>4</w:t>
+      </w:r>
+      <w:r>
+        <w:rPr>
+          <w:rFonts w:eastAsia="Calibri"/>
+          <w:sz w:val="24"/>
+        </w:rPr>
+        <w:t>6</w:t>
       </w:r>
     </w:p>
     <w:p>
@@ -6940,7 +7137,14 @@
           <w:rFonts w:eastAsia="Calibri"/>
           <w:sz w:val="24"/>
         </w:rPr>
-        <w:t>42</w:t>
+        <w:t>4</w:t>
+      </w:r>
+      <w:r>
+        <w:rPr>
+          <w:rFonts w:eastAsia="Calibri"/>
+          <w:sz w:val="24"/>
+        </w:rPr>
+        <w:t>6</w:t>
       </w:r>
     </w:p>
     <w:p>
@@ -6996,7 +7200,7 @@
           <w:rFonts w:eastAsia="Calibri"/>
           <w:sz w:val="24"/>
         </w:rPr>
-        <w:t>2</w:t>
+        <w:t>7</w:t>
       </w:r>
     </w:p>
     <w:p>
@@ -7054,7 +7258,7 @@
           <w:rFonts w:eastAsia="Calibri"/>
           <w:sz w:val="24"/>
         </w:rPr>
-        <w:t>3</w:t>
+        <w:t>8</w:t>
       </w:r>
     </w:p>
     <w:p>
@@ -7118,7 +7322,7 @@
           <w:rFonts w:eastAsia="Calibri"/>
           <w:sz w:val="24"/>
         </w:rPr>
-        <w:t>3</w:t>
+        <w:t>8</w:t>
       </w:r>
     </w:p>
     <w:p>
@@ -7188,7 +7392,7 @@
           <w:rFonts w:eastAsia="Calibri"/>
           <w:sz w:val="24"/>
         </w:rPr>
-        <w:t>5</w:t>
+        <w:t>9</w:t>
       </w:r>
     </w:p>
     <w:p>
@@ -7209,7 +7413,6 @@
           <w:b/>
           <w:sz w:val="24"/>
         </w:rPr>
-        <w:lastRenderedPageBreak/>
         <w:t>CHAPTER-6</w:t>
       </w:r>
     </w:p>
@@ -7245,14 +7448,7 @@
           <w:rFonts w:eastAsia="Calibri"/>
           <w:sz w:val="24"/>
         </w:rPr>
-        <w:t>4</w:t>
-      </w:r>
-      <w:r>
-        <w:rPr>
-          <w:rFonts w:eastAsia="Calibri"/>
-          <w:sz w:val="24"/>
-        </w:rPr>
-        <w:t>6</w:t>
+        <w:t>50</w:t>
       </w:r>
     </w:p>
     <w:p>
@@ -7287,14 +7483,7 @@
           <w:rFonts w:eastAsia="Calibri"/>
           <w:sz w:val="24"/>
         </w:rPr>
-        <w:t>4</w:t>
-      </w:r>
-      <w:r>
-        <w:rPr>
-          <w:rFonts w:eastAsia="Calibri"/>
-          <w:sz w:val="24"/>
-        </w:rPr>
-        <w:t>6</w:t>
+        <w:t>50</w:t>
       </w:r>
     </w:p>
     <w:p>
@@ -7329,14 +7518,7 @@
           <w:rFonts w:eastAsia="Calibri"/>
           <w:sz w:val="24"/>
         </w:rPr>
-        <w:t>4</w:t>
-      </w:r>
-      <w:r>
-        <w:rPr>
-          <w:rFonts w:eastAsia="Calibri"/>
-          <w:sz w:val="24"/>
-        </w:rPr>
-        <w:t>6</w:t>
+        <w:t>50</w:t>
       </w:r>
     </w:p>
     <w:p>
@@ -7363,14 +7545,14 @@
           <w:rFonts w:eastAsia="Calibri"/>
           <w:sz w:val="24"/>
         </w:rPr>
-        <w:t>4</w:t>
-      </w:r>
-      <w:r>
-        <w:rPr>
-          <w:rFonts w:eastAsia="Calibri"/>
-          <w:sz w:val="24"/>
-        </w:rPr>
-        <w:t>8</w:t>
+        <w:t>5</w:t>
+      </w:r>
+      <w:r>
+        <w:rPr>
+          <w:rFonts w:eastAsia="Calibri"/>
+          <w:sz w:val="24"/>
+        </w:rPr>
+        <w:t>2</w:t>
       </w:r>
     </w:p>
     <w:p>
@@ -7406,7 +7588,14 @@
           <w:rFonts w:eastAsia="Calibri"/>
           <w:sz w:val="24"/>
         </w:rPr>
-        <w:t>50</w:t>
+        <w:t>5</w:t>
+      </w:r>
+      <w:r>
+        <w:rPr>
+          <w:rFonts w:eastAsia="Calibri"/>
+          <w:sz w:val="24"/>
+        </w:rPr>
+        <w:t>4</w:t>
       </w:r>
     </w:p>
     <w:p>
@@ -7603,12 +7792,22 @@
         <w:autoSpaceDE/>
         <w:autoSpaceDN/>
         <w:spacing w:after="160" w:line="259" w:lineRule="auto"/>
-        <w:rPr>
-          <w:rFonts w:eastAsia="Calibri"/>
-          <w:b/>
-          <w:sz w:val="24"/>
-        </w:rPr>
-      </w:pPr>
+        <w:ind w:left="4320"/>
+        <w:rPr>
+          <w:rFonts w:eastAsia="Calibri"/>
+          <w:b/>
+          <w:sz w:val="24"/>
+        </w:rPr>
+      </w:pPr>
+      <w:r>
+        <w:rPr>
+          <w:rFonts w:eastAsia="Calibri"/>
+          <w:b/>
+          <w:sz w:val="24"/>
+        </w:rPr>
+        <w:lastRenderedPageBreak/>
+        <w:t>TABLE OF FIGURES</w:t>
+      </w:r>
     </w:p>
     <w:p>
       <w:pPr>
@@ -7620,8 +7819,144 @@
           <w:rFonts w:eastAsia="Calibri"/>
           <w:b/>
           <w:sz w:val="24"/>
-        </w:rPr>
-      </w:pPr>
+          <w:u w:val="single"/>
+        </w:rPr>
+      </w:pPr>
+      <w:r>
+        <w:rPr>
+          <w:rFonts w:eastAsia="Calibri"/>
+          <w:b/>
+          <w:sz w:val="24"/>
+          <w:u w:val="single"/>
+        </w:rPr>
+        <w:tab/>
+      </w:r>
+      <w:r>
+        <w:rPr>
+          <w:rFonts w:eastAsia="Calibri"/>
+          <w:b/>
+          <w:sz w:val="24"/>
+          <w:u w:val="single"/>
+        </w:rPr>
+        <w:tab/>
+      </w:r>
+      <w:r>
+        <w:rPr>
+          <w:rFonts w:eastAsia="Calibri"/>
+          <w:b/>
+          <w:sz w:val="24"/>
+          <w:u w:val="single"/>
+        </w:rPr>
+        <w:tab/>
+      </w:r>
+      <w:r>
+        <w:rPr>
+          <w:rFonts w:eastAsia="Calibri"/>
+          <w:b/>
+          <w:sz w:val="24"/>
+          <w:u w:val="single"/>
+        </w:rPr>
+        <w:tab/>
+      </w:r>
+      <w:r>
+        <w:rPr>
+          <w:rFonts w:eastAsia="Calibri"/>
+          <w:b/>
+          <w:sz w:val="24"/>
+          <w:u w:val="single"/>
+        </w:rPr>
+        <w:tab/>
+      </w:r>
+      <w:r>
+        <w:rPr>
+          <w:rFonts w:eastAsia="Calibri"/>
+          <w:b/>
+          <w:sz w:val="24"/>
+          <w:u w:val="single"/>
+        </w:rPr>
+        <w:tab/>
+      </w:r>
+      <w:r>
+        <w:rPr>
+          <w:rFonts w:eastAsia="Calibri"/>
+          <w:b/>
+          <w:sz w:val="24"/>
+          <w:u w:val="single"/>
+        </w:rPr>
+        <w:tab/>
+      </w:r>
+      <w:r>
+        <w:rPr>
+          <w:rFonts w:eastAsia="Calibri"/>
+          <w:b/>
+          <w:sz w:val="24"/>
+          <w:u w:val="single"/>
+        </w:rPr>
+        <w:tab/>
+      </w:r>
+      <w:r>
+        <w:rPr>
+          <w:rFonts w:eastAsia="Calibri"/>
+          <w:b/>
+          <w:sz w:val="24"/>
+          <w:u w:val="single"/>
+        </w:rPr>
+        <w:tab/>
+      </w:r>
+      <w:r>
+        <w:rPr>
+          <w:rFonts w:eastAsia="Calibri"/>
+          <w:b/>
+          <w:sz w:val="24"/>
+          <w:u w:val="single"/>
+        </w:rPr>
+        <w:tab/>
+      </w:r>
+      <w:r>
+        <w:rPr>
+          <w:rFonts w:eastAsia="Calibri"/>
+          <w:b/>
+          <w:sz w:val="24"/>
+          <w:u w:val="single"/>
+        </w:rPr>
+        <w:tab/>
+      </w:r>
+      <w:r>
+        <w:rPr>
+          <w:rFonts w:eastAsia="Calibri"/>
+          <w:b/>
+          <w:sz w:val="24"/>
+          <w:u w:val="single"/>
+        </w:rPr>
+        <w:tab/>
+      </w:r>
+      <w:r>
+        <w:rPr>
+          <w:rFonts w:eastAsia="Calibri"/>
+          <w:b/>
+          <w:sz w:val="24"/>
+          <w:u w:val="single"/>
+        </w:rPr>
+        <w:tab/>
+      </w:r>
+      <w:r>
+        <w:rPr>
+          <w:rFonts w:eastAsia="Calibri"/>
+          <w:b/>
+          <w:sz w:val="24"/>
+          <w:u w:val="single"/>
+        </w:rPr>
+        <w:tab/>
+      </w:r>
+      <w:r>
+        <w:rPr>
+          <w:rFonts w:eastAsia="Calibri"/>
+          <w:b/>
+          <w:sz w:val="24"/>
+          <w:u w:val="single"/>
+        </w:rPr>
+        <w:tab/>
+      </w:r>
     </w:p>
     <w:p>
       <w:pPr>
@@ -7633,8 +7968,57 @@
           <w:rFonts w:eastAsia="Calibri"/>
           <w:b/>
           <w:sz w:val="24"/>
-        </w:rPr>
-      </w:pPr>
+          <w:u w:val="single"/>
+        </w:rPr>
+      </w:pPr>
+      <w:r>
+        <w:rPr>
+          <w:rFonts w:eastAsia="Calibri"/>
+          <w:b/>
+          <w:sz w:val="24"/>
+          <w:u w:val="single"/>
+        </w:rPr>
+        <w:t xml:space="preserve">     </w:t>
+      </w:r>
+      <w:r>
+        <w:rPr>
+          <w:rFonts w:eastAsia="Calibri"/>
+          <w:b/>
+          <w:sz w:val="24"/>
+          <w:u w:val="single"/>
+        </w:rPr>
+        <w:tab/>
+        <w:t>FIGURE NO                                               TITLE</w:t>
+      </w:r>
+      <w:r>
+        <w:rPr>
+          <w:rFonts w:eastAsia="Calibri"/>
+          <w:b/>
+          <w:sz w:val="24"/>
+          <w:u w:val="single"/>
+        </w:rPr>
+        <w:tab/>
+        <w:t xml:space="preserve">                                         </w:t>
+      </w:r>
+      <w:r>
+        <w:rPr>
+          <w:rFonts w:eastAsia="Calibri"/>
+          <w:b/>
+          <w:sz w:val="24"/>
+          <w:u w:val="single"/>
+        </w:rPr>
+        <w:tab/>
+        <w:t xml:space="preserve">           PAGE NO</w:t>
+      </w:r>
+      <w:r>
+        <w:rPr>
+          <w:rFonts w:eastAsia="Calibri"/>
+          <w:b/>
+          <w:sz w:val="24"/>
+          <w:u w:val="single"/>
+        </w:rPr>
+        <w:tab/>
+      </w:r>
     </w:p>
     <w:p>
       <w:pPr>
@@ -7644,10 +8028,16 @@
         <w:spacing w:after="160" w:line="259" w:lineRule="auto"/>
         <w:rPr>
           <w:rFonts w:eastAsia="Calibri"/>
-          <w:b/>
-          <w:sz w:val="24"/>
-        </w:rPr>
-      </w:pPr>
+          <w:sz w:val="24"/>
+        </w:rPr>
+      </w:pPr>
+      <w:r>
+        <w:rPr>
+          <w:rFonts w:eastAsia="Calibri"/>
+          <w:sz w:val="24"/>
+        </w:rPr>
+        <w:tab/>
+      </w:r>
     </w:p>
     <w:p>
       <w:pPr>
@@ -7655,12 +8045,55 @@
         <w:autoSpaceDE/>
         <w:autoSpaceDN/>
         <w:spacing w:after="160" w:line="259" w:lineRule="auto"/>
-        <w:rPr>
-          <w:rFonts w:eastAsia="Calibri"/>
-          <w:b/>
-          <w:sz w:val="24"/>
-        </w:rPr>
-      </w:pPr>
+        <w:ind w:firstLine="720"/>
+        <w:rPr>
+          <w:rFonts w:eastAsia="Calibri"/>
+          <w:sz w:val="24"/>
+        </w:rPr>
+      </w:pPr>
+      <w:r>
+        <w:rPr>
+          <w:rFonts w:eastAsia="Calibri"/>
+          <w:sz w:val="24"/>
+        </w:rPr>
+        <w:t xml:space="preserve">FIGURE </w:t>
+      </w:r>
+      <w:r>
+        <w:rPr>
+          <w:rFonts w:eastAsia="Calibri"/>
+          <w:sz w:val="24"/>
+        </w:rPr>
+        <w:t>1.1</w:t>
+      </w:r>
+      <w:r>
+        <w:rPr>
+          <w:rFonts w:eastAsia="Calibri"/>
+          <w:sz w:val="24"/>
+        </w:rPr>
+        <w:tab/>
+      </w:r>
+      <w:r>
+        <w:rPr>
+          <w:rFonts w:eastAsia="Calibri"/>
+          <w:sz w:val="24"/>
+        </w:rPr>
+        <w:tab/>
+        <w:t>KAARKUN SYSTEM ARCHITECTURE DIAGRAM………………….</w:t>
+      </w:r>
+      <w:r>
+        <w:rPr>
+          <w:rFonts w:eastAsia="Calibri"/>
+          <w:sz w:val="24"/>
+        </w:rPr>
+        <w:t>2</w:t>
+      </w:r>
+      <w:r>
+        <w:rPr>
+          <w:rFonts w:eastAsia="Calibri"/>
+          <w:sz w:val="24"/>
+        </w:rPr>
+        <w:t>3</w:t>
+      </w:r>
     </w:p>
     <w:p>
       <w:pPr>
@@ -7668,12 +8101,55 @@
         <w:autoSpaceDE/>
         <w:autoSpaceDN/>
         <w:spacing w:after="160" w:line="259" w:lineRule="auto"/>
-        <w:rPr>
-          <w:rFonts w:eastAsia="Calibri"/>
-          <w:b/>
-          <w:sz w:val="24"/>
-        </w:rPr>
-      </w:pPr>
+        <w:ind w:firstLine="720"/>
+        <w:rPr>
+          <w:rFonts w:eastAsia="Calibri"/>
+          <w:sz w:val="24"/>
+        </w:rPr>
+      </w:pPr>
+      <w:r>
+        <w:rPr>
+          <w:rFonts w:eastAsia="Calibri"/>
+          <w:sz w:val="24"/>
+        </w:rPr>
+        <w:t xml:space="preserve">FIGURE </w:t>
+      </w:r>
+      <w:r>
+        <w:rPr>
+          <w:rFonts w:eastAsia="Calibri"/>
+          <w:sz w:val="24"/>
+        </w:rPr>
+        <w:t>1.2</w:t>
+      </w:r>
+      <w:r>
+        <w:rPr>
+          <w:rFonts w:eastAsia="Calibri"/>
+          <w:sz w:val="24"/>
+        </w:rPr>
+        <w:tab/>
+      </w:r>
+      <w:r>
+        <w:rPr>
+          <w:rFonts w:eastAsia="Calibri"/>
+          <w:sz w:val="24"/>
+        </w:rPr>
+        <w:tab/>
+        <w:t>USE CASE DIAGRAM: CUSTOMER ACTOR…………………………</w:t>
+      </w:r>
+      <w:r>
+        <w:rPr>
+          <w:rFonts w:eastAsia="Calibri"/>
+          <w:sz w:val="24"/>
+        </w:rPr>
+        <w:t>2</w:t>
+      </w:r>
+      <w:r>
+        <w:rPr>
+          <w:rFonts w:eastAsia="Calibri"/>
+          <w:sz w:val="24"/>
+        </w:rPr>
+        <w:t>5</w:t>
+      </w:r>
     </w:p>
     <w:p>
       <w:pPr>
@@ -7681,12 +8157,55 @@
         <w:autoSpaceDE/>
         <w:autoSpaceDN/>
         <w:spacing w:after="160" w:line="259" w:lineRule="auto"/>
-        <w:rPr>
-          <w:rFonts w:eastAsia="Calibri"/>
-          <w:b/>
-          <w:sz w:val="24"/>
-        </w:rPr>
-      </w:pPr>
+        <w:ind w:firstLine="720"/>
+        <w:rPr>
+          <w:rFonts w:eastAsia="Calibri"/>
+          <w:sz w:val="24"/>
+        </w:rPr>
+      </w:pPr>
+      <w:r>
+        <w:rPr>
+          <w:rFonts w:eastAsia="Calibri"/>
+          <w:sz w:val="24"/>
+        </w:rPr>
+        <w:t xml:space="preserve">FIGURE </w:t>
+      </w:r>
+      <w:r>
+        <w:rPr>
+          <w:rFonts w:eastAsia="Calibri"/>
+          <w:sz w:val="24"/>
+        </w:rPr>
+        <w:t>1.3</w:t>
+      </w:r>
+      <w:r>
+        <w:rPr>
+          <w:rFonts w:eastAsia="Calibri"/>
+          <w:sz w:val="24"/>
+        </w:rPr>
+        <w:tab/>
+      </w:r>
+      <w:r>
+        <w:rPr>
+          <w:rFonts w:eastAsia="Calibri"/>
+          <w:sz w:val="24"/>
+        </w:rPr>
+        <w:tab/>
+        <w:t>USE CASE DIAGRAM: SERVICE PROVIDER ACTOR………………</w:t>
+      </w:r>
+      <w:r>
+        <w:rPr>
+          <w:rFonts w:eastAsia="Calibri"/>
+          <w:sz w:val="24"/>
+        </w:rPr>
+        <w:t>2</w:t>
+      </w:r>
+      <w:r>
+        <w:rPr>
+          <w:rFonts w:eastAsia="Calibri"/>
+          <w:sz w:val="24"/>
+        </w:rPr>
+        <w:t>6</w:t>
+      </w:r>
     </w:p>
     <w:p>
       <w:pPr>
@@ -7694,12 +8213,48 @@
         <w:autoSpaceDE/>
         <w:autoSpaceDN/>
         <w:spacing w:after="160" w:line="259" w:lineRule="auto"/>
-        <w:rPr>
-          <w:rFonts w:eastAsia="Calibri"/>
-          <w:b/>
-          <w:sz w:val="24"/>
-        </w:rPr>
-      </w:pPr>
+        <w:ind w:firstLine="720"/>
+        <w:rPr>
+          <w:rFonts w:eastAsia="Calibri"/>
+          <w:sz w:val="24"/>
+        </w:rPr>
+      </w:pPr>
+      <w:r>
+        <w:rPr>
+          <w:rFonts w:eastAsia="Calibri"/>
+          <w:sz w:val="24"/>
+        </w:rPr>
+        <w:t xml:space="preserve">FIGURE </w:t>
+      </w:r>
+      <w:r>
+        <w:rPr>
+          <w:rFonts w:eastAsia="Calibri"/>
+          <w:sz w:val="24"/>
+        </w:rPr>
+        <w:t>1.4</w:t>
+      </w:r>
+      <w:r>
+        <w:rPr>
+          <w:rFonts w:eastAsia="Calibri"/>
+          <w:sz w:val="24"/>
+        </w:rPr>
+        <w:tab/>
+      </w:r>
+      <w:r>
+        <w:rPr>
+          <w:rFonts w:eastAsia="Calibri"/>
+          <w:sz w:val="24"/>
+        </w:rPr>
+        <w:tab/>
+        <w:t>ENTITY-RELATIONSHIP DIAGRAM (ERD) — 11 TABLES………...</w:t>
+      </w:r>
+      <w:r>
+        <w:rPr>
+          <w:rFonts w:eastAsia="Calibri"/>
+          <w:sz w:val="24"/>
+        </w:rPr>
+        <w:t>27</w:t>
+      </w:r>
     </w:p>
     <w:p>
       <w:pPr>
@@ -7707,12 +8262,54 @@
         <w:autoSpaceDE/>
         <w:autoSpaceDN/>
         <w:spacing w:after="160" w:line="259" w:lineRule="auto"/>
-        <w:rPr>
-          <w:rFonts w:eastAsia="Calibri"/>
-          <w:b/>
-          <w:sz w:val="24"/>
-        </w:rPr>
-      </w:pPr>
+        <w:ind w:firstLine="720"/>
+        <w:rPr>
+          <w:rFonts w:eastAsia="Calibri"/>
+          <w:sz w:val="24"/>
+        </w:rPr>
+      </w:pPr>
+      <w:r>
+        <w:rPr>
+          <w:rFonts w:eastAsia="Calibri"/>
+          <w:sz w:val="24"/>
+        </w:rPr>
+        <w:t xml:space="preserve">FIGURE </w:t>
+      </w:r>
+      <w:r>
+        <w:rPr>
+          <w:rFonts w:eastAsia="Calibri"/>
+          <w:sz w:val="24"/>
+        </w:rPr>
+        <w:t>1.5</w:t>
+      </w:r>
+      <w:r>
+        <w:rPr>
+          <w:rFonts w:eastAsia="Calibri"/>
+          <w:sz w:val="24"/>
+        </w:rPr>
+        <w:t xml:space="preserve">               CLOUD INFRASTRUCTURE…………………</w:t>
+      </w:r>
+      <w:r>
+        <w:rPr>
+          <w:rFonts w:eastAsia="Calibri"/>
+          <w:sz w:val="24"/>
+        </w:rPr>
+        <w:t>………………</w:t>
+      </w:r>
+      <w:r>
+        <w:rPr>
+          <w:rFonts w:eastAsia="Calibri"/>
+          <w:sz w:val="24"/>
+        </w:rPr>
+        <w:t>………….</w:t>
+      </w:r>
+      <w:r>
+        <w:rPr>
+          <w:rFonts w:eastAsia="Calibri"/>
+          <w:sz w:val="24"/>
+        </w:rPr>
+        <w:t>28</w:t>
+      </w:r>
     </w:p>
     <w:p>
       <w:pPr>
@@ -7722,10 +8319,16 @@
         <w:spacing w:after="160" w:line="259" w:lineRule="auto"/>
         <w:rPr>
           <w:rFonts w:eastAsia="Calibri"/>
-          <w:b/>
-          <w:sz w:val="24"/>
-        </w:rPr>
-      </w:pPr>
+          <w:sz w:val="24"/>
+        </w:rPr>
+      </w:pPr>
+      <w:r>
+        <w:rPr>
+          <w:rFonts w:eastAsia="Calibri"/>
+          <w:sz w:val="24"/>
+        </w:rPr>
+        <w:t> </w:t>
+      </w:r>
     </w:p>
     <w:p>
       <w:pPr>
@@ -7735,7 +8338,186 @@
         <w:spacing w:after="160" w:line="259" w:lineRule="auto"/>
         <w:rPr>
           <w:rFonts w:eastAsia="Calibri"/>
-          <w:b/>
+          <w:sz w:val="24"/>
+        </w:rPr>
+      </w:pPr>
+    </w:p>
+    <w:p>
+      <w:pPr>
+        <w:widowControl/>
+        <w:autoSpaceDE/>
+        <w:autoSpaceDN/>
+        <w:spacing w:after="160" w:line="259" w:lineRule="auto"/>
+        <w:rPr>
+          <w:rFonts w:eastAsia="Calibri"/>
+          <w:sz w:val="24"/>
+        </w:rPr>
+      </w:pPr>
+    </w:p>
+    <w:p>
+      <w:pPr>
+        <w:widowControl/>
+        <w:autoSpaceDE/>
+        <w:autoSpaceDN/>
+        <w:spacing w:after="160" w:line="259" w:lineRule="auto"/>
+        <w:rPr>
+          <w:rFonts w:eastAsia="Calibri"/>
+          <w:sz w:val="24"/>
+        </w:rPr>
+      </w:pPr>
+    </w:p>
+    <w:p>
+      <w:pPr>
+        <w:widowControl/>
+        <w:autoSpaceDE/>
+        <w:autoSpaceDN/>
+        <w:spacing w:after="160" w:line="259" w:lineRule="auto"/>
+        <w:rPr>
+          <w:rFonts w:eastAsia="Calibri"/>
+          <w:sz w:val="24"/>
+        </w:rPr>
+      </w:pPr>
+    </w:p>
+    <w:p>
+      <w:pPr>
+        <w:widowControl/>
+        <w:autoSpaceDE/>
+        <w:autoSpaceDN/>
+        <w:spacing w:after="160" w:line="259" w:lineRule="auto"/>
+        <w:rPr>
+          <w:rFonts w:eastAsia="Calibri"/>
+          <w:sz w:val="24"/>
+        </w:rPr>
+      </w:pPr>
+    </w:p>
+    <w:p>
+      <w:pPr>
+        <w:widowControl/>
+        <w:autoSpaceDE/>
+        <w:autoSpaceDN/>
+        <w:spacing w:after="160" w:line="259" w:lineRule="auto"/>
+        <w:rPr>
+          <w:rFonts w:eastAsia="Calibri"/>
+          <w:sz w:val="24"/>
+        </w:rPr>
+      </w:pPr>
+    </w:p>
+    <w:p>
+      <w:pPr>
+        <w:widowControl/>
+        <w:autoSpaceDE/>
+        <w:autoSpaceDN/>
+        <w:spacing w:after="160" w:line="259" w:lineRule="auto"/>
+        <w:rPr>
+          <w:rFonts w:eastAsia="Calibri"/>
+          <w:sz w:val="24"/>
+        </w:rPr>
+      </w:pPr>
+    </w:p>
+    <w:p>
+      <w:pPr>
+        <w:widowControl/>
+        <w:autoSpaceDE/>
+        <w:autoSpaceDN/>
+        <w:spacing w:after="160" w:line="259" w:lineRule="auto"/>
+        <w:rPr>
+          <w:rFonts w:eastAsia="Calibri"/>
+          <w:sz w:val="24"/>
+        </w:rPr>
+      </w:pPr>
+    </w:p>
+    <w:p>
+      <w:pPr>
+        <w:widowControl/>
+        <w:autoSpaceDE/>
+        <w:autoSpaceDN/>
+        <w:spacing w:after="160" w:line="259" w:lineRule="auto"/>
+        <w:rPr>
+          <w:rFonts w:eastAsia="Calibri"/>
+          <w:sz w:val="24"/>
+        </w:rPr>
+      </w:pPr>
+    </w:p>
+    <w:p>
+      <w:pPr>
+        <w:widowControl/>
+        <w:autoSpaceDE/>
+        <w:autoSpaceDN/>
+        <w:spacing w:after="160" w:line="259" w:lineRule="auto"/>
+        <w:rPr>
+          <w:rFonts w:eastAsia="Calibri"/>
+          <w:sz w:val="24"/>
+        </w:rPr>
+      </w:pPr>
+    </w:p>
+    <w:p>
+      <w:pPr>
+        <w:widowControl/>
+        <w:autoSpaceDE/>
+        <w:autoSpaceDN/>
+        <w:spacing w:after="160" w:line="259" w:lineRule="auto"/>
+        <w:rPr>
+          <w:rFonts w:eastAsia="Calibri"/>
+          <w:sz w:val="24"/>
+        </w:rPr>
+      </w:pPr>
+    </w:p>
+    <w:p>
+      <w:pPr>
+        <w:widowControl/>
+        <w:autoSpaceDE/>
+        <w:autoSpaceDN/>
+        <w:spacing w:after="160" w:line="259" w:lineRule="auto"/>
+        <w:rPr>
+          <w:rFonts w:eastAsia="Calibri"/>
+          <w:sz w:val="24"/>
+        </w:rPr>
+      </w:pPr>
+    </w:p>
+    <w:p>
+      <w:pPr>
+        <w:widowControl/>
+        <w:autoSpaceDE/>
+        <w:autoSpaceDN/>
+        <w:spacing w:after="160" w:line="259" w:lineRule="auto"/>
+        <w:rPr>
+          <w:rFonts w:eastAsia="Calibri"/>
+          <w:sz w:val="24"/>
+        </w:rPr>
+      </w:pPr>
+    </w:p>
+    <w:p>
+      <w:pPr>
+        <w:widowControl/>
+        <w:autoSpaceDE/>
+        <w:autoSpaceDN/>
+        <w:spacing w:after="160" w:line="259" w:lineRule="auto"/>
+        <w:rPr>
+          <w:rFonts w:eastAsia="Calibri"/>
+          <w:sz w:val="24"/>
+        </w:rPr>
+      </w:pPr>
+    </w:p>
+    <w:p>
+      <w:pPr>
+        <w:widowControl/>
+        <w:autoSpaceDE/>
+        <w:autoSpaceDN/>
+        <w:spacing w:after="160" w:line="259" w:lineRule="auto"/>
+        <w:rPr>
+          <w:rFonts w:eastAsia="Calibri"/>
+          <w:sz w:val="24"/>
+        </w:rPr>
+      </w:pPr>
+    </w:p>
+    <w:p>
+      <w:pPr>
+        <w:widowControl/>
+        <w:autoSpaceDE/>
+        <w:autoSpaceDN/>
+        <w:spacing w:after="160" w:line="259" w:lineRule="auto"/>
+        <w:rPr>
+          <w:rFonts w:eastAsia="Calibri"/>
           <w:sz w:val="24"/>
         </w:rPr>
       </w:pPr>
@@ -7753,15 +8535,6 @@
           <w:sz w:val="24"/>
         </w:rPr>
       </w:pPr>
-      <w:r>
-        <w:rPr>
-          <w:rFonts w:eastAsia="Calibri"/>
-          <w:b/>
-          <w:sz w:val="24"/>
-        </w:rPr>
-        <w:lastRenderedPageBreak/>
-        <w:t>TABLE OF FIGURES</w:t>
-      </w:r>
     </w:p>
     <w:p>
       <w:pPr>
@@ -7769,148 +8542,13 @@
         <w:autoSpaceDE/>
         <w:autoSpaceDN/>
         <w:spacing w:after="160" w:line="259" w:lineRule="auto"/>
-        <w:rPr>
-          <w:rFonts w:eastAsia="Calibri"/>
-          <w:b/>
-          <w:sz w:val="24"/>
-          <w:u w:val="single"/>
-        </w:rPr>
-      </w:pPr>
-      <w:r>
-        <w:rPr>
-          <w:rFonts w:eastAsia="Calibri"/>
-          <w:b/>
-          <w:sz w:val="24"/>
-          <w:u w:val="single"/>
-        </w:rPr>
-        <w:tab/>
-      </w:r>
-      <w:r>
-        <w:rPr>
-          <w:rFonts w:eastAsia="Calibri"/>
-          <w:b/>
-          <w:sz w:val="24"/>
-          <w:u w:val="single"/>
-        </w:rPr>
-        <w:tab/>
-      </w:r>
-      <w:r>
-        <w:rPr>
-          <w:rFonts w:eastAsia="Calibri"/>
-          <w:b/>
-          <w:sz w:val="24"/>
-          <w:u w:val="single"/>
-        </w:rPr>
-        <w:tab/>
-      </w:r>
-      <w:r>
-        <w:rPr>
-          <w:rFonts w:eastAsia="Calibri"/>
-          <w:b/>
-          <w:sz w:val="24"/>
-          <w:u w:val="single"/>
-        </w:rPr>
-        <w:tab/>
-      </w:r>
-      <w:r>
-        <w:rPr>
-          <w:rFonts w:eastAsia="Calibri"/>
-          <w:b/>
-          <w:sz w:val="24"/>
-          <w:u w:val="single"/>
-        </w:rPr>
-        <w:tab/>
-      </w:r>
-      <w:r>
-        <w:rPr>
-          <w:rFonts w:eastAsia="Calibri"/>
-          <w:b/>
-          <w:sz w:val="24"/>
-          <w:u w:val="single"/>
-        </w:rPr>
-        <w:tab/>
-      </w:r>
-      <w:r>
-        <w:rPr>
-          <w:rFonts w:eastAsia="Calibri"/>
-          <w:b/>
-          <w:sz w:val="24"/>
-          <w:u w:val="single"/>
-        </w:rPr>
-        <w:tab/>
-      </w:r>
-      <w:r>
-        <w:rPr>
-          <w:rFonts w:eastAsia="Calibri"/>
-          <w:b/>
-          <w:sz w:val="24"/>
-          <w:u w:val="single"/>
-        </w:rPr>
-        <w:tab/>
-      </w:r>
-      <w:r>
-        <w:rPr>
-          <w:rFonts w:eastAsia="Calibri"/>
-          <w:b/>
-          <w:sz w:val="24"/>
-          <w:u w:val="single"/>
-        </w:rPr>
-        <w:tab/>
-      </w:r>
-      <w:r>
-        <w:rPr>
-          <w:rFonts w:eastAsia="Calibri"/>
-          <w:b/>
-          <w:sz w:val="24"/>
-          <w:u w:val="single"/>
-        </w:rPr>
-        <w:tab/>
-      </w:r>
-      <w:r>
-        <w:rPr>
-          <w:rFonts w:eastAsia="Calibri"/>
-          <w:b/>
-          <w:sz w:val="24"/>
-          <w:u w:val="single"/>
-        </w:rPr>
-        <w:tab/>
-      </w:r>
-      <w:r>
-        <w:rPr>
-          <w:rFonts w:eastAsia="Calibri"/>
-          <w:b/>
-          <w:sz w:val="24"/>
-          <w:u w:val="single"/>
-        </w:rPr>
-        <w:tab/>
-      </w:r>
-      <w:r>
-        <w:rPr>
-          <w:rFonts w:eastAsia="Calibri"/>
-          <w:b/>
-          <w:sz w:val="24"/>
-          <w:u w:val="single"/>
-        </w:rPr>
-        <w:tab/>
-      </w:r>
-      <w:r>
-        <w:rPr>
-          <w:rFonts w:eastAsia="Calibri"/>
-          <w:b/>
-          <w:sz w:val="24"/>
-          <w:u w:val="single"/>
-        </w:rPr>
-        <w:tab/>
-      </w:r>
-      <w:r>
-        <w:rPr>
-          <w:rFonts w:eastAsia="Calibri"/>
-          <w:b/>
-          <w:sz w:val="24"/>
-          <w:u w:val="single"/>
-        </w:rPr>
-        <w:tab/>
-      </w:r>
+        <w:jc w:val="center"/>
+        <w:rPr>
+          <w:rFonts w:eastAsia="Calibri"/>
+          <w:b/>
+          <w:sz w:val="24"/>
+        </w:rPr>
+      </w:pPr>
     </w:p>
     <w:p>
       <w:pPr>
@@ -7918,61 +8556,13 @@
         <w:autoSpaceDE/>
         <w:autoSpaceDN/>
         <w:spacing w:after="160" w:line="259" w:lineRule="auto"/>
-        <w:rPr>
-          <w:rFonts w:eastAsia="Calibri"/>
-          <w:b/>
-          <w:sz w:val="24"/>
-          <w:u w:val="single"/>
-        </w:rPr>
-      </w:pPr>
-      <w:r>
-        <w:rPr>
-          <w:rFonts w:eastAsia="Calibri"/>
-          <w:b/>
-          <w:sz w:val="24"/>
-          <w:u w:val="single"/>
-        </w:rPr>
-        <w:t xml:space="preserve">     </w:t>
-      </w:r>
-      <w:r>
-        <w:rPr>
-          <w:rFonts w:eastAsia="Calibri"/>
-          <w:b/>
-          <w:sz w:val="24"/>
-          <w:u w:val="single"/>
-        </w:rPr>
-        <w:tab/>
-        <w:t>FIGURE NO                                               TITLE</w:t>
-      </w:r>
-      <w:r>
-        <w:rPr>
-          <w:rFonts w:eastAsia="Calibri"/>
-          <w:b/>
-          <w:sz w:val="24"/>
-          <w:u w:val="single"/>
-        </w:rPr>
-        <w:tab/>
-        <w:t xml:space="preserve">                                         </w:t>
-      </w:r>
-      <w:r>
-        <w:rPr>
-          <w:rFonts w:eastAsia="Calibri"/>
-          <w:b/>
-          <w:sz w:val="24"/>
-          <w:u w:val="single"/>
-        </w:rPr>
-        <w:tab/>
-        <w:t xml:space="preserve">           PAGE NO</w:t>
-      </w:r>
-      <w:r>
-        <w:rPr>
-          <w:rFonts w:eastAsia="Calibri"/>
-          <w:b/>
-          <w:sz w:val="24"/>
-          <w:u w:val="single"/>
-        </w:rPr>
-        <w:tab/>
-      </w:r>
+        <w:jc w:val="center"/>
+        <w:rPr>
+          <w:rFonts w:eastAsia="Calibri"/>
+          <w:b/>
+          <w:sz w:val="24"/>
+        </w:rPr>
+      </w:pPr>
     </w:p>
     <w:p>
       <w:pPr>
@@ -7982,15 +8572,1698 @@
         <w:spacing w:after="160" w:line="259" w:lineRule="auto"/>
         <w:rPr>
           <w:rFonts w:eastAsia="Calibri"/>
-          <w:sz w:val="24"/>
-        </w:rPr>
-      </w:pPr>
-      <w:r>
-        <w:rPr>
-          <w:rFonts w:eastAsia="Calibri"/>
-          <w:sz w:val="24"/>
+          <w:b/>
+          <w:sz w:val="24"/>
+        </w:rPr>
+      </w:pPr>
+    </w:p>
+    <w:p>
+      <w:pPr>
+        <w:widowControl/>
+        <w:autoSpaceDE/>
+        <w:autoSpaceDN/>
+        <w:spacing w:after="160" w:line="259" w:lineRule="auto"/>
+        <w:rPr>
+          <w:rFonts w:eastAsia="Calibri"/>
+          <w:b/>
+          <w:sz w:val="24"/>
+        </w:rPr>
+      </w:pPr>
+    </w:p>
+    <w:p>
+      <w:pPr>
+        <w:widowControl/>
+        <w:autoSpaceDE/>
+        <w:autoSpaceDN/>
+        <w:spacing w:after="160" w:line="259" w:lineRule="auto"/>
+        <w:jc w:val="center"/>
+        <w:rPr>
+          <w:rFonts w:eastAsia="Calibri"/>
+          <w:b/>
+          <w:sz w:val="24"/>
+        </w:rPr>
+      </w:pPr>
+      <w:r>
+        <w:rPr>
+          <w:rFonts w:eastAsia="Calibri"/>
+          <w:b/>
+          <w:sz w:val="24"/>
+        </w:rPr>
+        <w:lastRenderedPageBreak/>
+        <w:t>TABLE OF IMAGES</w:t>
+      </w:r>
+    </w:p>
+    <w:p>
+      <w:pPr>
+        <w:widowControl/>
+        <w:autoSpaceDE/>
+        <w:autoSpaceDN/>
+        <w:spacing w:after="160" w:line="259" w:lineRule="auto"/>
+        <w:jc w:val="right"/>
+        <w:rPr>
+          <w:rFonts w:eastAsia="Calibri"/>
+          <w:b/>
+          <w:sz w:val="24"/>
+          <w:u w:val="single"/>
+        </w:rPr>
+      </w:pPr>
+      <w:r>
+        <w:rPr>
+          <w:rFonts w:eastAsia="Calibri"/>
+          <w:b/>
+          <w:sz w:val="24"/>
+          <w:u w:val="single"/>
         </w:rPr>
         <w:tab/>
+      </w:r>
+      <w:r>
+        <w:rPr>
+          <w:rFonts w:eastAsia="Calibri"/>
+          <w:b/>
+          <w:sz w:val="24"/>
+          <w:u w:val="single"/>
+        </w:rPr>
+        <w:tab/>
+      </w:r>
+      <w:r>
+        <w:rPr>
+          <w:rFonts w:eastAsia="Calibri"/>
+          <w:b/>
+          <w:sz w:val="24"/>
+          <w:u w:val="single"/>
+        </w:rPr>
+        <w:tab/>
+      </w:r>
+      <w:r>
+        <w:rPr>
+          <w:rFonts w:eastAsia="Calibri"/>
+          <w:b/>
+          <w:sz w:val="24"/>
+          <w:u w:val="single"/>
+        </w:rPr>
+        <w:tab/>
+      </w:r>
+      <w:r>
+        <w:rPr>
+          <w:rFonts w:eastAsia="Calibri"/>
+          <w:b/>
+          <w:sz w:val="24"/>
+          <w:u w:val="single"/>
+        </w:rPr>
+        <w:tab/>
+      </w:r>
+      <w:r>
+        <w:rPr>
+          <w:rFonts w:eastAsia="Calibri"/>
+          <w:b/>
+          <w:sz w:val="24"/>
+          <w:u w:val="single"/>
+        </w:rPr>
+        <w:tab/>
+      </w:r>
+      <w:r>
+        <w:rPr>
+          <w:rFonts w:eastAsia="Calibri"/>
+          <w:b/>
+          <w:sz w:val="24"/>
+          <w:u w:val="single"/>
+        </w:rPr>
+        <w:tab/>
+      </w:r>
+      <w:r>
+        <w:rPr>
+          <w:rFonts w:eastAsia="Calibri"/>
+          <w:b/>
+          <w:sz w:val="24"/>
+          <w:u w:val="single"/>
+        </w:rPr>
+        <w:tab/>
+      </w:r>
+      <w:r>
+        <w:rPr>
+          <w:rFonts w:eastAsia="Calibri"/>
+          <w:b/>
+          <w:sz w:val="24"/>
+          <w:u w:val="single"/>
+        </w:rPr>
+        <w:tab/>
+      </w:r>
+      <w:r>
+        <w:rPr>
+          <w:rFonts w:eastAsia="Calibri"/>
+          <w:b/>
+          <w:sz w:val="24"/>
+          <w:u w:val="single"/>
+        </w:rPr>
+        <w:tab/>
+      </w:r>
+      <w:r>
+        <w:rPr>
+          <w:rFonts w:eastAsia="Calibri"/>
+          <w:b/>
+          <w:sz w:val="24"/>
+          <w:u w:val="single"/>
+        </w:rPr>
+        <w:tab/>
+      </w:r>
+      <w:r>
+        <w:rPr>
+          <w:rFonts w:eastAsia="Calibri"/>
+          <w:b/>
+          <w:sz w:val="24"/>
+          <w:u w:val="single"/>
+        </w:rPr>
+        <w:tab/>
+      </w:r>
+      <w:r>
+        <w:rPr>
+          <w:rFonts w:eastAsia="Calibri"/>
+          <w:b/>
+          <w:sz w:val="24"/>
+          <w:u w:val="single"/>
+        </w:rPr>
+        <w:tab/>
+      </w:r>
+      <w:r>
+        <w:rPr>
+          <w:rFonts w:eastAsia="Calibri"/>
+          <w:b/>
+          <w:sz w:val="24"/>
+          <w:u w:val="single"/>
+        </w:rPr>
+        <w:tab/>
+      </w:r>
+      <w:r>
+        <w:rPr>
+          <w:rFonts w:eastAsia="Calibri"/>
+          <w:b/>
+          <w:sz w:val="24"/>
+          <w:u w:val="single"/>
+        </w:rPr>
+        <w:tab/>
+      </w:r>
+    </w:p>
+    <w:p>
+      <w:pPr>
+        <w:widowControl/>
+        <w:autoSpaceDE/>
+        <w:autoSpaceDN/>
+        <w:spacing w:after="160" w:line="259" w:lineRule="auto"/>
+        <w:jc w:val="right"/>
+        <w:rPr>
+          <w:rFonts w:eastAsia="Calibri"/>
+          <w:b/>
+          <w:sz w:val="24"/>
+          <w:u w:val="single"/>
+        </w:rPr>
+      </w:pPr>
+      <w:r>
+        <w:rPr>
+          <w:rFonts w:eastAsia="Calibri"/>
+          <w:b/>
+          <w:sz w:val="24"/>
+          <w:u w:val="single"/>
+        </w:rPr>
+        <w:t xml:space="preserve">     </w:t>
+      </w:r>
+      <w:r>
+        <w:rPr>
+          <w:rFonts w:eastAsia="Calibri"/>
+          <w:b/>
+          <w:sz w:val="24"/>
+          <w:u w:val="single"/>
+        </w:rPr>
+        <w:tab/>
+        <w:t>IMAGE NO                                               TITLE</w:t>
+      </w:r>
+      <w:r>
+        <w:rPr>
+          <w:rFonts w:eastAsia="Calibri"/>
+          <w:b/>
+          <w:sz w:val="24"/>
+          <w:u w:val="single"/>
+        </w:rPr>
+        <w:tab/>
+        <w:t xml:space="preserve">                                         </w:t>
+      </w:r>
+      <w:r>
+        <w:rPr>
+          <w:rFonts w:eastAsia="Calibri"/>
+          <w:b/>
+          <w:sz w:val="24"/>
+          <w:u w:val="single"/>
+        </w:rPr>
+        <w:tab/>
+        <w:t xml:space="preserve">           PAGE NO</w:t>
+      </w:r>
+      <w:r>
+        <w:rPr>
+          <w:rFonts w:eastAsia="Calibri"/>
+          <w:b/>
+          <w:sz w:val="24"/>
+          <w:u w:val="single"/>
+        </w:rPr>
+        <w:tab/>
+      </w:r>
+    </w:p>
+    <w:p>
+      <w:pPr>
+        <w:widowControl/>
+        <w:autoSpaceDE/>
+        <w:autoSpaceDN/>
+        <w:spacing w:after="160" w:line="259" w:lineRule="auto"/>
+        <w:rPr>
+          <w:rFonts w:eastAsia="Calibri"/>
+          <w:sz w:val="24"/>
+        </w:rPr>
+      </w:pPr>
+    </w:p>
+    <w:p>
+      <w:pPr>
+        <w:widowControl/>
+        <w:autoSpaceDE/>
+        <w:autoSpaceDN/>
+        <w:spacing w:after="160" w:line="259" w:lineRule="auto"/>
+        <w:ind w:left="720"/>
+        <w:rPr>
+          <w:rFonts w:eastAsia="Calibri"/>
+          <w:sz w:val="24"/>
+        </w:rPr>
+      </w:pPr>
+      <w:r>
+        <w:rPr>
+          <w:rFonts w:eastAsia="Calibri"/>
+          <w:sz w:val="24"/>
+        </w:rPr>
+        <w:t xml:space="preserve">IMAGE </w:t>
+      </w:r>
+      <w:r>
+        <w:rPr>
+          <w:rFonts w:eastAsia="Calibri"/>
+          <w:sz w:val="24"/>
+        </w:rPr>
+        <w:t>2</w:t>
+      </w:r>
+      <w:r>
+        <w:rPr>
+          <w:rFonts w:eastAsia="Calibri"/>
+          <w:sz w:val="24"/>
+        </w:rPr>
+        <w:t>.1</w:t>
+      </w:r>
+      <w:r>
+        <w:rPr>
+          <w:rFonts w:eastAsia="Calibri"/>
+          <w:sz w:val="24"/>
+        </w:rPr>
+        <w:tab/>
+      </w:r>
+      <w:r>
+        <w:rPr>
+          <w:rFonts w:eastAsia="Calibri"/>
+          <w:sz w:val="24"/>
+        </w:rPr>
+        <w:tab/>
+        <w:t>KAARKUN APP — CUSTOMER HOME SCREEN……………………</w:t>
+      </w:r>
+      <w:r>
+        <w:rPr>
+          <w:rFonts w:eastAsia="Calibri"/>
+          <w:sz w:val="24"/>
+        </w:rPr>
+        <w:t>3</w:t>
+      </w:r>
+      <w:r>
+        <w:rPr>
+          <w:rFonts w:eastAsia="Calibri"/>
+          <w:sz w:val="24"/>
+        </w:rPr>
+        <w:t>2</w:t>
+      </w:r>
+    </w:p>
+    <w:p>
+      <w:pPr>
+        <w:widowControl/>
+        <w:autoSpaceDE/>
+        <w:autoSpaceDN/>
+        <w:spacing w:after="160" w:line="259" w:lineRule="auto"/>
+        <w:ind w:left="720"/>
+        <w:rPr>
+          <w:rFonts w:eastAsia="Calibri"/>
+          <w:sz w:val="24"/>
+        </w:rPr>
+      </w:pPr>
+      <w:r>
+        <w:rPr>
+          <w:rFonts w:eastAsia="Calibri"/>
+          <w:sz w:val="24"/>
+        </w:rPr>
+        <w:t xml:space="preserve">IMAGE </w:t>
+      </w:r>
+      <w:r>
+        <w:rPr>
+          <w:rFonts w:eastAsia="Calibri"/>
+          <w:sz w:val="24"/>
+        </w:rPr>
+        <w:t>2</w:t>
+      </w:r>
+      <w:r>
+        <w:rPr>
+          <w:rFonts w:eastAsia="Calibri"/>
+          <w:sz w:val="24"/>
+        </w:rPr>
+        <w:t>.2</w:t>
+      </w:r>
+      <w:r>
+        <w:rPr>
+          <w:rFonts w:eastAsia="Calibri"/>
+          <w:sz w:val="24"/>
+        </w:rPr>
+        <w:tab/>
+      </w:r>
+      <w:r>
+        <w:rPr>
+          <w:rFonts w:eastAsia="Calibri"/>
+          <w:sz w:val="24"/>
+        </w:rPr>
+        <w:tab/>
+        <w:t>KAARKUN APP — POST A JOB SCREEN…………………………….</w:t>
+      </w:r>
+      <w:r>
+        <w:rPr>
+          <w:rFonts w:eastAsia="Calibri"/>
+          <w:sz w:val="24"/>
+        </w:rPr>
+        <w:t>3</w:t>
+      </w:r>
+      <w:r>
+        <w:rPr>
+          <w:rFonts w:eastAsia="Calibri"/>
+          <w:sz w:val="24"/>
+        </w:rPr>
+        <w:t>3</w:t>
+      </w:r>
+    </w:p>
+    <w:p>
+      <w:pPr>
+        <w:widowControl/>
+        <w:autoSpaceDE/>
+        <w:autoSpaceDN/>
+        <w:spacing w:after="160" w:line="259" w:lineRule="auto"/>
+        <w:ind w:left="720"/>
+        <w:rPr>
+          <w:rFonts w:eastAsia="Calibri"/>
+          <w:sz w:val="24"/>
+        </w:rPr>
+      </w:pPr>
+      <w:r>
+        <w:rPr>
+          <w:rFonts w:eastAsia="Calibri"/>
+          <w:sz w:val="24"/>
+        </w:rPr>
+        <w:t xml:space="preserve">IMAGE </w:t>
+      </w:r>
+      <w:r>
+        <w:rPr>
+          <w:rFonts w:eastAsia="Calibri"/>
+          <w:sz w:val="24"/>
+        </w:rPr>
+        <w:t>2</w:t>
+      </w:r>
+      <w:r>
+        <w:rPr>
+          <w:rFonts w:eastAsia="Calibri"/>
+          <w:sz w:val="24"/>
+        </w:rPr>
+        <w:t>.3</w:t>
+      </w:r>
+      <w:r>
+        <w:rPr>
+          <w:rFonts w:eastAsia="Calibri"/>
+          <w:sz w:val="24"/>
+        </w:rPr>
+        <w:tab/>
+      </w:r>
+      <w:r>
+        <w:rPr>
+          <w:rFonts w:eastAsia="Calibri"/>
+          <w:sz w:val="24"/>
+        </w:rPr>
+        <w:tab/>
+        <w:t>KAARKUN APP — PROVIDER BID SCREEN………………………...</w:t>
+      </w:r>
+      <w:r>
+        <w:rPr>
+          <w:rFonts w:eastAsia="Calibri"/>
+          <w:sz w:val="24"/>
+        </w:rPr>
+        <w:t>3</w:t>
+      </w:r>
+      <w:r>
+        <w:rPr>
+          <w:rFonts w:eastAsia="Calibri"/>
+          <w:sz w:val="24"/>
+        </w:rPr>
+        <w:t>4</w:t>
+      </w:r>
+    </w:p>
+    <w:p>
+      <w:pPr>
+        <w:widowControl/>
+        <w:autoSpaceDE/>
+        <w:autoSpaceDN/>
+        <w:spacing w:after="160" w:line="259" w:lineRule="auto"/>
+        <w:ind w:left="720"/>
+        <w:rPr>
+          <w:rFonts w:eastAsia="Calibri"/>
+          <w:sz w:val="24"/>
+        </w:rPr>
+      </w:pPr>
+      <w:r>
+        <w:rPr>
+          <w:rFonts w:eastAsia="Calibri"/>
+          <w:sz w:val="24"/>
+        </w:rPr>
+        <w:t xml:space="preserve">IMAGE </w:t>
+      </w:r>
+      <w:r>
+        <w:rPr>
+          <w:rFonts w:eastAsia="Calibri"/>
+          <w:sz w:val="24"/>
+        </w:rPr>
+        <w:t>2</w:t>
+      </w:r>
+      <w:r>
+        <w:rPr>
+          <w:rFonts w:eastAsia="Calibri"/>
+          <w:sz w:val="24"/>
+        </w:rPr>
+        <w:t>.4</w:t>
+      </w:r>
+      <w:r>
+        <w:rPr>
+          <w:rFonts w:eastAsia="Calibri"/>
+          <w:sz w:val="24"/>
+        </w:rPr>
+        <w:tab/>
+      </w:r>
+      <w:r>
+        <w:rPr>
+          <w:rFonts w:eastAsia="Calibri"/>
+          <w:sz w:val="24"/>
+        </w:rPr>
+        <w:tab/>
+        <w:t>KAARKUN APP — QR CODE VERIFICATION SCREEN……………</w:t>
+      </w:r>
+      <w:r>
+        <w:rPr>
+          <w:rFonts w:eastAsia="Calibri"/>
+          <w:sz w:val="24"/>
+        </w:rPr>
+        <w:t>3</w:t>
+      </w:r>
+      <w:r>
+        <w:rPr>
+          <w:rFonts w:eastAsia="Calibri"/>
+          <w:sz w:val="24"/>
+        </w:rPr>
+        <w:t>5</w:t>
+      </w:r>
+    </w:p>
+    <w:p>
+      <w:pPr>
+        <w:widowControl/>
+        <w:autoSpaceDE/>
+        <w:autoSpaceDN/>
+        <w:spacing w:after="160" w:line="259" w:lineRule="auto"/>
+        <w:ind w:left="720"/>
+        <w:rPr>
+          <w:rFonts w:eastAsia="Calibri"/>
+          <w:sz w:val="24"/>
+        </w:rPr>
+      </w:pPr>
+      <w:r>
+        <w:rPr>
+          <w:rFonts w:eastAsia="Calibri"/>
+          <w:sz w:val="24"/>
+        </w:rPr>
+        <w:t xml:space="preserve">IMAGE </w:t>
+      </w:r>
+      <w:r>
+        <w:rPr>
+          <w:rFonts w:eastAsia="Calibri"/>
+          <w:sz w:val="24"/>
+        </w:rPr>
+        <w:t>2</w:t>
+      </w:r>
+      <w:r>
+        <w:rPr>
+          <w:rFonts w:eastAsia="Calibri"/>
+          <w:sz w:val="24"/>
+        </w:rPr>
+        <w:t>.5</w:t>
+      </w:r>
+      <w:r>
+        <w:rPr>
+          <w:rFonts w:eastAsia="Calibri"/>
+          <w:sz w:val="24"/>
+        </w:rPr>
+        <w:tab/>
+      </w:r>
+      <w:r>
+        <w:rPr>
+          <w:rFonts w:eastAsia="Calibri"/>
+          <w:sz w:val="24"/>
+        </w:rPr>
+        <w:tab/>
+        <w:t>KAARKUN APP — REAL-TIME GPS TRACKING SCREEN………...</w:t>
+      </w:r>
+      <w:r>
+        <w:rPr>
+          <w:rFonts w:eastAsia="Calibri"/>
+          <w:sz w:val="24"/>
+        </w:rPr>
+        <w:t>3</w:t>
+      </w:r>
+      <w:r>
+        <w:rPr>
+          <w:rFonts w:eastAsia="Calibri"/>
+          <w:sz w:val="24"/>
+        </w:rPr>
+        <w:t>6</w:t>
+      </w:r>
+    </w:p>
+    <w:p>
+      <w:pPr>
+        <w:widowControl/>
+        <w:autoSpaceDE/>
+        <w:autoSpaceDN/>
+        <w:spacing w:after="160" w:line="259" w:lineRule="auto"/>
+        <w:ind w:left="720"/>
+        <w:rPr>
+          <w:rFonts w:eastAsia="Calibri"/>
+          <w:sz w:val="24"/>
+        </w:rPr>
+      </w:pPr>
+      <w:r>
+        <w:rPr>
+          <w:rFonts w:eastAsia="Calibri"/>
+          <w:sz w:val="24"/>
+        </w:rPr>
+        <w:t xml:space="preserve">IMAGE </w:t>
+      </w:r>
+      <w:r>
+        <w:rPr>
+          <w:rFonts w:eastAsia="Calibri"/>
+          <w:sz w:val="24"/>
+        </w:rPr>
+        <w:t>2</w:t>
+      </w:r>
+      <w:r>
+        <w:rPr>
+          <w:rFonts w:eastAsia="Calibri"/>
+          <w:sz w:val="24"/>
+        </w:rPr>
+        <w:t>.6</w:t>
+      </w:r>
+      <w:r>
+        <w:rPr>
+          <w:rFonts w:eastAsia="Calibri"/>
+          <w:sz w:val="24"/>
+        </w:rPr>
+        <w:tab/>
+      </w:r>
+      <w:r>
+        <w:rPr>
+          <w:rFonts w:eastAsia="Calibri"/>
+          <w:sz w:val="24"/>
+        </w:rPr>
+        <w:tab/>
+        <w:t>KAARKUN APP — IN-APP CHAT SCREEN………………………</w:t>
+      </w:r>
+      <w:proofErr w:type="gramStart"/>
+      <w:r>
+        <w:rPr>
+          <w:rFonts w:eastAsia="Calibri"/>
+          <w:sz w:val="24"/>
+        </w:rPr>
+        <w:t>…..</w:t>
+      </w:r>
+      <w:proofErr w:type="gramEnd"/>
+      <w:r>
+        <w:rPr>
+          <w:rFonts w:eastAsia="Calibri"/>
+          <w:sz w:val="24"/>
+        </w:rPr>
+        <w:t>3</w:t>
+      </w:r>
+      <w:r>
+        <w:rPr>
+          <w:rFonts w:eastAsia="Calibri"/>
+          <w:sz w:val="24"/>
+        </w:rPr>
+        <w:t>7</w:t>
+      </w:r>
+    </w:p>
+    <w:p>
+      <w:pPr>
+        <w:widowControl/>
+        <w:autoSpaceDE/>
+        <w:autoSpaceDN/>
+        <w:spacing w:after="160" w:line="259" w:lineRule="auto"/>
+        <w:ind w:left="720"/>
+        <w:rPr>
+          <w:rFonts w:eastAsia="Calibri"/>
+          <w:sz w:val="24"/>
+        </w:rPr>
+      </w:pPr>
+      <w:r>
+        <w:rPr>
+          <w:rFonts w:eastAsia="Calibri"/>
+          <w:sz w:val="24"/>
+        </w:rPr>
+        <w:t xml:space="preserve">IMAGE </w:t>
+      </w:r>
+      <w:r>
+        <w:rPr>
+          <w:rFonts w:eastAsia="Calibri"/>
+          <w:sz w:val="24"/>
+        </w:rPr>
+        <w:t>2</w:t>
+      </w:r>
+      <w:r>
+        <w:rPr>
+          <w:rFonts w:eastAsia="Calibri"/>
+          <w:sz w:val="24"/>
+        </w:rPr>
+        <w:t>.7</w:t>
+      </w:r>
+      <w:r>
+        <w:rPr>
+          <w:rFonts w:eastAsia="Calibri"/>
+          <w:sz w:val="24"/>
+        </w:rPr>
+        <w:tab/>
+      </w:r>
+      <w:r>
+        <w:rPr>
+          <w:rFonts w:eastAsia="Calibri"/>
+          <w:sz w:val="24"/>
+        </w:rPr>
+        <w:tab/>
+        <w:t>KAARKUN APP — PROVIDER PROFILE SCREEN………………</w:t>
+      </w:r>
+      <w:proofErr w:type="gramStart"/>
+      <w:r>
+        <w:rPr>
+          <w:rFonts w:eastAsia="Calibri"/>
+          <w:sz w:val="24"/>
+        </w:rPr>
+        <w:t>…..</w:t>
+      </w:r>
+      <w:proofErr w:type="gramEnd"/>
+      <w:r>
+        <w:rPr>
+          <w:rFonts w:eastAsia="Calibri"/>
+          <w:sz w:val="24"/>
+        </w:rPr>
+        <w:t>3</w:t>
+      </w:r>
+      <w:r>
+        <w:rPr>
+          <w:rFonts w:eastAsia="Calibri"/>
+          <w:sz w:val="24"/>
+        </w:rPr>
+        <w:t>8</w:t>
+      </w:r>
+    </w:p>
+    <w:p>
+      <w:pPr>
+        <w:widowControl/>
+        <w:autoSpaceDE/>
+        <w:autoSpaceDN/>
+        <w:spacing w:after="160" w:line="259" w:lineRule="auto"/>
+        <w:ind w:left="720"/>
+        <w:rPr>
+          <w:rFonts w:eastAsia="Calibri"/>
+          <w:sz w:val="24"/>
+        </w:rPr>
+      </w:pPr>
+      <w:r>
+        <w:rPr>
+          <w:rFonts w:eastAsia="Calibri"/>
+          <w:sz w:val="24"/>
+        </w:rPr>
+        <w:t xml:space="preserve">IMAGE </w:t>
+      </w:r>
+      <w:r>
+        <w:rPr>
+          <w:rFonts w:eastAsia="Calibri"/>
+          <w:sz w:val="24"/>
+        </w:rPr>
+        <w:t>2</w:t>
+      </w:r>
+      <w:r>
+        <w:rPr>
+          <w:rFonts w:eastAsia="Calibri"/>
+          <w:sz w:val="24"/>
+        </w:rPr>
+        <w:t>.8</w:t>
+      </w:r>
+      <w:r>
+        <w:rPr>
+          <w:rFonts w:eastAsia="Calibri"/>
+          <w:sz w:val="24"/>
+        </w:rPr>
+        <w:tab/>
+      </w:r>
+      <w:r>
+        <w:rPr>
+          <w:rFonts w:eastAsia="Calibri"/>
+          <w:sz w:val="24"/>
+        </w:rPr>
+        <w:tab/>
+        <w:t>KAARKUN ADMIN PANEL — USER MANAGEMENT……………...</w:t>
+      </w:r>
+      <w:r>
+        <w:rPr>
+          <w:rFonts w:eastAsia="Calibri"/>
+          <w:sz w:val="24"/>
+        </w:rPr>
+        <w:t>3</w:t>
+      </w:r>
+      <w:r>
+        <w:rPr>
+          <w:rFonts w:eastAsia="Calibri"/>
+          <w:sz w:val="24"/>
+        </w:rPr>
+        <w:t>9</w:t>
+      </w:r>
+    </w:p>
+    <w:p>
+      <w:pPr>
+        <w:widowControl/>
+        <w:autoSpaceDE/>
+        <w:autoSpaceDN/>
+        <w:spacing w:after="160" w:line="259" w:lineRule="auto"/>
+        <w:ind w:left="720"/>
+        <w:rPr>
+          <w:rFonts w:eastAsia="Calibri"/>
+          <w:sz w:val="24"/>
+        </w:rPr>
+      </w:pPr>
+      <w:r>
+        <w:rPr>
+          <w:rFonts w:eastAsia="Calibri"/>
+          <w:sz w:val="24"/>
+        </w:rPr>
+        <w:t xml:space="preserve">IMAGE </w:t>
+      </w:r>
+      <w:r>
+        <w:rPr>
+          <w:rFonts w:eastAsia="Calibri"/>
+          <w:sz w:val="24"/>
+        </w:rPr>
+        <w:t>2</w:t>
+      </w:r>
+      <w:r>
+        <w:rPr>
+          <w:rFonts w:eastAsia="Calibri"/>
+          <w:sz w:val="24"/>
+        </w:rPr>
+        <w:t>.9</w:t>
+      </w:r>
+      <w:r>
+        <w:rPr>
+          <w:rFonts w:eastAsia="Calibri"/>
+          <w:sz w:val="24"/>
+        </w:rPr>
+        <w:tab/>
+      </w:r>
+      <w:r>
+        <w:rPr>
+          <w:rFonts w:eastAsia="Calibri"/>
+          <w:sz w:val="24"/>
+        </w:rPr>
+        <w:tab/>
+        <w:t>KAARKUN ADMIN PANEL — PROVIDER VERIFICATION……</w:t>
+      </w:r>
+      <w:proofErr w:type="gramStart"/>
+      <w:r>
+        <w:rPr>
+          <w:rFonts w:eastAsia="Calibri"/>
+          <w:sz w:val="24"/>
+        </w:rPr>
+        <w:t>…..</w:t>
+      </w:r>
+      <w:proofErr w:type="gramEnd"/>
+      <w:r>
+        <w:rPr>
+          <w:rFonts w:eastAsia="Calibri"/>
+          <w:sz w:val="24"/>
+        </w:rPr>
+        <w:t>3</w:t>
+      </w:r>
+      <w:r>
+        <w:rPr>
+          <w:rFonts w:eastAsia="Calibri"/>
+          <w:sz w:val="24"/>
+        </w:rPr>
+        <w:t>9</w:t>
+      </w:r>
+    </w:p>
+    <w:p>
+      <w:pPr>
+        <w:widowControl/>
+        <w:autoSpaceDE/>
+        <w:autoSpaceDN/>
+        <w:spacing w:after="160" w:line="259" w:lineRule="auto"/>
+        <w:ind w:left="720"/>
+        <w:rPr>
+          <w:rFonts w:eastAsia="Calibri"/>
+          <w:sz w:val="24"/>
+        </w:rPr>
+      </w:pPr>
+      <w:r>
+        <w:rPr>
+          <w:rFonts w:eastAsia="Calibri"/>
+          <w:sz w:val="24"/>
+        </w:rPr>
+        <w:t xml:space="preserve">IMAGE </w:t>
+      </w:r>
+      <w:r>
+        <w:rPr>
+          <w:rFonts w:eastAsia="Calibri"/>
+          <w:sz w:val="24"/>
+        </w:rPr>
+        <w:t>2</w:t>
+      </w:r>
+      <w:r>
+        <w:rPr>
+          <w:rFonts w:eastAsia="Calibri"/>
+          <w:sz w:val="24"/>
+        </w:rPr>
+        <w:t>.10</w:t>
+      </w:r>
+      <w:r>
+        <w:rPr>
+          <w:rFonts w:eastAsia="Calibri"/>
+          <w:sz w:val="24"/>
+        </w:rPr>
+        <w:tab/>
+      </w:r>
+      <w:r>
+        <w:rPr>
+          <w:rFonts w:eastAsia="Calibri"/>
+          <w:sz w:val="24"/>
+        </w:rPr>
+        <w:tab/>
+        <w:t>KAARKUN ADMIN PANEL — DASHBOARD OVERVIEW…………</w:t>
+      </w:r>
+      <w:r>
+        <w:rPr>
+          <w:rFonts w:eastAsia="Calibri"/>
+          <w:sz w:val="24"/>
+        </w:rPr>
+        <w:t>40</w:t>
+      </w:r>
+    </w:p>
+    <w:p>
+      <w:pPr>
+        <w:widowControl/>
+        <w:autoSpaceDE/>
+        <w:autoSpaceDN/>
+        <w:spacing w:after="160" w:line="259" w:lineRule="auto"/>
+        <w:rPr>
+          <w:rFonts w:eastAsia="Calibri"/>
+          <w:sz w:val="24"/>
+        </w:rPr>
+      </w:pPr>
+      <w:r>
+        <w:rPr>
+          <w:rFonts w:eastAsia="Calibri"/>
+          <w:sz w:val="24"/>
+        </w:rPr>
+        <w:t> </w:t>
+      </w:r>
+    </w:p>
+    <w:p>
+      <w:pPr>
+        <w:widowControl/>
+        <w:autoSpaceDE/>
+        <w:autoSpaceDN/>
+        <w:spacing w:after="160" w:line="259" w:lineRule="auto"/>
+        <w:rPr>
+          <w:rFonts w:eastAsia="Calibri"/>
+          <w:sz w:val="24"/>
+        </w:rPr>
+      </w:pPr>
+    </w:p>
+    <w:p>
+      <w:pPr>
+        <w:widowControl/>
+        <w:autoSpaceDE/>
+        <w:autoSpaceDN/>
+        <w:spacing w:after="160" w:line="259" w:lineRule="auto"/>
+        <w:rPr>
+          <w:rFonts w:eastAsia="Calibri"/>
+          <w:sz w:val="24"/>
+        </w:rPr>
+      </w:pPr>
+    </w:p>
+    <w:p>
+      <w:pPr>
+        <w:widowControl/>
+        <w:autoSpaceDE/>
+        <w:autoSpaceDN/>
+        <w:spacing w:after="160" w:line="259" w:lineRule="auto"/>
+        <w:rPr>
+          <w:rFonts w:eastAsia="Calibri"/>
+          <w:sz w:val="24"/>
+        </w:rPr>
+      </w:pPr>
+    </w:p>
+    <w:p>
+      <w:pPr>
+        <w:widowControl/>
+        <w:autoSpaceDE/>
+        <w:autoSpaceDN/>
+        <w:spacing w:after="160" w:line="259" w:lineRule="auto"/>
+        <w:rPr>
+          <w:rFonts w:eastAsia="Calibri"/>
+          <w:sz w:val="24"/>
+        </w:rPr>
+      </w:pPr>
+    </w:p>
+    <w:p>
+      <w:pPr>
+        <w:widowControl/>
+        <w:autoSpaceDE/>
+        <w:autoSpaceDN/>
+        <w:spacing w:after="160" w:line="259" w:lineRule="auto"/>
+        <w:ind w:left="2880" w:firstLine="720"/>
+        <w:rPr>
+          <w:rFonts w:eastAsia="Calibri"/>
+          <w:b/>
+          <w:sz w:val="24"/>
+        </w:rPr>
+      </w:pPr>
+    </w:p>
+    <w:p>
+      <w:pPr>
+        <w:widowControl/>
+        <w:autoSpaceDE/>
+        <w:autoSpaceDN/>
+        <w:spacing w:after="160" w:line="259" w:lineRule="auto"/>
+        <w:ind w:left="2880" w:firstLine="720"/>
+        <w:rPr>
+          <w:rFonts w:eastAsia="Calibri"/>
+          <w:b/>
+          <w:sz w:val="24"/>
+        </w:rPr>
+      </w:pPr>
+    </w:p>
+    <w:p>
+      <w:pPr>
+        <w:widowControl/>
+        <w:autoSpaceDE/>
+        <w:autoSpaceDN/>
+        <w:spacing w:after="160" w:line="259" w:lineRule="auto"/>
+        <w:ind w:left="2880" w:firstLine="720"/>
+        <w:rPr>
+          <w:rFonts w:eastAsia="Calibri"/>
+          <w:b/>
+          <w:sz w:val="24"/>
+        </w:rPr>
+      </w:pPr>
+    </w:p>
+    <w:p>
+      <w:pPr>
+        <w:widowControl/>
+        <w:autoSpaceDE/>
+        <w:autoSpaceDN/>
+        <w:spacing w:after="160" w:line="259" w:lineRule="auto"/>
+        <w:ind w:left="2880" w:firstLine="720"/>
+        <w:rPr>
+          <w:rFonts w:eastAsia="Calibri"/>
+          <w:b/>
+          <w:sz w:val="24"/>
+        </w:rPr>
+      </w:pPr>
+    </w:p>
+    <w:p>
+      <w:pPr>
+        <w:widowControl/>
+        <w:autoSpaceDE/>
+        <w:autoSpaceDN/>
+        <w:spacing w:after="160" w:line="259" w:lineRule="auto"/>
+        <w:ind w:left="2880" w:firstLine="720"/>
+        <w:rPr>
+          <w:rFonts w:eastAsia="Calibri"/>
+          <w:b/>
+          <w:sz w:val="24"/>
+        </w:rPr>
+      </w:pPr>
+    </w:p>
+    <w:p>
+      <w:pPr>
+        <w:widowControl/>
+        <w:autoSpaceDE/>
+        <w:autoSpaceDN/>
+        <w:spacing w:after="160" w:line="259" w:lineRule="auto"/>
+        <w:ind w:left="2880" w:firstLine="720"/>
+        <w:rPr>
+          <w:rFonts w:eastAsia="Calibri"/>
+          <w:b/>
+          <w:sz w:val="24"/>
+        </w:rPr>
+      </w:pPr>
+    </w:p>
+    <w:p>
+      <w:pPr>
+        <w:widowControl/>
+        <w:autoSpaceDE/>
+        <w:autoSpaceDN/>
+        <w:spacing w:after="160" w:line="259" w:lineRule="auto"/>
+        <w:ind w:left="2880" w:firstLine="720"/>
+        <w:rPr>
+          <w:rFonts w:eastAsia="Calibri"/>
+          <w:b/>
+          <w:sz w:val="24"/>
+        </w:rPr>
+      </w:pPr>
+    </w:p>
+    <w:p>
+      <w:pPr>
+        <w:widowControl/>
+        <w:autoSpaceDE/>
+        <w:autoSpaceDN/>
+        <w:spacing w:after="160" w:line="259" w:lineRule="auto"/>
+        <w:ind w:left="2880" w:firstLine="720"/>
+        <w:rPr>
+          <w:rFonts w:eastAsia="Calibri"/>
+          <w:b/>
+          <w:sz w:val="24"/>
+        </w:rPr>
+      </w:pPr>
+    </w:p>
+    <w:p>
+      <w:pPr>
+        <w:widowControl/>
+        <w:autoSpaceDE/>
+        <w:autoSpaceDN/>
+        <w:spacing w:after="160" w:line="259" w:lineRule="auto"/>
+        <w:ind w:left="2880" w:firstLine="720"/>
+        <w:rPr>
+          <w:rFonts w:eastAsia="Calibri"/>
+          <w:b/>
+          <w:sz w:val="24"/>
+        </w:rPr>
+      </w:pPr>
+    </w:p>
+    <w:p>
+      <w:pPr>
+        <w:widowControl/>
+        <w:autoSpaceDE/>
+        <w:autoSpaceDN/>
+        <w:spacing w:after="160" w:line="259" w:lineRule="auto"/>
+        <w:ind w:left="2880" w:firstLine="720"/>
+        <w:rPr>
+          <w:rFonts w:eastAsia="Calibri"/>
+          <w:b/>
+          <w:sz w:val="24"/>
+        </w:rPr>
+      </w:pPr>
+    </w:p>
+    <w:p>
+      <w:pPr>
+        <w:widowControl/>
+        <w:autoSpaceDE/>
+        <w:autoSpaceDN/>
+        <w:spacing w:after="160" w:line="259" w:lineRule="auto"/>
+        <w:ind w:left="2880" w:firstLine="720"/>
+        <w:rPr>
+          <w:rFonts w:eastAsia="Calibri"/>
+          <w:b/>
+          <w:sz w:val="24"/>
+        </w:rPr>
+      </w:pPr>
+    </w:p>
+    <w:p>
+      <w:pPr>
+        <w:widowControl/>
+        <w:autoSpaceDE/>
+        <w:autoSpaceDN/>
+        <w:spacing w:after="160" w:line="259" w:lineRule="auto"/>
+        <w:rPr>
+          <w:rFonts w:eastAsia="Calibri"/>
+          <w:b/>
+          <w:sz w:val="24"/>
+        </w:rPr>
+      </w:pPr>
+    </w:p>
+    <w:p>
+      <w:pPr>
+        <w:widowControl/>
+        <w:autoSpaceDE/>
+        <w:autoSpaceDN/>
+        <w:spacing w:after="160" w:line="259" w:lineRule="auto"/>
+        <w:ind w:left="4320"/>
+        <w:rPr>
+          <w:rFonts w:eastAsia="Calibri"/>
+          <w:b/>
+          <w:sz w:val="24"/>
+        </w:rPr>
+      </w:pPr>
+      <w:r>
+        <w:rPr>
+          <w:rFonts w:eastAsia="Calibri"/>
+          <w:b/>
+          <w:sz w:val="24"/>
+        </w:rPr>
+        <w:lastRenderedPageBreak/>
+        <w:t>LIST OF TABLES</w:t>
+      </w:r>
+    </w:p>
+    <w:p>
+      <w:pPr>
+        <w:widowControl/>
+        <w:autoSpaceDE/>
+        <w:autoSpaceDN/>
+        <w:spacing w:after="160" w:line="259" w:lineRule="auto"/>
+        <w:rPr>
+          <w:rFonts w:eastAsia="Calibri"/>
+          <w:b/>
+          <w:sz w:val="24"/>
+          <w:u w:val="single"/>
+        </w:rPr>
+      </w:pPr>
+      <w:r>
+        <w:rPr>
+          <w:rFonts w:eastAsia="Calibri"/>
+          <w:b/>
+          <w:sz w:val="24"/>
+          <w:u w:val="single"/>
+        </w:rPr>
+        <w:tab/>
+      </w:r>
+      <w:r>
+        <w:rPr>
+          <w:rFonts w:eastAsia="Calibri"/>
+          <w:b/>
+          <w:sz w:val="24"/>
+          <w:u w:val="single"/>
+        </w:rPr>
+        <w:tab/>
+      </w:r>
+      <w:r>
+        <w:rPr>
+          <w:rFonts w:eastAsia="Calibri"/>
+          <w:b/>
+          <w:sz w:val="24"/>
+          <w:u w:val="single"/>
+        </w:rPr>
+        <w:tab/>
+      </w:r>
+      <w:r>
+        <w:rPr>
+          <w:rFonts w:eastAsia="Calibri"/>
+          <w:b/>
+          <w:sz w:val="24"/>
+          <w:u w:val="single"/>
+        </w:rPr>
+        <w:tab/>
+      </w:r>
+      <w:r>
+        <w:rPr>
+          <w:rFonts w:eastAsia="Calibri"/>
+          <w:b/>
+          <w:sz w:val="24"/>
+          <w:u w:val="single"/>
+        </w:rPr>
+        <w:tab/>
+      </w:r>
+      <w:r>
+        <w:rPr>
+          <w:rFonts w:eastAsia="Calibri"/>
+          <w:b/>
+          <w:sz w:val="24"/>
+          <w:u w:val="single"/>
+        </w:rPr>
+        <w:tab/>
+      </w:r>
+      <w:r>
+        <w:rPr>
+          <w:rFonts w:eastAsia="Calibri"/>
+          <w:b/>
+          <w:sz w:val="24"/>
+          <w:u w:val="single"/>
+        </w:rPr>
+        <w:tab/>
+      </w:r>
+      <w:r>
+        <w:rPr>
+          <w:rFonts w:eastAsia="Calibri"/>
+          <w:b/>
+          <w:sz w:val="24"/>
+          <w:u w:val="single"/>
+        </w:rPr>
+        <w:tab/>
+      </w:r>
+      <w:r>
+        <w:rPr>
+          <w:rFonts w:eastAsia="Calibri"/>
+          <w:b/>
+          <w:sz w:val="24"/>
+          <w:u w:val="single"/>
+        </w:rPr>
+        <w:tab/>
+      </w:r>
+      <w:r>
+        <w:rPr>
+          <w:rFonts w:eastAsia="Calibri"/>
+          <w:b/>
+          <w:sz w:val="24"/>
+          <w:u w:val="single"/>
+        </w:rPr>
+        <w:tab/>
+      </w:r>
+      <w:r>
+        <w:rPr>
+          <w:rFonts w:eastAsia="Calibri"/>
+          <w:b/>
+          <w:sz w:val="24"/>
+          <w:u w:val="single"/>
+        </w:rPr>
+        <w:tab/>
+      </w:r>
+      <w:r>
+        <w:rPr>
+          <w:rFonts w:eastAsia="Calibri"/>
+          <w:b/>
+          <w:sz w:val="24"/>
+          <w:u w:val="single"/>
+        </w:rPr>
+        <w:tab/>
+      </w:r>
+      <w:r>
+        <w:rPr>
+          <w:rFonts w:eastAsia="Calibri"/>
+          <w:b/>
+          <w:sz w:val="24"/>
+          <w:u w:val="single"/>
+        </w:rPr>
+        <w:tab/>
+      </w:r>
+      <w:r>
+        <w:rPr>
+          <w:rFonts w:eastAsia="Calibri"/>
+          <w:b/>
+          <w:sz w:val="24"/>
+          <w:u w:val="single"/>
+        </w:rPr>
+        <w:tab/>
+      </w:r>
+      <w:r>
+        <w:rPr>
+          <w:rFonts w:eastAsia="Calibri"/>
+          <w:b/>
+          <w:sz w:val="24"/>
+          <w:u w:val="single"/>
+        </w:rPr>
+        <w:tab/>
+      </w:r>
+    </w:p>
+    <w:p>
+      <w:pPr>
+        <w:widowControl/>
+        <w:autoSpaceDE/>
+        <w:autoSpaceDN/>
+        <w:spacing w:after="160" w:line="259" w:lineRule="auto"/>
+        <w:rPr>
+          <w:rFonts w:eastAsia="Calibri"/>
+          <w:b/>
+          <w:sz w:val="24"/>
+          <w:u w:val="single"/>
+        </w:rPr>
+      </w:pPr>
+      <w:r>
+        <w:rPr>
+          <w:rFonts w:eastAsia="Calibri"/>
+          <w:b/>
+          <w:sz w:val="24"/>
+          <w:u w:val="single"/>
+        </w:rPr>
+        <w:t xml:space="preserve">     </w:t>
+      </w:r>
+      <w:r>
+        <w:rPr>
+          <w:rFonts w:eastAsia="Calibri"/>
+          <w:b/>
+          <w:sz w:val="24"/>
+          <w:u w:val="single"/>
+        </w:rPr>
+        <w:tab/>
+      </w:r>
+      <w:r>
+        <w:rPr>
+          <w:rFonts w:eastAsia="Calibri"/>
+          <w:b/>
+          <w:sz w:val="24"/>
+          <w:u w:val="single"/>
+        </w:rPr>
+        <w:t>TABLE</w:t>
+      </w:r>
+      <w:r>
+        <w:rPr>
+          <w:rFonts w:eastAsia="Calibri"/>
+          <w:b/>
+          <w:sz w:val="24"/>
+          <w:u w:val="single"/>
+        </w:rPr>
+        <w:t xml:space="preserve"> NO                                               TITLE</w:t>
+      </w:r>
+      <w:r>
+        <w:rPr>
+          <w:rFonts w:eastAsia="Calibri"/>
+          <w:b/>
+          <w:sz w:val="24"/>
+          <w:u w:val="single"/>
+        </w:rPr>
+        <w:tab/>
+        <w:t xml:space="preserve">                                         </w:t>
+      </w:r>
+      <w:r>
+        <w:rPr>
+          <w:rFonts w:eastAsia="Calibri"/>
+          <w:b/>
+          <w:sz w:val="24"/>
+          <w:u w:val="single"/>
+        </w:rPr>
+        <w:tab/>
+        <w:t xml:space="preserve">           PAGE NO</w:t>
+      </w:r>
+      <w:r>
+        <w:rPr>
+          <w:rFonts w:eastAsia="Calibri"/>
+          <w:b/>
+          <w:sz w:val="24"/>
+          <w:u w:val="single"/>
+        </w:rPr>
+        <w:tab/>
+      </w:r>
+    </w:p>
+    <w:p>
+      <w:pPr>
+        <w:widowControl/>
+        <w:autoSpaceDE/>
+        <w:autoSpaceDN/>
+        <w:spacing w:after="160" w:line="259" w:lineRule="auto"/>
+        <w:ind w:left="720"/>
+        <w:rPr>
+          <w:rFonts w:eastAsia="Calibri"/>
+          <w:sz w:val="24"/>
+        </w:rPr>
+      </w:pPr>
+    </w:p>
+    <w:p>
+      <w:pPr>
+        <w:widowControl/>
+        <w:autoSpaceDE/>
+        <w:autoSpaceDN/>
+        <w:spacing w:after="160" w:line="259" w:lineRule="auto"/>
+        <w:ind w:left="720"/>
+        <w:rPr>
+          <w:rFonts w:eastAsia="Calibri"/>
+          <w:sz w:val="24"/>
+        </w:rPr>
+      </w:pPr>
+      <w:r>
+        <w:rPr>
+          <w:rFonts w:eastAsia="Calibri"/>
+          <w:sz w:val="24"/>
+        </w:rPr>
+        <w:t xml:space="preserve">TABLE </w:t>
+      </w:r>
+      <w:r>
+        <w:rPr>
+          <w:rFonts w:eastAsia="Calibri"/>
+          <w:sz w:val="24"/>
+        </w:rPr>
+        <w:t>3</w:t>
+      </w:r>
+      <w:r>
+        <w:rPr>
+          <w:rFonts w:eastAsia="Calibri"/>
+          <w:sz w:val="24"/>
+        </w:rPr>
+        <w:t>.1</w:t>
+      </w:r>
+      <w:r>
+        <w:rPr>
+          <w:rFonts w:eastAsia="Calibri"/>
+          <w:sz w:val="24"/>
+        </w:rPr>
+        <w:tab/>
+      </w:r>
+      <w:r>
+        <w:rPr>
+          <w:rFonts w:eastAsia="Calibri"/>
+          <w:sz w:val="24"/>
+        </w:rPr>
+        <w:tab/>
+        <w:t>SCOPE AND LIMITATIONS OF KAARKUN..................16</w:t>
+      </w:r>
+    </w:p>
+    <w:p>
+      <w:pPr>
+        <w:widowControl/>
+        <w:autoSpaceDE/>
+        <w:autoSpaceDN/>
+        <w:spacing w:after="160" w:line="259" w:lineRule="auto"/>
+        <w:ind w:left="720"/>
+        <w:rPr>
+          <w:rFonts w:eastAsia="Calibri"/>
+          <w:sz w:val="24"/>
+        </w:rPr>
+      </w:pPr>
+      <w:r>
+        <w:rPr>
+          <w:rFonts w:eastAsia="Calibri"/>
+          <w:sz w:val="24"/>
+        </w:rPr>
+        <w:t xml:space="preserve">TABLE </w:t>
+      </w:r>
+      <w:r>
+        <w:rPr>
+          <w:rFonts w:eastAsia="Calibri"/>
+          <w:sz w:val="24"/>
+        </w:rPr>
+        <w:t>3.2</w:t>
+      </w:r>
+      <w:r>
+        <w:rPr>
+          <w:rFonts w:eastAsia="Calibri"/>
+          <w:sz w:val="24"/>
+        </w:rPr>
+        <w:tab/>
+      </w:r>
+      <w:r>
+        <w:rPr>
+          <w:rFonts w:eastAsia="Calibri"/>
+          <w:sz w:val="24"/>
+        </w:rPr>
+        <w:tab/>
+        <w:t>COMPARATIVE ANALYSIS OF SERVICE MARKETPLACE PLATFORMS.20</w:t>
+      </w:r>
+    </w:p>
+    <w:p>
+      <w:pPr>
+        <w:widowControl/>
+        <w:autoSpaceDE/>
+        <w:autoSpaceDN/>
+        <w:spacing w:after="160" w:line="259" w:lineRule="auto"/>
+        <w:ind w:left="720"/>
+        <w:rPr>
+          <w:rFonts w:eastAsia="Calibri"/>
+          <w:sz w:val="24"/>
+        </w:rPr>
+      </w:pPr>
+      <w:r>
+        <w:rPr>
+          <w:rFonts w:eastAsia="Calibri"/>
+          <w:sz w:val="24"/>
+        </w:rPr>
+        <w:t>TABLE 3.</w:t>
+      </w:r>
+      <w:r>
+        <w:rPr>
+          <w:rFonts w:eastAsia="Calibri"/>
+          <w:sz w:val="24"/>
+        </w:rPr>
+        <w:t>3</w:t>
+      </w:r>
+      <w:r>
+        <w:rPr>
+          <w:rFonts w:eastAsia="Calibri"/>
+          <w:sz w:val="24"/>
+        </w:rPr>
+        <w:tab/>
+      </w:r>
+      <w:r>
+        <w:rPr>
+          <w:rFonts w:eastAsia="Calibri"/>
+          <w:sz w:val="24"/>
+        </w:rPr>
+        <w:tab/>
+        <w:t>KAARKUN FUNCTIONAL REQUIREMENTS...................23</w:t>
+      </w:r>
+    </w:p>
+    <w:p>
+      <w:pPr>
+        <w:widowControl/>
+        <w:autoSpaceDE/>
+        <w:autoSpaceDN/>
+        <w:spacing w:after="160" w:line="259" w:lineRule="auto"/>
+        <w:ind w:left="720"/>
+        <w:rPr>
+          <w:rFonts w:eastAsia="Calibri"/>
+          <w:sz w:val="24"/>
+        </w:rPr>
+      </w:pPr>
+      <w:r>
+        <w:rPr>
+          <w:rFonts w:eastAsia="Calibri"/>
+          <w:sz w:val="24"/>
+        </w:rPr>
+        <w:t>TABLE 3.</w:t>
+      </w:r>
+      <w:r>
+        <w:rPr>
+          <w:rFonts w:eastAsia="Calibri"/>
+          <w:sz w:val="24"/>
+        </w:rPr>
+        <w:t>4</w:t>
+      </w:r>
+      <w:r>
+        <w:rPr>
+          <w:rFonts w:eastAsia="Calibri"/>
+          <w:sz w:val="24"/>
+        </w:rPr>
+        <w:tab/>
+      </w:r>
+      <w:r>
+        <w:rPr>
+          <w:rFonts w:eastAsia="Calibri"/>
+          <w:sz w:val="24"/>
+        </w:rPr>
+        <w:tab/>
+        <w:t>SECURITY MEASURES BY SYSTEM LAYER.................</w:t>
+      </w:r>
+      <w:r>
+        <w:rPr>
+          <w:rFonts w:eastAsia="Calibri"/>
+          <w:sz w:val="24"/>
+        </w:rPr>
+        <w:t>40</w:t>
+      </w:r>
+    </w:p>
+    <w:p>
+      <w:pPr>
+        <w:widowControl/>
+        <w:autoSpaceDE/>
+        <w:autoSpaceDN/>
+        <w:spacing w:after="160" w:line="259" w:lineRule="auto"/>
+        <w:ind w:left="720"/>
+        <w:rPr>
+          <w:rFonts w:eastAsia="Calibri"/>
+          <w:sz w:val="24"/>
+        </w:rPr>
+      </w:pPr>
+      <w:r>
+        <w:rPr>
+          <w:rFonts w:eastAsia="Calibri"/>
+          <w:sz w:val="24"/>
+        </w:rPr>
+        <w:t xml:space="preserve">TABLE </w:t>
+      </w:r>
+      <w:r>
+        <w:rPr>
+          <w:rFonts w:eastAsia="Calibri"/>
+          <w:sz w:val="24"/>
+        </w:rPr>
+        <w:t>3.5</w:t>
+      </w:r>
+      <w:r>
+        <w:rPr>
+          <w:rFonts w:eastAsia="Calibri"/>
+          <w:sz w:val="24"/>
+        </w:rPr>
+        <w:tab/>
+      </w:r>
+      <w:r>
+        <w:rPr>
+          <w:rFonts w:eastAsia="Calibri"/>
+          <w:sz w:val="24"/>
+        </w:rPr>
+        <w:tab/>
+        <w:t>FUNCTIONAL TEST CASE RESULTS......................4</w:t>
+      </w:r>
+      <w:r>
+        <w:rPr>
+          <w:rFonts w:eastAsia="Calibri"/>
+          <w:sz w:val="24"/>
+        </w:rPr>
+        <w:t>6</w:t>
+      </w:r>
+    </w:p>
+    <w:p>
+      <w:pPr>
+        <w:widowControl/>
+        <w:autoSpaceDE/>
+        <w:autoSpaceDN/>
+        <w:spacing w:after="160" w:line="259" w:lineRule="auto"/>
+        <w:ind w:left="720"/>
+        <w:rPr>
+          <w:rFonts w:eastAsia="Calibri"/>
+          <w:sz w:val="24"/>
+        </w:rPr>
+      </w:pPr>
+      <w:r>
+        <w:rPr>
+          <w:rFonts w:eastAsia="Calibri"/>
+          <w:sz w:val="24"/>
+        </w:rPr>
+        <w:t xml:space="preserve">TABLE </w:t>
+      </w:r>
+      <w:r>
+        <w:rPr>
+          <w:rFonts w:eastAsia="Calibri"/>
+          <w:sz w:val="24"/>
+        </w:rPr>
+        <w:t>3.6</w:t>
+      </w:r>
+      <w:r>
+        <w:rPr>
+          <w:rFonts w:eastAsia="Calibri"/>
+          <w:sz w:val="24"/>
+        </w:rPr>
+        <w:tab/>
+      </w:r>
+      <w:r>
+        <w:rPr>
+          <w:rFonts w:eastAsia="Calibri"/>
+          <w:sz w:val="24"/>
+        </w:rPr>
+        <w:tab/>
+        <w:t>INTEGRATION TEST SCENARIOS........................4</w:t>
+      </w:r>
+      <w:r>
+        <w:rPr>
+          <w:rFonts w:eastAsia="Calibri"/>
+          <w:sz w:val="24"/>
+        </w:rPr>
+        <w:t>7</w:t>
       </w:r>
     </w:p>
     <w:p>
@@ -8010,7 +10283,14 @@
           <w:rFonts w:eastAsia="Calibri"/>
           <w:sz w:val="24"/>
         </w:rPr>
-        <w:t>FIGURE 3.1</w:t>
+        <w:t xml:space="preserve">TABLE </w:t>
+      </w:r>
+      <w:r>
+        <w:rPr>
+          <w:rFonts w:eastAsia="Calibri"/>
+          <w:sz w:val="24"/>
+        </w:rPr>
+        <w:t>3.7</w:t>
       </w:r>
       <w:r>
         <w:rPr>
@@ -8025,21 +10305,14 @@
           <w:sz w:val="24"/>
         </w:rPr>
         <w:tab/>
-        <w:t>KAARKUN SYSTEM ARCHITECTURE DIAGRAM………………….</w:t>
-      </w:r>
-      <w:r>
-        <w:rPr>
-          <w:rFonts w:eastAsia="Calibri"/>
-          <w:sz w:val="24"/>
-        </w:rPr>
-        <w:t>2</w:t>
-      </w:r>
-      <w:r>
-        <w:rPr>
-          <w:rFonts w:eastAsia="Calibri"/>
-          <w:sz w:val="24"/>
-        </w:rPr>
-        <w:t>3</w:t>
+        <w:t>RESEARCH OBJECTIVES COMPLIANCE MATRIX.............4</w:t>
+      </w:r>
+      <w:r>
+        <w:rPr>
+          <w:rFonts w:eastAsia="Calibri"/>
+          <w:sz w:val="24"/>
+        </w:rPr>
+        <w:t>8</w:t>
       </w:r>
     </w:p>
     <w:p>
@@ -8054,1211 +10327,6 @@
           <w:sz w:val="24"/>
         </w:rPr>
       </w:pPr>
-      <w:r>
-        <w:rPr>
-          <w:rFonts w:eastAsia="Calibri"/>
-          <w:sz w:val="24"/>
-        </w:rPr>
-        <w:t>FIGURE 3.2</w:t>
-      </w:r>
-      <w:r>
-        <w:rPr>
-          <w:rFonts w:eastAsia="Calibri"/>
-          <w:sz w:val="24"/>
-        </w:rPr>
-        <w:tab/>
-      </w:r>
-      <w:r>
-        <w:rPr>
-          <w:rFonts w:eastAsia="Calibri"/>
-          <w:sz w:val="24"/>
-        </w:rPr>
-        <w:tab/>
-        <w:t>ENTITY-RELATIONSHIP DIAGRAM (ERD) — 11 TABLES………...</w:t>
-      </w:r>
-      <w:r>
-        <w:rPr>
-          <w:rFonts w:eastAsia="Calibri"/>
-          <w:sz w:val="24"/>
-        </w:rPr>
-        <w:t>2</w:t>
-      </w:r>
-      <w:r>
-        <w:rPr>
-          <w:rFonts w:eastAsia="Calibri"/>
-          <w:sz w:val="24"/>
-        </w:rPr>
-        <w:t>6</w:t>
-      </w:r>
-    </w:p>
-    <w:p>
-      <w:pPr>
-        <w:widowControl/>
-        <w:autoSpaceDE/>
-        <w:autoSpaceDN/>
-        <w:spacing w:after="160" w:line="259" w:lineRule="auto"/>
-        <w:ind w:firstLine="720"/>
-        <w:rPr>
-          <w:rFonts w:eastAsia="Calibri"/>
-          <w:sz w:val="24"/>
-        </w:rPr>
-      </w:pPr>
-      <w:r>
-        <w:rPr>
-          <w:rFonts w:eastAsia="Calibri"/>
-          <w:sz w:val="24"/>
-        </w:rPr>
-        <w:t>FIGURE 3.3</w:t>
-      </w:r>
-      <w:r>
-        <w:rPr>
-          <w:rFonts w:eastAsia="Calibri"/>
-          <w:sz w:val="24"/>
-        </w:rPr>
-        <w:tab/>
-      </w:r>
-      <w:r>
-        <w:rPr>
-          <w:rFonts w:eastAsia="Calibri"/>
-          <w:sz w:val="24"/>
-        </w:rPr>
-        <w:tab/>
-        <w:t>USE CASE DIAGRAM: CUSTOMER ACTOR…………………………</w:t>
-      </w:r>
-      <w:r>
-        <w:rPr>
-          <w:rFonts w:eastAsia="Calibri"/>
-          <w:sz w:val="24"/>
-        </w:rPr>
-        <w:t>2</w:t>
-      </w:r>
-      <w:r>
-        <w:rPr>
-          <w:rFonts w:eastAsia="Calibri"/>
-          <w:sz w:val="24"/>
-        </w:rPr>
-        <w:t>5</w:t>
-      </w:r>
-    </w:p>
-    <w:p>
-      <w:pPr>
-        <w:widowControl/>
-        <w:autoSpaceDE/>
-        <w:autoSpaceDN/>
-        <w:spacing w:after="160" w:line="259" w:lineRule="auto"/>
-        <w:ind w:firstLine="720"/>
-        <w:rPr>
-          <w:rFonts w:eastAsia="Calibri"/>
-          <w:sz w:val="24"/>
-        </w:rPr>
-      </w:pPr>
-      <w:r>
-        <w:rPr>
-          <w:rFonts w:eastAsia="Calibri"/>
-          <w:sz w:val="24"/>
-        </w:rPr>
-        <w:t>FIGURE 3.4</w:t>
-      </w:r>
-      <w:r>
-        <w:rPr>
-          <w:rFonts w:eastAsia="Calibri"/>
-          <w:sz w:val="24"/>
-        </w:rPr>
-        <w:tab/>
-      </w:r>
-      <w:r>
-        <w:rPr>
-          <w:rFonts w:eastAsia="Calibri"/>
-          <w:sz w:val="24"/>
-        </w:rPr>
-        <w:tab/>
-        <w:t>USE CASE DIAGRAM: SERVICE PROVIDER ACTOR………………</w:t>
-      </w:r>
-      <w:r>
-        <w:rPr>
-          <w:rFonts w:eastAsia="Calibri"/>
-          <w:sz w:val="24"/>
-        </w:rPr>
-        <w:t>2</w:t>
-      </w:r>
-      <w:r>
-        <w:rPr>
-          <w:rFonts w:eastAsia="Calibri"/>
-          <w:sz w:val="24"/>
-        </w:rPr>
-        <w:t>6</w:t>
-      </w:r>
-    </w:p>
-    <w:p>
-      <w:pPr>
-        <w:widowControl/>
-        <w:autoSpaceDE/>
-        <w:autoSpaceDN/>
-        <w:spacing w:after="160" w:line="259" w:lineRule="auto"/>
-        <w:rPr>
-          <w:rFonts w:eastAsia="Calibri"/>
-          <w:sz w:val="24"/>
-        </w:rPr>
-      </w:pPr>
-      <w:r>
-        <w:rPr>
-          <w:rFonts w:eastAsia="Calibri"/>
-          <w:sz w:val="24"/>
-        </w:rPr>
-        <w:t> </w:t>
-      </w:r>
-    </w:p>
-    <w:p>
-      <w:pPr>
-        <w:widowControl/>
-        <w:autoSpaceDE/>
-        <w:autoSpaceDN/>
-        <w:spacing w:after="160" w:line="259" w:lineRule="auto"/>
-        <w:rPr>
-          <w:rFonts w:eastAsia="Calibri"/>
-          <w:sz w:val="24"/>
-        </w:rPr>
-      </w:pPr>
-    </w:p>
-    <w:p>
-      <w:pPr>
-        <w:widowControl/>
-        <w:autoSpaceDE/>
-        <w:autoSpaceDN/>
-        <w:spacing w:after="160" w:line="259" w:lineRule="auto"/>
-        <w:rPr>
-          <w:rFonts w:eastAsia="Calibri"/>
-          <w:sz w:val="24"/>
-        </w:rPr>
-      </w:pPr>
-    </w:p>
-    <w:p>
-      <w:pPr>
-        <w:widowControl/>
-        <w:autoSpaceDE/>
-        <w:autoSpaceDN/>
-        <w:spacing w:after="160" w:line="259" w:lineRule="auto"/>
-        <w:rPr>
-          <w:rFonts w:eastAsia="Calibri"/>
-          <w:sz w:val="24"/>
-        </w:rPr>
-      </w:pPr>
-    </w:p>
-    <w:p>
-      <w:pPr>
-        <w:widowControl/>
-        <w:autoSpaceDE/>
-        <w:autoSpaceDN/>
-        <w:spacing w:after="160" w:line="259" w:lineRule="auto"/>
-        <w:rPr>
-          <w:rFonts w:eastAsia="Calibri"/>
-          <w:sz w:val="24"/>
-        </w:rPr>
-      </w:pPr>
-    </w:p>
-    <w:p>
-      <w:pPr>
-        <w:widowControl/>
-        <w:autoSpaceDE/>
-        <w:autoSpaceDN/>
-        <w:spacing w:after="160" w:line="259" w:lineRule="auto"/>
-        <w:rPr>
-          <w:rFonts w:eastAsia="Calibri"/>
-          <w:sz w:val="24"/>
-        </w:rPr>
-      </w:pPr>
-    </w:p>
-    <w:p>
-      <w:pPr>
-        <w:widowControl/>
-        <w:autoSpaceDE/>
-        <w:autoSpaceDN/>
-        <w:spacing w:after="160" w:line="259" w:lineRule="auto"/>
-        <w:rPr>
-          <w:rFonts w:eastAsia="Calibri"/>
-          <w:sz w:val="24"/>
-        </w:rPr>
-      </w:pPr>
-    </w:p>
-    <w:p>
-      <w:pPr>
-        <w:widowControl/>
-        <w:autoSpaceDE/>
-        <w:autoSpaceDN/>
-        <w:spacing w:after="160" w:line="259" w:lineRule="auto"/>
-        <w:rPr>
-          <w:rFonts w:eastAsia="Calibri"/>
-          <w:sz w:val="24"/>
-        </w:rPr>
-      </w:pPr>
-    </w:p>
-    <w:p>
-      <w:pPr>
-        <w:widowControl/>
-        <w:autoSpaceDE/>
-        <w:autoSpaceDN/>
-        <w:spacing w:after="160" w:line="259" w:lineRule="auto"/>
-        <w:rPr>
-          <w:rFonts w:eastAsia="Calibri"/>
-          <w:sz w:val="24"/>
-        </w:rPr>
-      </w:pPr>
-    </w:p>
-    <w:p>
-      <w:pPr>
-        <w:widowControl/>
-        <w:autoSpaceDE/>
-        <w:autoSpaceDN/>
-        <w:spacing w:after="160" w:line="259" w:lineRule="auto"/>
-        <w:rPr>
-          <w:rFonts w:eastAsia="Calibri"/>
-          <w:sz w:val="24"/>
-        </w:rPr>
-      </w:pPr>
-    </w:p>
-    <w:p>
-      <w:pPr>
-        <w:widowControl/>
-        <w:autoSpaceDE/>
-        <w:autoSpaceDN/>
-        <w:spacing w:after="160" w:line="259" w:lineRule="auto"/>
-        <w:rPr>
-          <w:rFonts w:eastAsia="Calibri"/>
-          <w:sz w:val="24"/>
-        </w:rPr>
-      </w:pPr>
-    </w:p>
-    <w:p>
-      <w:pPr>
-        <w:widowControl/>
-        <w:autoSpaceDE/>
-        <w:autoSpaceDN/>
-        <w:spacing w:after="160" w:line="259" w:lineRule="auto"/>
-        <w:rPr>
-          <w:rFonts w:eastAsia="Calibri"/>
-          <w:sz w:val="24"/>
-        </w:rPr>
-      </w:pPr>
-    </w:p>
-    <w:p>
-      <w:pPr>
-        <w:widowControl/>
-        <w:autoSpaceDE/>
-        <w:autoSpaceDN/>
-        <w:spacing w:after="160" w:line="259" w:lineRule="auto"/>
-        <w:rPr>
-          <w:rFonts w:eastAsia="Calibri"/>
-          <w:sz w:val="24"/>
-        </w:rPr>
-      </w:pPr>
-    </w:p>
-    <w:p>
-      <w:pPr>
-        <w:widowControl/>
-        <w:autoSpaceDE/>
-        <w:autoSpaceDN/>
-        <w:spacing w:after="160" w:line="259" w:lineRule="auto"/>
-        <w:rPr>
-          <w:rFonts w:eastAsia="Calibri"/>
-          <w:sz w:val="24"/>
-        </w:rPr>
-      </w:pPr>
-    </w:p>
-    <w:p>
-      <w:pPr>
-        <w:widowControl/>
-        <w:autoSpaceDE/>
-        <w:autoSpaceDN/>
-        <w:spacing w:after="160" w:line="259" w:lineRule="auto"/>
-        <w:rPr>
-          <w:rFonts w:eastAsia="Calibri"/>
-          <w:sz w:val="24"/>
-        </w:rPr>
-      </w:pPr>
-    </w:p>
-    <w:p>
-      <w:pPr>
-        <w:widowControl/>
-        <w:autoSpaceDE/>
-        <w:autoSpaceDN/>
-        <w:spacing w:after="160" w:line="259" w:lineRule="auto"/>
-        <w:rPr>
-          <w:rFonts w:eastAsia="Calibri"/>
-          <w:sz w:val="24"/>
-        </w:rPr>
-      </w:pPr>
-    </w:p>
-    <w:p>
-      <w:pPr>
-        <w:widowControl/>
-        <w:autoSpaceDE/>
-        <w:autoSpaceDN/>
-        <w:spacing w:after="160" w:line="259" w:lineRule="auto"/>
-        <w:rPr>
-          <w:rFonts w:eastAsia="Calibri"/>
-          <w:sz w:val="24"/>
-        </w:rPr>
-      </w:pPr>
-    </w:p>
-    <w:p>
-      <w:pPr>
-        <w:widowControl/>
-        <w:autoSpaceDE/>
-        <w:autoSpaceDN/>
-        <w:spacing w:after="160" w:line="259" w:lineRule="auto"/>
-        <w:jc w:val="center"/>
-        <w:rPr>
-          <w:rFonts w:eastAsia="Calibri"/>
-          <w:b/>
-          <w:sz w:val="24"/>
-        </w:rPr>
-      </w:pPr>
-    </w:p>
-    <w:p>
-      <w:pPr>
-        <w:widowControl/>
-        <w:autoSpaceDE/>
-        <w:autoSpaceDN/>
-        <w:spacing w:after="160" w:line="259" w:lineRule="auto"/>
-        <w:jc w:val="center"/>
-        <w:rPr>
-          <w:rFonts w:eastAsia="Calibri"/>
-          <w:b/>
-          <w:sz w:val="24"/>
-        </w:rPr>
-      </w:pPr>
-    </w:p>
-    <w:p>
-      <w:pPr>
-        <w:widowControl/>
-        <w:autoSpaceDE/>
-        <w:autoSpaceDN/>
-        <w:spacing w:after="160" w:line="259" w:lineRule="auto"/>
-        <w:jc w:val="center"/>
-        <w:rPr>
-          <w:rFonts w:eastAsia="Calibri"/>
-          <w:b/>
-          <w:sz w:val="24"/>
-        </w:rPr>
-      </w:pPr>
-    </w:p>
-    <w:p>
-      <w:pPr>
-        <w:widowControl/>
-        <w:autoSpaceDE/>
-        <w:autoSpaceDN/>
-        <w:spacing w:after="160" w:line="259" w:lineRule="auto"/>
-        <w:jc w:val="center"/>
-        <w:rPr>
-          <w:rFonts w:eastAsia="Calibri"/>
-          <w:b/>
-          <w:sz w:val="24"/>
-        </w:rPr>
-      </w:pPr>
-    </w:p>
-    <w:p>
-      <w:pPr>
-        <w:widowControl/>
-        <w:autoSpaceDE/>
-        <w:autoSpaceDN/>
-        <w:spacing w:after="160" w:line="259" w:lineRule="auto"/>
-        <w:jc w:val="center"/>
-        <w:rPr>
-          <w:rFonts w:eastAsia="Calibri"/>
-          <w:b/>
-          <w:sz w:val="24"/>
-        </w:rPr>
-      </w:pPr>
-    </w:p>
-    <w:p>
-      <w:pPr>
-        <w:widowControl/>
-        <w:autoSpaceDE/>
-        <w:autoSpaceDN/>
-        <w:spacing w:after="160" w:line="259" w:lineRule="auto"/>
-        <w:jc w:val="center"/>
-        <w:rPr>
-          <w:rFonts w:eastAsia="Calibri"/>
-          <w:b/>
-          <w:sz w:val="24"/>
-        </w:rPr>
-      </w:pPr>
-    </w:p>
-    <w:p>
-      <w:pPr>
-        <w:widowControl/>
-        <w:autoSpaceDE/>
-        <w:autoSpaceDN/>
-        <w:spacing w:after="160" w:line="259" w:lineRule="auto"/>
-        <w:jc w:val="center"/>
-        <w:rPr>
-          <w:rFonts w:eastAsia="Calibri"/>
-          <w:b/>
-          <w:sz w:val="24"/>
-        </w:rPr>
-      </w:pPr>
-      <w:r>
-        <w:rPr>
-          <w:rFonts w:eastAsia="Calibri"/>
-          <w:b/>
-          <w:sz w:val="24"/>
-        </w:rPr>
-        <w:lastRenderedPageBreak/>
-        <w:t>TABLE OF IMAGES</w:t>
-      </w:r>
-    </w:p>
-    <w:p>
-      <w:pPr>
-        <w:widowControl/>
-        <w:autoSpaceDE/>
-        <w:autoSpaceDN/>
-        <w:spacing w:after="160" w:line="259" w:lineRule="auto"/>
-        <w:jc w:val="right"/>
-        <w:rPr>
-          <w:rFonts w:eastAsia="Calibri"/>
-          <w:b/>
-          <w:sz w:val="24"/>
-          <w:u w:val="single"/>
-        </w:rPr>
-      </w:pPr>
-      <w:r>
-        <w:rPr>
-          <w:rFonts w:eastAsia="Calibri"/>
-          <w:b/>
-          <w:sz w:val="24"/>
-          <w:u w:val="single"/>
-        </w:rPr>
-        <w:tab/>
-      </w:r>
-      <w:r>
-        <w:rPr>
-          <w:rFonts w:eastAsia="Calibri"/>
-          <w:b/>
-          <w:sz w:val="24"/>
-          <w:u w:val="single"/>
-        </w:rPr>
-        <w:tab/>
-      </w:r>
-      <w:r>
-        <w:rPr>
-          <w:rFonts w:eastAsia="Calibri"/>
-          <w:b/>
-          <w:sz w:val="24"/>
-          <w:u w:val="single"/>
-        </w:rPr>
-        <w:tab/>
-      </w:r>
-      <w:r>
-        <w:rPr>
-          <w:rFonts w:eastAsia="Calibri"/>
-          <w:b/>
-          <w:sz w:val="24"/>
-          <w:u w:val="single"/>
-        </w:rPr>
-        <w:tab/>
-      </w:r>
-      <w:r>
-        <w:rPr>
-          <w:rFonts w:eastAsia="Calibri"/>
-          <w:b/>
-          <w:sz w:val="24"/>
-          <w:u w:val="single"/>
-        </w:rPr>
-        <w:tab/>
-      </w:r>
-      <w:r>
-        <w:rPr>
-          <w:rFonts w:eastAsia="Calibri"/>
-          <w:b/>
-          <w:sz w:val="24"/>
-          <w:u w:val="single"/>
-        </w:rPr>
-        <w:tab/>
-      </w:r>
-      <w:r>
-        <w:rPr>
-          <w:rFonts w:eastAsia="Calibri"/>
-          <w:b/>
-          <w:sz w:val="24"/>
-          <w:u w:val="single"/>
-        </w:rPr>
-        <w:tab/>
-      </w:r>
-      <w:r>
-        <w:rPr>
-          <w:rFonts w:eastAsia="Calibri"/>
-          <w:b/>
-          <w:sz w:val="24"/>
-          <w:u w:val="single"/>
-        </w:rPr>
-        <w:tab/>
-      </w:r>
-      <w:r>
-        <w:rPr>
-          <w:rFonts w:eastAsia="Calibri"/>
-          <w:b/>
-          <w:sz w:val="24"/>
-          <w:u w:val="single"/>
-        </w:rPr>
-        <w:tab/>
-      </w:r>
-      <w:r>
-        <w:rPr>
-          <w:rFonts w:eastAsia="Calibri"/>
-          <w:b/>
-          <w:sz w:val="24"/>
-          <w:u w:val="single"/>
-        </w:rPr>
-        <w:tab/>
-      </w:r>
-      <w:r>
-        <w:rPr>
-          <w:rFonts w:eastAsia="Calibri"/>
-          <w:b/>
-          <w:sz w:val="24"/>
-          <w:u w:val="single"/>
-        </w:rPr>
-        <w:tab/>
-      </w:r>
-      <w:r>
-        <w:rPr>
-          <w:rFonts w:eastAsia="Calibri"/>
-          <w:b/>
-          <w:sz w:val="24"/>
-          <w:u w:val="single"/>
-        </w:rPr>
-        <w:tab/>
-      </w:r>
-      <w:r>
-        <w:rPr>
-          <w:rFonts w:eastAsia="Calibri"/>
-          <w:b/>
-          <w:sz w:val="24"/>
-          <w:u w:val="single"/>
-        </w:rPr>
-        <w:tab/>
-      </w:r>
-      <w:r>
-        <w:rPr>
-          <w:rFonts w:eastAsia="Calibri"/>
-          <w:b/>
-          <w:sz w:val="24"/>
-          <w:u w:val="single"/>
-        </w:rPr>
-        <w:tab/>
-      </w:r>
-      <w:r>
-        <w:rPr>
-          <w:rFonts w:eastAsia="Calibri"/>
-          <w:b/>
-          <w:sz w:val="24"/>
-          <w:u w:val="single"/>
-        </w:rPr>
-        <w:tab/>
-      </w:r>
-    </w:p>
-    <w:p>
-      <w:pPr>
-        <w:widowControl/>
-        <w:autoSpaceDE/>
-        <w:autoSpaceDN/>
-        <w:spacing w:after="160" w:line="259" w:lineRule="auto"/>
-        <w:jc w:val="right"/>
-        <w:rPr>
-          <w:rFonts w:eastAsia="Calibri"/>
-          <w:b/>
-          <w:sz w:val="24"/>
-          <w:u w:val="single"/>
-        </w:rPr>
-      </w:pPr>
-      <w:r>
-        <w:rPr>
-          <w:rFonts w:eastAsia="Calibri"/>
-          <w:b/>
-          <w:sz w:val="24"/>
-          <w:u w:val="single"/>
-        </w:rPr>
-        <w:t xml:space="preserve">     </w:t>
-      </w:r>
-      <w:r>
-        <w:rPr>
-          <w:rFonts w:eastAsia="Calibri"/>
-          <w:b/>
-          <w:sz w:val="24"/>
-          <w:u w:val="single"/>
-        </w:rPr>
-        <w:tab/>
-        <w:t>IMAGE NO                                               TITLE</w:t>
-      </w:r>
-      <w:r>
-        <w:rPr>
-          <w:rFonts w:eastAsia="Calibri"/>
-          <w:b/>
-          <w:sz w:val="24"/>
-          <w:u w:val="single"/>
-        </w:rPr>
-        <w:tab/>
-        <w:t xml:space="preserve">                                         </w:t>
-      </w:r>
-      <w:r>
-        <w:rPr>
-          <w:rFonts w:eastAsia="Calibri"/>
-          <w:b/>
-          <w:sz w:val="24"/>
-          <w:u w:val="single"/>
-        </w:rPr>
-        <w:tab/>
-        <w:t xml:space="preserve">           PAGE NO</w:t>
-      </w:r>
-      <w:r>
-        <w:rPr>
-          <w:rFonts w:eastAsia="Calibri"/>
-          <w:b/>
-          <w:sz w:val="24"/>
-          <w:u w:val="single"/>
-        </w:rPr>
-        <w:tab/>
-      </w:r>
-    </w:p>
-    <w:p>
-      <w:pPr>
-        <w:widowControl/>
-        <w:autoSpaceDE/>
-        <w:autoSpaceDN/>
-        <w:spacing w:after="160" w:line="259" w:lineRule="auto"/>
-        <w:rPr>
-          <w:rFonts w:eastAsia="Calibri"/>
-          <w:sz w:val="24"/>
-        </w:rPr>
-      </w:pPr>
-    </w:p>
-    <w:p>
-      <w:pPr>
-        <w:widowControl/>
-        <w:autoSpaceDE/>
-        <w:autoSpaceDN/>
-        <w:spacing w:after="160" w:line="259" w:lineRule="auto"/>
-        <w:ind w:left="720"/>
-        <w:rPr>
-          <w:rFonts w:eastAsia="Calibri"/>
-          <w:sz w:val="24"/>
-        </w:rPr>
-      </w:pPr>
-      <w:r>
-        <w:rPr>
-          <w:rFonts w:eastAsia="Calibri"/>
-          <w:sz w:val="24"/>
-        </w:rPr>
-        <w:t>IMAGE 3.1</w:t>
-      </w:r>
-      <w:r>
-        <w:rPr>
-          <w:rFonts w:eastAsia="Calibri"/>
-          <w:sz w:val="24"/>
-        </w:rPr>
-        <w:tab/>
-      </w:r>
-      <w:r>
-        <w:rPr>
-          <w:rFonts w:eastAsia="Calibri"/>
-          <w:sz w:val="24"/>
-        </w:rPr>
-        <w:tab/>
-        <w:t>KAARKUN APP — CUSTOMER HOME SCREEN……………………</w:t>
-      </w:r>
-      <w:r>
-        <w:rPr>
-          <w:rFonts w:eastAsia="Calibri"/>
-          <w:sz w:val="24"/>
-        </w:rPr>
-        <w:t>3</w:t>
-      </w:r>
-      <w:r>
-        <w:rPr>
-          <w:rFonts w:eastAsia="Calibri"/>
-          <w:sz w:val="24"/>
-        </w:rPr>
-        <w:t>0</w:t>
-      </w:r>
-    </w:p>
-    <w:p>
-      <w:pPr>
-        <w:widowControl/>
-        <w:autoSpaceDE/>
-        <w:autoSpaceDN/>
-        <w:spacing w:after="160" w:line="259" w:lineRule="auto"/>
-        <w:ind w:left="720"/>
-        <w:rPr>
-          <w:rFonts w:eastAsia="Calibri"/>
-          <w:sz w:val="24"/>
-        </w:rPr>
-      </w:pPr>
-      <w:r>
-        <w:rPr>
-          <w:rFonts w:eastAsia="Calibri"/>
-          <w:sz w:val="24"/>
-        </w:rPr>
-        <w:t>IMAGE 3.2</w:t>
-      </w:r>
-      <w:r>
-        <w:rPr>
-          <w:rFonts w:eastAsia="Calibri"/>
-          <w:sz w:val="24"/>
-        </w:rPr>
-        <w:tab/>
-      </w:r>
-      <w:r>
-        <w:rPr>
-          <w:rFonts w:eastAsia="Calibri"/>
-          <w:sz w:val="24"/>
-        </w:rPr>
-        <w:tab/>
-        <w:t>KAARKUN APP — POST A JOB SCREEN…………………………….</w:t>
-      </w:r>
-      <w:r>
-        <w:rPr>
-          <w:rFonts w:eastAsia="Calibri"/>
-          <w:sz w:val="24"/>
-        </w:rPr>
-        <w:t>3</w:t>
-      </w:r>
-      <w:r>
-        <w:rPr>
-          <w:rFonts w:eastAsia="Calibri"/>
-          <w:sz w:val="24"/>
-        </w:rPr>
-        <w:t>0</w:t>
-      </w:r>
-    </w:p>
-    <w:p>
-      <w:pPr>
-        <w:widowControl/>
-        <w:autoSpaceDE/>
-        <w:autoSpaceDN/>
-        <w:spacing w:after="160" w:line="259" w:lineRule="auto"/>
-        <w:ind w:left="720"/>
-        <w:rPr>
-          <w:rFonts w:eastAsia="Calibri"/>
-          <w:sz w:val="24"/>
-        </w:rPr>
-      </w:pPr>
-      <w:r>
-        <w:rPr>
-          <w:rFonts w:eastAsia="Calibri"/>
-          <w:sz w:val="24"/>
-        </w:rPr>
-        <w:t>IMAGE 3.3</w:t>
-      </w:r>
-      <w:r>
-        <w:rPr>
-          <w:rFonts w:eastAsia="Calibri"/>
-          <w:sz w:val="24"/>
-        </w:rPr>
-        <w:tab/>
-      </w:r>
-      <w:r>
-        <w:rPr>
-          <w:rFonts w:eastAsia="Calibri"/>
-          <w:sz w:val="24"/>
-        </w:rPr>
-        <w:tab/>
-        <w:t>KAARKUN APP — PROVIDER BID SCREEN………………………...</w:t>
-      </w:r>
-      <w:r>
-        <w:rPr>
-          <w:rFonts w:eastAsia="Calibri"/>
-          <w:sz w:val="24"/>
-        </w:rPr>
-        <w:t>31</w:t>
-      </w:r>
-    </w:p>
-    <w:p>
-      <w:pPr>
-        <w:widowControl/>
-        <w:autoSpaceDE/>
-        <w:autoSpaceDN/>
-        <w:spacing w:after="160" w:line="259" w:lineRule="auto"/>
-        <w:ind w:left="720"/>
-        <w:rPr>
-          <w:rFonts w:eastAsia="Calibri"/>
-          <w:sz w:val="24"/>
-        </w:rPr>
-      </w:pPr>
-      <w:r>
-        <w:rPr>
-          <w:rFonts w:eastAsia="Calibri"/>
-          <w:sz w:val="24"/>
-        </w:rPr>
-        <w:t>IMAGE 3.4</w:t>
-      </w:r>
-      <w:r>
-        <w:rPr>
-          <w:rFonts w:eastAsia="Calibri"/>
-          <w:sz w:val="24"/>
-        </w:rPr>
-        <w:tab/>
-      </w:r>
-      <w:r>
-        <w:rPr>
-          <w:rFonts w:eastAsia="Calibri"/>
-          <w:sz w:val="24"/>
-        </w:rPr>
-        <w:tab/>
-        <w:t>KAARKUN APP — QR CODE VERIFICATION SCREEN……………</w:t>
-      </w:r>
-      <w:r>
-        <w:rPr>
-          <w:rFonts w:eastAsia="Calibri"/>
-          <w:sz w:val="24"/>
-        </w:rPr>
-        <w:t>31</w:t>
-      </w:r>
-    </w:p>
-    <w:p>
-      <w:pPr>
-        <w:widowControl/>
-        <w:autoSpaceDE/>
-        <w:autoSpaceDN/>
-        <w:spacing w:after="160" w:line="259" w:lineRule="auto"/>
-        <w:ind w:left="720"/>
-        <w:rPr>
-          <w:rFonts w:eastAsia="Calibri"/>
-          <w:sz w:val="24"/>
-        </w:rPr>
-      </w:pPr>
-      <w:r>
-        <w:rPr>
-          <w:rFonts w:eastAsia="Calibri"/>
-          <w:sz w:val="24"/>
-        </w:rPr>
-        <w:t>IMAGE 3.5</w:t>
-      </w:r>
-      <w:r>
-        <w:rPr>
-          <w:rFonts w:eastAsia="Calibri"/>
-          <w:sz w:val="24"/>
-        </w:rPr>
-        <w:tab/>
-      </w:r>
-      <w:r>
-        <w:rPr>
-          <w:rFonts w:eastAsia="Calibri"/>
-          <w:sz w:val="24"/>
-        </w:rPr>
-        <w:tab/>
-        <w:t>KAARKUN APP — REAL-TIME GPS TRACKING SCREEN………...</w:t>
-      </w:r>
-      <w:r>
-        <w:rPr>
-          <w:rFonts w:eastAsia="Calibri"/>
-          <w:sz w:val="24"/>
-        </w:rPr>
-        <w:t>32</w:t>
-      </w:r>
-    </w:p>
-    <w:p>
-      <w:pPr>
-        <w:widowControl/>
-        <w:autoSpaceDE/>
-        <w:autoSpaceDN/>
-        <w:spacing w:after="160" w:line="259" w:lineRule="auto"/>
-        <w:ind w:left="720"/>
-        <w:rPr>
-          <w:rFonts w:eastAsia="Calibri"/>
-          <w:sz w:val="24"/>
-        </w:rPr>
-      </w:pPr>
-      <w:r>
-        <w:rPr>
-          <w:rFonts w:eastAsia="Calibri"/>
-          <w:sz w:val="24"/>
-        </w:rPr>
-        <w:t>IMAGE 3.6</w:t>
-      </w:r>
-      <w:r>
-        <w:rPr>
-          <w:rFonts w:eastAsia="Calibri"/>
-          <w:sz w:val="24"/>
-        </w:rPr>
-        <w:tab/>
-      </w:r>
-      <w:r>
-        <w:rPr>
-          <w:rFonts w:eastAsia="Calibri"/>
-          <w:sz w:val="24"/>
-        </w:rPr>
-        <w:tab/>
-        <w:t>KAARKUN APP — IN-APP CHAT SCREEN………………………</w:t>
-      </w:r>
-      <w:proofErr w:type="gramStart"/>
-      <w:r>
-        <w:rPr>
-          <w:rFonts w:eastAsia="Calibri"/>
-          <w:sz w:val="24"/>
-        </w:rPr>
-        <w:t>…..</w:t>
-      </w:r>
-      <w:proofErr w:type="gramEnd"/>
-      <w:r>
-        <w:rPr>
-          <w:rFonts w:eastAsia="Calibri"/>
-          <w:sz w:val="24"/>
-        </w:rPr>
-        <w:t>32</w:t>
-      </w:r>
-    </w:p>
-    <w:p>
-      <w:pPr>
-        <w:widowControl/>
-        <w:autoSpaceDE/>
-        <w:autoSpaceDN/>
-        <w:spacing w:after="160" w:line="259" w:lineRule="auto"/>
-        <w:ind w:left="720"/>
-        <w:rPr>
-          <w:rFonts w:eastAsia="Calibri"/>
-          <w:sz w:val="24"/>
-        </w:rPr>
-      </w:pPr>
-      <w:r>
-        <w:rPr>
-          <w:rFonts w:eastAsia="Calibri"/>
-          <w:sz w:val="24"/>
-        </w:rPr>
-        <w:t>IMAGE 3.7</w:t>
-      </w:r>
-      <w:r>
-        <w:rPr>
-          <w:rFonts w:eastAsia="Calibri"/>
-          <w:sz w:val="24"/>
-        </w:rPr>
-        <w:tab/>
-      </w:r>
-      <w:r>
-        <w:rPr>
-          <w:rFonts w:eastAsia="Calibri"/>
-          <w:sz w:val="24"/>
-        </w:rPr>
-        <w:tab/>
-        <w:t>KAARKUN APP — PROVIDER PROFILE SCREEN………………</w:t>
-      </w:r>
-      <w:proofErr w:type="gramStart"/>
-      <w:r>
-        <w:rPr>
-          <w:rFonts w:eastAsia="Calibri"/>
-          <w:sz w:val="24"/>
-        </w:rPr>
-        <w:t>…..</w:t>
-      </w:r>
-      <w:proofErr w:type="gramEnd"/>
-      <w:r>
-        <w:rPr>
-          <w:rFonts w:eastAsia="Calibri"/>
-          <w:sz w:val="24"/>
-        </w:rPr>
-        <w:t>33</w:t>
-      </w:r>
-    </w:p>
-    <w:p>
-      <w:pPr>
-        <w:widowControl/>
-        <w:autoSpaceDE/>
-        <w:autoSpaceDN/>
-        <w:spacing w:after="160" w:line="259" w:lineRule="auto"/>
-        <w:ind w:left="720"/>
-        <w:rPr>
-          <w:rFonts w:eastAsia="Calibri"/>
-          <w:sz w:val="24"/>
-        </w:rPr>
-      </w:pPr>
-      <w:r>
-        <w:rPr>
-          <w:rFonts w:eastAsia="Calibri"/>
-          <w:sz w:val="24"/>
-        </w:rPr>
-        <w:t>IMAGE 3.8</w:t>
-      </w:r>
-      <w:r>
-        <w:rPr>
-          <w:rFonts w:eastAsia="Calibri"/>
-          <w:sz w:val="24"/>
-        </w:rPr>
-        <w:tab/>
-      </w:r>
-      <w:r>
-        <w:rPr>
-          <w:rFonts w:eastAsia="Calibri"/>
-          <w:sz w:val="24"/>
-        </w:rPr>
-        <w:tab/>
-        <w:t>KAARKUN ADMIN PANEL — USER MANAGEMENT……………...</w:t>
-      </w:r>
-      <w:r>
-        <w:rPr>
-          <w:rFonts w:eastAsia="Calibri"/>
-          <w:sz w:val="24"/>
-        </w:rPr>
-        <w:t>33</w:t>
-      </w:r>
-    </w:p>
-    <w:p>
-      <w:pPr>
-        <w:widowControl/>
-        <w:autoSpaceDE/>
-        <w:autoSpaceDN/>
-        <w:spacing w:after="160" w:line="259" w:lineRule="auto"/>
-        <w:ind w:left="720"/>
-        <w:rPr>
-          <w:rFonts w:eastAsia="Calibri"/>
-          <w:sz w:val="24"/>
-        </w:rPr>
-      </w:pPr>
-      <w:r>
-        <w:rPr>
-          <w:rFonts w:eastAsia="Calibri"/>
-          <w:sz w:val="24"/>
-        </w:rPr>
-        <w:t>IMAGE 3.9</w:t>
-      </w:r>
-      <w:r>
-        <w:rPr>
-          <w:rFonts w:eastAsia="Calibri"/>
-          <w:sz w:val="24"/>
-        </w:rPr>
-        <w:tab/>
-      </w:r>
-      <w:r>
-        <w:rPr>
-          <w:rFonts w:eastAsia="Calibri"/>
-          <w:sz w:val="24"/>
-        </w:rPr>
-        <w:tab/>
-        <w:t>KAARKUN ADMIN PANEL — PROVIDER VERIFICATION……</w:t>
-      </w:r>
-      <w:proofErr w:type="gramStart"/>
-      <w:r>
-        <w:rPr>
-          <w:rFonts w:eastAsia="Calibri"/>
-          <w:sz w:val="24"/>
-        </w:rPr>
-        <w:t>…..</w:t>
-      </w:r>
-      <w:proofErr w:type="gramEnd"/>
-      <w:r>
-        <w:rPr>
-          <w:rFonts w:eastAsia="Calibri"/>
-          <w:sz w:val="24"/>
-        </w:rPr>
-        <w:t>34</w:t>
-      </w:r>
-    </w:p>
-    <w:p>
-      <w:pPr>
-        <w:widowControl/>
-        <w:autoSpaceDE/>
-        <w:autoSpaceDN/>
-        <w:spacing w:after="160" w:line="259" w:lineRule="auto"/>
-        <w:ind w:left="720"/>
-        <w:rPr>
-          <w:rFonts w:eastAsia="Calibri"/>
-          <w:sz w:val="24"/>
-        </w:rPr>
-      </w:pPr>
-      <w:r>
-        <w:rPr>
-          <w:rFonts w:eastAsia="Calibri"/>
-          <w:sz w:val="24"/>
-        </w:rPr>
-        <w:t>IMAGE 3.10</w:t>
-      </w:r>
-      <w:r>
-        <w:rPr>
-          <w:rFonts w:eastAsia="Calibri"/>
-          <w:sz w:val="24"/>
-        </w:rPr>
-        <w:tab/>
-      </w:r>
-      <w:r>
-        <w:rPr>
-          <w:rFonts w:eastAsia="Calibri"/>
-          <w:sz w:val="24"/>
-        </w:rPr>
-        <w:tab/>
-        <w:t>KAARKUN ADMIN PANEL — DASHBOARD OVERVIEW…………</w:t>
-      </w:r>
-      <w:r>
-        <w:rPr>
-          <w:rFonts w:eastAsia="Calibri"/>
-          <w:sz w:val="24"/>
-        </w:rPr>
-        <w:t>34</w:t>
-      </w:r>
-    </w:p>
-    <w:p>
-      <w:pPr>
-        <w:widowControl/>
-        <w:autoSpaceDE/>
-        <w:autoSpaceDN/>
-        <w:spacing w:after="160" w:line="259" w:lineRule="auto"/>
-        <w:rPr>
-          <w:rFonts w:eastAsia="Calibri"/>
-          <w:sz w:val="24"/>
-        </w:rPr>
-      </w:pPr>
-      <w:r>
-        <w:rPr>
-          <w:rFonts w:eastAsia="Calibri"/>
-          <w:sz w:val="24"/>
-        </w:rPr>
-        <w:t> </w:t>
-      </w:r>
-    </w:p>
-    <w:p>
-      <w:pPr>
-        <w:widowControl/>
-        <w:autoSpaceDE/>
-        <w:autoSpaceDN/>
-        <w:spacing w:after="160" w:line="259" w:lineRule="auto"/>
-        <w:rPr>
-          <w:rFonts w:eastAsia="Calibri"/>
-          <w:sz w:val="24"/>
-        </w:rPr>
-      </w:pPr>
-    </w:p>
-    <w:p>
-      <w:pPr>
-        <w:widowControl/>
-        <w:autoSpaceDE/>
-        <w:autoSpaceDN/>
-        <w:spacing w:after="160" w:line="259" w:lineRule="auto"/>
-        <w:rPr>
-          <w:rFonts w:eastAsia="Calibri"/>
-          <w:sz w:val="24"/>
-        </w:rPr>
-      </w:pPr>
-    </w:p>
-    <w:p>
-      <w:pPr>
-        <w:widowControl/>
-        <w:autoSpaceDE/>
-        <w:autoSpaceDN/>
-        <w:spacing w:after="160" w:line="259" w:lineRule="auto"/>
-        <w:rPr>
-          <w:rFonts w:eastAsia="Calibri"/>
-          <w:sz w:val="24"/>
-        </w:rPr>
-      </w:pPr>
-    </w:p>
-    <w:p>
-      <w:pPr>
-        <w:widowControl/>
-        <w:autoSpaceDE/>
-        <w:autoSpaceDN/>
-        <w:spacing w:after="160" w:line="259" w:lineRule="auto"/>
-        <w:rPr>
-          <w:rFonts w:eastAsia="Calibri"/>
-          <w:sz w:val="24"/>
-        </w:rPr>
-      </w:pPr>
     </w:p>
     <w:p>
       <w:pPr>
@@ -9434,601 +10502,10 @@
         <w:autoSpaceDE/>
         <w:autoSpaceDN/>
         <w:spacing w:after="160" w:line="259" w:lineRule="auto"/>
-        <w:jc w:val="center"/>
-        <w:rPr>
-          <w:rFonts w:eastAsia="Calibri"/>
-          <w:b/>
-          <w:sz w:val="24"/>
-        </w:rPr>
-      </w:pPr>
-    </w:p>
-    <w:p>
-      <w:pPr>
-        <w:widowControl/>
-        <w:autoSpaceDE/>
-        <w:autoSpaceDN/>
-        <w:spacing w:after="160" w:line="259" w:lineRule="auto"/>
-        <w:jc w:val="center"/>
-        <w:rPr>
-          <w:rFonts w:eastAsia="Calibri"/>
-          <w:b/>
-          <w:sz w:val="24"/>
-        </w:rPr>
-      </w:pPr>
-    </w:p>
-    <w:p>
-      <w:pPr>
-        <w:widowControl/>
-        <w:autoSpaceDE/>
-        <w:autoSpaceDN/>
-        <w:spacing w:after="160" w:line="259" w:lineRule="auto"/>
-        <w:jc w:val="center"/>
-        <w:rPr>
-          <w:rFonts w:eastAsia="Calibri"/>
-          <w:b/>
-          <w:sz w:val="24"/>
-        </w:rPr>
-      </w:pPr>
-    </w:p>
-    <w:p>
-      <w:pPr>
-        <w:widowControl/>
-        <w:autoSpaceDE/>
-        <w:autoSpaceDN/>
-        <w:spacing w:after="160" w:line="259" w:lineRule="auto"/>
-        <w:jc w:val="center"/>
-        <w:rPr>
-          <w:rFonts w:eastAsia="Calibri"/>
-          <w:b/>
-          <w:sz w:val="24"/>
-        </w:rPr>
-      </w:pPr>
-    </w:p>
-    <w:p>
-      <w:pPr>
-        <w:widowControl/>
-        <w:autoSpaceDE/>
-        <w:autoSpaceDN/>
-        <w:spacing w:after="160" w:line="259" w:lineRule="auto"/>
-        <w:jc w:val="center"/>
-        <w:rPr>
-          <w:rFonts w:eastAsia="Calibri"/>
-          <w:b/>
-          <w:sz w:val="24"/>
-        </w:rPr>
-      </w:pPr>
-    </w:p>
-    <w:p>
-      <w:pPr>
-        <w:widowControl/>
-        <w:autoSpaceDE/>
-        <w:autoSpaceDN/>
-        <w:spacing w:after="160" w:line="259" w:lineRule="auto"/>
-        <w:jc w:val="center"/>
-        <w:rPr>
-          <w:rFonts w:eastAsia="Calibri"/>
-          <w:b/>
-          <w:sz w:val="24"/>
-        </w:rPr>
-      </w:pPr>
-    </w:p>
-    <w:p>
-      <w:pPr>
-        <w:widowControl/>
-        <w:autoSpaceDE/>
-        <w:autoSpaceDN/>
-        <w:spacing w:after="160" w:line="259" w:lineRule="auto"/>
-        <w:jc w:val="center"/>
-        <w:rPr>
-          <w:rFonts w:eastAsia="Calibri"/>
-          <w:b/>
-          <w:sz w:val="24"/>
-        </w:rPr>
-      </w:pPr>
-      <w:r>
-        <w:rPr>
-          <w:rFonts w:eastAsia="Calibri"/>
-          <w:b/>
-          <w:sz w:val="24"/>
-        </w:rPr>
-        <w:t>LIST OF TABLES</w:t>
-      </w:r>
-    </w:p>
-    <w:p>
-      <w:pPr>
-        <w:widowControl/>
-        <w:autoSpaceDE/>
-        <w:autoSpaceDN/>
-        <w:spacing w:after="160" w:line="259" w:lineRule="auto"/>
-        <w:rPr>
-          <w:rFonts w:eastAsia="Calibri"/>
-          <w:b/>
-          <w:sz w:val="24"/>
-          <w:u w:val="single"/>
-        </w:rPr>
-      </w:pPr>
-      <w:r>
-        <w:rPr>
-          <w:rFonts w:eastAsia="Calibri"/>
-          <w:b/>
-          <w:sz w:val="24"/>
-          <w:u w:val="single"/>
-        </w:rPr>
-        <w:tab/>
-      </w:r>
-      <w:r>
-        <w:rPr>
-          <w:rFonts w:eastAsia="Calibri"/>
-          <w:b/>
-          <w:sz w:val="24"/>
-          <w:u w:val="single"/>
-        </w:rPr>
-        <w:tab/>
-      </w:r>
-      <w:r>
-        <w:rPr>
-          <w:rFonts w:eastAsia="Calibri"/>
-          <w:b/>
-          <w:sz w:val="24"/>
-          <w:u w:val="single"/>
-        </w:rPr>
-        <w:tab/>
-      </w:r>
-      <w:r>
-        <w:rPr>
-          <w:rFonts w:eastAsia="Calibri"/>
-          <w:b/>
-          <w:sz w:val="24"/>
-          <w:u w:val="single"/>
-        </w:rPr>
-        <w:tab/>
-      </w:r>
-      <w:r>
-        <w:rPr>
-          <w:rFonts w:eastAsia="Calibri"/>
-          <w:b/>
-          <w:sz w:val="24"/>
-          <w:u w:val="single"/>
-        </w:rPr>
-        <w:tab/>
-      </w:r>
-      <w:r>
-        <w:rPr>
-          <w:rFonts w:eastAsia="Calibri"/>
-          <w:b/>
-          <w:sz w:val="24"/>
-          <w:u w:val="single"/>
-        </w:rPr>
-        <w:tab/>
-      </w:r>
-      <w:r>
-        <w:rPr>
-          <w:rFonts w:eastAsia="Calibri"/>
-          <w:b/>
-          <w:sz w:val="24"/>
-          <w:u w:val="single"/>
-        </w:rPr>
-        <w:tab/>
-      </w:r>
-      <w:r>
-        <w:rPr>
-          <w:rFonts w:eastAsia="Calibri"/>
-          <w:b/>
-          <w:sz w:val="24"/>
-          <w:u w:val="single"/>
-        </w:rPr>
-        <w:tab/>
-      </w:r>
-      <w:r>
-        <w:rPr>
-          <w:rFonts w:eastAsia="Calibri"/>
-          <w:b/>
-          <w:sz w:val="24"/>
-          <w:u w:val="single"/>
-        </w:rPr>
-        <w:tab/>
-      </w:r>
-      <w:r>
-        <w:rPr>
-          <w:rFonts w:eastAsia="Calibri"/>
-          <w:b/>
-          <w:sz w:val="24"/>
-          <w:u w:val="single"/>
-        </w:rPr>
-        <w:tab/>
-      </w:r>
-      <w:r>
-        <w:rPr>
-          <w:rFonts w:eastAsia="Calibri"/>
-          <w:b/>
-          <w:sz w:val="24"/>
-          <w:u w:val="single"/>
-        </w:rPr>
-        <w:tab/>
-      </w:r>
-      <w:r>
-        <w:rPr>
-          <w:rFonts w:eastAsia="Calibri"/>
-          <w:b/>
-          <w:sz w:val="24"/>
-          <w:u w:val="single"/>
-        </w:rPr>
-        <w:tab/>
-      </w:r>
-      <w:r>
-        <w:rPr>
-          <w:rFonts w:eastAsia="Calibri"/>
-          <w:b/>
-          <w:sz w:val="24"/>
-          <w:u w:val="single"/>
-        </w:rPr>
-        <w:tab/>
-      </w:r>
-      <w:r>
-        <w:rPr>
-          <w:rFonts w:eastAsia="Calibri"/>
-          <w:b/>
-          <w:sz w:val="24"/>
-          <w:u w:val="single"/>
-        </w:rPr>
-        <w:tab/>
-      </w:r>
-      <w:r>
-        <w:rPr>
-          <w:rFonts w:eastAsia="Calibri"/>
-          <w:b/>
-          <w:sz w:val="24"/>
-          <w:u w:val="single"/>
-        </w:rPr>
-        <w:tab/>
-      </w:r>
-    </w:p>
-    <w:p>
-      <w:pPr>
-        <w:widowControl/>
-        <w:autoSpaceDE/>
-        <w:autoSpaceDN/>
-        <w:spacing w:after="160" w:line="259" w:lineRule="auto"/>
-        <w:rPr>
-          <w:rFonts w:eastAsia="Calibri"/>
-          <w:b/>
-          <w:sz w:val="24"/>
-          <w:u w:val="single"/>
-        </w:rPr>
-      </w:pPr>
-      <w:r>
-        <w:rPr>
-          <w:rFonts w:eastAsia="Calibri"/>
-          <w:b/>
-          <w:sz w:val="24"/>
-          <w:u w:val="single"/>
-        </w:rPr>
-        <w:t xml:space="preserve">     </w:t>
-      </w:r>
-      <w:r>
-        <w:rPr>
-          <w:rFonts w:eastAsia="Calibri"/>
-          <w:b/>
-          <w:sz w:val="24"/>
-          <w:u w:val="single"/>
-        </w:rPr>
-        <w:tab/>
-      </w:r>
-      <w:r>
-        <w:rPr>
-          <w:rFonts w:eastAsia="Calibri"/>
-          <w:b/>
-          <w:sz w:val="24"/>
-          <w:u w:val="single"/>
-        </w:rPr>
-        <w:t>TABLE</w:t>
-      </w:r>
-      <w:r>
-        <w:rPr>
-          <w:rFonts w:eastAsia="Calibri"/>
-          <w:b/>
-          <w:sz w:val="24"/>
-          <w:u w:val="single"/>
-        </w:rPr>
-        <w:t xml:space="preserve"> NO                                               TITLE</w:t>
-      </w:r>
-      <w:r>
-        <w:rPr>
-          <w:rFonts w:eastAsia="Calibri"/>
-          <w:b/>
-          <w:sz w:val="24"/>
-          <w:u w:val="single"/>
-        </w:rPr>
-        <w:tab/>
-        <w:t xml:space="preserve">                                         </w:t>
-      </w:r>
-      <w:r>
-        <w:rPr>
-          <w:rFonts w:eastAsia="Calibri"/>
-          <w:b/>
-          <w:sz w:val="24"/>
-          <w:u w:val="single"/>
-        </w:rPr>
-        <w:tab/>
-        <w:t xml:space="preserve">           PAGE NO</w:t>
-      </w:r>
-      <w:r>
-        <w:rPr>
-          <w:rFonts w:eastAsia="Calibri"/>
-          <w:b/>
-          <w:sz w:val="24"/>
-          <w:u w:val="single"/>
-        </w:rPr>
-        <w:tab/>
-      </w:r>
-    </w:p>
-    <w:p>
-      <w:pPr>
-        <w:widowControl/>
-        <w:autoSpaceDE/>
-        <w:autoSpaceDN/>
-        <w:spacing w:after="160" w:line="259" w:lineRule="auto"/>
-        <w:ind w:left="720"/>
-        <w:rPr>
-          <w:rFonts w:eastAsia="Calibri"/>
-          <w:sz w:val="24"/>
-        </w:rPr>
-      </w:pPr>
-    </w:p>
-    <w:p>
-      <w:pPr>
-        <w:widowControl/>
-        <w:autoSpaceDE/>
-        <w:autoSpaceDN/>
-        <w:spacing w:after="160" w:line="259" w:lineRule="auto"/>
-        <w:ind w:left="720"/>
-        <w:rPr>
-          <w:rFonts w:eastAsia="Calibri"/>
-          <w:sz w:val="24"/>
-        </w:rPr>
-      </w:pPr>
-      <w:r>
-        <w:rPr>
-          <w:rFonts w:eastAsia="Calibri"/>
-          <w:sz w:val="24"/>
-        </w:rPr>
-        <w:t>TABLE 1.1</w:t>
-      </w:r>
-      <w:r>
-        <w:rPr>
-          <w:rFonts w:eastAsia="Calibri"/>
-          <w:sz w:val="24"/>
-        </w:rPr>
-        <w:tab/>
-      </w:r>
-      <w:r>
-        <w:rPr>
-          <w:rFonts w:eastAsia="Calibri"/>
-          <w:sz w:val="24"/>
-        </w:rPr>
-        <w:tab/>
-        <w:t>SCOPE AND LIMITATIONS OF KAARKUN..................16</w:t>
-      </w:r>
-    </w:p>
-    <w:p>
-      <w:pPr>
-        <w:widowControl/>
-        <w:autoSpaceDE/>
-        <w:autoSpaceDN/>
-        <w:spacing w:after="160" w:line="259" w:lineRule="auto"/>
-        <w:ind w:left="720"/>
-        <w:rPr>
-          <w:rFonts w:eastAsia="Calibri"/>
-          <w:sz w:val="24"/>
-        </w:rPr>
-      </w:pPr>
-      <w:r>
-        <w:rPr>
-          <w:rFonts w:eastAsia="Calibri"/>
-          <w:sz w:val="24"/>
-        </w:rPr>
-        <w:t>TABLE 2.1</w:t>
-      </w:r>
-      <w:r>
-        <w:rPr>
-          <w:rFonts w:eastAsia="Calibri"/>
-          <w:sz w:val="24"/>
-        </w:rPr>
-        <w:tab/>
-      </w:r>
-      <w:r>
-        <w:rPr>
-          <w:rFonts w:eastAsia="Calibri"/>
-          <w:sz w:val="24"/>
-        </w:rPr>
-        <w:tab/>
-        <w:t>COMPARATIVE ANALYSIS OF SERVICE MARKETPLACE PLATFORMS.20</w:t>
-      </w:r>
-    </w:p>
-    <w:p>
-      <w:pPr>
-        <w:widowControl/>
-        <w:autoSpaceDE/>
-        <w:autoSpaceDN/>
-        <w:spacing w:after="160" w:line="259" w:lineRule="auto"/>
-        <w:ind w:left="720"/>
-        <w:rPr>
-          <w:rFonts w:eastAsia="Calibri"/>
-          <w:sz w:val="24"/>
-        </w:rPr>
-      </w:pPr>
-      <w:r>
-        <w:rPr>
-          <w:rFonts w:eastAsia="Calibri"/>
-          <w:sz w:val="24"/>
-        </w:rPr>
-        <w:t>TABLE 3.1</w:t>
-      </w:r>
-      <w:r>
-        <w:rPr>
-          <w:rFonts w:eastAsia="Calibri"/>
-          <w:sz w:val="24"/>
-        </w:rPr>
-        <w:tab/>
-      </w:r>
-      <w:r>
-        <w:rPr>
-          <w:rFonts w:eastAsia="Calibri"/>
-          <w:sz w:val="24"/>
-        </w:rPr>
-        <w:tab/>
-        <w:t>KAARKUN FUNCTIONAL REQUIREMENTS...................23</w:t>
-      </w:r>
-    </w:p>
-    <w:p>
-      <w:pPr>
-        <w:widowControl/>
-        <w:autoSpaceDE/>
-        <w:autoSpaceDN/>
-        <w:spacing w:after="160" w:line="259" w:lineRule="auto"/>
-        <w:ind w:left="720"/>
-        <w:rPr>
-          <w:rFonts w:eastAsia="Calibri"/>
-          <w:sz w:val="24"/>
-        </w:rPr>
-      </w:pPr>
-      <w:r>
-        <w:rPr>
-          <w:rFonts w:eastAsia="Calibri"/>
-          <w:sz w:val="24"/>
-        </w:rPr>
-        <w:t>TABLE 3.2</w:t>
-      </w:r>
-      <w:r>
-        <w:rPr>
-          <w:rFonts w:eastAsia="Calibri"/>
-          <w:sz w:val="24"/>
-        </w:rPr>
-        <w:tab/>
-      </w:r>
-      <w:r>
-        <w:rPr>
-          <w:rFonts w:eastAsia="Calibri"/>
-          <w:sz w:val="24"/>
-        </w:rPr>
-        <w:tab/>
-        <w:t>SECURITY MEASURES BY SYSTEM LAYER.................35</w:t>
-      </w:r>
-    </w:p>
-    <w:p>
-      <w:pPr>
-        <w:widowControl/>
-        <w:autoSpaceDE/>
-        <w:autoSpaceDN/>
-        <w:spacing w:after="160" w:line="259" w:lineRule="auto"/>
-        <w:ind w:left="720"/>
-        <w:rPr>
-          <w:rFonts w:eastAsia="Calibri"/>
-          <w:sz w:val="24"/>
-        </w:rPr>
-      </w:pPr>
-      <w:r>
-        <w:rPr>
-          <w:rFonts w:eastAsia="Calibri"/>
-          <w:sz w:val="24"/>
-        </w:rPr>
-        <w:t>TABLE 4.1</w:t>
-      </w:r>
-      <w:r>
-        <w:rPr>
-          <w:rFonts w:eastAsia="Calibri"/>
-          <w:sz w:val="24"/>
-        </w:rPr>
-        <w:tab/>
-      </w:r>
-      <w:r>
-        <w:rPr>
-          <w:rFonts w:eastAsia="Calibri"/>
-          <w:sz w:val="24"/>
-        </w:rPr>
-        <w:tab/>
-        <w:t>FUNCTIONAL TEST CASE RESULTS......................41</w:t>
-      </w:r>
-    </w:p>
-    <w:p>
-      <w:pPr>
-        <w:widowControl/>
-        <w:autoSpaceDE/>
-        <w:autoSpaceDN/>
-        <w:spacing w:after="160" w:line="259" w:lineRule="auto"/>
-        <w:ind w:left="720"/>
-        <w:rPr>
-          <w:rFonts w:eastAsia="Calibri"/>
-          <w:sz w:val="24"/>
-        </w:rPr>
-      </w:pPr>
-      <w:r>
-        <w:rPr>
-          <w:rFonts w:eastAsia="Calibri"/>
-          <w:sz w:val="24"/>
-        </w:rPr>
-        <w:t>TABLE 4.2</w:t>
-      </w:r>
-      <w:r>
-        <w:rPr>
-          <w:rFonts w:eastAsia="Calibri"/>
-          <w:sz w:val="24"/>
-        </w:rPr>
-        <w:tab/>
-      </w:r>
-      <w:r>
-        <w:rPr>
-          <w:rFonts w:eastAsia="Calibri"/>
-          <w:sz w:val="24"/>
-        </w:rPr>
-        <w:tab/>
-        <w:t>INTEGRATION TEST SCENARIOS........................42</w:t>
-      </w:r>
-    </w:p>
-    <w:p>
-      <w:pPr>
-        <w:widowControl/>
-        <w:autoSpaceDE/>
-        <w:autoSpaceDN/>
-        <w:spacing w:after="160" w:line="259" w:lineRule="auto"/>
-        <w:ind w:firstLine="720"/>
-        <w:rPr>
-          <w:rFonts w:eastAsia="Calibri"/>
-          <w:sz w:val="24"/>
-        </w:rPr>
-      </w:pPr>
-      <w:r>
-        <w:rPr>
-          <w:rFonts w:eastAsia="Calibri"/>
-          <w:sz w:val="24"/>
-        </w:rPr>
-        <w:t>TABLE 4.3</w:t>
-      </w:r>
-      <w:r>
-        <w:rPr>
-          <w:rFonts w:eastAsia="Calibri"/>
-          <w:sz w:val="24"/>
-        </w:rPr>
-        <w:tab/>
-      </w:r>
-      <w:r>
-        <w:rPr>
-          <w:rFonts w:eastAsia="Calibri"/>
-          <w:sz w:val="24"/>
-        </w:rPr>
-        <w:tab/>
-        <w:t>RESEARCH OBJECTIVES COMPLIANCE MATRIX.............43</w:t>
-      </w:r>
-    </w:p>
-    <w:p>
-      <w:pPr>
-        <w:widowControl/>
-        <w:autoSpaceDE/>
-        <w:autoSpaceDN/>
-        <w:spacing w:after="160" w:line="259" w:lineRule="auto"/>
-        <w:ind w:firstLine="720"/>
-        <w:rPr>
-          <w:rFonts w:eastAsia="Calibri"/>
+        <w:ind w:left="2880" w:firstLine="720"/>
+        <w:rPr>
+          <w:rFonts w:eastAsia="Calibri"/>
+          <w:b/>
           <w:sz w:val="24"/>
         </w:rPr>
       </w:pPr>
@@ -10130,234 +10607,13 @@
           <w:sz w:val="24"/>
         </w:rPr>
       </w:pPr>
-    </w:p>
-    <w:p>
-      <w:pPr>
-        <w:widowControl/>
-        <w:autoSpaceDE/>
-        <w:autoSpaceDN/>
-        <w:spacing w:after="160" w:line="259" w:lineRule="auto"/>
-        <w:ind w:left="2880" w:firstLine="720"/>
-        <w:rPr>
-          <w:rFonts w:eastAsia="Calibri"/>
-          <w:b/>
-          <w:sz w:val="24"/>
-        </w:rPr>
-      </w:pPr>
-    </w:p>
-    <w:p>
-      <w:pPr>
-        <w:widowControl/>
-        <w:autoSpaceDE/>
-        <w:autoSpaceDN/>
-        <w:spacing w:after="160" w:line="259" w:lineRule="auto"/>
-        <w:ind w:left="2880" w:firstLine="720"/>
-        <w:rPr>
-          <w:rFonts w:eastAsia="Calibri"/>
-          <w:b/>
-          <w:sz w:val="24"/>
-        </w:rPr>
-      </w:pPr>
-    </w:p>
-    <w:p>
-      <w:pPr>
-        <w:widowControl/>
-        <w:autoSpaceDE/>
-        <w:autoSpaceDN/>
-        <w:spacing w:after="160" w:line="259" w:lineRule="auto"/>
-        <w:ind w:left="2880" w:firstLine="720"/>
-        <w:rPr>
-          <w:rFonts w:eastAsia="Calibri"/>
-          <w:b/>
-          <w:sz w:val="24"/>
-        </w:rPr>
-      </w:pPr>
-    </w:p>
-    <w:p>
-      <w:pPr>
-        <w:widowControl/>
-        <w:autoSpaceDE/>
-        <w:autoSpaceDN/>
-        <w:spacing w:after="160" w:line="259" w:lineRule="auto"/>
-        <w:ind w:left="2880" w:firstLine="720"/>
-        <w:rPr>
-          <w:rFonts w:eastAsia="Calibri"/>
-          <w:b/>
-          <w:sz w:val="24"/>
-        </w:rPr>
-      </w:pPr>
-    </w:p>
-    <w:p>
-      <w:pPr>
-        <w:widowControl/>
-        <w:autoSpaceDE/>
-        <w:autoSpaceDN/>
-        <w:spacing w:after="160" w:line="259" w:lineRule="auto"/>
-        <w:ind w:left="2880" w:firstLine="720"/>
-        <w:rPr>
-          <w:rFonts w:eastAsia="Calibri"/>
-          <w:b/>
-          <w:sz w:val="24"/>
-        </w:rPr>
-      </w:pPr>
-    </w:p>
-    <w:p>
-      <w:pPr>
-        <w:widowControl/>
-        <w:autoSpaceDE/>
-        <w:autoSpaceDN/>
-        <w:spacing w:after="160" w:line="259" w:lineRule="auto"/>
-        <w:ind w:left="2880" w:firstLine="720"/>
-        <w:rPr>
-          <w:rFonts w:eastAsia="Calibri"/>
-          <w:b/>
-          <w:sz w:val="24"/>
-        </w:rPr>
-      </w:pPr>
-    </w:p>
-    <w:p>
-      <w:pPr>
-        <w:widowControl/>
-        <w:autoSpaceDE/>
-        <w:autoSpaceDN/>
-        <w:spacing w:after="160" w:line="259" w:lineRule="auto"/>
-        <w:ind w:left="2880" w:firstLine="720"/>
-        <w:rPr>
-          <w:rFonts w:eastAsia="Calibri"/>
-          <w:b/>
-          <w:sz w:val="24"/>
-        </w:rPr>
-      </w:pPr>
-    </w:p>
-    <w:p>
-      <w:pPr>
-        <w:widowControl/>
-        <w:autoSpaceDE/>
-        <w:autoSpaceDN/>
-        <w:spacing w:after="160" w:line="259" w:lineRule="auto"/>
-        <w:ind w:left="2880" w:firstLine="720"/>
-        <w:rPr>
-          <w:rFonts w:eastAsia="Calibri"/>
-          <w:b/>
-          <w:sz w:val="24"/>
-        </w:rPr>
-      </w:pPr>
-    </w:p>
-    <w:p>
-      <w:pPr>
-        <w:widowControl/>
-        <w:autoSpaceDE/>
-        <w:autoSpaceDN/>
-        <w:spacing w:after="160" w:line="259" w:lineRule="auto"/>
-        <w:ind w:left="2880" w:firstLine="720"/>
-        <w:rPr>
-          <w:rFonts w:eastAsia="Calibri"/>
-          <w:b/>
-          <w:sz w:val="24"/>
-        </w:rPr>
-      </w:pPr>
-    </w:p>
-    <w:p>
-      <w:pPr>
-        <w:widowControl/>
-        <w:autoSpaceDE/>
-        <w:autoSpaceDN/>
-        <w:spacing w:after="160" w:line="259" w:lineRule="auto"/>
-        <w:ind w:left="2880" w:firstLine="720"/>
-        <w:rPr>
-          <w:rFonts w:eastAsia="Calibri"/>
-          <w:b/>
-          <w:sz w:val="24"/>
-        </w:rPr>
-      </w:pPr>
-    </w:p>
-    <w:p>
-      <w:pPr>
-        <w:widowControl/>
-        <w:autoSpaceDE/>
-        <w:autoSpaceDN/>
-        <w:spacing w:after="160" w:line="259" w:lineRule="auto"/>
-        <w:ind w:left="2880" w:firstLine="720"/>
-        <w:rPr>
-          <w:rFonts w:eastAsia="Calibri"/>
-          <w:b/>
-          <w:sz w:val="24"/>
-        </w:rPr>
-      </w:pPr>
-    </w:p>
-    <w:p>
-      <w:pPr>
-        <w:widowControl/>
-        <w:autoSpaceDE/>
-        <w:autoSpaceDN/>
-        <w:spacing w:after="160" w:line="259" w:lineRule="auto"/>
-        <w:ind w:left="2880" w:firstLine="720"/>
-        <w:rPr>
-          <w:rFonts w:eastAsia="Calibri"/>
-          <w:b/>
-          <w:sz w:val="24"/>
-        </w:rPr>
-      </w:pPr>
-    </w:p>
-    <w:p>
-      <w:pPr>
-        <w:widowControl/>
-        <w:autoSpaceDE/>
-        <w:autoSpaceDN/>
-        <w:spacing w:after="160" w:line="259" w:lineRule="auto"/>
-        <w:ind w:left="2880" w:firstLine="720"/>
-        <w:rPr>
-          <w:rFonts w:eastAsia="Calibri"/>
-          <w:b/>
-          <w:sz w:val="24"/>
-        </w:rPr>
-      </w:pPr>
-    </w:p>
-    <w:p>
-      <w:pPr>
-        <w:widowControl/>
-        <w:autoSpaceDE/>
-        <w:autoSpaceDN/>
-        <w:spacing w:after="160" w:line="259" w:lineRule="auto"/>
-        <w:rPr>
-          <w:rFonts w:eastAsia="Calibri"/>
-          <w:b/>
-          <w:sz w:val="24"/>
-        </w:rPr>
-      </w:pPr>
-    </w:p>
-    <w:p>
-      <w:pPr>
-        <w:widowControl/>
-        <w:autoSpaceDE/>
-        <w:autoSpaceDN/>
-        <w:spacing w:after="160" w:line="259" w:lineRule="auto"/>
-        <w:rPr>
-          <w:rFonts w:eastAsia="Calibri"/>
-          <w:b/>
-          <w:sz w:val="24"/>
-        </w:rPr>
-      </w:pPr>
-    </w:p>
-    <w:p>
-      <w:pPr>
-        <w:widowControl/>
-        <w:autoSpaceDE/>
-        <w:autoSpaceDN/>
-        <w:spacing w:after="160" w:line="259" w:lineRule="auto"/>
-        <w:ind w:left="2880" w:firstLine="720"/>
-        <w:rPr>
-          <w:rFonts w:eastAsia="Calibri"/>
-          <w:b/>
-          <w:sz w:val="24"/>
-        </w:rPr>
-      </w:pPr>
-      <w:r>
-        <w:rPr>
-          <w:rFonts w:eastAsia="Calibri"/>
-          <w:b/>
-          <w:sz w:val="24"/>
-        </w:rPr>
+      <w:r>
+        <w:rPr>
+          <w:rFonts w:eastAsia="Calibri"/>
+          <w:b/>
+          <w:sz w:val="24"/>
+        </w:rPr>
+        <w:lastRenderedPageBreak/>
         <w:t>LIST OF ABBREVIATIONS</w:t>
       </w:r>
     </w:p>
@@ -10460,6 +10716,12 @@
               <w:rPr>
                 <w:sz w:val="24"/>
               </w:rPr>
+              <w:tab/>
+            </w:r>
+            <w:r>
+              <w:rPr>
+                <w:sz w:val="24"/>
+              </w:rPr>
               <w:t>AI</w:t>
             </w:r>
           </w:p>
@@ -10506,6 +10768,12 @@
               <w:rPr>
                 <w:sz w:val="24"/>
               </w:rPr>
+              <w:tab/>
+            </w:r>
+            <w:r>
+              <w:rPr>
+                <w:sz w:val="24"/>
+              </w:rPr>
               <w:t>API</w:t>
             </w:r>
           </w:p>
@@ -10552,6 +10820,12 @@
               <w:rPr>
                 <w:sz w:val="24"/>
               </w:rPr>
+              <w:tab/>
+            </w:r>
+            <w:r>
+              <w:rPr>
+                <w:sz w:val="24"/>
+              </w:rPr>
               <w:t>ASRB</w:t>
             </w:r>
           </w:p>
@@ -10594,6 +10868,12 @@
             <w:pPr>
               <w:spacing w:after="60"/>
             </w:pPr>
+            <w:r>
+              <w:rPr>
+                <w:sz w:val="24"/>
+              </w:rPr>
+              <w:tab/>
+            </w:r>
             <w:proofErr w:type="spellStart"/>
             <w:r>
               <w:rPr>
@@ -10646,6 +10926,12 @@
               <w:rPr>
                 <w:sz w:val="24"/>
               </w:rPr>
+              <w:tab/>
+            </w:r>
+            <w:r>
+              <w:rPr>
+                <w:sz w:val="24"/>
+              </w:rPr>
               <w:t>CORS</w:t>
             </w:r>
           </w:p>
@@ -10692,6 +10978,12 @@
               <w:rPr>
                 <w:sz w:val="24"/>
               </w:rPr>
+              <w:tab/>
+            </w:r>
+            <w:r>
+              <w:rPr>
+                <w:sz w:val="24"/>
+              </w:rPr>
               <w:t>DSR</w:t>
             </w:r>
           </w:p>
@@ -10738,6 +11030,12 @@
               <w:rPr>
                 <w:sz w:val="24"/>
               </w:rPr>
+              <w:tab/>
+            </w:r>
+            <w:r>
+              <w:rPr>
+                <w:sz w:val="24"/>
+              </w:rPr>
               <w:t>ERD</w:t>
             </w:r>
           </w:p>
@@ -10784,6 +11082,12 @@
               <w:rPr>
                 <w:sz w:val="24"/>
               </w:rPr>
+              <w:tab/>
+            </w:r>
+            <w:r>
+              <w:rPr>
+                <w:sz w:val="24"/>
+              </w:rPr>
               <w:t>FK</w:t>
             </w:r>
           </w:p>
@@ -10830,6 +11134,12 @@
               <w:rPr>
                 <w:sz w:val="24"/>
               </w:rPr>
+              <w:tab/>
+            </w:r>
+            <w:r>
+              <w:rPr>
+                <w:sz w:val="24"/>
+              </w:rPr>
               <w:t>GPS</w:t>
             </w:r>
           </w:p>
@@ -10876,6 +11186,12 @@
               <w:rPr>
                 <w:sz w:val="24"/>
               </w:rPr>
+              <w:tab/>
+            </w:r>
+            <w:r>
+              <w:rPr>
+                <w:sz w:val="24"/>
+              </w:rPr>
               <w:t>HTTP</w:t>
             </w:r>
           </w:p>
@@ -10922,6 +11238,12 @@
               <w:rPr>
                 <w:sz w:val="24"/>
               </w:rPr>
+              <w:tab/>
+            </w:r>
+            <w:r>
+              <w:rPr>
+                <w:sz w:val="24"/>
+              </w:rPr>
               <w:t>HTTPS</w:t>
             </w:r>
           </w:p>
@@ -10968,6 +11290,12 @@
               <w:rPr>
                 <w:sz w:val="24"/>
               </w:rPr>
+              <w:tab/>
+            </w:r>
+            <w:r>
+              <w:rPr>
+                <w:sz w:val="24"/>
+              </w:rPr>
               <w:t>JWT</w:t>
             </w:r>
           </w:p>
@@ -11014,6 +11342,12 @@
               <w:rPr>
                 <w:sz w:val="24"/>
               </w:rPr>
+              <w:tab/>
+            </w:r>
+            <w:r>
+              <w:rPr>
+                <w:sz w:val="24"/>
+              </w:rPr>
               <w:t>KP</w:t>
             </w:r>
           </w:p>
@@ -11060,6 +11394,12 @@
               <w:rPr>
                 <w:sz w:val="24"/>
               </w:rPr>
+              <w:tab/>
+            </w:r>
+            <w:r>
+              <w:rPr>
+                <w:sz w:val="24"/>
+              </w:rPr>
               <w:t>MySQL</w:t>
             </w:r>
           </w:p>
@@ -11106,6 +11446,12 @@
               <w:rPr>
                 <w:sz w:val="24"/>
               </w:rPr>
+              <w:tab/>
+            </w:r>
+            <w:r>
+              <w:rPr>
+                <w:sz w:val="24"/>
+              </w:rPr>
               <w:t>NLP</w:t>
             </w:r>
           </w:p>
@@ -11152,6 +11498,12 @@
               <w:rPr>
                 <w:sz w:val="24"/>
               </w:rPr>
+              <w:tab/>
+            </w:r>
+            <w:r>
+              <w:rPr>
+                <w:sz w:val="24"/>
+              </w:rPr>
               <w:t>PK</w:t>
             </w:r>
           </w:p>
@@ -11198,6 +11550,12 @@
               <w:rPr>
                 <w:sz w:val="24"/>
               </w:rPr>
+              <w:tab/>
+            </w:r>
+            <w:r>
+              <w:rPr>
+                <w:sz w:val="24"/>
+              </w:rPr>
               <w:t>QR</w:t>
             </w:r>
           </w:p>
@@ -11244,6 +11602,12 @@
               <w:rPr>
                 <w:sz w:val="24"/>
               </w:rPr>
+              <w:tab/>
+            </w:r>
+            <w:r>
+              <w:rPr>
+                <w:sz w:val="24"/>
+              </w:rPr>
               <w:t>REST</w:t>
             </w:r>
           </w:p>
@@ -11290,6 +11654,12 @@
               <w:rPr>
                 <w:sz w:val="24"/>
               </w:rPr>
+              <w:tab/>
+            </w:r>
+            <w:r>
+              <w:rPr>
+                <w:sz w:val="24"/>
+              </w:rPr>
               <w:t>SDK</w:t>
             </w:r>
           </w:p>
@@ -11336,6 +11706,12 @@
               <w:rPr>
                 <w:sz w:val="24"/>
               </w:rPr>
+              <w:tab/>
+            </w:r>
+            <w:r>
+              <w:rPr>
+                <w:sz w:val="24"/>
+              </w:rPr>
               <w:t>UI</w:t>
             </w:r>
           </w:p>
@@ -11382,6 +11758,12 @@
               <w:rPr>
                 <w:sz w:val="24"/>
               </w:rPr>
+              <w:tab/>
+            </w:r>
+            <w:r>
+              <w:rPr>
+                <w:sz w:val="24"/>
+              </w:rPr>
               <w:t>UX</w:t>
             </w:r>
           </w:p>
@@ -11424,6 +11806,12 @@
             <w:pPr>
               <w:spacing w:after="60"/>
             </w:pPr>
+            <w:r>
+              <w:rPr>
+                <w:sz w:val="24"/>
+              </w:rPr>
+              <w:tab/>
+            </w:r>
             <w:r>
               <w:rPr>
                 <w:sz w:val="24"/>
@@ -11518,12 +11906,83 @@
       <w:pPr>
         <w:spacing w:after="120" w:line="350" w:lineRule="exact"/>
         <w:ind w:left="2880" w:right="288" w:firstLine="720"/>
-      </w:pPr>
-      <w:r>
         <w:rPr>
           <w:b/>
           <w:sz w:val="28"/>
         </w:rPr>
+      </w:pPr>
+    </w:p>
+    <w:p>
+      <w:pPr>
+        <w:spacing w:after="120" w:line="350" w:lineRule="exact"/>
+        <w:ind w:left="2880" w:right="288" w:firstLine="720"/>
+        <w:rPr>
+          <w:b/>
+          <w:sz w:val="28"/>
+        </w:rPr>
+      </w:pPr>
+    </w:p>
+    <w:p>
+      <w:pPr>
+        <w:spacing w:after="120" w:line="350" w:lineRule="exact"/>
+        <w:ind w:left="2880" w:right="288" w:firstLine="720"/>
+        <w:rPr>
+          <w:b/>
+          <w:sz w:val="28"/>
+        </w:rPr>
+      </w:pPr>
+    </w:p>
+    <w:p>
+      <w:pPr>
+        <w:spacing w:after="120" w:line="350" w:lineRule="exact"/>
+        <w:ind w:left="2880" w:right="288" w:firstLine="720"/>
+        <w:rPr>
+          <w:b/>
+          <w:sz w:val="28"/>
+        </w:rPr>
+      </w:pPr>
+    </w:p>
+    <w:p>
+      <w:pPr>
+        <w:spacing w:after="120" w:line="350" w:lineRule="exact"/>
+        <w:ind w:left="2880" w:right="288" w:firstLine="720"/>
+        <w:rPr>
+          <w:b/>
+          <w:sz w:val="28"/>
+        </w:rPr>
+      </w:pPr>
+    </w:p>
+    <w:p>
+      <w:pPr>
+        <w:spacing w:after="120" w:line="350" w:lineRule="exact"/>
+        <w:ind w:left="2880" w:right="288" w:firstLine="720"/>
+        <w:rPr>
+          <w:b/>
+          <w:sz w:val="28"/>
+        </w:rPr>
+      </w:pPr>
+    </w:p>
+    <w:p>
+      <w:pPr>
+        <w:spacing w:after="120" w:line="350" w:lineRule="exact"/>
+        <w:ind w:left="2880" w:right="288" w:firstLine="720"/>
+        <w:rPr>
+          <w:b/>
+          <w:sz w:val="28"/>
+        </w:rPr>
+      </w:pPr>
+    </w:p>
+    <w:p>
+      <w:pPr>
+        <w:spacing w:after="120" w:line="350" w:lineRule="exact"/>
+        <w:ind w:left="2880" w:right="288" w:firstLine="720"/>
+      </w:pPr>
+      <w:r>
+        <w:rPr>
+          <w:b/>
+          <w:sz w:val="28"/>
+        </w:rPr>
+        <w:lastRenderedPageBreak/>
         <w:t>ACKNOWLEDGMENTS</w:t>
       </w:r>
     </w:p>
@@ -11635,13 +12094,7 @@
       </w:r>
     </w:p>
     <w:p>
-      <w:r>
-        <w:br w:type="page"/>
-      </w:r>
-    </w:p>
-    <w:p>
-      <w:pPr>
-        <w:ind w:right="288"/>
+      <w:pPr>
         <w:sectPr>
           <w:pgSz w:w="11910" w:h="16840"/>
           <w:pgMar w:top="1360" w:right="283" w:bottom="1240" w:left="566" w:header="0" w:footer="1051" w:gutter="0"/>
@@ -11654,7 +12107,6 @@
       <w:pPr>
         <w:spacing w:after="120" w:line="350" w:lineRule="exact"/>
         <w:ind w:right="288"/>
-        <w:jc w:val="center"/>
         <w:rPr>
           <w:b/>
           <w:sz w:val="28"/>
@@ -12262,7 +12714,21 @@
           <w:b/>
           <w:sz w:val="24"/>
         </w:rPr>
-        <w:t xml:space="preserve">Table 1.1 — Scope and Limitations of </w:t>
+        <w:t xml:space="preserve">Table </w:t>
+      </w:r>
+      <w:r>
+        <w:rPr>
+          <w:b/>
+          <w:sz w:val="24"/>
+        </w:rPr>
+        <w:t>3.1</w:t>
+      </w:r>
+      <w:r>
+        <w:rPr>
+          <w:b/>
+          <w:sz w:val="24"/>
+        </w:rPr>
+        <w:t xml:space="preserve"> — Scope and Limitations of </w:t>
       </w:r>
       <w:proofErr w:type="spellStart"/>
       <w:r>
@@ -13321,7 +13787,21 @@
           <w:b/>
           <w:sz w:val="24"/>
         </w:rPr>
-        <w:t>Table 2.1 — Comparative Analysis of Service Marketplace Platforms</w:t>
+        <w:t xml:space="preserve">Table </w:t>
+      </w:r>
+      <w:r>
+        <w:rPr>
+          <w:b/>
+          <w:sz w:val="24"/>
+        </w:rPr>
+        <w:t>3.2</w:t>
+      </w:r>
+      <w:r>
+        <w:rPr>
+          <w:b/>
+          <w:sz w:val="24"/>
+        </w:rPr>
+        <w:t xml:space="preserve"> — Comparative Analysis of Service Marketplace Platforms</w:t>
       </w:r>
     </w:p>
     <w:tbl>
@@ -14359,7 +14839,21 @@
           <w:i/>
           <w:sz w:val="24"/>
         </w:rPr>
-        <w:t xml:space="preserve">Figure 3.1 — </w:t>
+        <w:t xml:space="preserve">Figure </w:t>
+      </w:r>
+      <w:r>
+        <w:rPr>
+          <w:i/>
+          <w:sz w:val="24"/>
+        </w:rPr>
+        <w:t>1.</w:t>
+      </w:r>
+      <w:r>
+        <w:rPr>
+          <w:i/>
+          <w:sz w:val="24"/>
+        </w:rPr>
+        <w:t xml:space="preserve">1 — </w:t>
       </w:r>
       <w:proofErr w:type="spellStart"/>
       <w:r>
@@ -14429,7 +14923,21 @@
           <w:b/>
           <w:sz w:val="24"/>
         </w:rPr>
-        <w:t xml:space="preserve">Table 3.1 — </w:t>
+        <w:t>Table 3.</w:t>
+      </w:r>
+      <w:r>
+        <w:rPr>
+          <w:b/>
+          <w:sz w:val="24"/>
+        </w:rPr>
+        <w:t>3</w:t>
+      </w:r>
+      <w:r>
+        <w:rPr>
+          <w:b/>
+          <w:sz w:val="24"/>
+        </w:rPr>
+        <w:t xml:space="preserve"> — </w:t>
       </w:r>
       <w:proofErr w:type="spellStart"/>
       <w:r>
@@ -15736,7 +16244,21 @@
           <w:i/>
           <w:sz w:val="24"/>
         </w:rPr>
-        <w:t>Figure 3.3 — Use Case Diagram: Customer Actor</w:t>
+        <w:t xml:space="preserve">Figure </w:t>
+      </w:r>
+      <w:r>
+        <w:rPr>
+          <w:i/>
+          <w:sz w:val="24"/>
+        </w:rPr>
+        <w:t>1.2</w:t>
+      </w:r>
+      <w:r>
+        <w:rPr>
+          <w:i/>
+          <w:sz w:val="24"/>
+        </w:rPr>
+        <w:t xml:space="preserve"> — Use Case Diagram: Customer Actor</w:t>
       </w:r>
     </w:p>
     <w:p>
@@ -15815,7 +16337,21 @@
           <w:i/>
           <w:sz w:val="24"/>
         </w:rPr>
-        <w:t>Figure 3.4 — Use Case Diagram: Service Provider Actor</w:t>
+        <w:t xml:space="preserve">Figure </w:t>
+      </w:r>
+      <w:r>
+        <w:rPr>
+          <w:i/>
+          <w:sz w:val="24"/>
+        </w:rPr>
+        <w:t>1.3</w:t>
+      </w:r>
+      <w:r>
+        <w:rPr>
+          <w:i/>
+          <w:sz w:val="24"/>
+        </w:rPr>
+        <w:t xml:space="preserve"> — Use Case Diagram: Service Provider Actor</w:t>
       </w:r>
     </w:p>
     <w:p>
@@ -15882,6 +16418,13 @@
     <w:p>
       <w:pPr>
         <w:ind w:right="288"/>
+      </w:pPr>
+    </w:p>
+    <w:p>
+      <w:pPr>
+        <w:rPr>
+          <w:noProof/>
+        </w:rPr>
       </w:pPr>
     </w:p>
     <w:p>
@@ -15959,7 +16502,21 @@
           <w:i/>
           <w:sz w:val="24"/>
         </w:rPr>
-        <w:t xml:space="preserve">Figure 3.2 — Entity-Relationship Diagram: </w:t>
+        <w:t xml:space="preserve">Figure </w:t>
+      </w:r>
+      <w:r>
+        <w:rPr>
+          <w:i/>
+          <w:sz w:val="24"/>
+        </w:rPr>
+        <w:t>1.4</w:t>
+      </w:r>
+      <w:r>
+        <w:rPr>
+          <w:i/>
+          <w:sz w:val="24"/>
+        </w:rPr>
+        <w:t xml:space="preserve"> — Entity-Relationship Diagram: </w:t>
       </w:r>
       <w:proofErr w:type="spellStart"/>
       <w:r>
@@ -15983,6 +16540,109 @@
         <w:spacing w:after="200" w:line="300" w:lineRule="exact"/>
         <w:ind w:right="288"/>
         <w:jc w:val="center"/>
+        <w:rPr>
+          <w:i/>
+          <w:sz w:val="24"/>
+        </w:rPr>
+      </w:pPr>
+      <w:r>
+        <w:rPr>
+          <w:i/>
+          <w:noProof/>
+          <w:sz w:val="24"/>
+        </w:rPr>
+        <w:lastRenderedPageBreak/>
+        <w:drawing>
+          <wp:anchor distT="0" distB="0" distL="114300" distR="114300" simplePos="0" relativeHeight="251658240" behindDoc="0" locked="0" layoutInCell="1" allowOverlap="1" wp14:anchorId="3098E33A" wp14:editId="1AF5E8CA">
+            <wp:simplePos x="0" y="0"/>
+            <wp:positionH relativeFrom="column">
+              <wp:posOffset>-8890</wp:posOffset>
+            </wp:positionH>
+            <wp:positionV relativeFrom="paragraph">
+              <wp:posOffset>104140</wp:posOffset>
+            </wp:positionV>
+            <wp:extent cx="7023735" cy="2861945"/>
+            <wp:effectExtent l="0" t="0" r="5715" b="0"/>
+            <wp:wrapSquare wrapText="bothSides"/>
+            <wp:docPr id="1837034807" name="Picture 14"/>
+            <wp:cNvGraphicFramePr>
+              <a:graphicFrameLocks xmlns:a="http://schemas.openxmlformats.org/drawingml/2006/main" noChangeAspect="1"/>
+            </wp:cNvGraphicFramePr>
+            <a:graphic xmlns:a="http://schemas.openxmlformats.org/drawingml/2006/main">
+              <a:graphicData uri="http://schemas.openxmlformats.org/drawingml/2006/picture">
+                <pic:pic xmlns:pic="http://schemas.openxmlformats.org/drawingml/2006/picture">
+                  <pic:nvPicPr>
+                    <pic:cNvPr id="1837034807" name="Picture 1837034807"/>
+                    <pic:cNvPicPr/>
+                  </pic:nvPicPr>
+                  <pic:blipFill>
+                    <a:blip r:embed="rId14"/>
+                    <a:stretch>
+                      <a:fillRect/>
+                    </a:stretch>
+                  </pic:blipFill>
+                  <pic:spPr>
+                    <a:xfrm>
+                      <a:off x="0" y="0"/>
+                      <a:ext cx="7023735" cy="2861945"/>
+                    </a:xfrm>
+                    <a:prstGeom prst="rect">
+                      <a:avLst/>
+                    </a:prstGeom>
+                  </pic:spPr>
+                </pic:pic>
+              </a:graphicData>
+            </a:graphic>
+            <wp14:sizeRelH relativeFrom="page">
+              <wp14:pctWidth>0</wp14:pctWidth>
+            </wp14:sizeRelH>
+            <wp14:sizeRelV relativeFrom="page">
+              <wp14:pctHeight>0</wp14:pctHeight>
+            </wp14:sizeRelV>
+          </wp:anchor>
+        </w:drawing>
+      </w:r>
+    </w:p>
+    <w:p>
+      <w:pPr>
+        <w:spacing w:after="200" w:line="300" w:lineRule="exact"/>
+        <w:ind w:right="288"/>
+        <w:jc w:val="center"/>
+        <w:rPr>
+          <w:i/>
+          <w:sz w:val="24"/>
+        </w:rPr>
+      </w:pPr>
+      <w:r>
+        <w:rPr>
+          <w:i/>
+          <w:sz w:val="24"/>
+        </w:rPr>
+        <w:t xml:space="preserve">Figure </w:t>
+      </w:r>
+      <w:r>
+        <w:rPr>
+          <w:i/>
+          <w:sz w:val="24"/>
+        </w:rPr>
+        <w:t>1.5</w:t>
+      </w:r>
+      <w:r>
+        <w:rPr>
+          <w:i/>
+          <w:sz w:val="24"/>
+        </w:rPr>
+        <w:t xml:space="preserve"> — Cloud Infrastructure</w:t>
+      </w:r>
+    </w:p>
+    <w:p>
+      <w:pPr>
+        <w:spacing w:after="200" w:line="300" w:lineRule="exact"/>
+        <w:ind w:right="288"/>
+        <w:rPr>
+          <w:i/>
+          <w:sz w:val="24"/>
+        </w:rPr>
       </w:pPr>
     </w:p>
     <w:p>
@@ -16262,7 +16922,14 @@
         <w:rPr>
           <w:sz w:val="24"/>
         </w:rPr>
-        <w:t>/bookings/:id/checkout, recording the checkout timestamp, transitioning the booking to completed, and unlocking the customer's review submission interface.</w:t>
+        <w:t xml:space="preserve">/bookings/:id/checkout, recording the checkout timestamp, transitioning the booking to completed, and unlocking the customer's review </w:t>
+      </w:r>
+      <w:r>
+        <w:rPr>
+          <w:sz w:val="24"/>
+        </w:rPr>
+        <w:lastRenderedPageBreak/>
+        <w:t>submission interface.</w:t>
       </w:r>
     </w:p>
     <w:p>
@@ -16385,14 +17052,7 @@
         <w:rPr>
           <w:sz w:val="24"/>
         </w:rPr>
-        <w:t xml:space="preserve">The Next.js admin panel provides authenticated administrator access to four management modules: User Management, Document Verification (review provider uploads, approve or reject credentials), Booking </w:t>
-      </w:r>
-      <w:r>
-        <w:rPr>
-          <w:sz w:val="24"/>
-        </w:rPr>
-        <w:lastRenderedPageBreak/>
-        <w:t>Monitor, and Dashboard (real-time platform totals). All admin API routes require a JWT with role = admin validated by dedicated server middleware.</w:t>
+        <w:t>The Next.js admin panel provides authenticated administrator access to four management modules: User Management, Document Verification (review provider uploads, approve or reject credentials), Booking Monitor, and Dashboard (real-time platform totals). All admin API routes require a JWT with role = admin validated by dedicated server middleware.</w:t>
       </w:r>
     </w:p>
     <w:p/>
@@ -16560,7 +17220,15 @@
           <w:sz w:val="24"/>
           <w:szCs w:val="24"/>
         </w:rPr>
-        <w:t>/wallet/withdraw with the requested amount and chosen method, and returns the new balance. Withdrawal requests are submitted to the respective payment channel; final settlement occurs according to the channel's processing timeline.</w:t>
+        <w:t xml:space="preserve">/wallet/withdraw with the requested amount and chosen method, and </w:t>
+      </w:r>
+      <w:r>
+        <w:rPr>
+          <w:sz w:val="24"/>
+          <w:szCs w:val="24"/>
+        </w:rPr>
+        <w:lastRenderedPageBreak/>
+        <w:t>returns the new balance. Withdrawal requests are submitted to the respective payment channel; final settlement occurs according to the channel's processing timeline.</w:t>
       </w:r>
     </w:p>
     <w:p>
@@ -16996,7 +17664,15 @@
           <w:sz w:val="24"/>
           <w:szCs w:val="24"/>
         </w:rPr>
-        <w:t>), SAR (﷼), EUR (€), and GBP (£). Conversion rates are defined as PKR units per foreign currency unit (for example, USD: 278.0, GBP: 352.0). Converted amounts are formatted with the currency code prefix (e.g. USD 18.01) for foreign currencies, or as whole PKR integers (e.g. ₨ 5,000) for the base currency.</w:t>
+        <w:t xml:space="preserve">), SAR (﷼), EUR (€), and GBP (£). Conversion rates are defined as </w:t>
+      </w:r>
+      <w:r>
+        <w:rPr>
+          <w:sz w:val="24"/>
+          <w:szCs w:val="24"/>
+        </w:rPr>
+        <w:lastRenderedPageBreak/>
+        <w:t>PKR units per foreign currency unit (for example, USD: 278.0, GBP: 352.0). Converted amounts are formatted with the currency code prefix (e.g. USD 18.01) for foreign currencies, or as whole PKR integers (e.g. ₨ 5,000) for the base currency.</w:t>
       </w:r>
     </w:p>
     <w:p>
@@ -17201,7 +17877,7 @@
                     <pic:cNvPicPr/>
                   </pic:nvPicPr>
                   <pic:blipFill>
-                    <a:blip r:embed="rId14">
+                    <a:blip r:embed="rId15">
                       <a:extLst>
                         <a:ext uri="{28A0092B-C50C-407E-A947-70E740481C1C}">
                           <a14:useLocalDpi xmlns:a14="http://schemas.microsoft.com/office/drawing/2010/main" val="0"/>
@@ -17239,7 +17915,21 @@
           <w:i/>
           <w:sz w:val="24"/>
         </w:rPr>
-        <w:t>Image 3.1</w:t>
+        <w:t>Image</w:t>
+      </w:r>
+      <w:r>
+        <w:rPr>
+          <w:i/>
+          <w:sz w:val="24"/>
+        </w:rPr>
+        <w:t xml:space="preserve"> 2</w:t>
+      </w:r>
+      <w:r>
+        <w:rPr>
+          <w:i/>
+          <w:sz w:val="24"/>
+        </w:rPr>
+        <w:t>.1</w:t>
       </w:r>
       <w:r>
         <w:rPr>
@@ -17316,7 +18006,7 @@
                     <pic:cNvPicPr/>
                   </pic:nvPicPr>
                   <pic:blipFill>
-                    <a:blip r:embed="rId15">
+                    <a:blip r:embed="rId16">
                       <a:extLst>
                         <a:ext uri="{28A0092B-C50C-407E-A947-70E740481C1C}">
                           <a14:useLocalDpi xmlns:a14="http://schemas.microsoft.com/office/drawing/2010/main" val="0"/>
@@ -17372,7 +18062,21 @@
           <w:i/>
           <w:sz w:val="24"/>
         </w:rPr>
-        <w:t xml:space="preserve"> 3.</w:t>
+        <w:t xml:space="preserve"> </w:t>
+      </w:r>
+      <w:r>
+        <w:rPr>
+          <w:i/>
+          <w:sz w:val="24"/>
+        </w:rPr>
+        <w:t>2</w:t>
+      </w:r>
+      <w:r>
+        <w:rPr>
+          <w:i/>
+          <w:sz w:val="24"/>
+        </w:rPr>
+        <w:t>.</w:t>
       </w:r>
       <w:r>
         <w:rPr>
@@ -17449,7 +18153,7 @@
                     <pic:cNvPicPr/>
                   </pic:nvPicPr>
                   <pic:blipFill>
-                    <a:blip r:embed="rId16">
+                    <a:blip r:embed="rId17">
                       <a:extLst>
                         <a:ext uri="{28A0092B-C50C-407E-A947-70E740481C1C}">
                           <a14:useLocalDpi xmlns:a14="http://schemas.microsoft.com/office/drawing/2010/main" val="0"/>
@@ -17494,7 +18198,21 @@
           <w:i/>
           <w:sz w:val="24"/>
         </w:rPr>
-        <w:t xml:space="preserve"> 3.</w:t>
+        <w:t xml:space="preserve"> </w:t>
+      </w:r>
+      <w:r>
+        <w:rPr>
+          <w:i/>
+          <w:sz w:val="24"/>
+        </w:rPr>
+        <w:t>2</w:t>
+      </w:r>
+      <w:r>
+        <w:rPr>
+          <w:i/>
+          <w:sz w:val="24"/>
+        </w:rPr>
+        <w:t>.</w:t>
       </w:r>
       <w:r>
         <w:rPr>
@@ -17578,7 +18296,7 @@
                     <pic:cNvPicPr/>
                   </pic:nvPicPr>
                   <pic:blipFill>
-                    <a:blip r:embed="rId17">
+                    <a:blip r:embed="rId18">
                       <a:extLst>
                         <a:ext uri="{28A0092B-C50C-407E-A947-70E740481C1C}">
                           <a14:useLocalDpi xmlns:a14="http://schemas.microsoft.com/office/drawing/2010/main" val="0"/>
@@ -17623,7 +18341,14 @@
           <w:i/>
           <w:sz w:val="24"/>
         </w:rPr>
-        <w:t xml:space="preserve"> 3.</w:t>
+        <w:t xml:space="preserve"> 2</w:t>
+      </w:r>
+      <w:r>
+        <w:rPr>
+          <w:i/>
+          <w:sz w:val="24"/>
+        </w:rPr>
+        <w:t>.</w:t>
       </w:r>
       <w:r>
         <w:rPr>
@@ -17702,7 +18427,7 @@
                     <pic:cNvPicPr/>
                   </pic:nvPicPr>
                   <pic:blipFill>
-                    <a:blip r:embed="rId18">
+                    <a:blip r:embed="rId19">
                       <a:extLst>
                         <a:ext uri="{28A0092B-C50C-407E-A947-70E740481C1C}">
                           <a14:useLocalDpi xmlns:a14="http://schemas.microsoft.com/office/drawing/2010/main" val="0"/>
@@ -17747,7 +18472,21 @@
           <w:i/>
           <w:sz w:val="24"/>
         </w:rPr>
-        <w:t xml:space="preserve"> 3.</w:t>
+        <w:t xml:space="preserve"> </w:t>
+      </w:r>
+      <w:r>
+        <w:rPr>
+          <w:i/>
+          <w:sz w:val="24"/>
+        </w:rPr>
+        <w:t>2</w:t>
+      </w:r>
+      <w:r>
+        <w:rPr>
+          <w:i/>
+          <w:sz w:val="24"/>
+        </w:rPr>
+        <w:t>.</w:t>
       </w:r>
       <w:r>
         <w:rPr>
@@ -17810,7 +18549,7 @@
                     <pic:cNvPicPr/>
                   </pic:nvPicPr>
                   <pic:blipFill>
-                    <a:blip r:embed="rId19">
+                    <a:blip r:embed="rId20">
                       <a:extLst>
                         <a:ext uri="{28A0092B-C50C-407E-A947-70E740481C1C}">
                           <a14:useLocalDpi xmlns:a14="http://schemas.microsoft.com/office/drawing/2010/main" val="0"/>
@@ -17859,7 +18598,21 @@
           <w:i/>
           <w:sz w:val="24"/>
         </w:rPr>
-        <w:t xml:space="preserve"> 3.</w:t>
+        <w:t xml:space="preserve"> </w:t>
+      </w:r>
+      <w:r>
+        <w:rPr>
+          <w:i/>
+          <w:sz w:val="24"/>
+        </w:rPr>
+        <w:t>2</w:t>
+      </w:r>
+      <w:r>
+        <w:rPr>
+          <w:i/>
+          <w:sz w:val="24"/>
+        </w:rPr>
+        <w:t>.</w:t>
       </w:r>
       <w:r>
         <w:rPr>
@@ -17934,7 +18687,7 @@
                     <pic:cNvPicPr/>
                   </pic:nvPicPr>
                   <pic:blipFill>
-                    <a:blip r:embed="rId20">
+                    <a:blip r:embed="rId21">
                       <a:extLst>
                         <a:ext uri="{28A0092B-C50C-407E-A947-70E740481C1C}">
                           <a14:useLocalDpi xmlns:a14="http://schemas.microsoft.com/office/drawing/2010/main" val="0"/>
@@ -17976,7 +18729,21 @@
           <w:i/>
           <w:sz w:val="24"/>
         </w:rPr>
-        <w:t xml:space="preserve">Image 3.7 — </w:t>
+        <w:t xml:space="preserve">Image </w:t>
+      </w:r>
+      <w:r>
+        <w:rPr>
+          <w:i/>
+          <w:sz w:val="24"/>
+        </w:rPr>
+        <w:t>2</w:t>
+      </w:r>
+      <w:r>
+        <w:rPr>
+          <w:i/>
+          <w:sz w:val="24"/>
+        </w:rPr>
+        <w:t xml:space="preserve">.7 — </w:t>
       </w:r>
       <w:proofErr w:type="spellStart"/>
       <w:r>
@@ -18032,7 +18799,7 @@
         </w:rPr>
         <w:lastRenderedPageBreak/>
         <w:drawing>
-          <wp:inline distT="0" distB="0" distL="0" distR="0" wp14:anchorId="4A697D7B" wp14:editId="2DDB9E58">
+          <wp:inline distT="0" distB="0" distL="0" distR="0" wp14:anchorId="4A697D7B" wp14:editId="4C2790BA">
             <wp:extent cx="7023735" cy="3171190"/>
             <wp:effectExtent l="0" t="0" r="5715" b="0"/>
             <wp:docPr id="117644938" name="Picture 17"/>
@@ -18047,7 +18814,7 @@
                     <pic:cNvPicPr/>
                   </pic:nvPicPr>
                   <pic:blipFill>
-                    <a:blip r:embed="rId21" cstate="print">
+                    <a:blip r:embed="rId22" cstate="print">
                       <a:extLst>
                         <a:ext uri="{28A0092B-C50C-407E-A947-70E740481C1C}">
                           <a14:useLocalDpi xmlns:a14="http://schemas.microsoft.com/office/drawing/2010/main" val="0"/>
@@ -18100,7 +18867,21 @@
           <w:i/>
           <w:sz w:val="24"/>
         </w:rPr>
-        <w:t xml:space="preserve">Image 3.8 — </w:t>
+        <w:t xml:space="preserve">Image </w:t>
+      </w:r>
+      <w:r>
+        <w:rPr>
+          <w:i/>
+          <w:sz w:val="24"/>
+        </w:rPr>
+        <w:t>2</w:t>
+      </w:r>
+      <w:r>
+        <w:rPr>
+          <w:i/>
+          <w:sz w:val="24"/>
+        </w:rPr>
+        <w:t xml:space="preserve">.8 — </w:t>
       </w:r>
       <w:proofErr w:type="spellStart"/>
       <w:r>
@@ -18155,7 +18936,7 @@
           <w:noProof/>
         </w:rPr>
         <w:drawing>
-          <wp:inline distT="0" distB="0" distL="0" distR="0" wp14:anchorId="16D1B78E" wp14:editId="7C99A854">
+          <wp:inline distT="0" distB="0" distL="0" distR="0" wp14:anchorId="16D1B78E" wp14:editId="11FA58A6">
             <wp:extent cx="7023735" cy="3193415"/>
             <wp:effectExtent l="0" t="0" r="5715" b="6985"/>
             <wp:docPr id="1185018815" name="Picture 18"/>
@@ -18170,7 +18951,7 @@
                     <pic:cNvPicPr/>
                   </pic:nvPicPr>
                   <pic:blipFill>
-                    <a:blip r:embed="rId22" cstate="print">
+                    <a:blip r:embed="rId23" cstate="print">
                       <a:extLst>
                         <a:ext uri="{28A0092B-C50C-407E-A947-70E740481C1C}">
                           <a14:useLocalDpi xmlns:a14="http://schemas.microsoft.com/office/drawing/2010/main" val="0"/>
@@ -18223,7 +19004,21 @@
           <w:i/>
           <w:sz w:val="24"/>
         </w:rPr>
-        <w:t xml:space="preserve">Image 3.9 — </w:t>
+        <w:t xml:space="preserve">Image </w:t>
+      </w:r>
+      <w:r>
+        <w:rPr>
+          <w:i/>
+          <w:sz w:val="24"/>
+        </w:rPr>
+        <w:t>2</w:t>
+      </w:r>
+      <w:r>
+        <w:rPr>
+          <w:i/>
+          <w:sz w:val="24"/>
+        </w:rPr>
+        <w:t xml:space="preserve">.9 — </w:t>
       </w:r>
       <w:proofErr w:type="spellStart"/>
       <w:r>
@@ -18289,7 +19084,7 @@
         </w:rPr>
         <w:lastRenderedPageBreak/>
         <w:drawing>
-          <wp:inline distT="0" distB="0" distL="0" distR="0" wp14:anchorId="4BEBAEB9" wp14:editId="09CC45AD">
+          <wp:inline distT="0" distB="0" distL="0" distR="0" wp14:anchorId="4BEBAEB9" wp14:editId="7B51F393">
             <wp:extent cx="7023735" cy="3211830"/>
             <wp:effectExtent l="0" t="0" r="5715" b="7620"/>
             <wp:docPr id="1742001876" name="Picture 19"/>
@@ -18304,7 +19099,7 @@
                     <pic:cNvPicPr/>
                   </pic:nvPicPr>
                   <pic:blipFill>
-                    <a:blip r:embed="rId23" cstate="print">
+                    <a:blip r:embed="rId24" cstate="print">
                       <a:extLst>
                         <a:ext uri="{28A0092B-C50C-407E-A947-70E740481C1C}">
                           <a14:useLocalDpi xmlns:a14="http://schemas.microsoft.com/office/drawing/2010/main" val="0"/>
@@ -18357,7 +19152,21 @@
           <w:i/>
           <w:sz w:val="24"/>
         </w:rPr>
-        <w:t xml:space="preserve">Image 3.10 — </w:t>
+        <w:t xml:space="preserve">Image </w:t>
+      </w:r>
+      <w:r>
+        <w:rPr>
+          <w:i/>
+          <w:sz w:val="24"/>
+        </w:rPr>
+        <w:t>2</w:t>
+      </w:r>
+      <w:r>
+        <w:rPr>
+          <w:i/>
+          <w:sz w:val="24"/>
+        </w:rPr>
+        <w:t xml:space="preserve">.10 — </w:t>
       </w:r>
       <w:proofErr w:type="spellStart"/>
       <w:r>
@@ -18427,46 +19236,6 @@
     </w:p>
     <w:p>
       <w:pPr>
-        <w:spacing w:after="200" w:line="300" w:lineRule="exact"/>
-        <w:ind w:right="288"/>
-        <w:jc w:val="center"/>
-        <w:rPr>
-          <w:i/>
-          <w:sz w:val="24"/>
-        </w:rPr>
-      </w:pPr>
-    </w:p>
-    <w:p>
-      <w:pPr>
-        <w:spacing w:after="200" w:line="300" w:lineRule="exact"/>
-        <w:ind w:right="288"/>
-        <w:jc w:val="center"/>
-        <w:rPr>
-          <w:i/>
-          <w:sz w:val="24"/>
-        </w:rPr>
-      </w:pPr>
-    </w:p>
-    <w:p>
-      <w:pPr>
-        <w:spacing w:after="200" w:line="300" w:lineRule="exact"/>
-        <w:ind w:right="288"/>
-        <w:jc w:val="center"/>
-        <w:rPr>
-          <w:i/>
-          <w:sz w:val="24"/>
-        </w:rPr>
-      </w:pPr>
-    </w:p>
-    <w:p>
-      <w:pPr>
-        <w:spacing w:after="200" w:line="300" w:lineRule="exact"/>
-        <w:ind w:right="288"/>
-        <w:jc w:val="center"/>
-      </w:pPr>
-    </w:p>
-    <w:p>
-      <w:pPr>
         <w:spacing w:before="240" w:after="120" w:line="300" w:lineRule="exact"/>
         <w:ind w:right="288"/>
       </w:pPr>
@@ -18516,7 +19285,21 @@
           <w:b/>
           <w:sz w:val="24"/>
         </w:rPr>
-        <w:t>Table 3.2 — Security Measures by System Layer</w:t>
+        <w:t>Table 3.</w:t>
+      </w:r>
+      <w:r>
+        <w:rPr>
+          <w:b/>
+          <w:sz w:val="24"/>
+        </w:rPr>
+        <w:t>4</w:t>
+      </w:r>
+      <w:r>
+        <w:rPr>
+          <w:b/>
+          <w:sz w:val="24"/>
+        </w:rPr>
+        <w:t xml:space="preserve"> — Security Measures by System Layer</w:t>
       </w:r>
     </w:p>
     <w:tbl>
@@ -18874,25 +19657,15 @@
     </w:tbl>
     <w:p>
       <w:r>
+        <w:br w:type="page"/>
+      </w:r>
+      <w:r>
+        <w:rPr>
+          <w:b/>
+          <w:sz w:val="24"/>
+          <w:szCs w:val="24"/>
+        </w:rPr>
         <w:lastRenderedPageBreak/>
-        <w:br w:type="page"/>
-      </w:r>
-    </w:p>
-    <w:p>
-      <w:pPr>
-        <w:spacing w:line="360" w:lineRule="auto"/>
-      </w:pPr>
-    </w:p>
-    <w:p>
-      <w:pPr>
-        <w:spacing w:before="240" w:after="120" w:line="360" w:lineRule="exact"/>
-      </w:pPr>
-      <w:r>
-        <w:rPr>
-          <w:b/>
-          <w:sz w:val="24"/>
-          <w:szCs w:val="24"/>
-        </w:rPr>
         <w:t>3.9 Deployment Architecture and DevOps Pipeline</w:t>
       </w:r>
     </w:p>
@@ -19355,15 +20128,7 @@
           <w:sz w:val="24"/>
           <w:szCs w:val="24"/>
         </w:rPr>
-        <w:t xml:space="preserve">): Three-stage build with a dedicated deps stage, a build stage that </w:t>
-      </w:r>
-      <w:r>
-        <w:rPr>
-          <w:sz w:val="24"/>
-          <w:szCs w:val="24"/>
-        </w:rPr>
-        <w:lastRenderedPageBreak/>
-        <w:t>compiles the Next.js admin application, and a runner stage. Exposes port 3000 and starts with node server.js.</w:t>
+        <w:t>): Three-stage build with a dedicated deps stage, a build stage that compiles the Next.js admin application, and a runner stage. Exposes port 3000 and starts with node server.js.</w:t>
       </w:r>
     </w:p>
     <w:p>
@@ -19392,7 +20157,15 @@
           <w:sz w:val="24"/>
           <w:szCs w:val="24"/>
         </w:rPr>
-        <w:t xml:space="preserve"> file connects all four services (MySQL database, backend, frontend, admin) through a shared Docker network. The database service includes a health check so that the backend container waits for MySQL to be fully </w:t>
+        <w:t xml:space="preserve"> file connects all four services (MySQL database, backend, </w:t>
+      </w:r>
+      <w:r>
+        <w:rPr>
+          <w:sz w:val="24"/>
+          <w:szCs w:val="24"/>
+        </w:rPr>
+        <w:lastRenderedPageBreak/>
+        <w:t xml:space="preserve">frontend, admin) through a shared Docker network. The database service includes a health check so that the backend container waits for MySQL to be fully </w:t>
       </w:r>
       <w:proofErr w:type="spellStart"/>
       <w:r>
@@ -19648,7 +20421,6 @@
           <w:sz w:val="24"/>
           <w:szCs w:val="24"/>
         </w:rPr>
-        <w:lastRenderedPageBreak/>
         <w:t>3.9.5 Infrastructure as Code (Terraform)</w:t>
       </w:r>
     </w:p>
@@ -19678,7 +20450,15 @@
           <w:sz w:val="24"/>
           <w:szCs w:val="24"/>
         </w:rPr>
-        <w:t xml:space="preserve"> Terraform in the terraform/ directory. The provider.tf file sets the AWS provider region from a variable; variables.tf declares all configurable parameters including </w:t>
+        <w:t xml:space="preserve"> Terraform in the terraform/ </w:t>
+      </w:r>
+      <w:r>
+        <w:rPr>
+          <w:sz w:val="24"/>
+          <w:szCs w:val="24"/>
+        </w:rPr>
+        <w:lastRenderedPageBreak/>
+        <w:t xml:space="preserve">directory. The provider.tf file sets the AWS provider region from a variable; variables.tf declares all configurable parameters including </w:t>
       </w:r>
       <w:proofErr w:type="spellStart"/>
       <w:r>
@@ -20042,27 +20822,20 @@
           <w:sz w:val="24"/>
           <w:szCs w:val="24"/>
         </w:rPr>
-        <w:t xml:space="preserve">Following the initial implementation and functional testing phases, a series of targeted user interface refinements were applied across the administration panel, Flutter mobile application, and Next.js web frontend. These </w:t>
-      </w:r>
-      <w:r>
-        <w:rPr>
+        <w:t>Following the initial implementation and functional testing phases, a series of targeted user interface refinements were applied across the administration panel, Flutter mobile application, and Next.js web frontend. These refinements address usability, visual consistency, and role-appropriate feature exposure without altering any underlying business logic or API contracts.</w:t>
+      </w:r>
+    </w:p>
+    <w:p>
+      <w:pPr>
+        <w:spacing w:before="240" w:after="120" w:line="360" w:lineRule="exact"/>
+      </w:pPr>
+      <w:r>
+        <w:rPr>
+          <w:b/>
           <w:sz w:val="24"/>
           <w:szCs w:val="24"/>
         </w:rPr>
         <w:lastRenderedPageBreak/>
-        <w:t>refinements address usability, visual consistency, and role-appropriate feature exposure without altering any underlying business logic or API contracts.</w:t>
-      </w:r>
-    </w:p>
-    <w:p>
-      <w:pPr>
-        <w:spacing w:before="240" w:after="120" w:line="360" w:lineRule="exact"/>
-      </w:pPr>
-      <w:r>
-        <w:rPr>
-          <w:b/>
-          <w:sz w:val="24"/>
-          <w:szCs w:val="24"/>
-        </w:rPr>
         <w:t>3.10 User Interface Design Refinements</w:t>
       </w:r>
     </w:p>
@@ -20423,7 +21196,55 @@
           <w:sz w:val="24"/>
           <w:szCs w:val="24"/>
         </w:rPr>
-        <w:t xml:space="preserve">—  Browse Jobs filter modal dialogs: The Category and Sort By selection controls on the Browse Jobs screen were </w:t>
+        <w:t>—  Browse Jobs filter modal dialogs: The Category and Sort By selection controls on the Browse Jobs screen were converted from slide-up bottom sheets (</w:t>
+      </w:r>
+      <w:proofErr w:type="spellStart"/>
+      <w:r>
+        <w:rPr>
+          <w:sz w:val="24"/>
+          <w:szCs w:val="24"/>
+        </w:rPr>
+        <w:t>showModalBottomSheet</w:t>
+      </w:r>
+      <w:proofErr w:type="spellEnd"/>
+      <w:r>
+        <w:rPr>
+          <w:sz w:val="24"/>
+          <w:szCs w:val="24"/>
+        </w:rPr>
+        <w:t xml:space="preserve">) to </w:t>
+      </w:r>
+      <w:proofErr w:type="spellStart"/>
+      <w:r>
+        <w:rPr>
+          <w:sz w:val="24"/>
+          <w:szCs w:val="24"/>
+        </w:rPr>
+        <w:t>centred</w:t>
+      </w:r>
+      <w:proofErr w:type="spellEnd"/>
+      <w:r>
+        <w:rPr>
+          <w:sz w:val="24"/>
+          <w:szCs w:val="24"/>
+        </w:rPr>
+        <w:t xml:space="preserve"> modal dialog boxes (</w:t>
+      </w:r>
+      <w:proofErr w:type="spellStart"/>
+      <w:r>
+        <w:rPr>
+          <w:sz w:val="24"/>
+          <w:szCs w:val="24"/>
+        </w:rPr>
+        <w:t>showDialog</w:t>
+      </w:r>
+      <w:proofErr w:type="spellEnd"/>
+      <w:r>
+        <w:rPr>
+          <w:sz w:val="24"/>
+          <w:szCs w:val="24"/>
+        </w:rPr>
+        <w:t xml:space="preserve"> with a custom Dialog widget). The redesigned dialogs display a scrollable list of options with icon badges per category </w:t>
       </w:r>
       <w:r>
         <w:rPr>
@@ -20431,55 +21252,7 @@
           <w:szCs w:val="24"/>
         </w:rPr>
         <w:lastRenderedPageBreak/>
-        <w:t>converted from slide-up bottom sheets (</w:t>
-      </w:r>
-      <w:proofErr w:type="spellStart"/>
-      <w:r>
-        <w:rPr>
-          <w:sz w:val="24"/>
-          <w:szCs w:val="24"/>
-        </w:rPr>
-        <w:t>showModalBottomSheet</w:t>
-      </w:r>
-      <w:proofErr w:type="spellEnd"/>
-      <w:r>
-        <w:rPr>
-          <w:sz w:val="24"/>
-          <w:szCs w:val="24"/>
-        </w:rPr>
-        <w:t xml:space="preserve">) to </w:t>
-      </w:r>
-      <w:proofErr w:type="spellStart"/>
-      <w:r>
-        <w:rPr>
-          <w:sz w:val="24"/>
-          <w:szCs w:val="24"/>
-        </w:rPr>
-        <w:t>centred</w:t>
-      </w:r>
-      <w:proofErr w:type="spellEnd"/>
-      <w:r>
-        <w:rPr>
-          <w:sz w:val="24"/>
-          <w:szCs w:val="24"/>
-        </w:rPr>
-        <w:t xml:space="preserve"> modal dialog boxes (</w:t>
-      </w:r>
-      <w:proofErr w:type="spellStart"/>
-      <w:r>
-        <w:rPr>
-          <w:sz w:val="24"/>
-          <w:szCs w:val="24"/>
-        </w:rPr>
-        <w:t>showDialog</w:t>
-      </w:r>
-      <w:proofErr w:type="spellEnd"/>
-      <w:r>
-        <w:rPr>
-          <w:sz w:val="24"/>
-          <w:szCs w:val="24"/>
-        </w:rPr>
-        <w:t xml:space="preserve"> with a custom Dialog widget). The redesigned dialogs display a scrollable list of options with icon badges per category and a checkmark indicator on the currently selected item, improving discoverability on larger-screen devices.</w:t>
+        <w:t>and a checkmark indicator on the currently selected item, improving discoverability on larger-screen devices.</w:t>
       </w:r>
     </w:p>
     <w:p>
@@ -20718,6 +21491,7 @@
         <w:rPr>
           <w:sz w:val="28"/>
         </w:rPr>
+        <w:lastRenderedPageBreak/>
         <w:t>CHAPTER-IV</w:t>
       </w:r>
     </w:p>
@@ -20798,7 +21572,21 @@
           <w:b/>
           <w:sz w:val="24"/>
         </w:rPr>
-        <w:t>Table 4.1 — Functional Test Case Results</w:t>
+        <w:t xml:space="preserve">Table </w:t>
+      </w:r>
+      <w:r>
+        <w:rPr>
+          <w:b/>
+          <w:sz w:val="24"/>
+        </w:rPr>
+        <w:t>3.5</w:t>
+      </w:r>
+      <w:r>
+        <w:rPr>
+          <w:b/>
+          <w:sz w:val="24"/>
+        </w:rPr>
+        <w:t xml:space="preserve"> — Functional Test Case Results</w:t>
       </w:r>
     </w:p>
     <w:tbl>
@@ -21953,7 +22741,6 @@
               <w:rPr>
                 <w:sz w:val="18"/>
               </w:rPr>
-              <w:lastRenderedPageBreak/>
               <w:t>TC-12</w:t>
             </w:r>
           </w:p>
@@ -22053,6 +22840,7 @@
               <w:rPr>
                 <w:sz w:val="18"/>
               </w:rPr>
+              <w:lastRenderedPageBreak/>
               <w:t>TC-13</w:t>
             </w:r>
           </w:p>
@@ -23313,7 +24101,21 @@
           <w:b/>
           <w:sz w:val="24"/>
         </w:rPr>
-        <w:t>Table 4.2 — Integration Test Scenarios</w:t>
+        <w:t xml:space="preserve">Table </w:t>
+      </w:r>
+      <w:r>
+        <w:rPr>
+          <w:b/>
+          <w:sz w:val="24"/>
+        </w:rPr>
+        <w:t>3.6</w:t>
+      </w:r>
+      <w:r>
+        <w:rPr>
+          <w:b/>
+          <w:sz w:val="24"/>
+        </w:rPr>
+        <w:t xml:space="preserve"> — Integration Test Scenarios</w:t>
       </w:r>
     </w:p>
     <w:tbl>
@@ -23651,7 +24453,6 @@
               <w:rPr>
                 <w:sz w:val="20"/>
               </w:rPr>
-              <w:lastRenderedPageBreak/>
               <w:t>IT-05</w:t>
             </w:r>
           </w:p>
@@ -23707,6 +24508,7 @@
           <w:b/>
           <w:sz w:val="24"/>
         </w:rPr>
+        <w:lastRenderedPageBreak/>
         <w:t>4.4 Requirements Compliance Matrix</w:t>
       </w:r>
     </w:p>
@@ -23734,7 +24536,21 @@
           <w:b/>
           <w:sz w:val="24"/>
         </w:rPr>
-        <w:t>Table 4.3 — Research Objectives Compliance Matrix</w:t>
+        <w:t xml:space="preserve">Table </w:t>
+      </w:r>
+      <w:r>
+        <w:rPr>
+          <w:b/>
+          <w:sz w:val="24"/>
+        </w:rPr>
+        <w:t>3.7</w:t>
+      </w:r>
+      <w:r>
+        <w:rPr>
+          <w:b/>
+          <w:sz w:val="24"/>
+        </w:rPr>
+        <w:t xml:space="preserve"> — Research Objectives Compliance Matrix</w:t>
       </w:r>
     </w:p>
     <w:tbl>
@@ -24273,14 +25089,7 @@
         <w:rPr>
           <w:sz w:val="24"/>
         </w:rPr>
-        <w:t xml:space="preserve">The 100% pass rate reflects controlled testing by the developer in a local environment. Real-world deployment would introduce additional variables including network latency, concurrent user load, and mobile device heterogeneity. A production deployment would require load testing, penetration testing, and a beta pilot </w:t>
-      </w:r>
-      <w:r>
-        <w:rPr>
-          <w:sz w:val="24"/>
-        </w:rPr>
-        <w:lastRenderedPageBreak/>
-        <w:t>with real users. These limitations are acknowledged in Section 1.4 and addressed in the recommendations of Section 6.2.</w:t>
+        <w:t>The 100% pass rate reflects controlled testing by the developer in a local environment. Real-world deployment would introduce additional variables including network latency, concurrent user load, and mobile device heterogeneity. A production deployment would require load testing, penetration testing, and a beta pilot with real users. These limitations are acknowledged in Section 1.4 and addressed in the recommendations of Section 6.2.</w:t>
       </w:r>
     </w:p>
     <w:p>
@@ -25519,7 +26328,7 @@
       </w:r>
     </w:p>
     <w:sectPr>
-      <w:footerReference w:type="default" r:id="rId24"/>
+      <w:footerReference w:type="default" r:id="rId25"/>
       <w:pgSz w:w="11910" w:h="16840"/>
       <w:pgMar w:top="1360" w:right="283" w:bottom="1240" w:left="566" w:header="0" w:footer="1051" w:gutter="0"/>
       <w:pgNumType w:start="14"/>
@@ -29286,7 +30095,7 @@
   <w:style w:type="paragraph" w:default="1" w:styleId="Normal">
     <w:name w:val="Normal"/>
     <w:qFormat/>
-    <w:rsid w:val="00191687"/>
+    <w:rsid w:val="00795854"/>
     <w:rPr>
       <w:rFonts w:ascii="Times New Roman" w:eastAsia="Times New Roman" w:hAnsi="Times New Roman" w:cs="Times New Roman"/>
     </w:rPr>

--- a/Zaheer FYP - Final.docx
+++ b/Zaheer FYP - Final.docx
@@ -2085,7 +2085,7 @@
           </mc:Choice>
           <mc:Fallback>
             <w:pict>
-              <v:group w14:anchorId="39D8F21D" id="Group 3" o:spid="_x0000_s1026" style="width:198pt;height:.5pt;mso-position-horizontal-relative:char;mso-position-vertical-relative:line" coordsize="25146,63" o:gfxdata="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">
+              <v:group w14:anchorId="7FB4C76D" id="Group 3" o:spid="_x0000_s1026" style="width:198pt;height:.5pt;mso-position-horizontal-relative:char;mso-position-vertical-relative:line" coordsize="25146,63" o:gfxdata="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">
                 <v:shape id="Graphic 4" o:spid="_x0000_s1027" style="position:absolute;top:30;width:25146;height:13;visibility:visible;mso-wrap-style:square;v-text-anchor:top" coordsize="2514600,1270" o:gfxdata="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" path="m,l2514600,e" filled="f" strokeweight=".17183mm">
                   <v:path arrowok="t"/>
                 </v:shape>
@@ -2301,7 +2301,7 @@
           </mc:Choice>
           <mc:Fallback>
             <w:pict>
-              <v:group w14:anchorId="0526D507" id="Group 5" o:spid="_x0000_s1026" style="width:198pt;height:.5pt;mso-position-horizontal-relative:char;mso-position-vertical-relative:line" coordsize="25146,63" o:gfxdata="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">
+              <v:group w14:anchorId="43332E4A" id="Group 5" o:spid="_x0000_s1026" style="width:198pt;height:.5pt;mso-position-horizontal-relative:char;mso-position-vertical-relative:line" coordsize="25146,63" o:gfxdata="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">
                 <v:shape id="Graphic 6" o:spid="_x0000_s1027" style="position:absolute;top:30;width:25146;height:13;visibility:visible;mso-wrap-style:square;v-text-anchor:top" coordsize="2514600,1270" o:gfxdata="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" path="m,l2514600,e" filled="f" strokeweight=".17183mm">
                   <v:path arrowok="t"/>
                 </v:shape>
@@ -2524,7 +2524,7 @@
           </mc:Choice>
           <mc:Fallback>
             <w:pict>
-              <v:group w14:anchorId="5648F246" id="Group 7" o:spid="_x0000_s1026" style="width:198pt;height:.5pt;mso-position-horizontal-relative:char;mso-position-vertical-relative:line" coordsize="25146,63" o:gfxdata="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">
+              <v:group w14:anchorId="0E298A66" id="Group 7" o:spid="_x0000_s1026" style="width:198pt;height:.5pt;mso-position-horizontal-relative:char;mso-position-vertical-relative:line" coordsize="25146,63" o:gfxdata="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">
                 <v:shape id="Graphic 8" o:spid="_x0000_s1027" style="position:absolute;top:30;width:25146;height:13;visibility:visible;mso-wrap-style:square;v-text-anchor:top" coordsize="2514600,1270" o:gfxdata="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" path="m,l2514600,e" filled="f" strokeweight=".17183mm">
                   <v:path arrowok="t"/>
                 </v:shape>
@@ -2860,7 +2860,7 @@
           </mc:Choice>
           <mc:Fallback>
             <w:pict>
-              <v:shape w14:anchorId="5BC05386" id="Graphic 9" o:spid="_x0000_s1026" style="position:absolute;margin-left:79pt;margin-top:15.05pt;width:198pt;height:.1pt;z-index:-251661312;visibility:visible;mso-wrap-style:square;mso-wrap-distance-left:0;mso-wrap-distance-top:0;mso-wrap-distance-right:0;mso-wrap-distance-bottom:0;mso-position-horizontal:absolute;mso-position-horizontal-relative:page;mso-position-vertical:absolute;mso-position-vertical-relative:text;v-text-anchor:top" coordsize="2514600,1270" o:gfxdata="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" path="m,l2514600,e" filled="f" strokeweight=".17183mm">
+              <v:shape w14:anchorId="57CABBB5" id="Graphic 9" o:spid="_x0000_s1026" style="position:absolute;margin-left:79pt;margin-top:15.05pt;width:198pt;height:.1pt;z-index:-251661312;visibility:visible;mso-wrap-style:square;mso-wrap-distance-left:0;mso-wrap-distance-top:0;mso-wrap-distance-right:0;mso-wrap-distance-bottom:0;mso-position-horizontal:absolute;mso-position-horizontal-relative:page;mso-position-vertical:absolute;mso-position-vertical-relative:text;v-text-anchor:top" coordsize="2514600,1270" o:gfxdata="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" path="m,l2514600,e" filled="f" strokeweight=".17183mm">
                 <v:path arrowok="t"/>
                 <w10:wrap type="topAndBottom" anchorx="page"/>
               </v:shape>
@@ -3101,7 +3101,7 @@
           </mc:Choice>
           <mc:Fallback>
             <w:pict>
-              <v:shape w14:anchorId="749ABCA8" id="Graphic 10" o:spid="_x0000_s1026" style="position:absolute;margin-left:79pt;margin-top:16.05pt;width:198pt;height:.1pt;z-index:-251660288;visibility:visible;mso-wrap-style:square;mso-wrap-distance-left:0;mso-wrap-distance-top:0;mso-wrap-distance-right:0;mso-wrap-distance-bottom:0;mso-position-horizontal:absolute;mso-position-horizontal-relative:page;mso-position-vertical:absolute;mso-position-vertical-relative:text;v-text-anchor:top" coordsize="2514600,1270" o:gfxdata="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" path="m,l2514600,e" filled="f" strokeweight=".17183mm">
+              <v:shape w14:anchorId="2D2B0D65" id="Graphic 10" o:spid="_x0000_s1026" style="position:absolute;margin-left:79pt;margin-top:16.05pt;width:198pt;height:.1pt;z-index:-251660288;visibility:visible;mso-wrap-style:square;mso-wrap-distance-left:0;mso-wrap-distance-top:0;mso-wrap-distance-right:0;mso-wrap-distance-bottom:0;mso-position-horizontal:absolute;mso-position-horizontal-relative:page;mso-position-vertical:absolute;mso-position-vertical-relative:text;v-text-anchor:top" coordsize="2514600,1270" o:gfxdata="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" path="m,l2514600,e" filled="f" strokeweight=".17183mm">
                 <v:path arrowok="t"/>
                 <w10:wrap type="topAndBottom" anchorx="page"/>
               </v:shape>
@@ -4119,7 +4119,7 @@
           </mc:Choice>
           <mc:Fallback>
             <w:pict>
-              <v:shape w14:anchorId="3D6BA6D8" id="Graphic 12" o:spid="_x0000_s1026" style="position:absolute;margin-left:256.35pt;margin-top:19.45pt;width:174pt;height:.1pt;z-index:-251657216;visibility:visible;mso-wrap-style:square;mso-wrap-distance-left:0;mso-wrap-distance-top:0;mso-wrap-distance-right:0;mso-wrap-distance-bottom:0;mso-position-horizontal:absolute;mso-position-horizontal-relative:page;mso-position-vertical:absolute;mso-position-vertical-relative:text;v-text-anchor:top" coordsize="2209800,1270" o:gfxdata="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" path="m,l2209800,e" filled="f" strokeweight=".26669mm">
+              <v:shape w14:anchorId="1FC60769" id="Graphic 12" o:spid="_x0000_s1026" style="position:absolute;margin-left:256.35pt;margin-top:19.45pt;width:174pt;height:.1pt;z-index:-251657216;visibility:visible;mso-wrap-style:square;mso-wrap-distance-left:0;mso-wrap-distance-top:0;mso-wrap-distance-right:0;mso-wrap-distance-bottom:0;mso-position-horizontal:absolute;mso-position-horizontal-relative:page;mso-position-vertical:absolute;mso-position-vertical-relative:text;v-text-anchor:top" coordsize="2209800,1270" o:gfxdata="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" path="m,l2209800,e" filled="f" strokeweight=".26669mm">
                 <v:path arrowok="t"/>
                 <w10:wrap type="topAndBottom" anchorx="page"/>
               </v:shape>
@@ -17072,7 +17072,7 @@
     <w:p>
       <w:pPr>
         <w:spacing w:after="120" w:line="360" w:lineRule="exact"/>
-        <w:jc w:val="both"/>
+        <w:ind w:firstLine="720"/>
       </w:pPr>
       <w:proofErr w:type="spellStart"/>
       <w:r>
@@ -17089,6 +17089,181 @@
           <w:szCs w:val="24"/>
         </w:rPr>
         <w:t xml:space="preserve"> integrates a platform-managed digital wallet that enables customers to maintain a pre-funded balance for paying service providers and allows providers to receive earnings automatically upon booking completion. The wallet system is implemented across both the Flutter mobile application and the Next.js web frontend, supported by a dedicated set of REST API endpoints on the Node.js backend.</w:t>
+      </w:r>
+    </w:p>
+    <w:p>
+      <w:pPr>
+        <w:spacing w:after="120" w:line="360" w:lineRule="exact"/>
+        <w:rPr>
+          <w:sz w:val="24"/>
+          <w:szCs w:val="24"/>
+        </w:rPr>
+      </w:pPr>
+      <w:r>
+        <w:rPr>
+          <w:sz w:val="24"/>
+          <w:szCs w:val="24"/>
+        </w:rPr>
+        <w:t xml:space="preserve">The wallet data model tracks two distinct balances for each user: the available balance, representing funds that </w:t>
+      </w:r>
+    </w:p>
+    <w:p>
+      <w:pPr>
+        <w:spacing w:after="120" w:line="360" w:lineRule="exact"/>
+        <w:rPr>
+          <w:sz w:val="24"/>
+          <w:szCs w:val="24"/>
+        </w:rPr>
+      </w:pPr>
+      <w:r>
+        <w:rPr>
+          <w:sz w:val="24"/>
+          <w:szCs w:val="24"/>
+        </w:rPr>
+        <w:t xml:space="preserve">are freely withdrawable, and the escrow balance, representing funds temporarily locked against an active </w:t>
+      </w:r>
+    </w:p>
+    <w:p>
+      <w:pPr>
+        <w:spacing w:after="120" w:line="360" w:lineRule="exact"/>
+        <w:rPr>
+          <w:sz w:val="24"/>
+          <w:szCs w:val="24"/>
+        </w:rPr>
+      </w:pPr>
+      <w:r>
+        <w:rPr>
+          <w:sz w:val="24"/>
+          <w:szCs w:val="24"/>
+        </w:rPr>
+        <w:t>booking. When a customer accepts a provider's bid, the agreed amount is moved into escrow. On booking completion, the escrow balance is released to the provider's available balance, creating a tamper-evident</w:t>
+      </w:r>
+    </w:p>
+    <w:p>
+      <w:pPr>
+        <w:spacing w:after="120" w:line="360" w:lineRule="exact"/>
+      </w:pPr>
+      <w:r>
+        <w:rPr>
+          <w:sz w:val="24"/>
+          <w:szCs w:val="24"/>
+        </w:rPr>
+        <w:t>payment trail that is linked to the same booking record used by the QR attendance mechanism.</w:t>
+      </w:r>
+    </w:p>
+    <w:p>
+      <w:pPr>
+        <w:spacing w:after="120" w:line="360" w:lineRule="exact"/>
+      </w:pPr>
+      <w:r>
+        <w:rPr>
+          <w:sz w:val="24"/>
+          <w:szCs w:val="24"/>
+        </w:rPr>
+        <w:t>The following wallet operations are available through the platform.</w:t>
+      </w:r>
+    </w:p>
+    <w:p>
+      <w:pPr>
+        <w:spacing w:after="120" w:line="360" w:lineRule="exact"/>
+        <w:rPr>
+          <w:sz w:val="24"/>
+          <w:szCs w:val="24"/>
+        </w:rPr>
+      </w:pPr>
+      <w:r>
+        <w:rPr>
+          <w:sz w:val="24"/>
+          <w:szCs w:val="24"/>
+        </w:rPr>
+        <w:t>Customer top-up: Customers may add funds to their wallet in amounts</w:t>
+      </w:r>
+      <w:r>
+        <w:rPr>
+          <w:sz w:val="24"/>
+          <w:szCs w:val="24"/>
+        </w:rPr>
+        <w:t xml:space="preserve"> </w:t>
+      </w:r>
+      <w:r>
+        <w:rPr>
+          <w:sz w:val="24"/>
+          <w:szCs w:val="24"/>
+        </w:rPr>
+        <w:t xml:space="preserve">between PKR 100 and PKR 50,000 </w:t>
+      </w:r>
+    </w:p>
+    <w:p>
+      <w:pPr>
+        <w:spacing w:after="120" w:line="360" w:lineRule="exact"/>
+        <w:rPr>
+          <w:sz w:val="24"/>
+          <w:szCs w:val="24"/>
+        </w:rPr>
+      </w:pPr>
+      <w:r>
+        <w:rPr>
+          <w:sz w:val="24"/>
+          <w:szCs w:val="24"/>
+        </w:rPr>
+        <w:t xml:space="preserve">per transaction. The top-up modal presents four quick-select presets (PKR 500, 1,000, 2,000, 5,000) </w:t>
+      </w:r>
+    </w:p>
+    <w:p>
+      <w:pPr>
+        <w:spacing w:after="120" w:line="360" w:lineRule="exact"/>
+        <w:rPr>
+          <w:sz w:val="24"/>
+          <w:szCs w:val="24"/>
+        </w:rPr>
+      </w:pPr>
+    </w:p>
+    <w:p>
+      <w:pPr>
+        <w:spacing w:after="120" w:line="360" w:lineRule="exact"/>
+        <w:rPr>
+          <w:sz w:val="24"/>
+          <w:szCs w:val="24"/>
+        </w:rPr>
+      </w:pPr>
+      <w:r>
+        <w:rPr>
+          <w:sz w:val="24"/>
+          <w:szCs w:val="24"/>
+        </w:rPr>
+        <w:t>alongside a free-entry amount field. The operation calls POST /</w:t>
+      </w:r>
+      <w:proofErr w:type="spellStart"/>
+      <w:r>
+        <w:rPr>
+          <w:sz w:val="24"/>
+          <w:szCs w:val="24"/>
+        </w:rPr>
+        <w:t>api</w:t>
+      </w:r>
+      <w:proofErr w:type="spellEnd"/>
+      <w:r>
+        <w:rPr>
+          <w:sz w:val="24"/>
+          <w:szCs w:val="24"/>
+        </w:rPr>
+        <w:t>/wallet/</w:t>
+      </w:r>
+      <w:proofErr w:type="spellStart"/>
+      <w:r>
+        <w:rPr>
+          <w:sz w:val="24"/>
+          <w:szCs w:val="24"/>
+        </w:rPr>
+        <w:t>topup</w:t>
+      </w:r>
+      <w:proofErr w:type="spellEnd"/>
+      <w:r>
+        <w:rPr>
+          <w:sz w:val="24"/>
+          <w:szCs w:val="24"/>
+        </w:rPr>
+        <w:t xml:space="preserve"> and returns the updated</w:t>
       </w:r>
     </w:p>
     <w:p>
@@ -17101,33 +17276,341 @@
           <w:sz w:val="24"/>
           <w:szCs w:val="24"/>
         </w:rPr>
-        <w:t>The wallet data model tracks two distinct balances for each user: the available balance, representing funds that are freely withdrawable, and the escrow balance, representing funds temporarily locked against an active booking. When a customer accepts a provider's bid, the agreed amount is moved into escrow. On booking completion, the escrow balance is released to the provider's available balance, creating a tamper-evident payment trail that is linked to the same booking record used by the QR attendance mechanism.</w:t>
+        <w:lastRenderedPageBreak/>
+        <w:t xml:space="preserve"> balance.</w:t>
+      </w:r>
+    </w:p>
+    <w:p>
+      <w:pPr>
+        <w:spacing w:after="120"/>
+        <w:rPr>
+          <w:sz w:val="24"/>
+          <w:szCs w:val="24"/>
+        </w:rPr>
+      </w:pPr>
+      <w:r>
+        <w:rPr>
+          <w:sz w:val="24"/>
+          <w:szCs w:val="24"/>
+        </w:rPr>
+        <w:t xml:space="preserve">Withdrawal: Both customers and providers may withdraw available-balance funds via three </w:t>
+      </w:r>
+      <w:proofErr w:type="gramStart"/>
+      <w:r>
+        <w:rPr>
+          <w:sz w:val="24"/>
+          <w:szCs w:val="24"/>
+        </w:rPr>
+        <w:t>payment</w:t>
+      </w:r>
+      <w:proofErr w:type="gramEnd"/>
+      <w:r>
+        <w:rPr>
+          <w:sz w:val="24"/>
+          <w:szCs w:val="24"/>
+        </w:rPr>
+        <w:t xml:space="preserve"> </w:t>
+      </w:r>
+    </w:p>
+    <w:p>
+      <w:pPr>
+        <w:spacing w:after="120"/>
+        <w:rPr>
+          <w:sz w:val="24"/>
+          <w:szCs w:val="24"/>
+        </w:rPr>
+      </w:pPr>
+      <w:r>
+        <w:rPr>
+          <w:sz w:val="24"/>
+          <w:szCs w:val="24"/>
+        </w:rPr>
+        <w:t xml:space="preserve">methods: Bank Transfer, </w:t>
+      </w:r>
+      <w:proofErr w:type="spellStart"/>
+      <w:r>
+        <w:rPr>
+          <w:sz w:val="24"/>
+          <w:szCs w:val="24"/>
+        </w:rPr>
+        <w:t>JazzCash</w:t>
+      </w:r>
+      <w:proofErr w:type="spellEnd"/>
+      <w:r>
+        <w:rPr>
+          <w:sz w:val="24"/>
+          <w:szCs w:val="24"/>
+        </w:rPr>
+        <w:t xml:space="preserve">, and </w:t>
+      </w:r>
+      <w:proofErr w:type="spellStart"/>
+      <w:r>
+        <w:rPr>
+          <w:sz w:val="24"/>
+          <w:szCs w:val="24"/>
+        </w:rPr>
+        <w:t>EasyPaisa</w:t>
+      </w:r>
+      <w:proofErr w:type="spellEnd"/>
+      <w:r>
+        <w:rPr>
+          <w:sz w:val="24"/>
+          <w:szCs w:val="24"/>
+        </w:rPr>
+        <w:t>. A minimum withdrawal of PKR 500 is enforced server-</w:t>
+      </w:r>
+    </w:p>
+    <w:p>
+      <w:pPr>
+        <w:spacing w:after="120"/>
+        <w:rPr>
+          <w:sz w:val="24"/>
+          <w:szCs w:val="24"/>
+        </w:rPr>
+      </w:pPr>
+      <w:r>
+        <w:rPr>
+          <w:sz w:val="24"/>
+          <w:szCs w:val="24"/>
+        </w:rPr>
+        <w:t>side. The operation calls POST /</w:t>
+      </w:r>
+      <w:proofErr w:type="spellStart"/>
+      <w:r>
+        <w:rPr>
+          <w:sz w:val="24"/>
+          <w:szCs w:val="24"/>
+        </w:rPr>
+        <w:t>api</w:t>
+      </w:r>
+      <w:proofErr w:type="spellEnd"/>
+      <w:r>
+        <w:rPr>
+          <w:sz w:val="24"/>
+          <w:szCs w:val="24"/>
+        </w:rPr>
+        <w:t xml:space="preserve">/wallet/withdraw with the requested amount and chosen method, and </w:t>
+      </w:r>
+    </w:p>
+    <w:p>
+      <w:pPr>
+        <w:spacing w:after="120"/>
+        <w:rPr>
+          <w:sz w:val="24"/>
+          <w:szCs w:val="24"/>
+        </w:rPr>
+      </w:pPr>
+      <w:r>
+        <w:rPr>
+          <w:sz w:val="24"/>
+          <w:szCs w:val="24"/>
+        </w:rPr>
+        <w:t xml:space="preserve">returns the new balance. Withdrawal requests are submitted to the respective payment channel; final </w:t>
+      </w:r>
+    </w:p>
+    <w:p>
+      <w:pPr>
+        <w:spacing w:after="120"/>
+      </w:pPr>
+      <w:r>
+        <w:rPr>
+          <w:sz w:val="24"/>
+          <w:szCs w:val="24"/>
+        </w:rPr>
+        <w:t>settlement occurs according to the channel's processing timeline.</w:t>
+      </w:r>
+    </w:p>
+    <w:p>
+      <w:pPr>
+        <w:spacing w:after="120"/>
+        <w:ind w:left="360"/>
+        <w:rPr>
+          <w:sz w:val="24"/>
+          <w:szCs w:val="24"/>
+        </w:rPr>
+      </w:pPr>
+      <w:r>
+        <w:rPr>
+          <w:sz w:val="24"/>
+          <w:szCs w:val="24"/>
+        </w:rPr>
+        <w:t xml:space="preserve">Provider earnings: Service provider wallets are credited automatically when a booking transitions to </w:t>
+      </w:r>
+    </w:p>
+    <w:p>
+      <w:pPr>
+        <w:spacing w:after="120"/>
+        <w:ind w:left="360"/>
+        <w:rPr>
+          <w:sz w:val="24"/>
+          <w:szCs w:val="24"/>
+        </w:rPr>
+      </w:pPr>
+      <w:r>
+        <w:rPr>
+          <w:sz w:val="24"/>
+          <w:szCs w:val="24"/>
+        </w:rPr>
+        <w:t xml:space="preserve">completed status. Providers do not deposit funds; they only withdraw accumulated earnings. Accordingly, </w:t>
+      </w:r>
+    </w:p>
+    <w:p>
+      <w:pPr>
+        <w:spacing w:after="120"/>
+        <w:ind w:left="360"/>
+      </w:pPr>
+      <w:r>
+        <w:rPr>
+          <w:sz w:val="24"/>
+          <w:szCs w:val="24"/>
+        </w:rPr>
+        <w:t>the top-up control is conditionally hidden in the provider-facing wallet interface, preventing an inapplicable workflow from appearing.</w:t>
       </w:r>
     </w:p>
     <w:p>
       <w:pPr>
         <w:spacing w:after="120" w:line="360" w:lineRule="exact"/>
-        <w:jc w:val="both"/>
-      </w:pPr>
-      <w:r>
-        <w:rPr>
-          <w:sz w:val="24"/>
-          <w:szCs w:val="24"/>
-        </w:rPr>
-        <w:t>The following wallet operations are available through the platform.</w:t>
+      </w:pPr>
+      <w:r>
+        <w:rPr>
+          <w:sz w:val="24"/>
+          <w:szCs w:val="24"/>
+        </w:rPr>
+        <w:t xml:space="preserve">     Transaction history: All wallet events — top-ups, withdrawals, payments, refunds, and earnings — are persisted as timestamped transaction records classified by type (credit or debit) and sub-type (</w:t>
+      </w:r>
+      <w:proofErr w:type="spellStart"/>
+      <w:r>
+        <w:rPr>
+          <w:sz w:val="24"/>
+          <w:szCs w:val="24"/>
+        </w:rPr>
+        <w:t>topup</w:t>
+      </w:r>
+      <w:proofErr w:type="spellEnd"/>
+      <w:r>
+        <w:rPr>
+          <w:sz w:val="24"/>
+          <w:szCs w:val="24"/>
+        </w:rPr>
+        <w:t>, withdrawal, payment, refund, earning). The transaction list is paginated (10 records per page) and is retrievable via GET /</w:t>
+      </w:r>
+      <w:proofErr w:type="spellStart"/>
+      <w:r>
+        <w:rPr>
+          <w:sz w:val="24"/>
+          <w:szCs w:val="24"/>
+        </w:rPr>
+        <w:t>api</w:t>
+      </w:r>
+      <w:proofErr w:type="spellEnd"/>
+      <w:r>
+        <w:rPr>
+          <w:sz w:val="24"/>
+          <w:szCs w:val="24"/>
+        </w:rPr>
+        <w:t>/wallet/</w:t>
+      </w:r>
+      <w:proofErr w:type="spellStart"/>
+      <w:r>
+        <w:rPr>
+          <w:sz w:val="24"/>
+          <w:szCs w:val="24"/>
+        </w:rPr>
+        <w:t>transactions?limit</w:t>
+      </w:r>
+      <w:proofErr w:type="spellEnd"/>
+      <w:r>
+        <w:rPr>
+          <w:sz w:val="24"/>
+          <w:szCs w:val="24"/>
+        </w:rPr>
+        <w:t>=10&amp;offset=N. Each record stores the balance after the transaction, enabling a complete audit trail.</w:t>
+      </w:r>
+    </w:p>
+    <w:p>
+      <w:pPr>
+        <w:spacing w:after="120"/>
+        <w:rPr>
+          <w:sz w:val="24"/>
+          <w:szCs w:val="24"/>
+        </w:rPr>
+      </w:pPr>
+      <w:r>
+        <w:rPr>
+          <w:sz w:val="24"/>
+          <w:szCs w:val="24"/>
+        </w:rPr>
+        <w:t>The wallet UI presents the available balance and escrow balance prominently on a gradient balance card.</w:t>
+      </w:r>
+    </w:p>
+    <w:p>
+      <w:pPr>
+        <w:spacing w:after="120"/>
+        <w:rPr>
+          <w:sz w:val="24"/>
+          <w:szCs w:val="24"/>
+        </w:rPr>
+      </w:pPr>
+      <w:r>
+        <w:rPr>
+          <w:sz w:val="24"/>
+          <w:szCs w:val="24"/>
+        </w:rPr>
+        <w:t>An information strip displaying the escrow amount appears conditionally only when funds are actively</w:t>
+      </w:r>
+    </w:p>
+    <w:p>
+      <w:pPr>
+        <w:spacing w:after="120"/>
+        <w:rPr>
+          <w:sz w:val="24"/>
+          <w:szCs w:val="24"/>
+        </w:rPr>
+      </w:pPr>
+      <w:r>
+        <w:rPr>
+          <w:sz w:val="24"/>
+          <w:szCs w:val="24"/>
+        </w:rPr>
+        <w:t>locked, avoiding unnecessary visual noise during periods with no active bookings. Toast notifications</w:t>
+      </w:r>
+    </w:p>
+    <w:p>
+      <w:pPr>
+        <w:spacing w:after="120"/>
+      </w:pPr>
+      <w:r>
+        <w:rPr>
+          <w:sz w:val="24"/>
+          <w:szCs w:val="24"/>
+        </w:rPr>
+        <w:t>confirm successful operations and surface error messages without navigating away from the wallet screen.</w:t>
+      </w:r>
+    </w:p>
+    <w:p/>
+    <w:p>
+      <w:pPr>
+        <w:spacing w:before="240" w:after="120" w:line="360" w:lineRule="exact"/>
+      </w:pPr>
+      <w:r>
+        <w:rPr>
+          <w:b/>
+          <w:sz w:val="24"/>
+          <w:szCs w:val="24"/>
+        </w:rPr>
+        <w:t>3.6.8 Multilingual and Multi-Currency Interface</w:t>
       </w:r>
     </w:p>
     <w:p>
       <w:pPr>
         <w:spacing w:after="120" w:line="360" w:lineRule="exact"/>
-        <w:ind w:left="360"/>
-      </w:pPr>
-      <w:r>
-        <w:rPr>
-          <w:sz w:val="24"/>
-          <w:szCs w:val="24"/>
-        </w:rPr>
-        <w:t>—  Customer top-up: Customers may add funds to their wallet in amounts between PKR 100 and PKR 50,000 per transaction. The top-up modal presents four quick-select presets (PKR 500, 1,000, 2,000, 5,000) alongside a free-entry amount field. The operation calls POST /</w:t>
+      </w:pPr>
+      <w:r>
+        <w:rPr>
+          <w:sz w:val="24"/>
+          <w:szCs w:val="24"/>
+        </w:rPr>
+        <w:t xml:space="preserve">To address the multilingual character of the </w:t>
       </w:r>
       <w:proofErr w:type="spellStart"/>
       <w:r>
@@ -17135,7 +17618,7 @@
           <w:sz w:val="24"/>
           <w:szCs w:val="24"/>
         </w:rPr>
-        <w:t>api</w:t>
+        <w:t>Kaarkun</w:t>
       </w:r>
       <w:proofErr w:type="spellEnd"/>
       <w:r>
@@ -17143,7 +17626,21 @@
           <w:sz w:val="24"/>
           <w:szCs w:val="24"/>
         </w:rPr>
-        <w:t>/wallet/</w:t>
+        <w:t xml:space="preserve"> target market in Khyber Pakhtunkhwa</w:t>
+      </w:r>
+      <w:r>
+        <w:rPr>
+          <w:sz w:val="24"/>
+          <w:szCs w:val="24"/>
+        </w:rPr>
+        <w:t xml:space="preserve"> </w:t>
+      </w:r>
+      <w:r>
+        <w:rPr>
+          <w:sz w:val="24"/>
+          <w:szCs w:val="24"/>
+        </w:rPr>
+        <w:t xml:space="preserve">where users may prefer either English or Urdu as their primary language — the Flutter mobile application implements a complete </w:t>
       </w:r>
       <w:proofErr w:type="spellStart"/>
       <w:r>
@@ -17151,7 +17648,7 @@
           <w:sz w:val="24"/>
           <w:szCs w:val="24"/>
         </w:rPr>
-        <w:t>topup</w:t>
+        <w:t>internationalisation</w:t>
       </w:r>
       <w:proofErr w:type="spellEnd"/>
       <w:r>
@@ -17159,260 +17656,44 @@
           <w:sz w:val="24"/>
           <w:szCs w:val="24"/>
         </w:rPr>
-        <w:t xml:space="preserve"> and returns the updated balance.</w:t>
+        <w:t xml:space="preserve"> (i18n) framework using a custom </w:t>
+      </w:r>
+      <w:proofErr w:type="spellStart"/>
+      <w:r>
+        <w:rPr>
+          <w:sz w:val="24"/>
+          <w:szCs w:val="24"/>
+        </w:rPr>
+        <w:t>LanguageProvider</w:t>
+      </w:r>
+      <w:proofErr w:type="spellEnd"/>
+      <w:r>
+        <w:rPr>
+          <w:sz w:val="24"/>
+          <w:szCs w:val="24"/>
+        </w:rPr>
+        <w:t xml:space="preserve"> built on the Flutter </w:t>
+      </w:r>
+      <w:proofErr w:type="spellStart"/>
+      <w:r>
+        <w:rPr>
+          <w:sz w:val="24"/>
+          <w:szCs w:val="24"/>
+        </w:rPr>
+        <w:t>ChangeNotifier</w:t>
+      </w:r>
+      <w:proofErr w:type="spellEnd"/>
+      <w:r>
+        <w:rPr>
+          <w:sz w:val="24"/>
+          <w:szCs w:val="24"/>
+        </w:rPr>
+        <w:t xml:space="preserve"> pattern.</w:t>
       </w:r>
     </w:p>
     <w:p>
       <w:pPr>
         <w:spacing w:after="120" w:line="360" w:lineRule="exact"/>
-        <w:ind w:left="360"/>
-      </w:pPr>
-      <w:r>
-        <w:rPr>
-          <w:sz w:val="24"/>
-          <w:szCs w:val="24"/>
-        </w:rPr>
-        <w:t xml:space="preserve">—  Withdrawal: Both customers and providers may withdraw available-balance funds via three payment methods: Bank Transfer, </w:t>
-      </w:r>
-      <w:proofErr w:type="spellStart"/>
-      <w:r>
-        <w:rPr>
-          <w:sz w:val="24"/>
-          <w:szCs w:val="24"/>
-        </w:rPr>
-        <w:t>JazzCash</w:t>
-      </w:r>
-      <w:proofErr w:type="spellEnd"/>
-      <w:r>
-        <w:rPr>
-          <w:sz w:val="24"/>
-          <w:szCs w:val="24"/>
-        </w:rPr>
-        <w:t xml:space="preserve">, and </w:t>
-      </w:r>
-      <w:proofErr w:type="spellStart"/>
-      <w:r>
-        <w:rPr>
-          <w:sz w:val="24"/>
-          <w:szCs w:val="24"/>
-        </w:rPr>
-        <w:t>EasyPaisa</w:t>
-      </w:r>
-      <w:proofErr w:type="spellEnd"/>
-      <w:r>
-        <w:rPr>
-          <w:sz w:val="24"/>
-          <w:szCs w:val="24"/>
-        </w:rPr>
-        <w:t>. A minimum withdrawal of PKR 500 is enforced server-side. The operation calls POST /</w:t>
-      </w:r>
-      <w:proofErr w:type="spellStart"/>
-      <w:r>
-        <w:rPr>
-          <w:sz w:val="24"/>
-          <w:szCs w:val="24"/>
-        </w:rPr>
-        <w:t>api</w:t>
-      </w:r>
-      <w:proofErr w:type="spellEnd"/>
-      <w:r>
-        <w:rPr>
-          <w:sz w:val="24"/>
-          <w:szCs w:val="24"/>
-        </w:rPr>
-        <w:t xml:space="preserve">/wallet/withdraw with the requested amount and chosen method, and </w:t>
-      </w:r>
-      <w:r>
-        <w:rPr>
-          <w:sz w:val="24"/>
-          <w:szCs w:val="24"/>
-        </w:rPr>
-        <w:lastRenderedPageBreak/>
-        <w:t>returns the new balance. Withdrawal requests are submitted to the respective payment channel; final settlement occurs according to the channel's processing timeline.</w:t>
-      </w:r>
-    </w:p>
-    <w:p>
-      <w:pPr>
-        <w:spacing w:after="120" w:line="360" w:lineRule="exact"/>
-        <w:ind w:left="360"/>
-      </w:pPr>
-      <w:r>
-        <w:rPr>
-          <w:sz w:val="24"/>
-          <w:szCs w:val="24"/>
-        </w:rPr>
-        <w:t>—  Provider earnings: Service provider wallets are credited automatically when a booking transitions to completed status. Providers do not deposit funds; they only withdraw accumulated earnings. Accordingly, the top-up control is conditionally hidden in the provider-facing wallet interface, preventing an inapplicable workflow from appearing.</w:t>
-      </w:r>
-    </w:p>
-    <w:p>
-      <w:pPr>
-        <w:spacing w:after="120" w:line="360" w:lineRule="exact"/>
-        <w:ind w:left="360"/>
-      </w:pPr>
-      <w:r>
-        <w:rPr>
-          <w:sz w:val="24"/>
-          <w:szCs w:val="24"/>
-        </w:rPr>
-        <w:t>—  Transaction history: All wallet events — top-ups, withdrawals, payments, refunds, and earnings — are persisted as timestamped transaction records classified by type (credit or debit) and sub-type (</w:t>
-      </w:r>
-      <w:proofErr w:type="spellStart"/>
-      <w:r>
-        <w:rPr>
-          <w:sz w:val="24"/>
-          <w:szCs w:val="24"/>
-        </w:rPr>
-        <w:t>topup</w:t>
-      </w:r>
-      <w:proofErr w:type="spellEnd"/>
-      <w:r>
-        <w:rPr>
-          <w:sz w:val="24"/>
-          <w:szCs w:val="24"/>
-        </w:rPr>
-        <w:t>, withdrawal, payment, refund, earning). The transaction list is paginated (10 records per page) and is retrievable via GET /</w:t>
-      </w:r>
-      <w:proofErr w:type="spellStart"/>
-      <w:r>
-        <w:rPr>
-          <w:sz w:val="24"/>
-          <w:szCs w:val="24"/>
-        </w:rPr>
-        <w:t>api</w:t>
-      </w:r>
-      <w:proofErr w:type="spellEnd"/>
-      <w:r>
-        <w:rPr>
-          <w:sz w:val="24"/>
-          <w:szCs w:val="24"/>
-        </w:rPr>
-        <w:t>/wallet/</w:t>
-      </w:r>
-      <w:proofErr w:type="spellStart"/>
-      <w:r>
-        <w:rPr>
-          <w:sz w:val="24"/>
-          <w:szCs w:val="24"/>
-        </w:rPr>
-        <w:t>transactions?limit</w:t>
-      </w:r>
-      <w:proofErr w:type="spellEnd"/>
-      <w:r>
-        <w:rPr>
-          <w:sz w:val="24"/>
-          <w:szCs w:val="24"/>
-        </w:rPr>
-        <w:t>=10&amp;offset=N. Each record stores the balance after the transaction, enabling a complete audit trail.</w:t>
-      </w:r>
-    </w:p>
-    <w:p>
-      <w:pPr>
-        <w:spacing w:after="120" w:line="360" w:lineRule="exact"/>
-        <w:jc w:val="both"/>
-      </w:pPr>
-      <w:r>
-        <w:rPr>
-          <w:sz w:val="24"/>
-          <w:szCs w:val="24"/>
-        </w:rPr>
-        <w:t>The wallet UI presents the available balance and escrow balance prominently on a gradient balance card. An information strip displaying the escrow amount appears conditionally only when funds are actively locked, avoiding unnecessary visual noise during periods with no active bookings. Toast notifications confirm successful operations and surface error messages without navigating away from the wallet screen.</w:t>
-      </w:r>
-    </w:p>
-    <w:p/>
-    <w:p>
-      <w:pPr>
-        <w:spacing w:before="240" w:after="120" w:line="360" w:lineRule="exact"/>
-      </w:pPr>
-      <w:r>
-        <w:rPr>
-          <w:b/>
-          <w:sz w:val="24"/>
-          <w:szCs w:val="24"/>
-        </w:rPr>
-        <w:t>3.6.8 Multilingual and Multi-Currency Interface</w:t>
-      </w:r>
-    </w:p>
-    <w:p>
-      <w:pPr>
-        <w:spacing w:after="120" w:line="360" w:lineRule="exact"/>
-        <w:jc w:val="both"/>
-      </w:pPr>
-      <w:r>
-        <w:rPr>
-          <w:sz w:val="24"/>
-          <w:szCs w:val="24"/>
-        </w:rPr>
-        <w:t xml:space="preserve">To address the multilingual character of the </w:t>
-      </w:r>
-      <w:proofErr w:type="spellStart"/>
-      <w:r>
-        <w:rPr>
-          <w:sz w:val="24"/>
-          <w:szCs w:val="24"/>
-        </w:rPr>
-        <w:t>Kaarkun</w:t>
-      </w:r>
-      <w:proofErr w:type="spellEnd"/>
-      <w:r>
-        <w:rPr>
-          <w:sz w:val="24"/>
-          <w:szCs w:val="24"/>
-        </w:rPr>
-        <w:t xml:space="preserve"> target market in Khyber Pakhtunkhwa — where users may prefer either English or Urdu as their primary language — the Flutter mobile application implements a complete </w:t>
-      </w:r>
-      <w:proofErr w:type="spellStart"/>
-      <w:r>
-        <w:rPr>
-          <w:sz w:val="24"/>
-          <w:szCs w:val="24"/>
-        </w:rPr>
-        <w:t>internationalisation</w:t>
-      </w:r>
-      <w:proofErr w:type="spellEnd"/>
-      <w:r>
-        <w:rPr>
-          <w:sz w:val="24"/>
-          <w:szCs w:val="24"/>
-        </w:rPr>
-        <w:t xml:space="preserve"> (i18n) framework using a custom </w:t>
-      </w:r>
-      <w:proofErr w:type="spellStart"/>
-      <w:r>
-        <w:rPr>
-          <w:sz w:val="24"/>
-          <w:szCs w:val="24"/>
-        </w:rPr>
-        <w:t>LanguageProvider</w:t>
-      </w:r>
-      <w:proofErr w:type="spellEnd"/>
-      <w:r>
-        <w:rPr>
-          <w:sz w:val="24"/>
-          <w:szCs w:val="24"/>
-        </w:rPr>
-        <w:t xml:space="preserve"> built on the Flutter </w:t>
-      </w:r>
-      <w:proofErr w:type="spellStart"/>
-      <w:r>
-        <w:rPr>
-          <w:sz w:val="24"/>
-          <w:szCs w:val="24"/>
-        </w:rPr>
-        <w:t>ChangeNotifier</w:t>
-      </w:r>
-      <w:proofErr w:type="spellEnd"/>
-      <w:r>
-        <w:rPr>
-          <w:sz w:val="24"/>
-          <w:szCs w:val="24"/>
-        </w:rPr>
-        <w:t xml:space="preserve"> pattern.</w:t>
-      </w:r>
-    </w:p>
-    <w:p>
-      <w:pPr>
-        <w:spacing w:after="120" w:line="360" w:lineRule="exact"/>
-        <w:jc w:val="both"/>
       </w:pPr>
       <w:r>
         <w:rPr>
@@ -17532,7 +17813,6 @@
     <w:p>
       <w:pPr>
         <w:spacing w:after="120" w:line="360" w:lineRule="exact"/>
-        <w:jc w:val="both"/>
       </w:pPr>
       <w:r>
         <w:rPr>
@@ -17609,13 +17889,13 @@
     <w:p>
       <w:pPr>
         <w:spacing w:after="120" w:line="360" w:lineRule="exact"/>
-        <w:jc w:val="both"/>
-      </w:pPr>
-      <w:r>
-        <w:rPr>
-          <w:sz w:val="24"/>
-          <w:szCs w:val="24"/>
-        </w:rPr>
+      </w:pPr>
+      <w:r>
+        <w:rPr>
+          <w:sz w:val="24"/>
+          <w:szCs w:val="24"/>
+        </w:rPr>
+        <w:lastRenderedPageBreak/>
         <w:t xml:space="preserve">The platform also implements a multi-currency display system through a companion </w:t>
       </w:r>
       <w:proofErr w:type="spellStart"/>
@@ -17664,21 +17944,12 @@
           <w:sz w:val="24"/>
           <w:szCs w:val="24"/>
         </w:rPr>
-        <w:t xml:space="preserve">), SAR (﷼), EUR (€), and GBP (£). Conversion rates are defined as </w:t>
-      </w:r>
-      <w:r>
-        <w:rPr>
-          <w:sz w:val="24"/>
-          <w:szCs w:val="24"/>
-        </w:rPr>
-        <w:lastRenderedPageBreak/>
-        <w:t>PKR units per foreign currency unit (for example, USD: 278.0, GBP: 352.0). Converted amounts are formatted with the currency code prefix (e.g. USD 18.01) for foreign currencies, or as whole PKR integers (e.g. ₨ 5,000) for the base currency.</w:t>
+        <w:t>), SAR (﷼), EUR (€), and GBP (£). Conversion rates are defined as PKR units per foreign currency unit (for example, USD: 278.0, GBP: 352.0). Converted amounts are formatted with the currency code prefix (e.g. USD 18.01) for foreign currencies, or as whole PKR integers (e.g. ₨ 5,000) for the base currency.</w:t>
       </w:r>
     </w:p>
     <w:p>
       <w:pPr>
         <w:spacing w:after="120" w:line="360" w:lineRule="exact"/>
-        <w:jc w:val="both"/>
       </w:pPr>
       <w:r>
         <w:rPr>
@@ -17755,7 +18026,6 @@
     <w:p>
       <w:pPr>
         <w:spacing w:after="120" w:line="360" w:lineRule="exact"/>
-        <w:jc w:val="both"/>
       </w:pPr>
       <w:r>
         <w:rPr>
@@ -17823,7 +18093,6 @@
       <w:pPr>
         <w:spacing w:after="120" w:line="360" w:lineRule="exact"/>
         <w:ind w:right="288" w:firstLine="720"/>
-        <w:jc w:val="both"/>
       </w:pPr>
       <w:r>
         <w:rPr>
@@ -18799,7 +19068,7 @@
         </w:rPr>
         <w:lastRenderedPageBreak/>
         <w:drawing>
-          <wp:inline distT="0" distB="0" distL="0" distR="0" wp14:anchorId="4A697D7B" wp14:editId="4C2790BA">
+          <wp:inline distT="0" distB="0" distL="0" distR="0" wp14:anchorId="4A697D7B" wp14:editId="423FA185">
             <wp:extent cx="7023735" cy="3171190"/>
             <wp:effectExtent l="0" t="0" r="5715" b="0"/>
             <wp:docPr id="117644938" name="Picture 17"/>
@@ -18936,7 +19205,7 @@
           <w:noProof/>
         </w:rPr>
         <w:drawing>
-          <wp:inline distT="0" distB="0" distL="0" distR="0" wp14:anchorId="16D1B78E" wp14:editId="11FA58A6">
+          <wp:inline distT="0" distB="0" distL="0" distR="0" wp14:anchorId="16D1B78E" wp14:editId="70D54EDE">
             <wp:extent cx="7023735" cy="3193415"/>
             <wp:effectExtent l="0" t="0" r="5715" b="6985"/>
             <wp:docPr id="1185018815" name="Picture 18"/>
@@ -19084,7 +19353,7 @@
         </w:rPr>
         <w:lastRenderedPageBreak/>
         <w:drawing>
-          <wp:inline distT="0" distB="0" distL="0" distR="0" wp14:anchorId="4BEBAEB9" wp14:editId="7B51F393">
+          <wp:inline distT="0" distB="0" distL="0" distR="0" wp14:anchorId="4BEBAEB9" wp14:editId="4C58417E">
             <wp:extent cx="7023735" cy="3211830"/>
             <wp:effectExtent l="0" t="0" r="5715" b="7620"/>
             <wp:docPr id="1742001876" name="Picture 19"/>
@@ -19672,7 +19941,6 @@
     <w:p>
       <w:pPr>
         <w:spacing w:after="120" w:line="360" w:lineRule="exact"/>
-        <w:jc w:val="both"/>
       </w:pPr>
       <w:r>
         <w:rPr>
@@ -19709,6 +19977,674 @@
           <w:szCs w:val="24"/>
         </w:rPr>
         <w:t>3.9.1 Continuous Integration and Delivery (CI/CD)</w:t>
+      </w:r>
+    </w:p>
+    <w:p>
+      <w:pPr>
+        <w:spacing w:after="120" w:line="360" w:lineRule="exact"/>
+      </w:pPr>
+      <w:r>
+        <w:rPr>
+          <w:sz w:val="24"/>
+          <w:szCs w:val="24"/>
+        </w:rPr>
+        <w:t>A GitHub Actions workflow defined in .</w:t>
+      </w:r>
+      <w:proofErr w:type="spellStart"/>
+      <w:r>
+        <w:rPr>
+          <w:sz w:val="24"/>
+          <w:szCs w:val="24"/>
+        </w:rPr>
+        <w:t>github</w:t>
+      </w:r>
+      <w:proofErr w:type="spellEnd"/>
+      <w:r>
+        <w:rPr>
+          <w:sz w:val="24"/>
+          <w:szCs w:val="24"/>
+        </w:rPr>
+        <w:t>/workflows/deploy-</w:t>
+      </w:r>
+      <w:proofErr w:type="spellStart"/>
+      <w:r>
+        <w:rPr>
+          <w:sz w:val="24"/>
+          <w:szCs w:val="24"/>
+        </w:rPr>
+        <w:t>aws.yml</w:t>
+      </w:r>
+      <w:proofErr w:type="spellEnd"/>
+      <w:r>
+        <w:rPr>
+          <w:sz w:val="24"/>
+          <w:szCs w:val="24"/>
+        </w:rPr>
+        <w:t xml:space="preserve"> triggers automatically on every push to the master branch. The workflow performs the following steps in sequence.</w:t>
+      </w:r>
+    </w:p>
+    <w:p>
+      <w:pPr>
+        <w:spacing w:after="120" w:line="360" w:lineRule="exact"/>
+      </w:pPr>
+      <w:r>
+        <w:rPr>
+          <w:sz w:val="24"/>
+          <w:szCs w:val="24"/>
+        </w:rPr>
+        <w:t>1.  Repository checkout using actions/checkout@v4.</w:t>
+      </w:r>
+    </w:p>
+    <w:p>
+      <w:pPr>
+        <w:spacing w:after="120" w:line="360" w:lineRule="exact"/>
+      </w:pPr>
+      <w:r>
+        <w:rPr>
+          <w:sz w:val="24"/>
+          <w:szCs w:val="24"/>
+        </w:rPr>
+        <w:t xml:space="preserve">2.  AWS credential configuration from GitHub repository secrets (AWS_ACCESS_KEY_ID and AWS_SECRET_ACCESS_KEY) using </w:t>
+      </w:r>
+      <w:proofErr w:type="spellStart"/>
+      <w:r>
+        <w:rPr>
+          <w:sz w:val="24"/>
+          <w:szCs w:val="24"/>
+        </w:rPr>
+        <w:t>aws</w:t>
+      </w:r>
+      <w:proofErr w:type="spellEnd"/>
+      <w:r>
+        <w:rPr>
+          <w:sz w:val="24"/>
+          <w:szCs w:val="24"/>
+        </w:rPr>
+        <w:t>-actions/configure-aws-credentials@v4.</w:t>
+      </w:r>
+    </w:p>
+    <w:p>
+      <w:pPr>
+        <w:spacing w:after="120" w:line="360" w:lineRule="exact"/>
+      </w:pPr>
+      <w:r>
+        <w:rPr>
+          <w:sz w:val="24"/>
+          <w:szCs w:val="24"/>
+        </w:rPr>
+        <w:t xml:space="preserve">3.  Authenticated login to Amazon Elastic Container Registry (ECR) using </w:t>
+      </w:r>
+      <w:proofErr w:type="spellStart"/>
+      <w:r>
+        <w:rPr>
+          <w:sz w:val="24"/>
+          <w:szCs w:val="24"/>
+        </w:rPr>
+        <w:t>aws</w:t>
+      </w:r>
+      <w:proofErr w:type="spellEnd"/>
+      <w:r>
+        <w:rPr>
+          <w:sz w:val="24"/>
+          <w:szCs w:val="24"/>
+        </w:rPr>
+        <w:t>-actions/amazon-ecr-login@v2, enabling Docker push access.</w:t>
+      </w:r>
+    </w:p>
+    <w:p>
+      <w:pPr>
+        <w:spacing w:after="120" w:line="360" w:lineRule="exact"/>
+      </w:pPr>
+      <w:r>
+        <w:rPr>
+          <w:sz w:val="24"/>
+          <w:szCs w:val="24"/>
+        </w:rPr>
+        <w:t>4.  Docker image build and push for each of the three applications: the Node.js backend (</w:t>
+      </w:r>
+      <w:proofErr w:type="gramStart"/>
+      <w:r>
+        <w:rPr>
+          <w:sz w:val="24"/>
+          <w:szCs w:val="24"/>
+        </w:rPr>
+        <w:t>from .</w:t>
+      </w:r>
+      <w:proofErr w:type="gramEnd"/>
+      <w:r>
+        <w:rPr>
+          <w:sz w:val="24"/>
+          <w:szCs w:val="24"/>
+        </w:rPr>
+        <w:t>/backend), the Next.js customer web frontend (</w:t>
+      </w:r>
+      <w:proofErr w:type="gramStart"/>
+      <w:r>
+        <w:rPr>
+          <w:sz w:val="24"/>
+          <w:szCs w:val="24"/>
+        </w:rPr>
+        <w:t>from .</w:t>
+      </w:r>
+      <w:proofErr w:type="gramEnd"/>
+      <w:r>
+        <w:rPr>
+          <w:sz w:val="24"/>
+          <w:szCs w:val="24"/>
+        </w:rPr>
+        <w:t>/web/</w:t>
+      </w:r>
+      <w:proofErr w:type="spellStart"/>
+      <w:r>
+        <w:rPr>
+          <w:sz w:val="24"/>
+          <w:szCs w:val="24"/>
+        </w:rPr>
+        <w:t>kaarkun</w:t>
+      </w:r>
+      <w:proofErr w:type="spellEnd"/>
+      <w:r>
+        <w:rPr>
+          <w:sz w:val="24"/>
+          <w:szCs w:val="24"/>
+        </w:rPr>
+        <w:t>), and the Next.js admin panel (</w:t>
+      </w:r>
+      <w:proofErr w:type="gramStart"/>
+      <w:r>
+        <w:rPr>
+          <w:sz w:val="24"/>
+          <w:szCs w:val="24"/>
+        </w:rPr>
+        <w:t>from .</w:t>
+      </w:r>
+      <w:proofErr w:type="gramEnd"/>
+      <w:r>
+        <w:rPr>
+          <w:sz w:val="24"/>
+          <w:szCs w:val="24"/>
+        </w:rPr>
+        <w:t>/admin). Frontend and admin images receive the NEXT_PUBLIC_API_URL and NEXT_PUBLIC_WS_URL build arguments so that the compiled JavaScript bundles point to the correct ALB endpoint at build time.</w:t>
+      </w:r>
+    </w:p>
+    <w:p>
+      <w:pPr>
+        <w:spacing w:after="120" w:line="360" w:lineRule="exact"/>
+      </w:pPr>
+      <w:r>
+        <w:rPr>
+          <w:sz w:val="24"/>
+          <w:szCs w:val="24"/>
+        </w:rPr>
+        <w:t xml:space="preserve">5.  ECS service update via </w:t>
+      </w:r>
+      <w:proofErr w:type="spellStart"/>
+      <w:r>
+        <w:rPr>
+          <w:sz w:val="24"/>
+          <w:szCs w:val="24"/>
+        </w:rPr>
+        <w:t>aws</w:t>
+      </w:r>
+      <w:proofErr w:type="spellEnd"/>
+      <w:r>
+        <w:rPr>
+          <w:sz w:val="24"/>
+          <w:szCs w:val="24"/>
+        </w:rPr>
+        <w:t xml:space="preserve"> </w:t>
+      </w:r>
+      <w:proofErr w:type="spellStart"/>
+      <w:r>
+        <w:rPr>
+          <w:sz w:val="24"/>
+          <w:szCs w:val="24"/>
+        </w:rPr>
+        <w:t>ecs</w:t>
+      </w:r>
+      <w:proofErr w:type="spellEnd"/>
+      <w:r>
+        <w:rPr>
+          <w:sz w:val="24"/>
+          <w:szCs w:val="24"/>
+        </w:rPr>
+        <w:t xml:space="preserve"> update-service --force-new-deployment for each of the three ECS services, instructing ECS to pull the newly pushed image and restart running tasks with zero-downtime rolling replacement.</w:t>
+      </w:r>
+    </w:p>
+    <w:p>
+      <w:pPr>
+        <w:spacing w:after="120" w:line="360" w:lineRule="exact"/>
+      </w:pPr>
+      <w:r>
+        <w:rPr>
+          <w:sz w:val="24"/>
+          <w:szCs w:val="24"/>
+        </w:rPr>
+        <w:t>This pipeline eliminates manual deployment steps, ensures that the live environment always reflects the master branch, and produces a deterministic, repeatable deployment process.</w:t>
+      </w:r>
+    </w:p>
+    <w:p>
+      <w:pPr>
+        <w:spacing w:before="240" w:after="120" w:line="360" w:lineRule="exact"/>
+      </w:pPr>
+      <w:r>
+        <w:rPr>
+          <w:b/>
+          <w:sz w:val="24"/>
+          <w:szCs w:val="24"/>
+        </w:rPr>
+        <w:t>3.9.2 Docker Container Architecture</w:t>
+      </w:r>
+    </w:p>
+    <w:p>
+      <w:pPr>
+        <w:spacing w:after="120" w:line="360" w:lineRule="exact"/>
+      </w:pPr>
+      <w:r>
+        <w:rPr>
+          <w:sz w:val="24"/>
+          <w:szCs w:val="24"/>
+        </w:rPr>
+        <w:t xml:space="preserve">Each application is packaged as an independent Docker image using multi-stage build patterns to </w:t>
+      </w:r>
+      <w:proofErr w:type="spellStart"/>
+      <w:r>
+        <w:rPr>
+          <w:sz w:val="24"/>
+          <w:szCs w:val="24"/>
+        </w:rPr>
+        <w:t>minimise</w:t>
+      </w:r>
+      <w:proofErr w:type="spellEnd"/>
+      <w:r>
+        <w:rPr>
+          <w:sz w:val="24"/>
+          <w:szCs w:val="24"/>
+        </w:rPr>
+        <w:t xml:space="preserve"> image size and attack surface. All images use node:20-alpine as the base image and execute as a non-root USER node for security hardening.</w:t>
+      </w:r>
+    </w:p>
+    <w:p>
+      <w:pPr>
+        <w:spacing w:after="120" w:line="360" w:lineRule="exact"/>
+        <w:ind w:firstLine="720"/>
+      </w:pPr>
+      <w:r>
+        <w:rPr>
+          <w:sz w:val="24"/>
+          <w:szCs w:val="24"/>
+        </w:rPr>
+        <w:t>Backend container (backend/</w:t>
+      </w:r>
+      <w:proofErr w:type="spellStart"/>
+      <w:r>
+        <w:rPr>
+          <w:sz w:val="24"/>
+          <w:szCs w:val="24"/>
+        </w:rPr>
+        <w:t>Dockerfile</w:t>
+      </w:r>
+      <w:proofErr w:type="spellEnd"/>
+      <w:r>
+        <w:rPr>
+          <w:sz w:val="24"/>
+          <w:szCs w:val="24"/>
+        </w:rPr>
+        <w:t>): Two-stage build. The deps stage installs production Node.js dependencies; the final stage copies dependencies and source code. The container exposes port 5000 and starts with node app.js.</w:t>
+      </w:r>
+    </w:p>
+    <w:p>
+      <w:pPr>
+        <w:spacing w:after="120" w:line="360" w:lineRule="exact"/>
+        <w:ind w:firstLine="720"/>
+      </w:pPr>
+      <w:r>
+        <w:rPr>
+          <w:sz w:val="24"/>
+          <w:szCs w:val="24"/>
+        </w:rPr>
+        <w:t>Frontend container (web/</w:t>
+      </w:r>
+      <w:proofErr w:type="spellStart"/>
+      <w:r>
+        <w:rPr>
+          <w:sz w:val="24"/>
+          <w:szCs w:val="24"/>
+        </w:rPr>
+        <w:t>kaarkun</w:t>
+      </w:r>
+      <w:proofErr w:type="spellEnd"/>
+      <w:r>
+        <w:rPr>
+          <w:sz w:val="24"/>
+          <w:szCs w:val="24"/>
+        </w:rPr>
+        <w:t>/</w:t>
+      </w:r>
+      <w:proofErr w:type="spellStart"/>
+      <w:r>
+        <w:rPr>
+          <w:sz w:val="24"/>
+          <w:szCs w:val="24"/>
+        </w:rPr>
+        <w:t>Dockerfile</w:t>
+      </w:r>
+      <w:proofErr w:type="spellEnd"/>
+      <w:r>
+        <w:rPr>
+          <w:sz w:val="24"/>
+          <w:szCs w:val="24"/>
+        </w:rPr>
+        <w:t xml:space="preserve">): Two-stage build. The build stage installs all dependencies and compiles the Next.js application; the runner stage copies only the production output and </w:t>
+      </w:r>
+      <w:proofErr w:type="spellStart"/>
+      <w:r>
+        <w:rPr>
+          <w:sz w:val="24"/>
+          <w:szCs w:val="24"/>
+        </w:rPr>
+        <w:t>node_modules</w:t>
+      </w:r>
+      <w:proofErr w:type="spellEnd"/>
+      <w:r>
+        <w:rPr>
+          <w:sz w:val="24"/>
+          <w:szCs w:val="24"/>
+        </w:rPr>
+        <w:t xml:space="preserve">. Exposes port 3000 and starts with </w:t>
+      </w:r>
+      <w:proofErr w:type="spellStart"/>
+      <w:r>
+        <w:rPr>
+          <w:sz w:val="24"/>
+          <w:szCs w:val="24"/>
+        </w:rPr>
+        <w:t>npm</w:t>
+      </w:r>
+      <w:proofErr w:type="spellEnd"/>
+      <w:r>
+        <w:rPr>
+          <w:sz w:val="24"/>
+          <w:szCs w:val="24"/>
+        </w:rPr>
+        <w:t xml:space="preserve"> start.</w:t>
+      </w:r>
+    </w:p>
+    <w:p>
+      <w:pPr>
+        <w:spacing w:after="120" w:line="360" w:lineRule="exact"/>
+        <w:ind w:firstLine="720"/>
+      </w:pPr>
+      <w:r>
+        <w:rPr>
+          <w:sz w:val="24"/>
+          <w:szCs w:val="24"/>
+        </w:rPr>
+        <w:t>Admin panel container (admin/</w:t>
+      </w:r>
+      <w:proofErr w:type="spellStart"/>
+      <w:r>
+        <w:rPr>
+          <w:sz w:val="24"/>
+          <w:szCs w:val="24"/>
+        </w:rPr>
+        <w:t>Dockerfile</w:t>
+      </w:r>
+      <w:proofErr w:type="spellEnd"/>
+      <w:r>
+        <w:rPr>
+          <w:sz w:val="24"/>
+          <w:szCs w:val="24"/>
+        </w:rPr>
+        <w:t>): Three-stage build with a dedicated deps stage, a build stage that compiles the Next.js admin application, and a runner stage. Exposes port 3000 and starts with node server.js.</w:t>
+      </w:r>
+    </w:p>
+    <w:p>
+      <w:pPr>
+        <w:spacing w:after="120" w:line="360" w:lineRule="exact"/>
+      </w:pPr>
+      <w:r>
+        <w:rPr>
+          <w:sz w:val="24"/>
+          <w:szCs w:val="24"/>
+        </w:rPr>
+        <w:t>For local development, a docker-</w:t>
+      </w:r>
+      <w:proofErr w:type="spellStart"/>
+      <w:r>
+        <w:rPr>
+          <w:sz w:val="24"/>
+          <w:szCs w:val="24"/>
+        </w:rPr>
+        <w:t>compose.yml</w:t>
+      </w:r>
+      <w:proofErr w:type="spellEnd"/>
+      <w:r>
+        <w:rPr>
+          <w:sz w:val="24"/>
+          <w:szCs w:val="24"/>
+        </w:rPr>
+        <w:t xml:space="preserve"> file connects all four services (MySQL database, backend, </w:t>
+      </w:r>
+      <w:r>
+        <w:rPr>
+          <w:sz w:val="24"/>
+          <w:szCs w:val="24"/>
+        </w:rPr>
+        <w:lastRenderedPageBreak/>
+        <w:t xml:space="preserve">frontend, admin) through a shared Docker network. The database service includes a health check so that the backend container waits for MySQL to be fully </w:t>
+      </w:r>
+      <w:proofErr w:type="spellStart"/>
+      <w:r>
+        <w:rPr>
+          <w:sz w:val="24"/>
+          <w:szCs w:val="24"/>
+        </w:rPr>
+        <w:t>initialised</w:t>
+      </w:r>
+      <w:proofErr w:type="spellEnd"/>
+      <w:r>
+        <w:rPr>
+          <w:sz w:val="24"/>
+          <w:szCs w:val="24"/>
+        </w:rPr>
+        <w:t xml:space="preserve"> before accepting connections.</w:t>
+      </w:r>
+    </w:p>
+    <w:p>
+      <w:pPr>
+        <w:spacing w:before="240" w:after="120" w:line="360" w:lineRule="exact"/>
+      </w:pPr>
+      <w:r>
+        <w:rPr>
+          <w:b/>
+          <w:sz w:val="24"/>
+          <w:szCs w:val="24"/>
+        </w:rPr>
+        <w:t>3.9.3 AWS Cloud Infrastructure</w:t>
+      </w:r>
+    </w:p>
+    <w:p>
+      <w:pPr>
+        <w:spacing w:after="120" w:line="360" w:lineRule="exact"/>
+      </w:pPr>
+      <w:r>
+        <w:rPr>
+          <w:sz w:val="24"/>
+          <w:szCs w:val="24"/>
+        </w:rPr>
+        <w:t xml:space="preserve">The following AWS services form the production infrastructure for the </w:t>
+      </w:r>
+      <w:proofErr w:type="spellStart"/>
+      <w:r>
+        <w:rPr>
+          <w:sz w:val="24"/>
+          <w:szCs w:val="24"/>
+        </w:rPr>
+        <w:t>Kaarkun</w:t>
+      </w:r>
+      <w:proofErr w:type="spellEnd"/>
+      <w:r>
+        <w:rPr>
+          <w:sz w:val="24"/>
+          <w:szCs w:val="24"/>
+        </w:rPr>
+        <w:t xml:space="preserve"> platform.</w:t>
+      </w:r>
+    </w:p>
+    <w:p>
+      <w:pPr>
+        <w:spacing w:after="120" w:line="360" w:lineRule="exact"/>
+        <w:ind w:firstLine="720"/>
+      </w:pPr>
+      <w:r>
+        <w:rPr>
+          <w:sz w:val="24"/>
+          <w:szCs w:val="24"/>
+        </w:rPr>
+        <w:t>Amazon Elastic Container Registry (ECR): Three private repositories store the versioned Docker images for backend, frontend, and admin respectively.</w:t>
+      </w:r>
+    </w:p>
+    <w:p>
+      <w:pPr>
+        <w:spacing w:after="120" w:line="360" w:lineRule="exact"/>
+        <w:ind w:firstLine="720"/>
+      </w:pPr>
+      <w:r>
+        <w:rPr>
+          <w:sz w:val="24"/>
+          <w:szCs w:val="24"/>
+        </w:rPr>
+        <w:t xml:space="preserve">Amazon Elastic Container Service (ECS) with </w:t>
+      </w:r>
+      <w:proofErr w:type="spellStart"/>
+      <w:r>
+        <w:rPr>
+          <w:sz w:val="24"/>
+          <w:szCs w:val="24"/>
+        </w:rPr>
+        <w:t>Fargate</w:t>
+      </w:r>
+      <w:proofErr w:type="spellEnd"/>
+      <w:r>
+        <w:rPr>
+          <w:sz w:val="24"/>
+          <w:szCs w:val="24"/>
+        </w:rPr>
+        <w:t xml:space="preserve">: Serverless container orchestration. One ECS cluster (academy-dev-cluster) hosts three ECS services: academy-dev-backend, academy-dev-frontend, and academy-dev-admin. Each service runs a </w:t>
+      </w:r>
+      <w:proofErr w:type="spellStart"/>
+      <w:r>
+        <w:rPr>
+          <w:sz w:val="24"/>
+          <w:szCs w:val="24"/>
+        </w:rPr>
+        <w:t>Fargate</w:t>
+      </w:r>
+      <w:proofErr w:type="spellEnd"/>
+      <w:r>
+        <w:rPr>
+          <w:sz w:val="24"/>
+          <w:szCs w:val="24"/>
+        </w:rPr>
+        <w:t xml:space="preserve"> task definition with 512 CPU units and 1,024 MB of memory. Tasks run in private subnets and do not hold public IP addresses, limiting the attack surface.</w:t>
+      </w:r>
+    </w:p>
+    <w:p>
+      <w:pPr>
+        <w:spacing w:after="120" w:line="360" w:lineRule="exact"/>
+        <w:ind w:firstLine="720"/>
+      </w:pPr>
+      <w:r>
+        <w:rPr>
+          <w:sz w:val="24"/>
+          <w:szCs w:val="24"/>
+        </w:rPr>
+        <w:t>Application Load Balancer (ALB): The single public entry point for all HTTP traffic. The ALB listens on port 80 and applies path-based routing rules: requests matching /</w:t>
+      </w:r>
+      <w:proofErr w:type="spellStart"/>
+      <w:r>
+        <w:rPr>
+          <w:sz w:val="24"/>
+          <w:szCs w:val="24"/>
+        </w:rPr>
+        <w:t>api</w:t>
+      </w:r>
+      <w:proofErr w:type="spellEnd"/>
+      <w:r>
+        <w:rPr>
+          <w:sz w:val="24"/>
+          <w:szCs w:val="24"/>
+        </w:rPr>
+        <w:t>/* are forwarded to the backend service, requests matching /admin or /admin/* are forwarded to the admin panel service, and all other requests are forwarded to the frontend service.</w:t>
+      </w:r>
+    </w:p>
+    <w:p>
+      <w:pPr>
+        <w:spacing w:after="120" w:line="360" w:lineRule="exact"/>
+        <w:ind w:firstLine="720"/>
+      </w:pPr>
+      <w:r>
+        <w:rPr>
+          <w:sz w:val="24"/>
+          <w:szCs w:val="24"/>
+        </w:rPr>
+        <w:t>Amazon RDS (MySQL 8.0): A managed relational database instance running in private subnets. The database is not internet-accessible; only ECS tasks within the same VPC security group can connect on the MySQL port (3306).</w:t>
+      </w:r>
+    </w:p>
+    <w:p>
+      <w:pPr>
+        <w:spacing w:after="120" w:line="360" w:lineRule="exact"/>
+        <w:ind w:firstLine="720"/>
+      </w:pPr>
+      <w:r>
+        <w:rPr>
+          <w:sz w:val="24"/>
+          <w:szCs w:val="24"/>
+        </w:rPr>
+        <w:t xml:space="preserve">Amazon CloudWatch Logs: All ECS container output is streamed to CloudWatch log groups, enabling </w:t>
+      </w:r>
+      <w:proofErr w:type="spellStart"/>
+      <w:r>
+        <w:rPr>
+          <w:sz w:val="24"/>
+          <w:szCs w:val="24"/>
+        </w:rPr>
+        <w:t>centralised</w:t>
+      </w:r>
+      <w:proofErr w:type="spellEnd"/>
+      <w:r>
+        <w:rPr>
+          <w:sz w:val="24"/>
+          <w:szCs w:val="24"/>
+        </w:rPr>
+        <w:t xml:space="preserve"> log inspection and monitoring without SSH access to containers.</w:t>
+      </w:r>
+    </w:p>
+    <w:p>
+      <w:pPr>
+        <w:spacing w:after="120" w:line="360" w:lineRule="exact"/>
+        <w:ind w:firstLine="720"/>
+      </w:pPr>
+      <w:r>
+        <w:rPr>
+          <w:sz w:val="24"/>
+          <w:szCs w:val="24"/>
+        </w:rPr>
+        <w:t>AWS Identity and Access Management (IAM): An ECS task execution role grants the minimum permissions required for containers to pull images from ECR and write logs to CloudWatch.</w:t>
+      </w:r>
+    </w:p>
+    <w:p>
+      <w:pPr>
+        <w:spacing w:before="240" w:after="120" w:line="360" w:lineRule="exact"/>
+      </w:pPr>
+      <w:r>
+        <w:rPr>
+          <w:b/>
+          <w:sz w:val="24"/>
+          <w:szCs w:val="24"/>
+        </w:rPr>
+        <w:t>3.9.4 Network Architecture and Security Groups</w:t>
       </w:r>
     </w:p>
     <w:p>
@@ -19721,227 +20657,7 @@
           <w:sz w:val="24"/>
           <w:szCs w:val="24"/>
         </w:rPr>
-        <w:t>A GitHub Actions workflow defined in .</w:t>
-      </w:r>
-      <w:proofErr w:type="spellStart"/>
-      <w:r>
-        <w:rPr>
-          <w:sz w:val="24"/>
-          <w:szCs w:val="24"/>
-        </w:rPr>
-        <w:t>github</w:t>
-      </w:r>
-      <w:proofErr w:type="spellEnd"/>
-      <w:r>
-        <w:rPr>
-          <w:sz w:val="24"/>
-          <w:szCs w:val="24"/>
-        </w:rPr>
-        <w:t>/workflows/deploy-</w:t>
-      </w:r>
-      <w:proofErr w:type="spellStart"/>
-      <w:r>
-        <w:rPr>
-          <w:sz w:val="24"/>
-          <w:szCs w:val="24"/>
-        </w:rPr>
-        <w:t>aws.yml</w:t>
-      </w:r>
-      <w:proofErr w:type="spellEnd"/>
-      <w:r>
-        <w:rPr>
-          <w:sz w:val="24"/>
-          <w:szCs w:val="24"/>
-        </w:rPr>
-        <w:t xml:space="preserve"> triggers automatically on every push to the master branch. The workflow performs the following steps in sequence.</w:t>
-      </w:r>
-    </w:p>
-    <w:p>
-      <w:pPr>
-        <w:spacing w:after="120" w:line="360" w:lineRule="exact"/>
-      </w:pPr>
-      <w:r>
-        <w:rPr>
-          <w:sz w:val="24"/>
-          <w:szCs w:val="24"/>
-        </w:rPr>
-        <w:t>1.  Repository checkout using actions/checkout@v4.</w:t>
-      </w:r>
-    </w:p>
-    <w:p>
-      <w:pPr>
-        <w:spacing w:after="120" w:line="360" w:lineRule="exact"/>
-      </w:pPr>
-      <w:r>
-        <w:rPr>
-          <w:sz w:val="24"/>
-          <w:szCs w:val="24"/>
-        </w:rPr>
-        <w:t xml:space="preserve">2.  AWS credential configuration from GitHub repository secrets (AWS_ACCESS_KEY_ID and AWS_SECRET_ACCESS_KEY) using </w:t>
-      </w:r>
-      <w:proofErr w:type="spellStart"/>
-      <w:r>
-        <w:rPr>
-          <w:sz w:val="24"/>
-          <w:szCs w:val="24"/>
-        </w:rPr>
-        <w:t>aws</w:t>
-      </w:r>
-      <w:proofErr w:type="spellEnd"/>
-      <w:r>
-        <w:rPr>
-          <w:sz w:val="24"/>
-          <w:szCs w:val="24"/>
-        </w:rPr>
-        <w:t>-actions/configure-aws-credentials@v4.</w:t>
-      </w:r>
-    </w:p>
-    <w:p>
-      <w:pPr>
-        <w:spacing w:after="120" w:line="360" w:lineRule="exact"/>
-      </w:pPr>
-      <w:r>
-        <w:rPr>
-          <w:sz w:val="24"/>
-          <w:szCs w:val="24"/>
-        </w:rPr>
-        <w:t xml:space="preserve">3.  Authenticated login to Amazon Elastic Container Registry (ECR) using </w:t>
-      </w:r>
-      <w:proofErr w:type="spellStart"/>
-      <w:r>
-        <w:rPr>
-          <w:sz w:val="24"/>
-          <w:szCs w:val="24"/>
-        </w:rPr>
-        <w:t>aws</w:t>
-      </w:r>
-      <w:proofErr w:type="spellEnd"/>
-      <w:r>
-        <w:rPr>
-          <w:sz w:val="24"/>
-          <w:szCs w:val="24"/>
-        </w:rPr>
-        <w:t>-actions/amazon-ecr-login@v2, enabling Docker push access.</w:t>
-      </w:r>
-    </w:p>
-    <w:p>
-      <w:pPr>
-        <w:spacing w:after="120" w:line="360" w:lineRule="exact"/>
-      </w:pPr>
-      <w:r>
-        <w:rPr>
-          <w:sz w:val="24"/>
-          <w:szCs w:val="24"/>
-        </w:rPr>
-        <w:t>4.  Docker image build and push for each of the three applications: the Node.js backend (</w:t>
-      </w:r>
-      <w:proofErr w:type="gramStart"/>
-      <w:r>
-        <w:rPr>
-          <w:sz w:val="24"/>
-          <w:szCs w:val="24"/>
-        </w:rPr>
-        <w:t>from .</w:t>
-      </w:r>
-      <w:proofErr w:type="gramEnd"/>
-      <w:r>
-        <w:rPr>
-          <w:sz w:val="24"/>
-          <w:szCs w:val="24"/>
-        </w:rPr>
-        <w:t>/backend), the Next.js customer web frontend (</w:t>
-      </w:r>
-      <w:proofErr w:type="gramStart"/>
-      <w:r>
-        <w:rPr>
-          <w:sz w:val="24"/>
-          <w:szCs w:val="24"/>
-        </w:rPr>
-        <w:t>from .</w:t>
-      </w:r>
-      <w:proofErr w:type="gramEnd"/>
-      <w:r>
-        <w:rPr>
-          <w:sz w:val="24"/>
-          <w:szCs w:val="24"/>
-        </w:rPr>
-        <w:t>/web/</w:t>
-      </w:r>
-      <w:proofErr w:type="spellStart"/>
-      <w:r>
-        <w:rPr>
-          <w:sz w:val="24"/>
-          <w:szCs w:val="24"/>
-        </w:rPr>
-        <w:t>kaarkun</w:t>
-      </w:r>
-      <w:proofErr w:type="spellEnd"/>
-      <w:r>
-        <w:rPr>
-          <w:sz w:val="24"/>
-          <w:szCs w:val="24"/>
-        </w:rPr>
-        <w:t>), and the Next.js admin panel (</w:t>
-      </w:r>
-      <w:proofErr w:type="gramStart"/>
-      <w:r>
-        <w:rPr>
-          <w:sz w:val="24"/>
-          <w:szCs w:val="24"/>
-        </w:rPr>
-        <w:t>from .</w:t>
-      </w:r>
-      <w:proofErr w:type="gramEnd"/>
-      <w:r>
-        <w:rPr>
-          <w:sz w:val="24"/>
-          <w:szCs w:val="24"/>
-        </w:rPr>
-        <w:t>/admin). Frontend and admin images receive the NEXT_PUBLIC_API_URL and NEXT_PUBLIC_WS_URL build arguments so that the compiled JavaScript bundles point to the correct ALB endpoint at build time.</w:t>
-      </w:r>
-    </w:p>
-    <w:p>
-      <w:pPr>
-        <w:spacing w:after="120" w:line="360" w:lineRule="exact"/>
-      </w:pPr>
-      <w:r>
-        <w:rPr>
-          <w:sz w:val="24"/>
-          <w:szCs w:val="24"/>
-        </w:rPr>
-        <w:t xml:space="preserve">5.  ECS service update via </w:t>
-      </w:r>
-      <w:proofErr w:type="spellStart"/>
-      <w:r>
-        <w:rPr>
-          <w:sz w:val="24"/>
-          <w:szCs w:val="24"/>
-        </w:rPr>
-        <w:t>aws</w:t>
-      </w:r>
-      <w:proofErr w:type="spellEnd"/>
-      <w:r>
-        <w:rPr>
-          <w:sz w:val="24"/>
-          <w:szCs w:val="24"/>
-        </w:rPr>
-        <w:t xml:space="preserve"> </w:t>
-      </w:r>
-      <w:proofErr w:type="spellStart"/>
-      <w:r>
-        <w:rPr>
-          <w:sz w:val="24"/>
-          <w:szCs w:val="24"/>
-        </w:rPr>
-        <w:t>ecs</w:t>
-      </w:r>
-      <w:proofErr w:type="spellEnd"/>
-      <w:r>
-        <w:rPr>
-          <w:sz w:val="24"/>
-          <w:szCs w:val="24"/>
-        </w:rPr>
-        <w:t xml:space="preserve"> update-service --force-new-deployment for each of the three ECS services, instructing ECS to pull the newly pushed image and restart running tasks with zero-downtime rolling replacement.</w:t>
+        <w:t>The VPC is divided into two public subnets and two private subnets across two Availability Zones. Public subnets host the NAT Gateway, which enables outbound internet access for private resources without exposing them inbound. The Internet Gateway serves the public subnets. ECS task containers and the RDS database instance run in private subnets with no public IP addresses.</w:t>
       </w:r>
     </w:p>
     <w:p>
@@ -19954,194 +20670,560 @@
           <w:sz w:val="24"/>
           <w:szCs w:val="24"/>
         </w:rPr>
-        <w:t>This pipeline eliminates manual deployment steps, ensures that the live environment always reflects the master branch, and produces a deterministic, repeatable deployment process.</w:t>
+        <w:t>Three security groups enforce the principle of least privilege. The ALB security group accepts inbound HTTP traffic from any source (0.0.0.0/0). The ECS security group accepts traffic only from the ALB security group. The RDS security group accepts MySQL traffic only from the ECS security group. This layered boundary prevents direct internet access to the application containers or the database.</w:t>
       </w:r>
     </w:p>
     <w:p>
       <w:pPr>
         <w:spacing w:before="240" w:after="120" w:line="360" w:lineRule="exact"/>
-      </w:pPr>
-      <w:r>
-        <w:rPr>
-          <w:b/>
-          <w:sz w:val="24"/>
-          <w:szCs w:val="24"/>
-        </w:rPr>
-        <w:t>3.9.2 Docker Container Architecture</w:t>
+        <w:rPr>
+          <w:b/>
+          <w:sz w:val="24"/>
+          <w:szCs w:val="24"/>
+        </w:rPr>
+      </w:pPr>
+    </w:p>
+    <w:p>
+      <w:pPr>
+        <w:spacing w:before="240" w:after="120" w:line="360" w:lineRule="exact"/>
+      </w:pPr>
+      <w:r>
+        <w:rPr>
+          <w:b/>
+          <w:sz w:val="24"/>
+          <w:szCs w:val="24"/>
+        </w:rPr>
+        <w:t>3.9.5 Infrastructure as Code (Terraform)</w:t>
+      </w:r>
+    </w:p>
+    <w:p>
+      <w:pPr>
+        <w:spacing w:after="120" w:line="360" w:lineRule="exact"/>
+      </w:pPr>
+      <w:r>
+        <w:rPr>
+          <w:sz w:val="24"/>
+          <w:szCs w:val="24"/>
+        </w:rPr>
+        <w:t xml:space="preserve">All AWS resources described above are defined declaratively using </w:t>
+      </w:r>
+      <w:proofErr w:type="spellStart"/>
+      <w:r>
+        <w:rPr>
+          <w:sz w:val="24"/>
+          <w:szCs w:val="24"/>
+        </w:rPr>
+        <w:t>HashiCorp</w:t>
+      </w:r>
+      <w:proofErr w:type="spellEnd"/>
+      <w:r>
+        <w:rPr>
+          <w:sz w:val="24"/>
+          <w:szCs w:val="24"/>
+        </w:rPr>
+        <w:t xml:space="preserve"> Terraform in the terraform/ </w:t>
+      </w:r>
+      <w:r>
+        <w:rPr>
+          <w:sz w:val="24"/>
+          <w:szCs w:val="24"/>
+        </w:rPr>
+        <w:lastRenderedPageBreak/>
+        <w:t xml:space="preserve">directory. The provider.tf file sets the AWS provider region from a variable; variables.tf declares all configurable parameters including </w:t>
+      </w:r>
+      <w:proofErr w:type="spellStart"/>
+      <w:r>
+        <w:rPr>
+          <w:sz w:val="24"/>
+          <w:szCs w:val="24"/>
+        </w:rPr>
+        <w:t>aws_region</w:t>
+      </w:r>
+      <w:proofErr w:type="spellEnd"/>
+      <w:r>
+        <w:rPr>
+          <w:sz w:val="24"/>
+          <w:szCs w:val="24"/>
+        </w:rPr>
+        <w:t xml:space="preserve">, </w:t>
+      </w:r>
+      <w:proofErr w:type="spellStart"/>
+      <w:r>
+        <w:rPr>
+          <w:sz w:val="24"/>
+          <w:szCs w:val="24"/>
+        </w:rPr>
+        <w:t>project_name</w:t>
+      </w:r>
+      <w:proofErr w:type="spellEnd"/>
+      <w:r>
+        <w:rPr>
+          <w:sz w:val="24"/>
+          <w:szCs w:val="24"/>
+        </w:rPr>
+        <w:t xml:space="preserve">, environment, </w:t>
+      </w:r>
+      <w:proofErr w:type="spellStart"/>
+      <w:r>
+        <w:rPr>
+          <w:sz w:val="24"/>
+          <w:szCs w:val="24"/>
+        </w:rPr>
+        <w:t>vpc_cidr</w:t>
+      </w:r>
+      <w:proofErr w:type="spellEnd"/>
+      <w:r>
+        <w:rPr>
+          <w:sz w:val="24"/>
+          <w:szCs w:val="24"/>
+        </w:rPr>
+        <w:t xml:space="preserve">, and container ports; and outputs.tf exposes post-apply values including the ALB DNS name, ECR repository URLs, and the RDS endpoint. The database password is generated at apply time using a </w:t>
+      </w:r>
+      <w:proofErr w:type="spellStart"/>
+      <w:r>
+        <w:rPr>
+          <w:sz w:val="24"/>
+          <w:szCs w:val="24"/>
+        </w:rPr>
+        <w:t>random_password</w:t>
+      </w:r>
+      <w:proofErr w:type="spellEnd"/>
+      <w:r>
+        <w:rPr>
+          <w:sz w:val="24"/>
+          <w:szCs w:val="24"/>
+        </w:rPr>
+        <w:t xml:space="preserve"> resource and is marked sensitive in Terraform outputs, ensuring it is never stored as plaintext in version-controlled files. Infrastructure is provisioned by running:</w:t>
+      </w:r>
+    </w:p>
+    <w:p>
+      <w:pPr>
+        <w:spacing w:after="120" w:line="360" w:lineRule="exact"/>
+      </w:pPr>
+      <w:r>
+        <w:rPr>
+          <w:sz w:val="24"/>
+          <w:szCs w:val="24"/>
+        </w:rPr>
+        <w:t>terraform apply -var-file=</w:t>
+      </w:r>
+      <w:proofErr w:type="spellStart"/>
+      <w:proofErr w:type="gramStart"/>
+      <w:r>
+        <w:rPr>
+          <w:sz w:val="24"/>
+          <w:szCs w:val="24"/>
+        </w:rPr>
+        <w:t>terraform.tfvars</w:t>
+      </w:r>
+      <w:proofErr w:type="spellEnd"/>
+      <w:proofErr w:type="gramEnd"/>
+      <w:r>
+        <w:rPr>
+          <w:sz w:val="24"/>
+          <w:szCs w:val="24"/>
+        </w:rPr>
+        <w:t xml:space="preserve"> -var-file=</w:t>
+      </w:r>
+      <w:proofErr w:type="spellStart"/>
+      <w:proofErr w:type="gramStart"/>
+      <w:r>
+        <w:rPr>
+          <w:sz w:val="24"/>
+          <w:szCs w:val="24"/>
+        </w:rPr>
+        <w:t>secrets.tfvars</w:t>
+      </w:r>
+      <w:proofErr w:type="spellEnd"/>
+      <w:proofErr w:type="gramEnd"/>
+      <w:r>
+        <w:rPr>
+          <w:sz w:val="24"/>
+          <w:szCs w:val="24"/>
+        </w:rPr>
+        <w:t xml:space="preserve"> -auto-approve</w:t>
+      </w:r>
+    </w:p>
+    <w:p>
+      <w:pPr>
+        <w:spacing w:after="120" w:line="360" w:lineRule="exact"/>
+      </w:pPr>
+      <w:r>
+        <w:rPr>
+          <w:sz w:val="24"/>
+          <w:szCs w:val="24"/>
+        </w:rPr>
+        <w:t xml:space="preserve">The </w:t>
+      </w:r>
+      <w:proofErr w:type="spellStart"/>
+      <w:proofErr w:type="gramStart"/>
+      <w:r>
+        <w:rPr>
+          <w:sz w:val="24"/>
+          <w:szCs w:val="24"/>
+        </w:rPr>
+        <w:t>secrets.tfvars</w:t>
+      </w:r>
+      <w:proofErr w:type="spellEnd"/>
+      <w:proofErr w:type="gramEnd"/>
+      <w:r>
+        <w:rPr>
+          <w:sz w:val="24"/>
+          <w:szCs w:val="24"/>
+        </w:rPr>
+        <w:t xml:space="preserve"> file, which contains sensitive credential values, is excluded from version control </w:t>
+      </w:r>
+      <w:proofErr w:type="gramStart"/>
+      <w:r>
+        <w:rPr>
+          <w:sz w:val="24"/>
+          <w:szCs w:val="24"/>
+        </w:rPr>
+        <w:t>via .</w:t>
+      </w:r>
+      <w:proofErr w:type="spellStart"/>
+      <w:r>
+        <w:rPr>
+          <w:sz w:val="24"/>
+          <w:szCs w:val="24"/>
+        </w:rPr>
+        <w:t>gitignore</w:t>
+      </w:r>
+      <w:proofErr w:type="spellEnd"/>
+      <w:proofErr w:type="gramEnd"/>
+      <w:r>
+        <w:rPr>
+          <w:sz w:val="24"/>
+          <w:szCs w:val="24"/>
+        </w:rPr>
+        <w:t xml:space="preserve">. A </w:t>
+      </w:r>
+      <w:proofErr w:type="spellStart"/>
+      <w:proofErr w:type="gramStart"/>
+      <w:r>
+        <w:rPr>
+          <w:sz w:val="24"/>
+          <w:szCs w:val="24"/>
+        </w:rPr>
+        <w:t>secrets.tfvars</w:t>
+      </w:r>
+      <w:proofErr w:type="gramEnd"/>
+      <w:r>
+        <w:rPr>
+          <w:sz w:val="24"/>
+          <w:szCs w:val="24"/>
+        </w:rPr>
+        <w:t>.example</w:t>
+      </w:r>
+      <w:proofErr w:type="spellEnd"/>
+      <w:r>
+        <w:rPr>
+          <w:sz w:val="24"/>
+          <w:szCs w:val="24"/>
+        </w:rPr>
+        <w:t xml:space="preserve"> template documents the required variables without exposing values.</w:t>
+      </w:r>
+    </w:p>
+    <w:p>
+      <w:pPr>
+        <w:spacing w:before="240" w:after="120" w:line="360" w:lineRule="exact"/>
+      </w:pPr>
+      <w:r>
+        <w:rPr>
+          <w:b/>
+          <w:sz w:val="24"/>
+          <w:szCs w:val="24"/>
+        </w:rPr>
+        <w:t>3.9.6 Secret Management</w:t>
+      </w:r>
+    </w:p>
+    <w:p>
+      <w:pPr>
+        <w:spacing w:after="120" w:line="360" w:lineRule="exact"/>
+      </w:pPr>
+      <w:r>
+        <w:rPr>
+          <w:sz w:val="24"/>
+          <w:szCs w:val="24"/>
+        </w:rPr>
+        <w:t>Deployment secrets are managed at two levels. GitHub repository secrets (AWS_ACCESS_KEY_ID and AWS_SECRET_ACCESS_KEY) are injected as environment variables into the GitHub Actions runner by the workflow, enabling AWS API authentication without hardcoding credentials in the workflow file. Application runtime secrets (EMAIL_USER, EMAIL_PASS, JWT_SECRET, DB_PASSWORD) are injected into ECS containers as environment variables via the Terraform-managed task definition. Local development secrets are stored in backend</w:t>
+      </w:r>
+      <w:proofErr w:type="gramStart"/>
+      <w:r>
+        <w:rPr>
+          <w:sz w:val="24"/>
+          <w:szCs w:val="24"/>
+        </w:rPr>
+        <w:t>/.env</w:t>
+      </w:r>
+      <w:proofErr w:type="gramEnd"/>
+      <w:r>
+        <w:rPr>
+          <w:sz w:val="24"/>
+          <w:szCs w:val="24"/>
+        </w:rPr>
+        <w:t>, which is excluded from version control.</w:t>
+      </w:r>
+    </w:p>
+    <w:p>
+      <w:pPr>
+        <w:spacing w:before="240" w:after="120" w:line="360" w:lineRule="exact"/>
+      </w:pPr>
+      <w:r>
+        <w:rPr>
+          <w:b/>
+          <w:sz w:val="24"/>
+          <w:szCs w:val="24"/>
+        </w:rPr>
+        <w:t>3.9.7 Deployment Flow Summary</w:t>
+      </w:r>
+    </w:p>
+    <w:p>
+      <w:pPr>
+        <w:spacing w:after="120" w:line="360" w:lineRule="exact"/>
+      </w:pPr>
+      <w:r>
+        <w:rPr>
+          <w:sz w:val="24"/>
+          <w:szCs w:val="24"/>
+        </w:rPr>
+        <w:t>The complete deployment sequence, from source code commit to live user-accessible application, proceeds through the following seven steps.</w:t>
+      </w:r>
+    </w:p>
+    <w:p>
+      <w:pPr>
+        <w:spacing w:after="120" w:line="360" w:lineRule="exact"/>
+      </w:pPr>
+      <w:r>
+        <w:rPr>
+          <w:sz w:val="24"/>
+          <w:szCs w:val="24"/>
+        </w:rPr>
+        <w:t>1.  A developer pushes code to the master branch of the GitHub repository.</w:t>
+      </w:r>
+    </w:p>
+    <w:p>
+      <w:pPr>
+        <w:spacing w:after="120" w:line="360" w:lineRule="exact"/>
+      </w:pPr>
+      <w:r>
+        <w:rPr>
+          <w:sz w:val="24"/>
+          <w:szCs w:val="24"/>
+        </w:rPr>
+        <w:t>2.  GitHub Actions automatically triggers the deployment workflow.</w:t>
+      </w:r>
+    </w:p>
+    <w:p>
+      <w:pPr>
+        <w:spacing w:after="120" w:line="360" w:lineRule="exact"/>
+      </w:pPr>
+      <w:r>
+        <w:rPr>
+          <w:sz w:val="24"/>
+          <w:szCs w:val="24"/>
+        </w:rPr>
+        <w:t>3.  The workflow authenticates to AWS using the configured GitHub Secrets.</w:t>
+      </w:r>
+    </w:p>
+    <w:p>
+      <w:pPr>
+        <w:spacing w:after="120" w:line="360" w:lineRule="exact"/>
+      </w:pPr>
+      <w:r>
+        <w:rPr>
+          <w:sz w:val="24"/>
+          <w:szCs w:val="24"/>
+        </w:rPr>
+        <w:t>4.  Docker images for the backend, frontend, and admin panel are built locally within the GitHub Actions runner.</w:t>
+      </w:r>
+    </w:p>
+    <w:p>
+      <w:pPr>
+        <w:spacing w:after="120" w:line="360" w:lineRule="exact"/>
+      </w:pPr>
+      <w:r>
+        <w:rPr>
+          <w:sz w:val="24"/>
+          <w:szCs w:val="24"/>
+        </w:rPr>
+        <w:t>5.  The three images are pushed to their respective ECR repositories, tagged as the latest version.</w:t>
+      </w:r>
+    </w:p>
+    <w:p>
+      <w:pPr>
+        <w:spacing w:after="120" w:line="360" w:lineRule="exact"/>
+      </w:pPr>
+      <w:r>
+        <w:rPr>
+          <w:sz w:val="24"/>
+          <w:szCs w:val="24"/>
+        </w:rPr>
+        <w:t>6.  Each ECS service is updated to force a new deployment, causing ECS to pull the latest image and replace running task instances in a rolling fashion.</w:t>
+      </w:r>
+    </w:p>
+    <w:p>
+      <w:pPr>
+        <w:spacing w:after="120" w:line="360" w:lineRule="exact"/>
+      </w:pPr>
+      <w:r>
+        <w:rPr>
+          <w:sz w:val="24"/>
+          <w:szCs w:val="24"/>
+        </w:rPr>
+        <w:t>7.  The ALB continues to route public traffic to available task instances throughout the rolling update, ensuring zero downtime for active users.</w:t>
+      </w:r>
+    </w:p>
+    <w:p>
+      <w:pPr>
+        <w:spacing w:line="360" w:lineRule="auto"/>
+      </w:pPr>
+    </w:p>
+    <w:p>
+      <w:pPr>
+        <w:spacing w:after="120" w:line="360" w:lineRule="exact"/>
+      </w:pPr>
+      <w:r>
+        <w:rPr>
+          <w:sz w:val="24"/>
+          <w:szCs w:val="24"/>
+        </w:rPr>
+        <w:t>Following the initial implementation and functional testing phases, a series of targeted user interface refinements were applied across the administration panel, Flutter mobile application, and Next.js web frontend. These refinements address usability, visual consistency, and role-appropriate feature exposure without altering any underlying business logic or API contracts.</w:t>
+      </w:r>
+    </w:p>
+    <w:p>
+      <w:pPr>
+        <w:spacing w:before="240" w:after="120" w:line="360" w:lineRule="exact"/>
+      </w:pPr>
+      <w:r>
+        <w:rPr>
+          <w:b/>
+          <w:sz w:val="24"/>
+          <w:szCs w:val="24"/>
+        </w:rPr>
+        <w:lastRenderedPageBreak/>
+        <w:t>3.10 User Interface Design Refinements</w:t>
+      </w:r>
+    </w:p>
+    <w:p>
+      <w:pPr>
+        <w:spacing w:before="240" w:after="120" w:line="360" w:lineRule="exact"/>
+      </w:pPr>
+      <w:r>
+        <w:rPr>
+          <w:b/>
+          <w:sz w:val="24"/>
+          <w:szCs w:val="24"/>
+        </w:rPr>
+        <w:t>3.10.1 Administration Panel Enhancements</w:t>
       </w:r>
     </w:p>
     <w:p>
       <w:pPr>
         <w:spacing w:after="120" w:line="360" w:lineRule="exact"/>
         <w:jc w:val="both"/>
-      </w:pPr>
-      <w:r>
-        <w:rPr>
-          <w:sz w:val="24"/>
-          <w:szCs w:val="24"/>
-        </w:rPr>
-        <w:t xml:space="preserve">Each application is packaged as an independent Docker image using multi-stage build patterns to </w:t>
-      </w:r>
-      <w:proofErr w:type="spellStart"/>
-      <w:r>
-        <w:rPr>
-          <w:sz w:val="24"/>
-          <w:szCs w:val="24"/>
-        </w:rPr>
-        <w:t>minimise</w:t>
-      </w:r>
-      <w:proofErr w:type="spellEnd"/>
-      <w:r>
-        <w:rPr>
-          <w:sz w:val="24"/>
-          <w:szCs w:val="24"/>
-        </w:rPr>
-        <w:t xml:space="preserve"> image size and attack surface. All images use node:20-alpine as the base image and execute as a non-root USER node for security hardening.</w:t>
-      </w:r>
-    </w:p>
-    <w:p>
-      <w:pPr>
-        <w:spacing w:after="120" w:line="360" w:lineRule="exact"/>
-      </w:pPr>
-      <w:r>
-        <w:rPr>
-          <w:sz w:val="24"/>
-          <w:szCs w:val="24"/>
-        </w:rPr>
-        <w:t>—  Backend container (backend/</w:t>
-      </w:r>
-      <w:proofErr w:type="spellStart"/>
-      <w:r>
-        <w:rPr>
-          <w:sz w:val="24"/>
-          <w:szCs w:val="24"/>
-        </w:rPr>
-        <w:t>Dockerfile</w:t>
-      </w:r>
-      <w:proofErr w:type="spellEnd"/>
-      <w:r>
-        <w:rPr>
-          <w:sz w:val="24"/>
-          <w:szCs w:val="24"/>
-        </w:rPr>
-        <w:t>): Two-stage build. The deps stage installs production Node.js dependencies; the final stage copies dependencies and source code. The container exposes port 5000 and starts with node app.js.</w:t>
-      </w:r>
-    </w:p>
-    <w:p>
-      <w:pPr>
-        <w:spacing w:after="120" w:line="360" w:lineRule="exact"/>
-      </w:pPr>
-      <w:r>
-        <w:rPr>
-          <w:sz w:val="24"/>
-          <w:szCs w:val="24"/>
-        </w:rPr>
-        <w:t>—  Frontend container (web/</w:t>
-      </w:r>
-      <w:proofErr w:type="spellStart"/>
-      <w:r>
-        <w:rPr>
-          <w:sz w:val="24"/>
-          <w:szCs w:val="24"/>
-        </w:rPr>
-        <w:t>kaarkun</w:t>
-      </w:r>
-      <w:proofErr w:type="spellEnd"/>
-      <w:r>
-        <w:rPr>
-          <w:sz w:val="24"/>
-          <w:szCs w:val="24"/>
-        </w:rPr>
-        <w:t>/</w:t>
-      </w:r>
-      <w:proofErr w:type="spellStart"/>
-      <w:r>
-        <w:rPr>
-          <w:sz w:val="24"/>
-          <w:szCs w:val="24"/>
-        </w:rPr>
-        <w:t>Dockerfile</w:t>
-      </w:r>
-      <w:proofErr w:type="spellEnd"/>
-      <w:r>
-        <w:rPr>
-          <w:sz w:val="24"/>
-          <w:szCs w:val="24"/>
-        </w:rPr>
-        <w:t xml:space="preserve">): Two-stage build. The build stage installs all dependencies and compiles the Next.js application; the runner stage copies only the production output and </w:t>
-      </w:r>
-      <w:proofErr w:type="spellStart"/>
-      <w:r>
-        <w:rPr>
-          <w:sz w:val="24"/>
-          <w:szCs w:val="24"/>
-        </w:rPr>
-        <w:t>node_modules</w:t>
-      </w:r>
-      <w:proofErr w:type="spellEnd"/>
-      <w:r>
-        <w:rPr>
-          <w:sz w:val="24"/>
-          <w:szCs w:val="24"/>
-        </w:rPr>
-        <w:t xml:space="preserve">. Exposes port 3000 and starts with </w:t>
-      </w:r>
-      <w:proofErr w:type="spellStart"/>
-      <w:r>
-        <w:rPr>
-          <w:sz w:val="24"/>
-          <w:szCs w:val="24"/>
-        </w:rPr>
-        <w:t>npm</w:t>
-      </w:r>
-      <w:proofErr w:type="spellEnd"/>
-      <w:r>
-        <w:rPr>
-          <w:sz w:val="24"/>
-          <w:szCs w:val="24"/>
-        </w:rPr>
-        <w:t xml:space="preserve"> start.</w:t>
-      </w:r>
-    </w:p>
-    <w:p>
-      <w:pPr>
-        <w:spacing w:after="120" w:line="360" w:lineRule="exact"/>
-      </w:pPr>
-      <w:r>
-        <w:rPr>
-          <w:sz w:val="24"/>
-          <w:szCs w:val="24"/>
-        </w:rPr>
-        <w:t>—  Admin panel container (admin/</w:t>
-      </w:r>
-      <w:proofErr w:type="spellStart"/>
-      <w:r>
-        <w:rPr>
-          <w:sz w:val="24"/>
-          <w:szCs w:val="24"/>
-        </w:rPr>
-        <w:t>Dockerfile</w:t>
-      </w:r>
-      <w:proofErr w:type="spellEnd"/>
-      <w:r>
-        <w:rPr>
-          <w:sz w:val="24"/>
-          <w:szCs w:val="24"/>
-        </w:rPr>
-        <w:t>): Three-stage build with a dedicated deps stage, a build stage that compiles the Next.js admin application, and a runner stage. Exposes port 3000 and starts with node server.js.</w:t>
+        <w:rPr>
+          <w:sz w:val="24"/>
+          <w:szCs w:val="24"/>
+        </w:rPr>
+      </w:pPr>
+      <w:r>
+        <w:rPr>
+          <w:sz w:val="24"/>
+          <w:szCs w:val="24"/>
+        </w:rPr>
+        <w:t>The administration panel dashboard received the following enhancements to improve information</w:t>
+      </w:r>
+      <w:r>
+        <w:rPr>
+          <w:sz w:val="24"/>
+          <w:szCs w:val="24"/>
+        </w:rPr>
+        <w:t xml:space="preserve"> </w:t>
+      </w:r>
+      <w:r>
+        <w:rPr>
+          <w:sz w:val="24"/>
+          <w:szCs w:val="24"/>
+        </w:rPr>
+        <w:t xml:space="preserve">clarity </w:t>
       </w:r>
     </w:p>
     <w:p>
       <w:pPr>
         <w:spacing w:after="120" w:line="360" w:lineRule="exact"/>
         <w:jc w:val="both"/>
-      </w:pPr>
-      <w:r>
-        <w:rPr>
-          <w:sz w:val="24"/>
-          <w:szCs w:val="24"/>
-        </w:rPr>
-        <w:t>For local development, a docker-</w:t>
+        <w:rPr>
+          <w:sz w:val="24"/>
+          <w:szCs w:val="24"/>
+        </w:rPr>
+      </w:pPr>
+      <w:r>
+        <w:rPr>
+          <w:sz w:val="24"/>
+          <w:szCs w:val="24"/>
+        </w:rPr>
+        <w:t>and visual consistency.</w:t>
+      </w:r>
+    </w:p>
+    <w:p>
+      <w:pPr>
+        <w:spacing w:after="120" w:line="360" w:lineRule="exact"/>
+        <w:rPr>
+          <w:sz w:val="24"/>
+          <w:szCs w:val="24"/>
+        </w:rPr>
+      </w:pPr>
+      <w:r>
+        <w:rPr>
+          <w:sz w:val="24"/>
+          <w:szCs w:val="24"/>
+        </w:rPr>
+        <w:t>Dashboard analytics chart: A User Growth bar chart was implemented that displays new user registrations for</w:t>
+      </w:r>
+    </w:p>
+    <w:p>
+      <w:pPr>
+        <w:spacing w:after="120" w:line="360" w:lineRule="exact"/>
+        <w:rPr>
+          <w:sz w:val="24"/>
+          <w:szCs w:val="24"/>
+        </w:rPr>
+      </w:pPr>
+      <w:r>
+        <w:rPr>
+          <w:sz w:val="24"/>
+          <w:szCs w:val="24"/>
+        </w:rPr>
+        <w:t xml:space="preserve">each month from January through the current calendar month. Each bar is positioned using absolute bottom-anchored CSS within a relative-height container, resolving a rendering defect where percentage-height children </w:t>
+      </w:r>
+    </w:p>
+    <w:p>
+      <w:pPr>
+        <w:spacing w:after="120" w:line="360" w:lineRule="exact"/>
+      </w:pPr>
+      <w:r>
+        <w:rPr>
+          <w:sz w:val="24"/>
+          <w:szCs w:val="24"/>
+        </w:rPr>
+        <w:t>of flex containers collapsed to zero. Hovering over a bar reveals a tooltip with the exact signup count.</w:t>
+      </w:r>
+    </w:p>
+    <w:p>
+      <w:pPr>
+        <w:spacing w:after="120" w:line="360" w:lineRule="exact"/>
+        <w:rPr>
+          <w:sz w:val="24"/>
+          <w:szCs w:val="24"/>
+        </w:rPr>
+      </w:pPr>
+      <w:r>
+        <w:rPr>
+          <w:sz w:val="24"/>
+          <w:szCs w:val="24"/>
+        </w:rPr>
+        <w:t>Statistic card icon visibility: The four dashboard statistic cards (Total Customers, Active Jobs, Total Bids, Categories) were updated to use solid-</w:t>
       </w:r>
       <w:proofErr w:type="spellStart"/>
       <w:r>
@@ -20149,7 +21231,7 @@
           <w:sz w:val="24"/>
           <w:szCs w:val="24"/>
         </w:rPr>
-        <w:t>compose.yml</w:t>
+        <w:t>colour</w:t>
       </w:r>
       <w:proofErr w:type="spellEnd"/>
       <w:r>
@@ -20157,23 +21239,48 @@
           <w:sz w:val="24"/>
           <w:szCs w:val="24"/>
         </w:rPr>
-        <w:t xml:space="preserve"> file connects all four services (MySQL database, backend, </w:t>
-      </w:r>
-      <w:r>
-        <w:rPr>
-          <w:sz w:val="24"/>
-          <w:szCs w:val="24"/>
-        </w:rPr>
-        <w:lastRenderedPageBreak/>
-        <w:t xml:space="preserve">frontend, admin) through a shared Docker network. The database service includes a health check so that the backend container waits for MySQL to be fully </w:t>
-      </w:r>
+        <w:t xml:space="preserve"> icon backgrounds (blue-600, emerald-500, amber-500, and </w:t>
+      </w:r>
+    </w:p>
+    <w:p>
+      <w:pPr>
+        <w:spacing w:after="120" w:line="360" w:lineRule="exact"/>
+      </w:pPr>
+      <w:r>
+        <w:rPr>
+          <w:sz w:val="24"/>
+          <w:szCs w:val="24"/>
+        </w:rPr>
+        <w:t>sky-500) with white icons. This replaced a light-background design that produced insufficient contrast in light mode.</w:t>
+      </w:r>
+    </w:p>
+    <w:p>
+      <w:pPr>
+        <w:spacing w:after="120" w:line="360" w:lineRule="exact"/>
+        <w:rPr>
+          <w:sz w:val="24"/>
+          <w:szCs w:val="24"/>
+        </w:rPr>
+      </w:pPr>
+      <w:r>
+        <w:rPr>
+          <w:sz w:val="24"/>
+          <w:szCs w:val="24"/>
+        </w:rPr>
+        <w:t xml:space="preserve">Sidebar brand icon: The placeholder icon in the administration panel sidebar was replaced with the actual </w:t>
+      </w:r>
+    </w:p>
+    <w:p>
+      <w:pPr>
+        <w:spacing w:after="120" w:line="360" w:lineRule="exact"/>
+      </w:pPr>
       <w:proofErr w:type="spellStart"/>
       <w:r>
         <w:rPr>
           <w:sz w:val="24"/>
           <w:szCs w:val="24"/>
         </w:rPr>
-        <w:t>initialised</w:t>
+        <w:t>Kaarkun</w:t>
       </w:r>
       <w:proofErr w:type="spellEnd"/>
       <w:r>
@@ -20181,7 +21288,131 @@
           <w:sz w:val="24"/>
           <w:szCs w:val="24"/>
         </w:rPr>
-        <w:t xml:space="preserve"> before accepting connections.</w:t>
+        <w:t xml:space="preserve"> application icon (icon.png). A plain HTML </w:t>
+      </w:r>
+      <w:proofErr w:type="spellStart"/>
+      <w:r>
+        <w:rPr>
+          <w:sz w:val="24"/>
+          <w:szCs w:val="24"/>
+        </w:rPr>
+        <w:t>img</w:t>
+      </w:r>
+      <w:proofErr w:type="spellEnd"/>
+      <w:r>
+        <w:rPr>
+          <w:sz w:val="24"/>
+          <w:szCs w:val="24"/>
+        </w:rPr>
+        <w:t xml:space="preserve"> element is used rather than the Next.js Image component, since the Next.js image </w:t>
+      </w:r>
+      <w:proofErr w:type="spellStart"/>
+      <w:r>
+        <w:rPr>
+          <w:sz w:val="24"/>
+          <w:szCs w:val="24"/>
+        </w:rPr>
+        <w:t>optimisation</w:t>
+      </w:r>
+      <w:proofErr w:type="spellEnd"/>
+      <w:r>
+        <w:rPr>
+          <w:sz w:val="24"/>
+          <w:szCs w:val="24"/>
+        </w:rPr>
+        <w:t xml:space="preserve"> endpoint (/_next/image) is not routed through the ALB configuration for the admin panel.</w:t>
+      </w:r>
+    </w:p>
+    <w:p>
+      <w:pPr>
+        <w:spacing w:after="120" w:line="360" w:lineRule="exact"/>
+        <w:rPr>
+          <w:sz w:val="24"/>
+          <w:szCs w:val="24"/>
+        </w:rPr>
+      </w:pPr>
+      <w:r>
+        <w:rPr>
+          <w:sz w:val="24"/>
+          <w:szCs w:val="24"/>
+        </w:rPr>
+        <w:t xml:space="preserve">Card hover border: The card hover border </w:t>
+      </w:r>
+      <w:proofErr w:type="spellStart"/>
+      <w:r>
+        <w:rPr>
+          <w:sz w:val="24"/>
+          <w:szCs w:val="24"/>
+        </w:rPr>
+        <w:t>colour</w:t>
+      </w:r>
+      <w:proofErr w:type="spellEnd"/>
+      <w:r>
+        <w:rPr>
+          <w:sz w:val="24"/>
+          <w:szCs w:val="24"/>
+        </w:rPr>
+        <w:t xml:space="preserve"> was changed from the dark primary navy (#003B95) to a subtle blue-200 (#BFDBFE) in light mode and a semi-transparent blue-500 in dark mode, reducing visual harshness on hover interactions.</w:t>
+      </w:r>
+    </w:p>
+    <w:p>
+      <w:pPr>
+        <w:spacing w:after="120" w:line="360" w:lineRule="exact"/>
+        <w:rPr>
+          <w:sz w:val="24"/>
+          <w:szCs w:val="24"/>
+        </w:rPr>
+      </w:pPr>
+      <w:r>
+        <w:rPr>
+          <w:sz w:val="24"/>
+          <w:szCs w:val="24"/>
+        </w:rPr>
+        <w:t xml:space="preserve">Content layout alignment: The main content area left padding was corrected from 288 </w:t>
+      </w:r>
+      <w:proofErr w:type="spellStart"/>
+      <w:r>
+        <w:rPr>
+          <w:sz w:val="24"/>
+          <w:szCs w:val="24"/>
+        </w:rPr>
+        <w:t>px</w:t>
+      </w:r>
+      <w:proofErr w:type="spellEnd"/>
+      <w:r>
+        <w:rPr>
+          <w:sz w:val="24"/>
+          <w:szCs w:val="24"/>
+        </w:rPr>
+        <w:t xml:space="preserve"> (pl-72) to 256 </w:t>
+      </w:r>
+      <w:proofErr w:type="spellStart"/>
+      <w:r>
+        <w:rPr>
+          <w:sz w:val="24"/>
+          <w:szCs w:val="24"/>
+        </w:rPr>
+        <w:t>px</w:t>
+      </w:r>
+      <w:proofErr w:type="spellEnd"/>
+      <w:r>
+        <w:rPr>
+          <w:sz w:val="24"/>
+          <w:szCs w:val="24"/>
+        </w:rPr>
+        <w:t xml:space="preserve"> </w:t>
+      </w:r>
+    </w:p>
+    <w:p>
+      <w:pPr>
+        <w:spacing w:after="120" w:line="360" w:lineRule="exact"/>
+      </w:pPr>
+      <w:r>
+        <w:rPr>
+          <w:sz w:val="24"/>
+          <w:szCs w:val="24"/>
+        </w:rPr>
+        <w:t>(pl-64) to exactly match the fixed sidebar width, eliminating a visible background gap strip.</w:t>
       </w:r>
     </w:p>
     <w:p>
@@ -20194,7 +21425,7 @@
           <w:sz w:val="24"/>
           <w:szCs w:val="24"/>
         </w:rPr>
-        <w:t>3.9.3 AWS Cloud Infrastructure</w:t>
+        <w:t>3.10.2 Flutter Mobile Application Refinements</w:t>
       </w:r>
     </w:p>
     <w:p>
@@ -20207,7 +21438,23 @@
           <w:sz w:val="24"/>
           <w:szCs w:val="24"/>
         </w:rPr>
-        <w:t xml:space="preserve">The following AWS services form the production infrastructure for the </w:t>
+        <w:t>Four refinements were applied to the Flutter mobile application.</w:t>
+      </w:r>
+    </w:p>
+    <w:p>
+      <w:pPr>
+        <w:spacing w:after="120" w:line="360" w:lineRule="exact"/>
+        <w:rPr>
+          <w:sz w:val="24"/>
+          <w:szCs w:val="24"/>
+        </w:rPr>
+      </w:pPr>
+      <w:r>
+        <w:rPr>
+          <w:sz w:val="24"/>
+          <w:szCs w:val="24"/>
+        </w:rPr>
+        <w:t>Wallet balance integer display: Currency amounts on the Wallet screen were changed from two-decimal fixed-point formatting (PKR 5,000.00) to whole-number formatting (PKR 5,000). The _</w:t>
       </w:r>
       <w:proofErr w:type="spellStart"/>
       <w:r>
@@ -20215,7 +21462,7 @@
           <w:sz w:val="24"/>
           <w:szCs w:val="24"/>
         </w:rPr>
-        <w:t>Kaarkun</w:t>
+        <w:t>fmt</w:t>
       </w:r>
       <w:proofErr w:type="spellEnd"/>
       <w:r>
@@ -20223,19 +21470,91 @@
           <w:sz w:val="24"/>
           <w:szCs w:val="24"/>
         </w:rPr>
-        <w:t xml:space="preserve"> platform.</w:t>
+        <w:t xml:space="preserve"> helper method was </w:t>
       </w:r>
     </w:p>
     <w:p>
       <w:pPr>
         <w:spacing w:after="120" w:line="360" w:lineRule="exact"/>
-      </w:pPr>
-      <w:r>
-        <w:rPr>
-          <w:sz w:val="24"/>
-          <w:szCs w:val="24"/>
-        </w:rPr>
-        <w:t>—  Amazon Elastic Container Registry (ECR): Three private repositories store the versioned Docker images for backend, frontend, and admin respectively.</w:t>
+        <w:rPr>
+          <w:sz w:val="24"/>
+          <w:szCs w:val="24"/>
+        </w:rPr>
+      </w:pPr>
+      <w:r>
+        <w:rPr>
+          <w:sz w:val="24"/>
+          <w:szCs w:val="24"/>
+        </w:rPr>
+        <w:t xml:space="preserve">updated to use Dart's </w:t>
+      </w:r>
+      <w:proofErr w:type="spellStart"/>
+      <w:proofErr w:type="gramStart"/>
+      <w:r>
+        <w:rPr>
+          <w:sz w:val="24"/>
+          <w:szCs w:val="24"/>
+        </w:rPr>
+        <w:t>num.round</w:t>
+      </w:r>
+      <w:proofErr w:type="spellEnd"/>
+      <w:proofErr w:type="gramEnd"/>
+      <w:r>
+        <w:rPr>
+          <w:sz w:val="24"/>
+          <w:szCs w:val="24"/>
+        </w:rPr>
+        <w:t>(</w:t>
+      </w:r>
+      <w:proofErr w:type="gramStart"/>
+      <w:r>
+        <w:rPr>
+          <w:sz w:val="24"/>
+          <w:szCs w:val="24"/>
+        </w:rPr>
+        <w:t>).</w:t>
+      </w:r>
+      <w:proofErr w:type="spellStart"/>
+      <w:r>
+        <w:rPr>
+          <w:sz w:val="24"/>
+          <w:szCs w:val="24"/>
+        </w:rPr>
+        <w:t>toString</w:t>
+      </w:r>
+      <w:proofErr w:type="spellEnd"/>
+      <w:proofErr w:type="gramEnd"/>
+      <w:r>
+        <w:rPr>
+          <w:sz w:val="24"/>
+          <w:szCs w:val="24"/>
+        </w:rPr>
+        <w:t xml:space="preserve">() in place of </w:t>
+      </w:r>
+      <w:proofErr w:type="spellStart"/>
+      <w:proofErr w:type="gramStart"/>
+      <w:r>
+        <w:rPr>
+          <w:sz w:val="24"/>
+          <w:szCs w:val="24"/>
+        </w:rPr>
+        <w:t>toStringAsFixed</w:t>
+      </w:r>
+      <w:proofErr w:type="spellEnd"/>
+      <w:r>
+        <w:rPr>
+          <w:sz w:val="24"/>
+          <w:szCs w:val="24"/>
+        </w:rPr>
+        <w:t>(</w:t>
+      </w:r>
+      <w:proofErr w:type="gramEnd"/>
+      <w:r>
+        <w:rPr>
+          <w:sz w:val="24"/>
+          <w:szCs w:val="24"/>
+        </w:rPr>
+        <w:t>2), consistent with the PKR-</w:t>
       </w:r>
     </w:p>
     <w:p>
@@ -20247,7 +21566,35 @@
           <w:sz w:val="24"/>
           <w:szCs w:val="24"/>
         </w:rPr>
-        <w:t xml:space="preserve">—  Amazon Elastic Container Service (ECS) with </w:t>
+        <w:t>denominated context where sub-rupee precision has no practical meaning.</w:t>
+      </w:r>
+    </w:p>
+    <w:p>
+      <w:pPr>
+        <w:spacing w:after="120" w:line="360" w:lineRule="exact"/>
+        <w:rPr>
+          <w:sz w:val="24"/>
+          <w:szCs w:val="24"/>
+        </w:rPr>
+      </w:pPr>
+      <w:r>
+        <w:rPr>
+          <w:sz w:val="24"/>
+          <w:szCs w:val="24"/>
+        </w:rPr>
+        <w:t xml:space="preserve">Role-based wallet top-up visibility: The wallet top-up button is now hidden for service provider accounts. Providers receive earnings automatically when a booking is completed and have no requirement to deposit </w:t>
+      </w:r>
+    </w:p>
+    <w:p>
+      <w:pPr>
+        <w:spacing w:after="120" w:line="360" w:lineRule="exact"/>
+      </w:pPr>
+      <w:r>
+        <w:rPr>
+          <w:sz w:val="24"/>
+          <w:szCs w:val="24"/>
+        </w:rPr>
+        <w:t xml:space="preserve">funds; displaying a top-up control for providers introduced a confusing and inapplicable workflow. An </w:t>
       </w:r>
       <w:proofErr w:type="spellStart"/>
       <w:r>
@@ -20255,7 +21602,7 @@
           <w:sz w:val="24"/>
           <w:szCs w:val="24"/>
         </w:rPr>
-        <w:t>Fargate</w:t>
+        <w:t>AuthService</w:t>
       </w:r>
       <w:proofErr w:type="spellEnd"/>
       <w:r>
@@ -20263,7 +21610,40 @@
           <w:sz w:val="24"/>
           <w:szCs w:val="24"/>
         </w:rPr>
-        <w:t xml:space="preserve">: Serverless container orchestration. One ECS cluster (academy-dev-cluster) hosts three ECS services: academy-dev-backend, academy-dev-frontend, and academy-dev-admin. Each service runs a </w:t>
+        <w:t xml:space="preserve"> role check (role == 'provider') conditionally removes the top-up button and its associated spacing from the balance card.</w:t>
+      </w:r>
+    </w:p>
+    <w:p>
+      <w:pPr>
+        <w:spacing w:after="120" w:line="360" w:lineRule="exact"/>
+        <w:rPr>
+          <w:sz w:val="24"/>
+          <w:szCs w:val="24"/>
+        </w:rPr>
+      </w:pPr>
+      <w:r>
+        <w:rPr>
+          <w:sz w:val="24"/>
+          <w:szCs w:val="24"/>
+        </w:rPr>
+        <w:lastRenderedPageBreak/>
+        <w:t xml:space="preserve">Browse Jobs filter modal dialogs: The Category and Sort By selection controls on the Browse Jobs screen </w:t>
+      </w:r>
+    </w:p>
+    <w:p>
+      <w:pPr>
+        <w:spacing w:after="120" w:line="360" w:lineRule="exact"/>
+        <w:rPr>
+          <w:sz w:val="24"/>
+          <w:szCs w:val="24"/>
+        </w:rPr>
+      </w:pPr>
+      <w:r>
+        <w:rPr>
+          <w:sz w:val="24"/>
+          <w:szCs w:val="24"/>
+        </w:rPr>
+        <w:t>were converted from slide-up bottom sheets (</w:t>
       </w:r>
       <w:proofErr w:type="spellStart"/>
       <w:r>
@@ -20271,7 +21651,7 @@
           <w:sz w:val="24"/>
           <w:szCs w:val="24"/>
         </w:rPr>
-        <w:t>Fargate</w:t>
+        <w:t>showModalBottomSheet</w:t>
       </w:r>
       <w:proofErr w:type="spellEnd"/>
       <w:r>
@@ -20279,7 +21659,39 @@
           <w:sz w:val="24"/>
           <w:szCs w:val="24"/>
         </w:rPr>
-        <w:t xml:space="preserve"> task definition with 512 CPU units and 1,024 MB of memory. Tasks run in private subnets and do not hold public IP addresses, limiting the attack surface.</w:t>
+        <w:t xml:space="preserve">) to </w:t>
+      </w:r>
+      <w:proofErr w:type="spellStart"/>
+      <w:r>
+        <w:rPr>
+          <w:sz w:val="24"/>
+          <w:szCs w:val="24"/>
+        </w:rPr>
+        <w:t>centred</w:t>
+      </w:r>
+      <w:proofErr w:type="spellEnd"/>
+      <w:r>
+        <w:rPr>
+          <w:sz w:val="24"/>
+          <w:szCs w:val="24"/>
+        </w:rPr>
+        <w:t xml:space="preserve"> modal dialog boxes (</w:t>
+      </w:r>
+      <w:proofErr w:type="spellStart"/>
+      <w:r>
+        <w:rPr>
+          <w:sz w:val="24"/>
+          <w:szCs w:val="24"/>
+        </w:rPr>
+        <w:t>showDialog</w:t>
+      </w:r>
+      <w:proofErr w:type="spellEnd"/>
+      <w:r>
+        <w:rPr>
+          <w:sz w:val="24"/>
+          <w:szCs w:val="24"/>
+        </w:rPr>
+        <w:t xml:space="preserve"> </w:t>
       </w:r>
     </w:p>
     <w:p>
@@ -20291,63 +21703,55 @@
           <w:sz w:val="24"/>
           <w:szCs w:val="24"/>
         </w:rPr>
-        <w:t>—  Application Load Balancer (ALB): The single public entry point for all HTTP traffic. The ALB listens on port 80 and applies path-based routing rules: requests matching /</w:t>
-      </w:r>
-      <w:proofErr w:type="spellStart"/>
-      <w:r>
-        <w:rPr>
-          <w:sz w:val="24"/>
-          <w:szCs w:val="24"/>
-        </w:rPr>
-        <w:t>api</w:t>
-      </w:r>
-      <w:proofErr w:type="spellEnd"/>
-      <w:r>
-        <w:rPr>
-          <w:sz w:val="24"/>
-          <w:szCs w:val="24"/>
-        </w:rPr>
-        <w:t>/* are forwarded to the backend service, requests matching /admin or /admin/* are forwarded to the admin panel service, and all other requests are forwarded to the frontend service.</w:t>
+        <w:t>with a custom Dialog widget). The redesigned dialogs display a scrollable list of options with icon badges per category and a checkmark indicator on the currently selected item, improving discoverability on larger-screen devices.</w:t>
       </w:r>
     </w:p>
     <w:p>
       <w:pPr>
         <w:spacing w:after="120" w:line="360" w:lineRule="exact"/>
-      </w:pPr>
-      <w:r>
-        <w:rPr>
-          <w:sz w:val="24"/>
-          <w:szCs w:val="24"/>
-        </w:rPr>
-        <w:t>—  Amazon RDS (MySQL 8.0): A managed relational database instance running in private subnets. The database is not internet-accessible; only ECS tasks within the same VPC security group can connect on the MySQL port (3306).</w:t>
+        <w:rPr>
+          <w:sz w:val="24"/>
+          <w:szCs w:val="24"/>
+        </w:rPr>
+      </w:pPr>
+      <w:r>
+        <w:rPr>
+          <w:sz w:val="24"/>
+          <w:szCs w:val="24"/>
+        </w:rPr>
+        <w:t>Settings screen simplification: The Payment Methods settings entry was removed from the Settings screen. As</w:t>
       </w:r>
     </w:p>
     <w:p>
       <w:pPr>
         <w:spacing w:after="120" w:line="360" w:lineRule="exact"/>
-      </w:pPr>
-      <w:r>
-        <w:rPr>
-          <w:sz w:val="24"/>
-          <w:szCs w:val="24"/>
-        </w:rPr>
-        <w:t xml:space="preserve">—  Amazon CloudWatch Logs: All ECS container output is streamed to CloudWatch log groups, enabling </w:t>
-      </w:r>
-      <w:proofErr w:type="spellStart"/>
-      <w:r>
-        <w:rPr>
-          <w:sz w:val="24"/>
-          <w:szCs w:val="24"/>
-        </w:rPr>
-        <w:t>centralised</w:t>
-      </w:r>
-      <w:proofErr w:type="spellEnd"/>
-      <w:r>
-        <w:rPr>
-          <w:sz w:val="24"/>
-          <w:szCs w:val="24"/>
-        </w:rPr>
-        <w:t xml:space="preserve"> log inspection and monitoring without SSH access to containers.</w:t>
+        <w:rPr>
+          <w:sz w:val="24"/>
+          <w:szCs w:val="24"/>
+        </w:rPr>
+      </w:pPr>
+      <w:r>
+        <w:rPr>
+          <w:sz w:val="24"/>
+          <w:szCs w:val="24"/>
+        </w:rPr>
+        <w:t xml:space="preserve">the platform currently does not integrate a third-party payment </w:t>
+      </w:r>
+      <w:proofErr w:type="gramStart"/>
+      <w:r>
+        <w:rPr>
+          <w:sz w:val="24"/>
+          <w:szCs w:val="24"/>
+        </w:rPr>
+        <w:t>gateway,</w:t>
+      </w:r>
+      <w:proofErr w:type="gramEnd"/>
+      <w:r>
+        <w:rPr>
+          <w:sz w:val="24"/>
+          <w:szCs w:val="24"/>
+        </w:rPr>
+        <w:t xml:space="preserve"> the entry was a placeholder that led to </w:t>
       </w:r>
     </w:p>
     <w:p>
@@ -20359,7 +21763,7 @@
           <w:sz w:val="24"/>
           <w:szCs w:val="24"/>
         </w:rPr>
-        <w:t>—  AWS Identity and Access Management (IAM): An ECS task execution role grants the minimum permissions required for containers to pull images from ECR and write logs to CloudWatch.</w:t>
+        <w:t>an incomplete workflow; its removal reduces cognitive load for users navigating the settings menu.</w:t>
       </w:r>
     </w:p>
     <w:p>
@@ -20372,7 +21776,7 @@
           <w:sz w:val="24"/>
           <w:szCs w:val="24"/>
         </w:rPr>
-        <w:t>3.9.4 Network Architecture and Security Groups</w:t>
+        <w:t>3.10.3 Web Frontend Navigation Refinements</w:t>
       </w:r>
     </w:p>
     <w:p>
@@ -20385,56 +21789,89 @@
           <w:sz w:val="24"/>
           <w:szCs w:val="24"/>
         </w:rPr>
-        <w:t>The VPC is divided into two public subnets and two private subnets across two Availability Zones. Public subnets host the NAT Gateway, which enables outbound internet access for private resources without exposing them inbound. The Internet Gateway serves the public subnets. ECS task containers and the RDS database instance run in private subnets with no public IP addresses.</w:t>
+        <w:t>Two navigation refinements were applied to the Next.js customer and provider web frontend.</w:t>
       </w:r>
     </w:p>
     <w:p>
       <w:pPr>
         <w:spacing w:after="120" w:line="360" w:lineRule="exact"/>
-        <w:jc w:val="both"/>
-      </w:pPr>
-      <w:r>
-        <w:rPr>
-          <w:sz w:val="24"/>
-          <w:szCs w:val="24"/>
-        </w:rPr>
-        <w:t>Three security groups enforce the principle of least privilege. The ALB security group accepts inbound HTTP traffic from any source (0.0.0.0/0). The ECS security group accepts traffic only from the ALB security group. The RDS security group accepts MySQL traffic only from the ECS security group. This layered boundary prevents direct internet access to the application containers or the database.</w:t>
-      </w:r>
-    </w:p>
-    <w:p>
-      <w:pPr>
-        <w:spacing w:before="240" w:after="120" w:line="360" w:lineRule="exact"/>
-        <w:rPr>
-          <w:b/>
-          <w:sz w:val="24"/>
-          <w:szCs w:val="24"/>
-        </w:rPr>
-      </w:pPr>
-    </w:p>
-    <w:p>
-      <w:pPr>
-        <w:spacing w:before="240" w:after="120" w:line="360" w:lineRule="exact"/>
-      </w:pPr>
-      <w:r>
-        <w:rPr>
-          <w:b/>
-          <w:sz w:val="24"/>
-          <w:szCs w:val="24"/>
-        </w:rPr>
-        <w:t>3.9.5 Infrastructure as Code (Terraform)</w:t>
+        <w:ind w:firstLine="720"/>
+        <w:rPr>
+          <w:sz w:val="24"/>
+          <w:szCs w:val="24"/>
+        </w:rPr>
+      </w:pPr>
+      <w:r>
+        <w:rPr>
+          <w:sz w:val="24"/>
+          <w:szCs w:val="24"/>
+        </w:rPr>
+        <w:t xml:space="preserve">Authentication page isolation: The Forgot Password page (/forgot-password) was added to the PUBLIC_ROUTES list in the </w:t>
+      </w:r>
+      <w:proofErr w:type="spellStart"/>
+      <w:r>
+        <w:rPr>
+          <w:sz w:val="24"/>
+          <w:szCs w:val="24"/>
+        </w:rPr>
+        <w:t>AppShell</w:t>
+      </w:r>
+      <w:proofErr w:type="spellEnd"/>
+      <w:r>
+        <w:rPr>
+          <w:sz w:val="24"/>
+          <w:szCs w:val="24"/>
+        </w:rPr>
+        <w:t xml:space="preserve"> component. Pages on the public routes list render without the authenticated sidebar and navigation bar, presenting only the page content to unauthenticated users. </w:t>
       </w:r>
     </w:p>
     <w:p>
       <w:pPr>
         <w:spacing w:after="120" w:line="360" w:lineRule="exact"/>
-        <w:jc w:val="both"/>
-      </w:pPr>
-      <w:r>
-        <w:rPr>
-          <w:sz w:val="24"/>
-          <w:szCs w:val="24"/>
-        </w:rPr>
-        <w:t xml:space="preserve">All AWS resources described above are defined declaratively using </w:t>
+        <w:rPr>
+          <w:sz w:val="24"/>
+          <w:szCs w:val="24"/>
+        </w:rPr>
+      </w:pPr>
+      <w:r>
+        <w:rPr>
+          <w:sz w:val="24"/>
+          <w:szCs w:val="24"/>
+        </w:rPr>
+        <w:t>Previously, the Forgot Password page inadvertently received the authenticated navigation shell because it was absent from the public route list, producing a disorienting interface for users who were not logged in.</w:t>
+      </w:r>
+    </w:p>
+    <w:p>
+      <w:pPr>
+        <w:spacing w:after="120" w:line="360" w:lineRule="exact"/>
+        <w:ind w:firstLine="720"/>
+        <w:rPr>
+          <w:sz w:val="24"/>
+          <w:szCs w:val="24"/>
+        </w:rPr>
+      </w:pPr>
+      <w:r>
+        <w:rPr>
+          <w:sz w:val="24"/>
+          <w:szCs w:val="24"/>
+        </w:rPr>
+        <w:t xml:space="preserve">Landing page brand icon: The placeholder Sparkles icon in the public-facing landing page navigation </w:t>
+      </w:r>
+    </w:p>
+    <w:p>
+      <w:pPr>
+        <w:spacing w:after="120" w:line="360" w:lineRule="exact"/>
+        <w:rPr>
+          <w:sz w:val="24"/>
+          <w:szCs w:val="24"/>
+        </w:rPr>
+      </w:pPr>
+      <w:r>
+        <w:rPr>
+          <w:sz w:val="24"/>
+          <w:szCs w:val="24"/>
+        </w:rPr>
+        <w:t>bar (</w:t>
       </w:r>
       <w:proofErr w:type="spellStart"/>
       <w:r>
@@ -20442,7 +21879,7 @@
           <w:sz w:val="24"/>
           <w:szCs w:val="24"/>
         </w:rPr>
-        <w:t>HashiCorp</w:t>
+        <w:t>LandingNavbar</w:t>
       </w:r>
       <w:proofErr w:type="spellEnd"/>
       <w:r>
@@ -20450,15 +21887,7 @@
           <w:sz w:val="24"/>
           <w:szCs w:val="24"/>
         </w:rPr>
-        <w:t xml:space="preserve"> Terraform in the terraform/ </w:t>
-      </w:r>
-      <w:r>
-        <w:rPr>
-          <w:sz w:val="24"/>
-          <w:szCs w:val="24"/>
-        </w:rPr>
-        <w:lastRenderedPageBreak/>
-        <w:t xml:space="preserve">directory. The provider.tf file sets the AWS provider region from a variable; variables.tf declares all configurable parameters including </w:t>
+        <w:t xml:space="preserve"> component) was replaced with the actual </w:t>
       </w:r>
       <w:proofErr w:type="spellStart"/>
       <w:r>
@@ -20466,7 +21895,7 @@
           <w:sz w:val="24"/>
           <w:szCs w:val="24"/>
         </w:rPr>
-        <w:t>aws_region</w:t>
+        <w:t>Kaarkun</w:t>
       </w:r>
       <w:proofErr w:type="spellEnd"/>
       <w:r>
@@ -20474,7 +21903,23 @@
           <w:sz w:val="24"/>
           <w:szCs w:val="24"/>
         </w:rPr>
-        <w:t xml:space="preserve">, </w:t>
+        <w:t xml:space="preserve"> application icon (icon.png), rendered </w:t>
+      </w:r>
+    </w:p>
+    <w:p>
+      <w:pPr>
+        <w:spacing w:after="120" w:line="360" w:lineRule="exact"/>
+        <w:rPr>
+          <w:sz w:val="24"/>
+          <w:szCs w:val="24"/>
+        </w:rPr>
+      </w:pPr>
+      <w:r>
+        <w:rPr>
+          <w:sz w:val="24"/>
+          <w:szCs w:val="24"/>
+        </w:rPr>
+        <w:t xml:space="preserve">using a plain </w:t>
       </w:r>
       <w:proofErr w:type="spellStart"/>
       <w:r>
@@ -20482,7 +21927,7 @@
           <w:sz w:val="24"/>
           <w:szCs w:val="24"/>
         </w:rPr>
-        <w:t>project_name</w:t>
+        <w:t>img</w:t>
       </w:r>
       <w:proofErr w:type="spellEnd"/>
       <w:r>
@@ -20490,936 +21935,8 @@
           <w:sz w:val="24"/>
           <w:szCs w:val="24"/>
         </w:rPr>
-        <w:t xml:space="preserve">, environment, </w:t>
-      </w:r>
-      <w:proofErr w:type="spellStart"/>
-      <w:r>
-        <w:rPr>
-          <w:sz w:val="24"/>
-          <w:szCs w:val="24"/>
-        </w:rPr>
-        <w:t>vpc_cidr</w:t>
-      </w:r>
-      <w:proofErr w:type="spellEnd"/>
-      <w:r>
-        <w:rPr>
-          <w:sz w:val="24"/>
-          <w:szCs w:val="24"/>
-        </w:rPr>
-        <w:t xml:space="preserve">, and container ports; and outputs.tf exposes post-apply values including the ALB DNS name, ECR repository URLs, and the RDS endpoint. The database password is generated at apply time using a </w:t>
-      </w:r>
-      <w:proofErr w:type="spellStart"/>
-      <w:r>
-        <w:rPr>
-          <w:sz w:val="24"/>
-          <w:szCs w:val="24"/>
-        </w:rPr>
-        <w:t>random_password</w:t>
-      </w:r>
-      <w:proofErr w:type="spellEnd"/>
-      <w:r>
-        <w:rPr>
-          <w:sz w:val="24"/>
-          <w:szCs w:val="24"/>
-        </w:rPr>
-        <w:t xml:space="preserve"> resource and is marked sensitive in Terraform outputs, ensuring it is never stored as plaintext in version-controlled files. Infrastructure is provisioned by running:</w:t>
-      </w:r>
-    </w:p>
-    <w:p>
-      <w:pPr>
-        <w:spacing w:after="120" w:line="360" w:lineRule="exact"/>
-        <w:jc w:val="both"/>
-      </w:pPr>
-      <w:r>
-        <w:rPr>
-          <w:sz w:val="24"/>
-          <w:szCs w:val="24"/>
-        </w:rPr>
-        <w:t>terraform apply -var-file=</w:t>
-      </w:r>
-      <w:proofErr w:type="spellStart"/>
-      <w:proofErr w:type="gramStart"/>
-      <w:r>
-        <w:rPr>
-          <w:sz w:val="24"/>
-          <w:szCs w:val="24"/>
-        </w:rPr>
-        <w:t>terraform.tfvars</w:t>
-      </w:r>
-      <w:proofErr w:type="spellEnd"/>
-      <w:proofErr w:type="gramEnd"/>
-      <w:r>
-        <w:rPr>
-          <w:sz w:val="24"/>
-          <w:szCs w:val="24"/>
-        </w:rPr>
-        <w:t xml:space="preserve"> -var-file=</w:t>
-      </w:r>
-      <w:proofErr w:type="spellStart"/>
-      <w:proofErr w:type="gramStart"/>
-      <w:r>
-        <w:rPr>
-          <w:sz w:val="24"/>
-          <w:szCs w:val="24"/>
-        </w:rPr>
-        <w:t>secrets.tfvars</w:t>
-      </w:r>
-      <w:proofErr w:type="spellEnd"/>
-      <w:proofErr w:type="gramEnd"/>
-      <w:r>
-        <w:rPr>
-          <w:sz w:val="24"/>
-          <w:szCs w:val="24"/>
-        </w:rPr>
-        <w:t xml:space="preserve"> -auto-approve</w:t>
-      </w:r>
-    </w:p>
-    <w:p>
-      <w:pPr>
-        <w:spacing w:after="120" w:line="360" w:lineRule="exact"/>
-        <w:jc w:val="both"/>
-      </w:pPr>
-      <w:r>
-        <w:rPr>
-          <w:sz w:val="24"/>
-          <w:szCs w:val="24"/>
-        </w:rPr>
-        <w:t xml:space="preserve">The </w:t>
-      </w:r>
-      <w:proofErr w:type="spellStart"/>
-      <w:proofErr w:type="gramStart"/>
-      <w:r>
-        <w:rPr>
-          <w:sz w:val="24"/>
-          <w:szCs w:val="24"/>
-        </w:rPr>
-        <w:t>secrets.tfvars</w:t>
-      </w:r>
-      <w:proofErr w:type="spellEnd"/>
-      <w:proofErr w:type="gramEnd"/>
-      <w:r>
-        <w:rPr>
-          <w:sz w:val="24"/>
-          <w:szCs w:val="24"/>
-        </w:rPr>
-        <w:t xml:space="preserve"> file, which contains sensitive credential values, is excluded from version control </w:t>
-      </w:r>
-      <w:proofErr w:type="gramStart"/>
-      <w:r>
-        <w:rPr>
-          <w:sz w:val="24"/>
-          <w:szCs w:val="24"/>
-        </w:rPr>
-        <w:t>via .</w:t>
-      </w:r>
-      <w:proofErr w:type="spellStart"/>
-      <w:r>
-        <w:rPr>
-          <w:sz w:val="24"/>
-          <w:szCs w:val="24"/>
-        </w:rPr>
-        <w:t>gitignore</w:t>
-      </w:r>
-      <w:proofErr w:type="spellEnd"/>
-      <w:proofErr w:type="gramEnd"/>
-      <w:r>
-        <w:rPr>
-          <w:sz w:val="24"/>
-          <w:szCs w:val="24"/>
-        </w:rPr>
-        <w:t xml:space="preserve">. A </w:t>
-      </w:r>
-      <w:proofErr w:type="spellStart"/>
-      <w:proofErr w:type="gramStart"/>
-      <w:r>
-        <w:rPr>
-          <w:sz w:val="24"/>
-          <w:szCs w:val="24"/>
-        </w:rPr>
-        <w:t>secrets.tfvars</w:t>
-      </w:r>
-      <w:proofErr w:type="gramEnd"/>
-      <w:r>
-        <w:rPr>
-          <w:sz w:val="24"/>
-          <w:szCs w:val="24"/>
-        </w:rPr>
-        <w:t>.example</w:t>
-      </w:r>
-      <w:proofErr w:type="spellEnd"/>
-      <w:r>
-        <w:rPr>
-          <w:sz w:val="24"/>
-          <w:szCs w:val="24"/>
-        </w:rPr>
-        <w:t xml:space="preserve"> template documents the required variables without exposing values.</w:t>
-      </w:r>
-    </w:p>
-    <w:p>
-      <w:pPr>
-        <w:spacing w:before="240" w:after="120" w:line="360" w:lineRule="exact"/>
-      </w:pPr>
-      <w:r>
-        <w:rPr>
-          <w:b/>
-          <w:sz w:val="24"/>
-          <w:szCs w:val="24"/>
-        </w:rPr>
-        <w:t>3.9.6 Secret Management</w:t>
-      </w:r>
-    </w:p>
-    <w:p>
-      <w:pPr>
-        <w:spacing w:after="120" w:line="360" w:lineRule="exact"/>
-        <w:jc w:val="both"/>
-      </w:pPr>
-      <w:r>
-        <w:rPr>
-          <w:sz w:val="24"/>
-          <w:szCs w:val="24"/>
-        </w:rPr>
-        <w:t>Deployment secrets are managed at two levels. GitHub repository secrets (AWS_ACCESS_KEY_ID and AWS_SECRET_ACCESS_KEY) are injected as environment variables into the GitHub Actions runner by the workflow, enabling AWS API authentication without hardcoding credentials in the workflow file. Application runtime secrets (EMAIL_USER, EMAIL_PASS, JWT_SECRET, DB_PASSWORD) are injected into ECS containers as environment variables via the Terraform-managed task definition. Local development secrets are stored in backend</w:t>
-      </w:r>
-      <w:proofErr w:type="gramStart"/>
-      <w:r>
-        <w:rPr>
-          <w:sz w:val="24"/>
-          <w:szCs w:val="24"/>
-        </w:rPr>
-        <w:t>/.env</w:t>
-      </w:r>
-      <w:proofErr w:type="gramEnd"/>
-      <w:r>
-        <w:rPr>
-          <w:sz w:val="24"/>
-          <w:szCs w:val="24"/>
-        </w:rPr>
-        <w:t>, which is excluded from version control.</w:t>
-      </w:r>
-    </w:p>
-    <w:p>
-      <w:pPr>
-        <w:spacing w:before="240" w:after="120" w:line="360" w:lineRule="exact"/>
-      </w:pPr>
-      <w:r>
-        <w:rPr>
-          <w:b/>
-          <w:sz w:val="24"/>
-          <w:szCs w:val="24"/>
-        </w:rPr>
-        <w:t>3.9.7 Deployment Flow Summary</w:t>
-      </w:r>
-    </w:p>
-    <w:p>
-      <w:pPr>
-        <w:spacing w:after="120" w:line="360" w:lineRule="exact"/>
-        <w:jc w:val="both"/>
-      </w:pPr>
-      <w:r>
-        <w:rPr>
-          <w:sz w:val="24"/>
-          <w:szCs w:val="24"/>
-        </w:rPr>
-        <w:t>The complete deployment sequence, from source code commit to live user-accessible application, proceeds through the following seven steps.</w:t>
-      </w:r>
-    </w:p>
-    <w:p>
-      <w:pPr>
-        <w:spacing w:after="120" w:line="360" w:lineRule="exact"/>
-      </w:pPr>
-      <w:r>
-        <w:rPr>
-          <w:sz w:val="24"/>
-          <w:szCs w:val="24"/>
-        </w:rPr>
-        <w:t>1.  A developer pushes code to the master branch of the GitHub repository.</w:t>
-      </w:r>
-    </w:p>
-    <w:p>
-      <w:pPr>
-        <w:spacing w:after="120" w:line="360" w:lineRule="exact"/>
-      </w:pPr>
-      <w:r>
-        <w:rPr>
-          <w:sz w:val="24"/>
-          <w:szCs w:val="24"/>
-        </w:rPr>
-        <w:t>2.  GitHub Actions automatically triggers the deployment workflow.</w:t>
-      </w:r>
-    </w:p>
-    <w:p>
-      <w:pPr>
-        <w:spacing w:after="120" w:line="360" w:lineRule="exact"/>
-      </w:pPr>
-      <w:r>
-        <w:rPr>
-          <w:sz w:val="24"/>
-          <w:szCs w:val="24"/>
-        </w:rPr>
-        <w:t>3.  The workflow authenticates to AWS using the configured GitHub Secrets.</w:t>
-      </w:r>
-    </w:p>
-    <w:p>
-      <w:pPr>
-        <w:spacing w:after="120" w:line="360" w:lineRule="exact"/>
-      </w:pPr>
-      <w:r>
-        <w:rPr>
-          <w:sz w:val="24"/>
-          <w:szCs w:val="24"/>
-        </w:rPr>
-        <w:t>4.  Docker images for the backend, frontend, and admin panel are built locally within the GitHub Actions runner.</w:t>
-      </w:r>
-    </w:p>
-    <w:p>
-      <w:pPr>
-        <w:spacing w:after="120" w:line="360" w:lineRule="exact"/>
-      </w:pPr>
-      <w:r>
-        <w:rPr>
-          <w:sz w:val="24"/>
-          <w:szCs w:val="24"/>
-        </w:rPr>
-        <w:t>5.  The three images are pushed to their respective ECR repositories, tagged as the latest version.</w:t>
-      </w:r>
-    </w:p>
-    <w:p>
-      <w:pPr>
-        <w:spacing w:after="120" w:line="360" w:lineRule="exact"/>
-      </w:pPr>
-      <w:r>
-        <w:rPr>
-          <w:sz w:val="24"/>
-          <w:szCs w:val="24"/>
-        </w:rPr>
-        <w:t>6.  Each ECS service is updated to force a new deployment, causing ECS to pull the latest image and replace running task instances in a rolling fashion.</w:t>
-      </w:r>
-    </w:p>
-    <w:p>
-      <w:pPr>
-        <w:spacing w:after="120" w:line="360" w:lineRule="exact"/>
-      </w:pPr>
-      <w:r>
-        <w:rPr>
-          <w:sz w:val="24"/>
-          <w:szCs w:val="24"/>
-        </w:rPr>
-        <w:t>7.  The ALB continues to route public traffic to available task instances throughout the rolling update, ensuring zero downtime for active users.</w:t>
-      </w:r>
-    </w:p>
-    <w:p>
-      <w:pPr>
-        <w:spacing w:line="360" w:lineRule="auto"/>
-      </w:pPr>
-    </w:p>
-    <w:p>
-      <w:pPr>
-        <w:spacing w:after="120" w:line="360" w:lineRule="exact"/>
-        <w:jc w:val="both"/>
-      </w:pPr>
-      <w:r>
-        <w:rPr>
-          <w:sz w:val="24"/>
-          <w:szCs w:val="24"/>
-        </w:rPr>
-        <w:t>Following the initial implementation and functional testing phases, a series of targeted user interface refinements were applied across the administration panel, Flutter mobile application, and Next.js web frontend. These refinements address usability, visual consistency, and role-appropriate feature exposure without altering any underlying business logic or API contracts.</w:t>
-      </w:r>
-    </w:p>
-    <w:p>
-      <w:pPr>
-        <w:spacing w:before="240" w:after="120" w:line="360" w:lineRule="exact"/>
-      </w:pPr>
-      <w:r>
-        <w:rPr>
-          <w:b/>
-          <w:sz w:val="24"/>
-          <w:szCs w:val="24"/>
-        </w:rPr>
-        <w:lastRenderedPageBreak/>
-        <w:t>3.10 User Interface Design Refinements</w:t>
-      </w:r>
-    </w:p>
-    <w:p>
-      <w:pPr>
-        <w:spacing w:before="240" w:after="120" w:line="360" w:lineRule="exact"/>
-      </w:pPr>
-      <w:r>
-        <w:rPr>
-          <w:b/>
-          <w:sz w:val="24"/>
-          <w:szCs w:val="24"/>
-        </w:rPr>
-        <w:t>3.10.1 Administration Panel Enhancements</w:t>
-      </w:r>
-    </w:p>
-    <w:p>
-      <w:pPr>
-        <w:spacing w:after="120" w:line="360" w:lineRule="exact"/>
-        <w:jc w:val="both"/>
-      </w:pPr>
-      <w:r>
-        <w:rPr>
-          <w:sz w:val="24"/>
-          <w:szCs w:val="24"/>
-        </w:rPr>
-        <w:t>The administration panel dashboard received the following enhancements to improve information clarity and visual consistency.</w:t>
-      </w:r>
-    </w:p>
-    <w:p>
-      <w:pPr>
-        <w:spacing w:after="120" w:line="360" w:lineRule="exact"/>
-      </w:pPr>
-      <w:r>
-        <w:rPr>
-          <w:sz w:val="24"/>
-          <w:szCs w:val="24"/>
-        </w:rPr>
-        <w:t>—  Dashboard analytics chart: A User Growth bar chart was implemented that displays new user registrations for each month from January through the current calendar month. Each bar is positioned using absolute bottom-anchored CSS within a relative-height container, resolving a rendering defect where percentage-height children of flex containers collapsed to zero. Hovering over a bar reveals a tooltip with the exact signup count.</w:t>
-      </w:r>
-    </w:p>
-    <w:p>
-      <w:pPr>
-        <w:spacing w:after="120" w:line="360" w:lineRule="exact"/>
-      </w:pPr>
-      <w:r>
-        <w:rPr>
-          <w:sz w:val="24"/>
-          <w:szCs w:val="24"/>
-        </w:rPr>
-        <w:t>—  Statistic card icon visibility: The four dashboard statistic cards (Total Customers, Active Jobs, Total Bids, Categories) were updated to use solid-</w:t>
-      </w:r>
-      <w:proofErr w:type="spellStart"/>
-      <w:r>
-        <w:rPr>
-          <w:sz w:val="24"/>
-          <w:szCs w:val="24"/>
-        </w:rPr>
-        <w:t>colour</w:t>
-      </w:r>
-      <w:proofErr w:type="spellEnd"/>
-      <w:r>
-        <w:rPr>
-          <w:sz w:val="24"/>
-          <w:szCs w:val="24"/>
-        </w:rPr>
-        <w:t xml:space="preserve"> icon backgrounds (blue-600, emerald-500, amber-500, and sky-500) with white icons. This replaced a light-background design that produced insufficient contrast in light mode.</w:t>
-      </w:r>
-    </w:p>
-    <w:p>
-      <w:pPr>
-        <w:spacing w:after="120" w:line="360" w:lineRule="exact"/>
-      </w:pPr>
-      <w:r>
-        <w:rPr>
-          <w:sz w:val="24"/>
-          <w:szCs w:val="24"/>
-        </w:rPr>
-        <w:t xml:space="preserve">—  Sidebar brand icon: The placeholder icon in the administration panel sidebar was replaced with the actual </w:t>
-      </w:r>
-      <w:proofErr w:type="spellStart"/>
-      <w:r>
-        <w:rPr>
-          <w:sz w:val="24"/>
-          <w:szCs w:val="24"/>
-        </w:rPr>
-        <w:t>Kaarkun</w:t>
-      </w:r>
-      <w:proofErr w:type="spellEnd"/>
-      <w:r>
-        <w:rPr>
-          <w:sz w:val="24"/>
-          <w:szCs w:val="24"/>
-        </w:rPr>
-        <w:t xml:space="preserve"> application icon (icon.png). A plain HTML </w:t>
-      </w:r>
-      <w:proofErr w:type="spellStart"/>
-      <w:r>
-        <w:rPr>
-          <w:sz w:val="24"/>
-          <w:szCs w:val="24"/>
-        </w:rPr>
-        <w:t>img</w:t>
-      </w:r>
-      <w:proofErr w:type="spellEnd"/>
-      <w:r>
-        <w:rPr>
-          <w:sz w:val="24"/>
-          <w:szCs w:val="24"/>
-        </w:rPr>
-        <w:t xml:space="preserve"> element is used rather than the Next.js Image component, since the Next.js image </w:t>
-      </w:r>
-      <w:proofErr w:type="spellStart"/>
-      <w:r>
-        <w:rPr>
-          <w:sz w:val="24"/>
-          <w:szCs w:val="24"/>
-        </w:rPr>
-        <w:t>optimisation</w:t>
-      </w:r>
-      <w:proofErr w:type="spellEnd"/>
-      <w:r>
-        <w:rPr>
-          <w:sz w:val="24"/>
-          <w:szCs w:val="24"/>
-        </w:rPr>
-        <w:t xml:space="preserve"> endpoint (/_next/image) is not routed through the ALB configuration for the admin panel.</w:t>
-      </w:r>
-    </w:p>
-    <w:p>
-      <w:pPr>
-        <w:spacing w:after="120" w:line="360" w:lineRule="exact"/>
-      </w:pPr>
-      <w:r>
-        <w:rPr>
-          <w:sz w:val="24"/>
-          <w:szCs w:val="24"/>
-        </w:rPr>
-        <w:t xml:space="preserve">—  Card hover border: The card hover border </w:t>
-      </w:r>
-      <w:proofErr w:type="spellStart"/>
-      <w:r>
-        <w:rPr>
-          <w:sz w:val="24"/>
-          <w:szCs w:val="24"/>
-        </w:rPr>
-        <w:t>colour</w:t>
-      </w:r>
-      <w:proofErr w:type="spellEnd"/>
-      <w:r>
-        <w:rPr>
-          <w:sz w:val="24"/>
-          <w:szCs w:val="24"/>
-        </w:rPr>
-        <w:t xml:space="preserve"> was changed from the dark primary navy (#003B95) to a subtle blue-200 (#BFDBFE) in light mode and a semi-transparent blue-500 in dark mode, reducing visual harshness on hover interactions.</w:t>
-      </w:r>
-    </w:p>
-    <w:p>
-      <w:pPr>
-        <w:spacing w:after="120" w:line="360" w:lineRule="exact"/>
-      </w:pPr>
-      <w:r>
-        <w:rPr>
-          <w:sz w:val="24"/>
-          <w:szCs w:val="24"/>
-        </w:rPr>
-        <w:t xml:space="preserve">—  Content layout alignment: The main content area left padding was corrected from 288 </w:t>
-      </w:r>
-      <w:proofErr w:type="spellStart"/>
-      <w:r>
-        <w:rPr>
-          <w:sz w:val="24"/>
-          <w:szCs w:val="24"/>
-        </w:rPr>
-        <w:t>px</w:t>
-      </w:r>
-      <w:proofErr w:type="spellEnd"/>
-      <w:r>
-        <w:rPr>
-          <w:sz w:val="24"/>
-          <w:szCs w:val="24"/>
-        </w:rPr>
-        <w:t xml:space="preserve"> (pl-72) to 256 </w:t>
-      </w:r>
-      <w:proofErr w:type="spellStart"/>
-      <w:r>
-        <w:rPr>
-          <w:sz w:val="24"/>
-          <w:szCs w:val="24"/>
-        </w:rPr>
-        <w:t>px</w:t>
-      </w:r>
-      <w:proofErr w:type="spellEnd"/>
-      <w:r>
-        <w:rPr>
-          <w:sz w:val="24"/>
-          <w:szCs w:val="24"/>
-        </w:rPr>
-        <w:t xml:space="preserve"> (pl-64) to exactly match the fixed sidebar width, eliminating a visible background gap strip.</w:t>
-      </w:r>
-    </w:p>
-    <w:p>
-      <w:pPr>
-        <w:spacing w:before="240" w:after="120" w:line="360" w:lineRule="exact"/>
-      </w:pPr>
-      <w:r>
-        <w:rPr>
-          <w:b/>
-          <w:sz w:val="24"/>
-          <w:szCs w:val="24"/>
-        </w:rPr>
-        <w:t>3.10.2 Flutter Mobile Application Refinements</w:t>
-      </w:r>
-    </w:p>
-    <w:p>
-      <w:pPr>
-        <w:spacing w:after="120" w:line="360" w:lineRule="exact"/>
-        <w:jc w:val="both"/>
-      </w:pPr>
-      <w:r>
-        <w:rPr>
-          <w:sz w:val="24"/>
-          <w:szCs w:val="24"/>
-        </w:rPr>
-        <w:t>Four refinements were applied to the Flutter mobile application.</w:t>
-      </w:r>
-    </w:p>
-    <w:p>
-      <w:pPr>
-        <w:spacing w:after="120" w:line="360" w:lineRule="exact"/>
-      </w:pPr>
-      <w:r>
-        <w:rPr>
-          <w:sz w:val="24"/>
-          <w:szCs w:val="24"/>
-        </w:rPr>
-        <w:t>—  Wallet balance integer display: Currency amounts on the Wallet screen were changed from two-decimal fixed-point formatting (PKR 5,000.00) to whole-number formatting (PKR 5,000). The _</w:t>
-      </w:r>
-      <w:proofErr w:type="spellStart"/>
-      <w:r>
-        <w:rPr>
-          <w:sz w:val="24"/>
-          <w:szCs w:val="24"/>
-        </w:rPr>
-        <w:t>fmt</w:t>
-      </w:r>
-      <w:proofErr w:type="spellEnd"/>
-      <w:r>
-        <w:rPr>
-          <w:sz w:val="24"/>
-          <w:szCs w:val="24"/>
-        </w:rPr>
-        <w:t xml:space="preserve"> helper method was updated to use Dart's </w:t>
-      </w:r>
-      <w:proofErr w:type="spellStart"/>
-      <w:proofErr w:type="gramStart"/>
-      <w:r>
-        <w:rPr>
-          <w:sz w:val="24"/>
-          <w:szCs w:val="24"/>
-        </w:rPr>
-        <w:t>num.round</w:t>
-      </w:r>
-      <w:proofErr w:type="spellEnd"/>
-      <w:proofErr w:type="gramEnd"/>
-      <w:r>
-        <w:rPr>
-          <w:sz w:val="24"/>
-          <w:szCs w:val="24"/>
-        </w:rPr>
-        <w:t>(</w:t>
-      </w:r>
-      <w:proofErr w:type="gramStart"/>
-      <w:r>
-        <w:rPr>
-          <w:sz w:val="24"/>
-          <w:szCs w:val="24"/>
-        </w:rPr>
-        <w:t>).</w:t>
-      </w:r>
-      <w:proofErr w:type="spellStart"/>
-      <w:r>
-        <w:rPr>
-          <w:sz w:val="24"/>
-          <w:szCs w:val="24"/>
-        </w:rPr>
-        <w:t>toString</w:t>
-      </w:r>
-      <w:proofErr w:type="spellEnd"/>
-      <w:proofErr w:type="gramEnd"/>
-      <w:r>
-        <w:rPr>
-          <w:sz w:val="24"/>
-          <w:szCs w:val="24"/>
-        </w:rPr>
-        <w:t xml:space="preserve">() in place of </w:t>
-      </w:r>
-      <w:proofErr w:type="spellStart"/>
-      <w:proofErr w:type="gramStart"/>
-      <w:r>
-        <w:rPr>
-          <w:sz w:val="24"/>
-          <w:szCs w:val="24"/>
-        </w:rPr>
-        <w:t>toStringAsFixed</w:t>
-      </w:r>
-      <w:proofErr w:type="spellEnd"/>
-      <w:r>
-        <w:rPr>
-          <w:sz w:val="24"/>
-          <w:szCs w:val="24"/>
-        </w:rPr>
-        <w:t>(</w:t>
-      </w:r>
-      <w:proofErr w:type="gramEnd"/>
-      <w:r>
-        <w:rPr>
-          <w:sz w:val="24"/>
-          <w:szCs w:val="24"/>
-        </w:rPr>
-        <w:t>2), consistent with the PKR-denominated context where sub-rupee precision has no practical meaning.</w:t>
-      </w:r>
-    </w:p>
-    <w:p>
-      <w:pPr>
-        <w:spacing w:after="120" w:line="360" w:lineRule="exact"/>
-      </w:pPr>
-      <w:r>
-        <w:rPr>
-          <w:sz w:val="24"/>
-          <w:szCs w:val="24"/>
-        </w:rPr>
-        <w:t xml:space="preserve">—  Role-based wallet top-up visibility: The wallet top-up button is now hidden for service provider accounts. Providers receive earnings automatically when a booking is completed and have no requirement to deposit funds; displaying a top-up control for providers introduced a confusing and inapplicable workflow. An </w:t>
-      </w:r>
-      <w:proofErr w:type="spellStart"/>
-      <w:r>
-        <w:rPr>
-          <w:sz w:val="24"/>
-          <w:szCs w:val="24"/>
-        </w:rPr>
-        <w:t>AuthService</w:t>
-      </w:r>
-      <w:proofErr w:type="spellEnd"/>
-      <w:r>
-        <w:rPr>
-          <w:sz w:val="24"/>
-          <w:szCs w:val="24"/>
-        </w:rPr>
-        <w:t xml:space="preserve"> role check (role == 'provider') conditionally removes the top-up button and its associated spacing from the balance card.</w:t>
-      </w:r>
-    </w:p>
-    <w:p>
-      <w:pPr>
-        <w:spacing w:after="120" w:line="360" w:lineRule="exact"/>
-      </w:pPr>
-      <w:r>
-        <w:rPr>
-          <w:sz w:val="24"/>
-          <w:szCs w:val="24"/>
-        </w:rPr>
-        <w:t>—  Browse Jobs filter modal dialogs: The Category and Sort By selection controls on the Browse Jobs screen were converted from slide-up bottom sheets (</w:t>
-      </w:r>
-      <w:proofErr w:type="spellStart"/>
-      <w:r>
-        <w:rPr>
-          <w:sz w:val="24"/>
-          <w:szCs w:val="24"/>
-        </w:rPr>
-        <w:t>showModalBottomSheet</w:t>
-      </w:r>
-      <w:proofErr w:type="spellEnd"/>
-      <w:r>
-        <w:rPr>
-          <w:sz w:val="24"/>
-          <w:szCs w:val="24"/>
-        </w:rPr>
-        <w:t xml:space="preserve">) to </w:t>
-      </w:r>
-      <w:proofErr w:type="spellStart"/>
-      <w:r>
-        <w:rPr>
-          <w:sz w:val="24"/>
-          <w:szCs w:val="24"/>
-        </w:rPr>
-        <w:t>centred</w:t>
-      </w:r>
-      <w:proofErr w:type="spellEnd"/>
-      <w:r>
-        <w:rPr>
-          <w:sz w:val="24"/>
-          <w:szCs w:val="24"/>
-        </w:rPr>
-        <w:t xml:space="preserve"> modal dialog boxes (</w:t>
-      </w:r>
-      <w:proofErr w:type="spellStart"/>
-      <w:r>
-        <w:rPr>
-          <w:sz w:val="24"/>
-          <w:szCs w:val="24"/>
-        </w:rPr>
-        <w:t>showDialog</w:t>
-      </w:r>
-      <w:proofErr w:type="spellEnd"/>
-      <w:r>
-        <w:rPr>
-          <w:sz w:val="24"/>
-          <w:szCs w:val="24"/>
-        </w:rPr>
-        <w:t xml:space="preserve"> with a custom Dialog widget). The redesigned dialogs display a scrollable list of options with icon badges per category </w:t>
-      </w:r>
-      <w:r>
-        <w:rPr>
-          <w:sz w:val="24"/>
-          <w:szCs w:val="24"/>
-        </w:rPr>
-        <w:lastRenderedPageBreak/>
-        <w:t>and a checkmark indicator on the currently selected item, improving discoverability on larger-screen devices.</w:t>
-      </w:r>
-    </w:p>
-    <w:p>
-      <w:pPr>
-        <w:spacing w:after="120" w:line="360" w:lineRule="exact"/>
-      </w:pPr>
-      <w:r>
-        <w:rPr>
-          <w:sz w:val="24"/>
-          <w:szCs w:val="24"/>
-        </w:rPr>
-        <w:t>—  Settings screen simplification: The Payment Methods settings entry was removed from the Settings screen. As the platform currently does not integrate a third-party payment gateway, the entry was a placeholder that led to an incomplete workflow; its removal reduces cognitive load for users navigating the settings menu.</w:t>
-      </w:r>
-    </w:p>
-    <w:p>
-      <w:pPr>
-        <w:spacing w:before="240" w:after="120" w:line="360" w:lineRule="exact"/>
-      </w:pPr>
-      <w:r>
-        <w:rPr>
-          <w:b/>
-          <w:sz w:val="24"/>
-          <w:szCs w:val="24"/>
-        </w:rPr>
-        <w:t>3.10.3 Web Frontend Navigation Refinements</w:t>
-      </w:r>
-    </w:p>
-    <w:p>
-      <w:pPr>
-        <w:spacing w:after="120" w:line="360" w:lineRule="exact"/>
-        <w:jc w:val="both"/>
-      </w:pPr>
-      <w:r>
-        <w:rPr>
-          <w:sz w:val="24"/>
-          <w:szCs w:val="24"/>
-        </w:rPr>
-        <w:t>Two navigation refinements were applied to the Next.js customer and provider web frontend.</w:t>
-      </w:r>
-    </w:p>
-    <w:p>
-      <w:pPr>
-        <w:spacing w:after="120" w:line="360" w:lineRule="exact"/>
-      </w:pPr>
-      <w:r>
-        <w:rPr>
-          <w:sz w:val="24"/>
-          <w:szCs w:val="24"/>
-        </w:rPr>
-        <w:t xml:space="preserve">—  Authentication page isolation: The Forgot Password page (/forgot-password) was added to the PUBLIC_ROUTES list in the </w:t>
-      </w:r>
-      <w:proofErr w:type="spellStart"/>
-      <w:r>
-        <w:rPr>
-          <w:sz w:val="24"/>
-          <w:szCs w:val="24"/>
-        </w:rPr>
-        <w:t>AppShell</w:t>
-      </w:r>
-      <w:proofErr w:type="spellEnd"/>
-      <w:r>
-        <w:rPr>
-          <w:sz w:val="24"/>
-          <w:szCs w:val="24"/>
-        </w:rPr>
-        <w:t xml:space="preserve"> component. Pages on the public routes list render without the authenticated sidebar and navigation bar, presenting only the page content to unauthenticated users. Previously, the Forgot Password page inadvertently received the authenticated navigation shell because it was absent from the public route list, producing a disorienting interface for users who were not logged in.</w:t>
-      </w:r>
-    </w:p>
-    <w:p>
-      <w:pPr>
-        <w:spacing w:after="120" w:line="360" w:lineRule="exact"/>
-      </w:pPr>
-      <w:r>
-        <w:rPr>
-          <w:sz w:val="24"/>
-          <w:szCs w:val="24"/>
-        </w:rPr>
-        <w:t>—  Landing page brand icon: The placeholder Sparkles icon in the public-facing landing page navigation bar (</w:t>
-      </w:r>
-      <w:proofErr w:type="spellStart"/>
-      <w:r>
-        <w:rPr>
-          <w:sz w:val="24"/>
-          <w:szCs w:val="24"/>
-        </w:rPr>
-        <w:t>LandingNavbar</w:t>
-      </w:r>
-      <w:proofErr w:type="spellEnd"/>
-      <w:r>
-        <w:rPr>
-          <w:sz w:val="24"/>
-          <w:szCs w:val="24"/>
-        </w:rPr>
-        <w:t xml:space="preserve"> component) was replaced with the actual </w:t>
-      </w:r>
-      <w:proofErr w:type="spellStart"/>
-      <w:r>
-        <w:rPr>
-          <w:sz w:val="24"/>
-          <w:szCs w:val="24"/>
-        </w:rPr>
-        <w:t>Kaarkun</w:t>
-      </w:r>
-      <w:proofErr w:type="spellEnd"/>
-      <w:r>
-        <w:rPr>
-          <w:sz w:val="24"/>
-          <w:szCs w:val="24"/>
-        </w:rPr>
-        <w:t xml:space="preserve"> application icon (icon.png), rendered using a plain </w:t>
-      </w:r>
-      <w:proofErr w:type="spellStart"/>
-      <w:r>
-        <w:rPr>
-          <w:sz w:val="24"/>
-          <w:szCs w:val="24"/>
-        </w:rPr>
-        <w:t>img</w:t>
-      </w:r>
-      <w:proofErr w:type="spellEnd"/>
-      <w:r>
-        <w:rPr>
-          <w:sz w:val="24"/>
-          <w:szCs w:val="24"/>
-        </w:rPr>
         <w:t xml:space="preserve"> element for compatibility with the ALB routing configuration. This update aligns the public landing page branding with the administration panel and mobile application.</w:t>
       </w:r>
-    </w:p>
-    <w:p>
-      <w:pPr>
-        <w:spacing w:line="360" w:lineRule="auto"/>
-      </w:pPr>
-    </w:p>
-    <w:p>
-      <w:pPr>
-        <w:spacing w:line="360" w:lineRule="auto"/>
-      </w:pPr>
-    </w:p>
-    <w:p>
-      <w:pPr>
-        <w:spacing w:line="360" w:lineRule="auto"/>
-      </w:pPr>
-    </w:p>
-    <w:p>
-      <w:pPr>
-        <w:spacing w:line="360" w:lineRule="auto"/>
-      </w:pPr>
-    </w:p>
-    <w:p>
-      <w:pPr>
-        <w:spacing w:line="360" w:lineRule="auto"/>
-      </w:pPr>
-    </w:p>
-    <w:p>
-      <w:pPr>
-        <w:spacing w:line="360" w:lineRule="auto"/>
-      </w:pPr>
-    </w:p>
-    <w:p>
-      <w:pPr>
-        <w:spacing w:line="360" w:lineRule="auto"/>
-      </w:pPr>
-    </w:p>
-    <w:p>
-      <w:pPr>
-        <w:spacing w:line="360" w:lineRule="auto"/>
-      </w:pPr>
     </w:p>
     <w:p>
       <w:pPr>
@@ -21491,7 +22008,6 @@
         <w:rPr>
           <w:sz w:val="28"/>
         </w:rPr>
-        <w:lastRenderedPageBreak/>
         <w:t>CHAPTER-IV</w:t>
       </w:r>
     </w:p>
@@ -21506,6 +22022,7 @@
           <w:b/>
           <w:sz w:val="28"/>
         </w:rPr>
+        <w:lastRenderedPageBreak/>
         <w:t>RESULTS AND DISCUSSION</w:t>
       </w:r>
     </w:p>
@@ -22840,7 +23357,6 @@
               <w:rPr>
                 <w:sz w:val="18"/>
               </w:rPr>
-              <w:lastRenderedPageBreak/>
               <w:t>TC-13</w:t>
             </w:r>
           </w:p>
@@ -22940,6 +23456,7 @@
               <w:rPr>
                 <w:sz w:val="18"/>
               </w:rPr>
+              <w:lastRenderedPageBreak/>
               <w:t>TC-14</w:t>
             </w:r>
           </w:p>
@@ -24508,7 +25025,6 @@
           <w:b/>
           <w:sz w:val="24"/>
         </w:rPr>
-        <w:lastRenderedPageBreak/>
         <w:t>4.4 Requirements Compliance Matrix</w:t>
       </w:r>
     </w:p>
@@ -24522,6 +25038,7 @@
         <w:rPr>
           <w:sz w:val="24"/>
         </w:rPr>
+        <w:lastRenderedPageBreak/>
         <w:t>Table 4.3 maps each research objective to the system features addressing it and the test cases that verified those features. All five objectives were fully met.</w:t>
       </w:r>
     </w:p>
@@ -26326,6 +26843,13 @@
         </w:rPr>
         <w:t>Zaheer Abbas holds a keen research interest in digital platforms, mobile computing, and the application of artificial intelligence to solve socioeconomic problems in developing economies. He aspires to contribute to the digital transformation of the service sector in Pakistan through research, entrepreneurship, and software development.</w:t>
       </w:r>
+    </w:p>
+    <w:p>
+      <w:pPr>
+        <w:spacing w:after="120" w:line="360" w:lineRule="exact"/>
+        <w:ind w:right="288" w:firstLine="720"/>
+        <w:jc w:val="both"/>
+      </w:pPr>
     </w:p>
     <w:sectPr>
       <w:footerReference w:type="default" r:id="rId25"/>
